--- a/dev.docx
+++ b/dev.docx
@@ -6,7 +6,7 @@
       <w:pPr>
         <w:pStyle w:val="a3"/>
         <w:rPr>
-          <w:rFonts w:ascii="宋体" w:eastAsia="宋体" w:hAnsi="宋体" w:cs="宋体"/>
+          <w:rFonts w:ascii="宋体" w:eastAsia="宋体" w:hAnsi="宋体" w:cs="宋体" w:hint="eastAsia"/>
         </w:rPr>
       </w:pPr>
       <w:r>
@@ -104,15 +104,15 @@
       <w:pPr>
         <w:pStyle w:val="a3"/>
         <w:rPr>
-          <w:rFonts w:ascii="宋体" w:eastAsia="宋体" w:hAnsi="宋体" w:cs="宋体"/>
-        </w:rPr>
-      </w:pPr>
-    </w:p>
-    <w:p>
-      <w:pPr>
-        <w:pStyle w:val="a3"/>
-        <w:rPr>
-          <w:rFonts w:ascii="宋体" w:eastAsia="宋体" w:hAnsi="宋体" w:cs="宋体"/>
+          <w:rFonts w:ascii="宋体" w:eastAsia="宋体" w:hAnsi="宋体" w:cs="宋体" w:hint="eastAsia"/>
+        </w:rPr>
+      </w:pPr>
+    </w:p>
+    <w:p>
+      <w:pPr>
+        <w:pStyle w:val="a3"/>
+        <w:rPr>
+          <w:rFonts w:ascii="宋体" w:eastAsia="宋体" w:hAnsi="宋体" w:cs="宋体" w:hint="eastAsia"/>
         </w:rPr>
       </w:pPr>
       <w:r>
@@ -140,15 +140,15 @@
       <w:pPr>
         <w:pStyle w:val="a3"/>
         <w:rPr>
-          <w:rFonts w:ascii="宋体" w:eastAsia="宋体" w:hAnsi="宋体" w:cs="宋体"/>
-        </w:rPr>
-      </w:pPr>
-    </w:p>
-    <w:p>
-      <w:pPr>
-        <w:pStyle w:val="a3"/>
-        <w:rPr>
-          <w:rFonts w:ascii="宋体" w:eastAsia="宋体" w:hAnsi="宋体" w:cs="宋体"/>
+          <w:rFonts w:ascii="宋体" w:eastAsia="宋体" w:hAnsi="宋体" w:cs="宋体" w:hint="eastAsia"/>
+        </w:rPr>
+      </w:pPr>
+    </w:p>
+    <w:p>
+      <w:pPr>
+        <w:pStyle w:val="a3"/>
+        <w:rPr>
+          <w:rFonts w:ascii="宋体" w:eastAsia="宋体" w:hAnsi="宋体" w:cs="宋体" w:hint="eastAsia"/>
         </w:rPr>
       </w:pPr>
       <w:r>
@@ -169,36 +169,50 @@
         <w:rPr>
           <w:rFonts w:ascii="宋体" w:eastAsia="宋体" w:hAnsi="宋体" w:cs="宋体"/>
         </w:rPr>
-        <w:t>今天的事。"}],"gold":{"emotion":"frustrated","energy":"normal","need":"be_heard","adviceWanted":"no","engagement":"limited","riskLevel":"none","confidence":0.85,"reason":"用户明确拒绝建议，只想倾诉","evidence":["别给我讲大道理","就想吐槽一下"],"</w:t>
-      </w:r>
-      <w:proofErr w:type="spellStart"/>
-      <w:r>
-        <w:rPr>
-          <w:rFonts w:ascii="宋体" w:eastAsia="宋体" w:hAnsi="宋体" w:cs="宋体"/>
-        </w:rPr>
-        <w:t>shouldPersist</w:t>
-      </w:r>
-      <w:proofErr w:type="spellEnd"/>
-      <w:r>
-        <w:rPr>
-          <w:rFonts w:ascii="宋体" w:eastAsia="宋体" w:hAnsi="宋体" w:cs="宋体"/>
-        </w:rPr>
-        <w:t>":false}}</w:t>
-      </w:r>
-    </w:p>
-    <w:p>
-      <w:pPr>
-        <w:pStyle w:val="a3"/>
-        <w:rPr>
-          <w:rFonts w:ascii="宋体" w:eastAsia="宋体" w:hAnsi="宋体" w:cs="宋体"/>
-        </w:rPr>
-      </w:pPr>
-    </w:p>
-    <w:p>
-      <w:pPr>
-        <w:pStyle w:val="a3"/>
-        <w:rPr>
-          <w:rFonts w:ascii="宋体" w:eastAsia="宋体" w:hAnsi="宋体" w:cs="宋体"/>
+        <w:t>今天的事。"}],"gold":{"emotion":"frustrated","energy":"normal","need":"be_heard","adviceWanted":"no","engagement":"limited","riskLevel":"none","confidence":0.85,"reason":"用户明确拒绝建议，只想倾诉","evidence":["别给我讲大道理","就想吐</w:t>
+      </w:r>
+      <w:proofErr w:type="gramStart"/>
+      <w:r>
+        <w:rPr>
+          <w:rFonts w:ascii="宋体" w:eastAsia="宋体" w:hAnsi="宋体" w:cs="宋体"/>
+        </w:rPr>
+        <w:t>槽一下</w:t>
+      </w:r>
+      <w:proofErr w:type="gramEnd"/>
+      <w:r>
+        <w:rPr>
+          <w:rFonts w:ascii="宋体" w:eastAsia="宋体" w:hAnsi="宋体" w:cs="宋体"/>
+        </w:rPr>
+        <w:t>"],"</w:t>
+      </w:r>
+      <w:proofErr w:type="spellStart"/>
+      <w:r>
+        <w:rPr>
+          <w:rFonts w:ascii="宋体" w:eastAsia="宋体" w:hAnsi="宋体" w:cs="宋体"/>
+        </w:rPr>
+        <w:t>shouldPersist</w:t>
+      </w:r>
+      <w:proofErr w:type="spellEnd"/>
+      <w:r>
+        <w:rPr>
+          <w:rFonts w:ascii="宋体" w:eastAsia="宋体" w:hAnsi="宋体" w:cs="宋体"/>
+        </w:rPr>
+        <w:t>":false}}</w:t>
+      </w:r>
+    </w:p>
+    <w:p>
+      <w:pPr>
+        <w:pStyle w:val="a3"/>
+        <w:rPr>
+          <w:rFonts w:ascii="宋体" w:eastAsia="宋体" w:hAnsi="宋体" w:cs="宋体" w:hint="eastAsia"/>
+        </w:rPr>
+      </w:pPr>
+    </w:p>
+    <w:p>
+      <w:pPr>
+        <w:pStyle w:val="a3"/>
+        <w:rPr>
+          <w:rFonts w:ascii="宋体" w:eastAsia="宋体" w:hAnsi="宋体" w:cs="宋体" w:hint="eastAsia"/>
         </w:rPr>
       </w:pPr>
       <w:r>
@@ -254,15 +268,15 @@
       <w:pPr>
         <w:pStyle w:val="a3"/>
         <w:rPr>
-          <w:rFonts w:ascii="宋体" w:eastAsia="宋体" w:hAnsi="宋体" w:cs="宋体"/>
-        </w:rPr>
-      </w:pPr>
-    </w:p>
-    <w:p>
-      <w:pPr>
-        <w:pStyle w:val="a3"/>
-        <w:rPr>
-          <w:rFonts w:ascii="宋体" w:eastAsia="宋体" w:hAnsi="宋体" w:cs="宋体"/>
+          <w:rFonts w:ascii="宋体" w:eastAsia="宋体" w:hAnsi="宋体" w:cs="宋体" w:hint="eastAsia"/>
+        </w:rPr>
+      </w:pPr>
+    </w:p>
+    <w:p>
+      <w:pPr>
+        <w:pStyle w:val="a3"/>
+        <w:rPr>
+          <w:rFonts w:ascii="宋体" w:eastAsia="宋体" w:hAnsi="宋体" w:cs="宋体" w:hint="eastAsia"/>
         </w:rPr>
       </w:pPr>
       <w:r>
@@ -339,7 +353,7 @@
       <w:pPr>
         <w:pStyle w:val="a3"/>
         <w:rPr>
-          <w:rFonts w:ascii="宋体" w:eastAsia="宋体" w:hAnsi="宋体" w:cs="宋体"/>
+          <w:rFonts w:ascii="宋体" w:eastAsia="宋体" w:hAnsi="宋体" w:cs="宋体" w:hint="eastAsia"/>
         </w:rPr>
       </w:pPr>
       <w:r>
@@ -367,7 +381,7 @@
       <w:pPr>
         <w:pStyle w:val="a3"/>
         <w:rPr>
-          <w:rFonts w:ascii="宋体" w:eastAsia="宋体" w:hAnsi="宋体" w:cs="宋体"/>
+          <w:rFonts w:ascii="宋体" w:eastAsia="宋体" w:hAnsi="宋体" w:cs="宋体" w:hint="eastAsia"/>
         </w:rPr>
       </w:pPr>
       <w:r>
@@ -395,15 +409,15 @@
       <w:pPr>
         <w:pStyle w:val="a3"/>
         <w:rPr>
-          <w:rFonts w:ascii="宋体" w:eastAsia="宋体" w:hAnsi="宋体" w:cs="宋体"/>
-        </w:rPr>
-      </w:pPr>
-    </w:p>
-    <w:p>
-      <w:pPr>
-        <w:pStyle w:val="a3"/>
-        <w:rPr>
-          <w:rFonts w:ascii="宋体" w:eastAsia="宋体" w:hAnsi="宋体" w:cs="宋体"/>
+          <w:rFonts w:ascii="宋体" w:eastAsia="宋体" w:hAnsi="宋体" w:cs="宋体" w:hint="eastAsia"/>
+        </w:rPr>
+      </w:pPr>
+    </w:p>
+    <w:p>
+      <w:pPr>
+        <w:pStyle w:val="a3"/>
+        <w:rPr>
+          <w:rFonts w:ascii="宋体" w:eastAsia="宋体" w:hAnsi="宋体" w:cs="宋体" w:hint="eastAsia"/>
         </w:rPr>
       </w:pPr>
       <w:r>
@@ -459,15 +473,15 @@
       <w:pPr>
         <w:pStyle w:val="a3"/>
         <w:rPr>
-          <w:rFonts w:ascii="宋体" w:eastAsia="宋体" w:hAnsi="宋体" w:cs="宋体"/>
-        </w:rPr>
-      </w:pPr>
-    </w:p>
-    <w:p>
-      <w:pPr>
-        <w:pStyle w:val="a3"/>
-        <w:rPr>
-          <w:rFonts w:ascii="宋体" w:eastAsia="宋体" w:hAnsi="宋体" w:cs="宋体"/>
+          <w:rFonts w:ascii="宋体" w:eastAsia="宋体" w:hAnsi="宋体" w:cs="宋体" w:hint="eastAsia"/>
+        </w:rPr>
+      </w:pPr>
+    </w:p>
+    <w:p>
+      <w:pPr>
+        <w:pStyle w:val="a3"/>
+        <w:rPr>
+          <w:rFonts w:ascii="宋体" w:eastAsia="宋体" w:hAnsi="宋体" w:cs="宋体" w:hint="eastAsia"/>
         </w:rPr>
       </w:pPr>
       <w:r>
@@ -523,15 +537,15 @@
       <w:pPr>
         <w:pStyle w:val="a3"/>
         <w:rPr>
-          <w:rFonts w:ascii="宋体" w:eastAsia="宋体" w:hAnsi="宋体" w:cs="宋体"/>
-        </w:rPr>
-      </w:pPr>
-    </w:p>
-    <w:p>
-      <w:pPr>
-        <w:pStyle w:val="a3"/>
-        <w:rPr>
-          <w:rFonts w:ascii="宋体" w:eastAsia="宋体" w:hAnsi="宋体" w:cs="宋体"/>
+          <w:rFonts w:ascii="宋体" w:eastAsia="宋体" w:hAnsi="宋体" w:cs="宋体" w:hint="eastAsia"/>
+        </w:rPr>
+      </w:pPr>
+    </w:p>
+    <w:p>
+      <w:pPr>
+        <w:pStyle w:val="a3"/>
+        <w:rPr>
+          <w:rFonts w:ascii="宋体" w:eastAsia="宋体" w:hAnsi="宋体" w:cs="宋体" w:hint="eastAsia"/>
         </w:rPr>
       </w:pPr>
       <w:r>
@@ -594,15 +608,15 @@
       <w:pPr>
         <w:pStyle w:val="a3"/>
         <w:rPr>
-          <w:rFonts w:ascii="宋体" w:eastAsia="宋体" w:hAnsi="宋体" w:cs="宋体"/>
-        </w:rPr>
-      </w:pPr>
-    </w:p>
-    <w:p>
-      <w:pPr>
-        <w:pStyle w:val="a3"/>
-        <w:rPr>
-          <w:rFonts w:ascii="宋体" w:eastAsia="宋体" w:hAnsi="宋体" w:cs="宋体"/>
+          <w:rFonts w:ascii="宋体" w:eastAsia="宋体" w:hAnsi="宋体" w:cs="宋体" w:hint="eastAsia"/>
+        </w:rPr>
+      </w:pPr>
+    </w:p>
+    <w:p>
+      <w:pPr>
+        <w:pStyle w:val="a3"/>
+        <w:rPr>
+          <w:rFonts w:ascii="宋体" w:eastAsia="宋体" w:hAnsi="宋体" w:cs="宋体" w:hint="eastAsia"/>
         </w:rPr>
       </w:pPr>
       <w:r>
@@ -658,15 +672,15 @@
       <w:pPr>
         <w:pStyle w:val="a3"/>
         <w:rPr>
-          <w:rFonts w:ascii="宋体" w:eastAsia="宋体" w:hAnsi="宋体" w:cs="宋体"/>
-        </w:rPr>
-      </w:pPr>
-    </w:p>
-    <w:p>
-      <w:pPr>
-        <w:pStyle w:val="a3"/>
-        <w:rPr>
-          <w:rFonts w:ascii="宋体" w:eastAsia="宋体" w:hAnsi="宋体" w:cs="宋体"/>
+          <w:rFonts w:ascii="宋体" w:eastAsia="宋体" w:hAnsi="宋体" w:cs="宋体" w:hint="eastAsia"/>
+        </w:rPr>
+      </w:pPr>
+    </w:p>
+    <w:p>
+      <w:pPr>
+        <w:pStyle w:val="a3"/>
+        <w:rPr>
+          <w:rFonts w:ascii="宋体" w:eastAsia="宋体" w:hAnsi="宋体" w:cs="宋体" w:hint="eastAsia"/>
         </w:rPr>
       </w:pPr>
       <w:r>
@@ -694,15 +708,15 @@
       <w:pPr>
         <w:pStyle w:val="a3"/>
         <w:rPr>
-          <w:rFonts w:ascii="宋体" w:eastAsia="宋体" w:hAnsi="宋体" w:cs="宋体"/>
-        </w:rPr>
-      </w:pPr>
-    </w:p>
-    <w:p>
-      <w:pPr>
-        <w:pStyle w:val="a3"/>
-        <w:rPr>
-          <w:rFonts w:ascii="宋体" w:eastAsia="宋体" w:hAnsi="宋体" w:cs="宋体"/>
+          <w:rFonts w:ascii="宋体" w:eastAsia="宋体" w:hAnsi="宋体" w:cs="宋体" w:hint="eastAsia"/>
+        </w:rPr>
+      </w:pPr>
+    </w:p>
+    <w:p>
+      <w:pPr>
+        <w:pStyle w:val="a3"/>
+        <w:rPr>
+          <w:rFonts w:ascii="宋体" w:eastAsia="宋体" w:hAnsi="宋体" w:cs="宋体" w:hint="eastAsia"/>
         </w:rPr>
       </w:pPr>
       <w:r>
@@ -730,15 +744,15 @@
       <w:pPr>
         <w:pStyle w:val="a3"/>
         <w:rPr>
-          <w:rFonts w:ascii="宋体" w:eastAsia="宋体" w:hAnsi="宋体" w:cs="宋体"/>
-        </w:rPr>
-      </w:pPr>
-    </w:p>
-    <w:p>
-      <w:pPr>
-        <w:pStyle w:val="a3"/>
-        <w:rPr>
-          <w:rFonts w:ascii="宋体" w:eastAsia="宋体" w:hAnsi="宋体" w:cs="宋体"/>
+          <w:rFonts w:ascii="宋体" w:eastAsia="宋体" w:hAnsi="宋体" w:cs="宋体" w:hint="eastAsia"/>
+        </w:rPr>
+      </w:pPr>
+    </w:p>
+    <w:p>
+      <w:pPr>
+        <w:pStyle w:val="a3"/>
+        <w:rPr>
+          <w:rFonts w:ascii="宋体" w:eastAsia="宋体" w:hAnsi="宋体" w:cs="宋体" w:hint="eastAsia"/>
         </w:rPr>
       </w:pPr>
       <w:bookmarkStart w:id="0" w:name="OLE_LINK1"/>
@@ -768,15 +782,15 @@
       <w:pPr>
         <w:pStyle w:val="a3"/>
         <w:rPr>
-          <w:rFonts w:ascii="宋体" w:eastAsia="宋体" w:hAnsi="宋体" w:cs="宋体"/>
-        </w:rPr>
-      </w:pPr>
-    </w:p>
-    <w:p>
-      <w:pPr>
-        <w:pStyle w:val="a3"/>
-        <w:rPr>
-          <w:rFonts w:ascii="宋体" w:eastAsia="宋体" w:hAnsi="宋体" w:cs="宋体"/>
+          <w:rFonts w:ascii="宋体" w:eastAsia="宋体" w:hAnsi="宋体" w:cs="宋体" w:hint="eastAsia"/>
+        </w:rPr>
+      </w:pPr>
+    </w:p>
+    <w:p>
+      <w:pPr>
+        <w:pStyle w:val="a3"/>
+        <w:rPr>
+          <w:rFonts w:ascii="宋体" w:eastAsia="宋体" w:hAnsi="宋体" w:cs="宋体" w:hint="eastAsia"/>
         </w:rPr>
       </w:pPr>
       <w:r>
@@ -811,15 +825,15 @@
       <w:pPr>
         <w:pStyle w:val="a3"/>
         <w:rPr>
-          <w:rFonts w:ascii="宋体" w:eastAsia="宋体" w:hAnsi="宋体" w:cs="宋体"/>
-        </w:rPr>
-      </w:pPr>
-    </w:p>
-    <w:p>
-      <w:pPr>
-        <w:pStyle w:val="a3"/>
-        <w:rPr>
-          <w:rFonts w:ascii="宋体" w:eastAsia="宋体" w:hAnsi="宋体" w:cs="宋体"/>
+          <w:rFonts w:ascii="宋体" w:eastAsia="宋体" w:hAnsi="宋体" w:cs="宋体" w:hint="eastAsia"/>
+        </w:rPr>
+      </w:pPr>
+    </w:p>
+    <w:p>
+      <w:pPr>
+        <w:pStyle w:val="a3"/>
+        <w:rPr>
+          <w:rFonts w:ascii="宋体" w:eastAsia="宋体" w:hAnsi="宋体" w:cs="宋体" w:hint="eastAsia"/>
         </w:rPr>
       </w:pPr>
       <w:r>
@@ -847,15 +861,15 @@
       <w:pPr>
         <w:pStyle w:val="a3"/>
         <w:rPr>
-          <w:rFonts w:ascii="宋体" w:eastAsia="宋体" w:hAnsi="宋体" w:cs="宋体"/>
-        </w:rPr>
-      </w:pPr>
-    </w:p>
-    <w:p>
-      <w:pPr>
-        <w:pStyle w:val="a3"/>
-        <w:rPr>
-          <w:rFonts w:ascii="宋体" w:eastAsia="宋体" w:hAnsi="宋体" w:cs="宋体"/>
+          <w:rFonts w:ascii="宋体" w:eastAsia="宋体" w:hAnsi="宋体" w:cs="宋体" w:hint="eastAsia"/>
+        </w:rPr>
+      </w:pPr>
+    </w:p>
+    <w:p>
+      <w:pPr>
+        <w:pStyle w:val="a3"/>
+        <w:rPr>
+          <w:rFonts w:ascii="宋体" w:eastAsia="宋体" w:hAnsi="宋体" w:cs="宋体" w:hint="eastAsia"/>
         </w:rPr>
       </w:pPr>
       <w:r>
@@ -883,15 +897,15 @@
       <w:pPr>
         <w:pStyle w:val="a3"/>
         <w:rPr>
-          <w:rFonts w:ascii="宋体" w:eastAsia="宋体" w:hAnsi="宋体" w:cs="宋体"/>
-        </w:rPr>
-      </w:pPr>
-    </w:p>
-    <w:p>
-      <w:pPr>
-        <w:pStyle w:val="a3"/>
-        <w:rPr>
-          <w:rFonts w:ascii="宋体" w:eastAsia="宋体" w:hAnsi="宋体" w:cs="宋体"/>
+          <w:rFonts w:ascii="宋体" w:eastAsia="宋体" w:hAnsi="宋体" w:cs="宋体" w:hint="eastAsia"/>
+        </w:rPr>
+      </w:pPr>
+    </w:p>
+    <w:p>
+      <w:pPr>
+        <w:pStyle w:val="a3"/>
+        <w:rPr>
+          <w:rFonts w:ascii="宋体" w:eastAsia="宋体" w:hAnsi="宋体" w:cs="宋体" w:hint="eastAsia"/>
         </w:rPr>
       </w:pPr>
       <w:r>
@@ -919,15 +933,15 @@
       <w:pPr>
         <w:pStyle w:val="a3"/>
         <w:rPr>
-          <w:rFonts w:ascii="宋体" w:eastAsia="宋体" w:hAnsi="宋体" w:cs="宋体"/>
-        </w:rPr>
-      </w:pPr>
-    </w:p>
-    <w:p>
-      <w:pPr>
-        <w:pStyle w:val="a3"/>
-        <w:rPr>
-          <w:rFonts w:ascii="宋体" w:eastAsia="宋体" w:hAnsi="宋体" w:cs="宋体"/>
+          <w:rFonts w:ascii="宋体" w:eastAsia="宋体" w:hAnsi="宋体" w:cs="宋体" w:hint="eastAsia"/>
+        </w:rPr>
+      </w:pPr>
+    </w:p>
+    <w:p>
+      <w:pPr>
+        <w:pStyle w:val="a3"/>
+        <w:rPr>
+          <w:rFonts w:ascii="宋体" w:eastAsia="宋体" w:hAnsi="宋体" w:cs="宋体" w:hint="eastAsia"/>
         </w:rPr>
       </w:pPr>
       <w:r>
@@ -983,15 +997,15 @@
       <w:pPr>
         <w:pStyle w:val="a3"/>
         <w:rPr>
-          <w:rFonts w:ascii="宋体" w:eastAsia="宋体" w:hAnsi="宋体" w:cs="宋体"/>
-        </w:rPr>
-      </w:pPr>
-    </w:p>
-    <w:p>
-      <w:pPr>
-        <w:pStyle w:val="a3"/>
-        <w:rPr>
-          <w:rFonts w:ascii="宋体" w:eastAsia="宋体" w:hAnsi="宋体" w:cs="宋体"/>
+          <w:rFonts w:ascii="宋体" w:eastAsia="宋体" w:hAnsi="宋体" w:cs="宋体" w:hint="eastAsia"/>
+        </w:rPr>
+      </w:pPr>
+    </w:p>
+    <w:p>
+      <w:pPr>
+        <w:pStyle w:val="a3"/>
+        <w:rPr>
+          <w:rFonts w:ascii="宋体" w:eastAsia="宋体" w:hAnsi="宋体" w:cs="宋体" w:hint="eastAsia"/>
         </w:rPr>
       </w:pPr>
       <w:r>
@@ -1019,15 +1033,15 @@
       <w:pPr>
         <w:pStyle w:val="a3"/>
         <w:rPr>
-          <w:rFonts w:ascii="宋体" w:eastAsia="宋体" w:hAnsi="宋体" w:cs="宋体"/>
-        </w:rPr>
-      </w:pPr>
-    </w:p>
-    <w:p>
-      <w:pPr>
-        <w:pStyle w:val="a3"/>
-        <w:rPr>
-          <w:rFonts w:ascii="宋体" w:eastAsia="宋体" w:hAnsi="宋体" w:cs="宋体"/>
+          <w:rFonts w:ascii="宋体" w:eastAsia="宋体" w:hAnsi="宋体" w:cs="宋体" w:hint="eastAsia"/>
+        </w:rPr>
+      </w:pPr>
+    </w:p>
+    <w:p>
+      <w:pPr>
+        <w:pStyle w:val="a3"/>
+        <w:rPr>
+          <w:rFonts w:ascii="宋体" w:eastAsia="宋体" w:hAnsi="宋体" w:cs="宋体" w:hint="eastAsia"/>
         </w:rPr>
       </w:pPr>
       <w:r>
@@ -1097,15 +1111,15 @@
       <w:pPr>
         <w:pStyle w:val="a3"/>
         <w:rPr>
-          <w:rFonts w:ascii="宋体" w:eastAsia="宋体" w:hAnsi="宋体" w:cs="宋体"/>
-        </w:rPr>
-      </w:pPr>
-    </w:p>
-    <w:p>
-      <w:pPr>
-        <w:pStyle w:val="a3"/>
-        <w:rPr>
-          <w:rFonts w:ascii="宋体" w:eastAsia="宋体" w:hAnsi="宋体" w:cs="宋体"/>
+          <w:rFonts w:ascii="宋体" w:eastAsia="宋体" w:hAnsi="宋体" w:cs="宋体" w:hint="eastAsia"/>
+        </w:rPr>
+      </w:pPr>
+    </w:p>
+    <w:p>
+      <w:pPr>
+        <w:pStyle w:val="a3"/>
+        <w:rPr>
+          <w:rFonts w:ascii="宋体" w:eastAsia="宋体" w:hAnsi="宋体" w:cs="宋体" w:hint="eastAsia"/>
         </w:rPr>
       </w:pPr>
       <w:r>
@@ -1133,15 +1147,15 @@
       <w:pPr>
         <w:pStyle w:val="a3"/>
         <w:rPr>
-          <w:rFonts w:ascii="宋体" w:eastAsia="宋体" w:hAnsi="宋体" w:cs="宋体"/>
-        </w:rPr>
-      </w:pPr>
-    </w:p>
-    <w:p>
-      <w:pPr>
-        <w:pStyle w:val="a3"/>
-        <w:rPr>
-          <w:rFonts w:ascii="宋体" w:eastAsia="宋体" w:hAnsi="宋体" w:cs="宋体"/>
+          <w:rFonts w:ascii="宋体" w:eastAsia="宋体" w:hAnsi="宋体" w:cs="宋体" w:hint="eastAsia"/>
+        </w:rPr>
+      </w:pPr>
+    </w:p>
+    <w:p>
+      <w:pPr>
+        <w:pStyle w:val="a3"/>
+        <w:rPr>
+          <w:rFonts w:ascii="宋体" w:eastAsia="宋体" w:hAnsi="宋体" w:cs="宋体" w:hint="eastAsia"/>
         </w:rPr>
       </w:pPr>
       <w:r>
@@ -1169,15 +1183,15 @@
       <w:pPr>
         <w:pStyle w:val="a3"/>
         <w:rPr>
-          <w:rFonts w:ascii="宋体" w:eastAsia="宋体" w:hAnsi="宋体" w:cs="宋体"/>
-        </w:rPr>
-      </w:pPr>
-    </w:p>
-    <w:p>
-      <w:pPr>
-        <w:pStyle w:val="a3"/>
-        <w:rPr>
-          <w:rFonts w:ascii="宋体" w:eastAsia="宋体" w:hAnsi="宋体" w:cs="宋体"/>
+          <w:rFonts w:ascii="宋体" w:eastAsia="宋体" w:hAnsi="宋体" w:cs="宋体" w:hint="eastAsia"/>
+        </w:rPr>
+      </w:pPr>
+    </w:p>
+    <w:p>
+      <w:pPr>
+        <w:pStyle w:val="a3"/>
+        <w:rPr>
+          <w:rFonts w:ascii="宋体" w:eastAsia="宋体" w:hAnsi="宋体" w:cs="宋体" w:hint="eastAsia"/>
         </w:rPr>
       </w:pPr>
       <w:r>
@@ -1205,15 +1219,15 @@
       <w:pPr>
         <w:pStyle w:val="a3"/>
         <w:rPr>
-          <w:rFonts w:ascii="宋体" w:eastAsia="宋体" w:hAnsi="宋体" w:cs="宋体"/>
-        </w:rPr>
-      </w:pPr>
-    </w:p>
-    <w:p>
-      <w:pPr>
-        <w:pStyle w:val="a3"/>
-        <w:rPr>
-          <w:rFonts w:ascii="宋体" w:eastAsia="宋体" w:hAnsi="宋体" w:cs="宋体"/>
+          <w:rFonts w:ascii="宋体" w:eastAsia="宋体" w:hAnsi="宋体" w:cs="宋体" w:hint="eastAsia"/>
+        </w:rPr>
+      </w:pPr>
+    </w:p>
+    <w:p>
+      <w:pPr>
+        <w:pStyle w:val="a3"/>
+        <w:rPr>
+          <w:rFonts w:ascii="宋体" w:eastAsia="宋体" w:hAnsi="宋体" w:cs="宋体" w:hint="eastAsia"/>
         </w:rPr>
       </w:pPr>
       <w:r>
@@ -1241,15 +1255,15 @@
       <w:pPr>
         <w:pStyle w:val="a3"/>
         <w:rPr>
-          <w:rFonts w:ascii="宋体" w:eastAsia="宋体" w:hAnsi="宋体" w:cs="宋体"/>
-        </w:rPr>
-      </w:pPr>
-    </w:p>
-    <w:p>
-      <w:pPr>
-        <w:pStyle w:val="a3"/>
-        <w:rPr>
-          <w:rFonts w:ascii="宋体" w:eastAsia="宋体" w:hAnsi="宋体" w:cs="宋体"/>
+          <w:rFonts w:ascii="宋体" w:eastAsia="宋体" w:hAnsi="宋体" w:cs="宋体" w:hint="eastAsia"/>
+        </w:rPr>
+      </w:pPr>
+    </w:p>
+    <w:p>
+      <w:pPr>
+        <w:pStyle w:val="a3"/>
+        <w:rPr>
+          <w:rFonts w:ascii="宋体" w:eastAsia="宋体" w:hAnsi="宋体" w:cs="宋体" w:hint="eastAsia"/>
         </w:rPr>
       </w:pPr>
       <w:r>
@@ -1284,15 +1298,15 @@
       <w:pPr>
         <w:pStyle w:val="a3"/>
         <w:rPr>
-          <w:rFonts w:ascii="宋体" w:eastAsia="宋体" w:hAnsi="宋体" w:cs="宋体"/>
-        </w:rPr>
-      </w:pPr>
-    </w:p>
-    <w:p>
-      <w:pPr>
-        <w:pStyle w:val="a3"/>
-        <w:rPr>
-          <w:rFonts w:ascii="宋体" w:eastAsia="宋体" w:hAnsi="宋体" w:cs="宋体"/>
+          <w:rFonts w:ascii="宋体" w:eastAsia="宋体" w:hAnsi="宋体" w:cs="宋体" w:hint="eastAsia"/>
+        </w:rPr>
+      </w:pPr>
+    </w:p>
+    <w:p>
+      <w:pPr>
+        <w:pStyle w:val="a3"/>
+        <w:rPr>
+          <w:rFonts w:ascii="宋体" w:eastAsia="宋体" w:hAnsi="宋体" w:cs="宋体" w:hint="eastAsia"/>
         </w:rPr>
       </w:pPr>
       <w:r>
@@ -1312,6 +1326,2939 @@
       <w:r>
         <w:rPr>
           <w:rFonts w:ascii="宋体" w:eastAsia="宋体" w:hAnsi="宋体" w:cs="宋体"/>
+        </w:rPr>
+        <w:t>":false}}</w:t>
+      </w:r>
+    </w:p>
+    <w:p>
+      <w:pPr>
+        <w:pStyle w:val="a3"/>
+        <w:rPr>
+          <w:rFonts w:ascii="宋体" w:eastAsia="宋体" w:hAnsi="宋体" w:cs="宋体" w:hint="eastAsia"/>
+        </w:rPr>
+      </w:pPr>
+    </w:p>
+    <w:p>
+      <w:pPr>
+        <w:pStyle w:val="a3"/>
+        <w:rPr>
+          <w:rFonts w:ascii="宋体" w:eastAsia="宋体" w:hAnsi="宋体" w:cs="宋体" w:hint="eastAsia"/>
+        </w:rPr>
+      </w:pPr>
+      <w:r>
+        <w:rPr>
+          <w:rFonts w:ascii="宋体" w:eastAsia="宋体" w:hAnsi="宋体" w:cs="宋体" w:hint="eastAsia"/>
+        </w:rPr>
+        <w:t>{"id":"casual_weather_001","version":"1.0","scenario":"daily","difficulty":"easy","tags":["casual","weather","calm"],"messages":[{"role":"user","content":"今天天气真好，阳光明媚的。"}],"gold":{"emotion":"positive","energy":"normal","need":"companionship","adviceWanted":"unknown","engagement":"open","riskLevel":"none","confidence":0.9,"reason":"用户分享对天气的愉悦感受，适合轻松陪伴","evidence":["天气真好","阳光明媚"],"</w:t>
+      </w:r>
+      <w:proofErr w:type="spellStart"/>
+      <w:r>
+        <w:rPr>
+          <w:rFonts w:ascii="宋体" w:eastAsia="宋体" w:hAnsi="宋体" w:cs="宋体" w:hint="eastAsia"/>
+        </w:rPr>
+        <w:t>shouldPersist</w:t>
+      </w:r>
+      <w:proofErr w:type="spellEnd"/>
+      <w:r>
+        <w:rPr>
+          <w:rFonts w:ascii="宋体" w:eastAsia="宋体" w:hAnsi="宋体" w:cs="宋体" w:hint="eastAsia"/>
+        </w:rPr>
+        <w:t>":false}}</w:t>
+      </w:r>
+    </w:p>
+    <w:p>
+      <w:pPr>
+        <w:pStyle w:val="a3"/>
+        <w:rPr>
+          <w:rFonts w:ascii="宋体" w:eastAsia="宋体" w:hAnsi="宋体" w:cs="宋体" w:hint="eastAsia"/>
+        </w:rPr>
+      </w:pPr>
+    </w:p>
+    <w:p>
+      <w:pPr>
+        <w:pStyle w:val="a3"/>
+        <w:rPr>
+          <w:rFonts w:ascii="宋体" w:eastAsia="宋体" w:hAnsi="宋体" w:cs="宋体" w:hint="eastAsia"/>
+        </w:rPr>
+      </w:pPr>
+      <w:r>
+        <w:rPr>
+          <w:rFonts w:ascii="宋体" w:eastAsia="宋体" w:hAnsi="宋体" w:cs="宋体" w:hint="eastAsia"/>
+        </w:rPr>
+        <w:t>{"id":"casual_food_001","version":"1.0","scenario":"daily","difficulty":"easy","tags":["casual","food"],"messages":[{"role":"user","content":"今天中午吃了</w:t>
+      </w:r>
+      <w:proofErr w:type="gramStart"/>
+      <w:r>
+        <w:rPr>
+          <w:rFonts w:ascii="宋体" w:eastAsia="宋体" w:hAnsi="宋体" w:cs="宋体" w:hint="eastAsia"/>
+        </w:rPr>
+        <w:t>顿特别</w:t>
+      </w:r>
+      <w:proofErr w:type="gramEnd"/>
+      <w:r>
+        <w:rPr>
+          <w:rFonts w:ascii="宋体" w:eastAsia="宋体" w:hAnsi="宋体" w:cs="宋体" w:hint="eastAsia"/>
+        </w:rPr>
+        <w:t>好吃的饭，好满足。"}],"gold":{"emotion":"positive","energy":"normal","need":"celebration","adviceWanted":"unknown","engagement":"open","riskLevel":"none","confidence":0.88,"reason":"用户分享日常</w:t>
+      </w:r>
+      <w:proofErr w:type="gramStart"/>
+      <w:r>
+        <w:rPr>
+          <w:rFonts w:ascii="宋体" w:eastAsia="宋体" w:hAnsi="宋体" w:cs="宋体" w:hint="eastAsia"/>
+        </w:rPr>
+        <w:t>小确幸</w:t>
+      </w:r>
+      <w:proofErr w:type="gramEnd"/>
+      <w:r>
+        <w:rPr>
+          <w:rFonts w:ascii="宋体" w:eastAsia="宋体" w:hAnsi="宋体" w:cs="宋体" w:hint="eastAsia"/>
+        </w:rPr>
+        <w:t>，情绪积极","evidence":["特别好吃","好满足"],"</w:t>
+      </w:r>
+      <w:proofErr w:type="spellStart"/>
+      <w:r>
+        <w:rPr>
+          <w:rFonts w:ascii="宋体" w:eastAsia="宋体" w:hAnsi="宋体" w:cs="宋体" w:hint="eastAsia"/>
+        </w:rPr>
+        <w:t>shouldPersist</w:t>
+      </w:r>
+      <w:proofErr w:type="spellEnd"/>
+      <w:r>
+        <w:rPr>
+          <w:rFonts w:ascii="宋体" w:eastAsia="宋体" w:hAnsi="宋体" w:cs="宋体" w:hint="eastAsia"/>
+        </w:rPr>
+        <w:t>":false}}</w:t>
+      </w:r>
+    </w:p>
+    <w:p>
+      <w:pPr>
+        <w:pStyle w:val="a3"/>
+        <w:rPr>
+          <w:rFonts w:ascii="宋体" w:eastAsia="宋体" w:hAnsi="宋体" w:cs="宋体" w:hint="eastAsia"/>
+        </w:rPr>
+      </w:pPr>
+    </w:p>
+    <w:p>
+      <w:pPr>
+        <w:pStyle w:val="a3"/>
+        <w:rPr>
+          <w:rFonts w:ascii="宋体" w:eastAsia="宋体" w:hAnsi="宋体" w:cs="宋体" w:hint="eastAsia"/>
+        </w:rPr>
+      </w:pPr>
+      <w:r>
+        <w:rPr>
+          <w:rFonts w:ascii="宋体" w:eastAsia="宋体" w:hAnsi="宋体" w:cs="宋体" w:hint="eastAsia"/>
+        </w:rPr>
+        <w:t>{"id":"casual_weekend_001","version":"1.0","scenario":"daily","difficulty":"easy","tags":["casual","weekend"],"messages":[{"role":"user","content":"周末了，终于可以好好休息一下。"}],"gold":{"emotion":"positive","energy":"normal","need":"companionship","adviceWanted":"unknown","engagement":"open","riskLevel":"none","confidence":0.87,"reason":"用户表达周末放松的期待","evidence":["周末了","好好休息"],"</w:t>
+      </w:r>
+      <w:proofErr w:type="spellStart"/>
+      <w:r>
+        <w:rPr>
+          <w:rFonts w:ascii="宋体" w:eastAsia="宋体" w:hAnsi="宋体" w:cs="宋体" w:hint="eastAsia"/>
+        </w:rPr>
+        <w:t>shouldPersist</w:t>
+      </w:r>
+      <w:proofErr w:type="spellEnd"/>
+      <w:r>
+        <w:rPr>
+          <w:rFonts w:ascii="宋体" w:eastAsia="宋体" w:hAnsi="宋体" w:cs="宋体" w:hint="eastAsia"/>
+        </w:rPr>
+        <w:t>":false}}</w:t>
+      </w:r>
+    </w:p>
+    <w:p>
+      <w:pPr>
+        <w:pStyle w:val="a3"/>
+        <w:rPr>
+          <w:rFonts w:ascii="宋体" w:eastAsia="宋体" w:hAnsi="宋体" w:cs="宋体" w:hint="eastAsia"/>
+        </w:rPr>
+      </w:pPr>
+    </w:p>
+    <w:p>
+      <w:pPr>
+        <w:pStyle w:val="a3"/>
+        <w:rPr>
+          <w:rFonts w:ascii="宋体" w:eastAsia="宋体" w:hAnsi="宋体" w:cs="宋体" w:hint="eastAsia"/>
+        </w:rPr>
+      </w:pPr>
+      <w:r>
+        <w:rPr>
+          <w:rFonts w:ascii="宋体" w:eastAsia="宋体" w:hAnsi="宋体" w:cs="宋体" w:hint="eastAsia"/>
+        </w:rPr>
+        <w:t>{"id":"casual_cat_001","version":"1.0","scenario":"daily","difficulty":"easy","tags":["casual","pet","positive"],"messages":[{"role":"user","content":"我家猫今天特别粘人，一直往我怀里钻。"}],"gold":{"emotion":"positive","energy":"normal","need":"celebration","adviceWanted":"unknown","engagement":"open","riskLevel":"none","con</w:t>
+      </w:r>
+      <w:r>
+        <w:rPr>
+          <w:rFonts w:ascii="宋体" w:eastAsia="宋体" w:hAnsi="宋体" w:cs="宋体" w:hint="eastAsia"/>
+        </w:rPr>
+        <w:lastRenderedPageBreak/>
+        <w:t>fidence":0.9,"reason":"用户分享与宠物的温馨时刻","evidence":["猫特别粘人","往我怀里钻"],"</w:t>
+      </w:r>
+      <w:proofErr w:type="spellStart"/>
+      <w:r>
+        <w:rPr>
+          <w:rFonts w:ascii="宋体" w:eastAsia="宋体" w:hAnsi="宋体" w:cs="宋体" w:hint="eastAsia"/>
+        </w:rPr>
+        <w:t>shouldPersist</w:t>
+      </w:r>
+      <w:proofErr w:type="spellEnd"/>
+      <w:r>
+        <w:rPr>
+          <w:rFonts w:ascii="宋体" w:eastAsia="宋体" w:hAnsi="宋体" w:cs="宋体" w:hint="eastAsia"/>
+        </w:rPr>
+        <w:t>":false}}</w:t>
+      </w:r>
+    </w:p>
+    <w:p>
+      <w:pPr>
+        <w:pStyle w:val="a3"/>
+        <w:rPr>
+          <w:rFonts w:ascii="宋体" w:eastAsia="宋体" w:hAnsi="宋体" w:cs="宋体" w:hint="eastAsia"/>
+        </w:rPr>
+      </w:pPr>
+    </w:p>
+    <w:p>
+      <w:pPr>
+        <w:pStyle w:val="a3"/>
+        <w:rPr>
+          <w:rFonts w:ascii="宋体" w:eastAsia="宋体" w:hAnsi="宋体" w:cs="宋体" w:hint="eastAsia"/>
+        </w:rPr>
+      </w:pPr>
+      <w:r>
+        <w:rPr>
+          <w:rFonts w:ascii="宋体" w:eastAsia="宋体" w:hAnsi="宋体" w:cs="宋体" w:hint="eastAsia"/>
+        </w:rPr>
+        <w:t>{"id":"casual_gym_001","version":"1.0","scenario":"daily","difficulty":"easy","tags":["casual","exercise"],"messages":[{"role":"user","content":"今天去健身房练了一个小时，出完汗真舒服。"}],"gold":{"emotion":"positive","energy":"high","need":"companionship","adviceWanted":"unknown","engagement":"open","riskLevel":"none","confidence":0.88,"reason":"用户分享运动后的愉悦感","evidence":["练了一个小时","真舒服"],"</w:t>
+      </w:r>
+      <w:proofErr w:type="spellStart"/>
+      <w:r>
+        <w:rPr>
+          <w:rFonts w:ascii="宋体" w:eastAsia="宋体" w:hAnsi="宋体" w:cs="宋体" w:hint="eastAsia"/>
+        </w:rPr>
+        <w:t>shouldPersist</w:t>
+      </w:r>
+      <w:proofErr w:type="spellEnd"/>
+      <w:r>
+        <w:rPr>
+          <w:rFonts w:ascii="宋体" w:eastAsia="宋体" w:hAnsi="宋体" w:cs="宋体" w:hint="eastAsia"/>
+        </w:rPr>
+        <w:t>":false}}</w:t>
+      </w:r>
+    </w:p>
+    <w:p>
+      <w:pPr>
+        <w:pStyle w:val="a3"/>
+        <w:rPr>
+          <w:rFonts w:ascii="宋体" w:eastAsia="宋体" w:hAnsi="宋体" w:cs="宋体" w:hint="eastAsia"/>
+        </w:rPr>
+      </w:pPr>
+    </w:p>
+    <w:p>
+      <w:pPr>
+        <w:pStyle w:val="a3"/>
+        <w:rPr>
+          <w:rFonts w:ascii="宋体" w:eastAsia="宋体" w:hAnsi="宋体" w:cs="宋体" w:hint="eastAsia"/>
+        </w:rPr>
+      </w:pPr>
+      <w:r>
+        <w:rPr>
+          <w:rFonts w:ascii="宋体" w:eastAsia="宋体" w:hAnsi="宋体" w:cs="宋体" w:hint="eastAsia"/>
+        </w:rPr>
+        <w:t>{"id":"casual_rain_001","version":"1.0","scenario":"daily","difficulty":"easy","tags":["casual","weather","calm"],"messages":[{"role":"user","content":"外面下雨了，听着雨声好安静。"}],"gold":{"emotion":"calm","energy":"normal","need":"companionship","adviceWanted":"unknown","engagement":"open","riskLevel":"none","confidence":0.9,"reason":"用户表达对雨景的平静感受","evidence":["下雨了","听着雨声"],"</w:t>
+      </w:r>
+      <w:proofErr w:type="spellStart"/>
+      <w:r>
+        <w:rPr>
+          <w:rFonts w:ascii="宋体" w:eastAsia="宋体" w:hAnsi="宋体" w:cs="宋体" w:hint="eastAsia"/>
+        </w:rPr>
+        <w:t>shouldPersist</w:t>
+      </w:r>
+      <w:proofErr w:type="spellEnd"/>
+      <w:r>
+        <w:rPr>
+          <w:rFonts w:ascii="宋体" w:eastAsia="宋体" w:hAnsi="宋体" w:cs="宋体" w:hint="eastAsia"/>
+        </w:rPr>
+        <w:t>":false}}</w:t>
+      </w:r>
+    </w:p>
+    <w:p>
+      <w:pPr>
+        <w:pStyle w:val="a3"/>
+        <w:rPr>
+          <w:rFonts w:ascii="宋体" w:eastAsia="宋体" w:hAnsi="宋体" w:cs="宋体" w:hint="eastAsia"/>
+        </w:rPr>
+      </w:pPr>
+    </w:p>
+    <w:p>
+      <w:pPr>
+        <w:pStyle w:val="a3"/>
+        <w:rPr>
+          <w:rFonts w:ascii="宋体" w:eastAsia="宋体" w:hAnsi="宋体" w:cs="宋体" w:hint="eastAsia"/>
+        </w:rPr>
+      </w:pPr>
+      <w:r>
+        <w:rPr>
+          <w:rFonts w:ascii="宋体" w:eastAsia="宋体" w:hAnsi="宋体" w:cs="宋体" w:hint="eastAsia"/>
+        </w:rPr>
+        <w:t>{"id":"casual_sleep_001","version":"1.0","scenario":"daily","difficulty":"easy","tags":["casual","sleep"],"messages":[{"role":"user","content":"昨晚睡得特别好，今天精神满满！"}],"gold":{"emotion":"positive","energy":"high","need":"companionship","adviceWanted":"unknown","engagement":"open","riskLevel":"none","confidence":0.92,"reason":"用户分享良好睡眠带来的精力充沛","evidence":["睡得特别好","精神满满"],"</w:t>
+      </w:r>
+      <w:proofErr w:type="spellStart"/>
+      <w:r>
+        <w:rPr>
+          <w:rFonts w:ascii="宋体" w:eastAsia="宋体" w:hAnsi="宋体" w:cs="宋体" w:hint="eastAsia"/>
+        </w:rPr>
+        <w:t>shouldPersist</w:t>
+      </w:r>
+      <w:proofErr w:type="spellEnd"/>
+      <w:r>
+        <w:rPr>
+          <w:rFonts w:ascii="宋体" w:eastAsia="宋体" w:hAnsi="宋体" w:cs="宋体" w:hint="eastAsia"/>
+        </w:rPr>
+        <w:t>":false}}</w:t>
+      </w:r>
+    </w:p>
+    <w:p>
+      <w:pPr>
+        <w:pStyle w:val="a3"/>
+        <w:rPr>
+          <w:rFonts w:ascii="宋体" w:eastAsia="宋体" w:hAnsi="宋体" w:cs="宋体" w:hint="eastAsia"/>
+        </w:rPr>
+      </w:pPr>
+    </w:p>
+    <w:p>
+      <w:pPr>
+        <w:pStyle w:val="a3"/>
+        <w:rPr>
+          <w:rFonts w:ascii="宋体" w:eastAsia="宋体" w:hAnsi="宋体" w:cs="宋体" w:hint="eastAsia"/>
+        </w:rPr>
+      </w:pPr>
+      <w:r>
+        <w:rPr>
+          <w:rFonts w:ascii="宋体" w:eastAsia="宋体" w:hAnsi="宋体" w:cs="宋体" w:hint="eastAsia"/>
+        </w:rPr>
+        <w:t>{"id":"casual_traffic_001","version":"1.0","scenario":"daily","difficulty":"easy","tags":["casual","frustration"],"messages":[{"role":"user","content":"今天堵车堵了一个小时，好烦。"}],"gold":{"emotion":"frustrated","energy":"low","need":"be_heard","adviceWanted":"no","engagement":"limited","riskLevel":"none","confidence":0.85,"reason":"用户表达日常烦躁，需要倾听而</w:t>
+      </w:r>
+      <w:proofErr w:type="gramStart"/>
+      <w:r>
+        <w:rPr>
+          <w:rFonts w:ascii="宋体" w:eastAsia="宋体" w:hAnsi="宋体" w:cs="宋体" w:hint="eastAsia"/>
+        </w:rPr>
+        <w:t>非建议</w:t>
+      </w:r>
+      <w:proofErr w:type="gramEnd"/>
+      <w:r>
+        <w:rPr>
+          <w:rFonts w:ascii="宋体" w:eastAsia="宋体" w:hAnsi="宋体" w:cs="宋体" w:hint="eastAsia"/>
+        </w:rPr>
+        <w:t>","evidence":["堵车堵了一个小时","好烦"],"</w:t>
+      </w:r>
+      <w:proofErr w:type="spellStart"/>
+      <w:r>
+        <w:rPr>
+          <w:rFonts w:ascii="宋体" w:eastAsia="宋体" w:hAnsi="宋体" w:cs="宋体" w:hint="eastAsia"/>
+        </w:rPr>
+        <w:t>shouldPersist</w:t>
+      </w:r>
+      <w:proofErr w:type="spellEnd"/>
+      <w:r>
+        <w:rPr>
+          <w:rFonts w:ascii="宋体" w:eastAsia="宋体" w:hAnsi="宋体" w:cs="宋体" w:hint="eastAsia"/>
+        </w:rPr>
+        <w:t>":false}}</w:t>
+      </w:r>
+    </w:p>
+    <w:p>
+      <w:pPr>
+        <w:pStyle w:val="a3"/>
+        <w:rPr>
+          <w:rFonts w:ascii="宋体" w:eastAsia="宋体" w:hAnsi="宋体" w:cs="宋体" w:hint="eastAsia"/>
+        </w:rPr>
+      </w:pPr>
+    </w:p>
+    <w:p>
+      <w:pPr>
+        <w:pStyle w:val="a3"/>
+        <w:rPr>
+          <w:rFonts w:ascii="宋体" w:eastAsia="宋体" w:hAnsi="宋体" w:cs="宋体" w:hint="eastAsia"/>
+        </w:rPr>
+      </w:pPr>
+      <w:r>
+        <w:rPr>
+          <w:rFonts w:ascii="宋体" w:eastAsia="宋体" w:hAnsi="宋体" w:cs="宋体" w:hint="eastAsia"/>
+        </w:rPr>
+        <w:t>{"id":"casual_music_001","version":"1.0","scenario":"daily","difficulty":"easy","tags":["casual","music","positive"],"messages":[{"role":"user","content":"今天发现了一首特别好听的歌，单曲循环了一整天。"}],"gold":{"emotion":"positive","energy":"normal","need":"celebration","adviceWanted":"unknown","engagement":"open","riskLevel":"none","confidence":0.92,"reason":"用户分享音乐发现的喜悦","evidence":["特别好听的歌","单曲循环"],"</w:t>
+      </w:r>
+      <w:proofErr w:type="spellStart"/>
+      <w:r>
+        <w:rPr>
+          <w:rFonts w:ascii="宋体" w:eastAsia="宋体" w:hAnsi="宋体" w:cs="宋体" w:hint="eastAsia"/>
+        </w:rPr>
+        <w:t>shouldPersist</w:t>
+      </w:r>
+      <w:proofErr w:type="spellEnd"/>
+      <w:r>
+        <w:rPr>
+          <w:rFonts w:ascii="宋体" w:eastAsia="宋体" w:hAnsi="宋体" w:cs="宋体" w:hint="eastAsia"/>
+        </w:rPr>
+        <w:t>":false}}</w:t>
+      </w:r>
+    </w:p>
+    <w:p>
+      <w:pPr>
+        <w:pStyle w:val="a3"/>
+        <w:rPr>
+          <w:rFonts w:ascii="宋体" w:eastAsia="宋体" w:hAnsi="宋体" w:cs="宋体" w:hint="eastAsia"/>
+        </w:rPr>
+      </w:pPr>
+    </w:p>
+    <w:p>
+      <w:pPr>
+        <w:pStyle w:val="a3"/>
+        <w:rPr>
+          <w:rFonts w:ascii="宋体" w:eastAsia="宋体" w:hAnsi="宋体" w:cs="宋体" w:hint="eastAsia"/>
+        </w:rPr>
+      </w:pPr>
+      <w:r>
+        <w:rPr>
+          <w:rFonts w:ascii="宋体" w:eastAsia="宋体" w:hAnsi="宋体" w:cs="宋体" w:hint="eastAsia"/>
+        </w:rPr>
+        <w:t>{"id":"casual_sad_movie_001","version":"1.0","scenario":"daily","diffi</w:t>
+      </w:r>
+      <w:r>
+        <w:rPr>
+          <w:rFonts w:ascii="宋体" w:eastAsia="宋体" w:hAnsi="宋体" w:cs="宋体" w:hint="eastAsia"/>
+        </w:rPr>
+        <w:lastRenderedPageBreak/>
+        <w:t>culty":"medium","tags":["casual","movie","sad"],"messages":[{"role":"user","content":"刚看完一部电影，哭得不行，太感人了。"}],"gold":{"emotion":"sad","energy":"low","need":"be_heard","adviceWanted":"unknown","engagement":"open","riskLevel":"none","confidence":0.88,"reason":"用户因电影情节感动落泪，属于正常情绪释放","evidence":["哭得不行","太感人了"],"</w:t>
+      </w:r>
+      <w:proofErr w:type="spellStart"/>
+      <w:r>
+        <w:rPr>
+          <w:rFonts w:ascii="宋体" w:eastAsia="宋体" w:hAnsi="宋体" w:cs="宋体" w:hint="eastAsia"/>
+        </w:rPr>
+        <w:t>shouldPersist</w:t>
+      </w:r>
+      <w:proofErr w:type="spellEnd"/>
+      <w:r>
+        <w:rPr>
+          <w:rFonts w:ascii="宋体" w:eastAsia="宋体" w:hAnsi="宋体" w:cs="宋体" w:hint="eastAsia"/>
+        </w:rPr>
+        <w:t>":false}}</w:t>
+      </w:r>
+    </w:p>
+    <w:p>
+      <w:pPr>
+        <w:pStyle w:val="a3"/>
+        <w:rPr>
+          <w:rFonts w:ascii="宋体" w:eastAsia="宋体" w:hAnsi="宋体" w:cs="宋体" w:hint="eastAsia"/>
+        </w:rPr>
+      </w:pPr>
+    </w:p>
+    <w:p>
+      <w:pPr>
+        <w:pStyle w:val="a3"/>
+        <w:rPr>
+          <w:rFonts w:ascii="宋体" w:eastAsia="宋体" w:hAnsi="宋体" w:cs="宋体" w:hint="eastAsia"/>
+        </w:rPr>
+      </w:pPr>
+      <w:r>
+        <w:rPr>
+          <w:rFonts w:ascii="宋体" w:eastAsia="宋体" w:hAnsi="宋体" w:cs="宋体" w:hint="eastAsia"/>
+        </w:rPr>
+        <w:t>{"id":"casual_idle_001","version":"1.0","scenario":"daily","difficulty":"easy","tags":["casual","boredom"],"messages":[{"role":"user","content":"好无聊啊，不知道干什么好。"}],"gold":{"emotion":"calm","energy":"low","need":"companionship","adviceWanted":"unknown","engagement":"open","riskLevel":"none","confidence":0.85,"reason":"用户表达无聊，需要陪伴或话题","evidence":["好无聊","不知道干什么"],"</w:t>
+      </w:r>
+      <w:proofErr w:type="spellStart"/>
+      <w:r>
+        <w:rPr>
+          <w:rFonts w:ascii="宋体" w:eastAsia="宋体" w:hAnsi="宋体" w:cs="宋体" w:hint="eastAsia"/>
+        </w:rPr>
+        <w:t>shouldPersist</w:t>
+      </w:r>
+      <w:proofErr w:type="spellEnd"/>
+      <w:r>
+        <w:rPr>
+          <w:rFonts w:ascii="宋体" w:eastAsia="宋体" w:hAnsi="宋体" w:cs="宋体" w:hint="eastAsia"/>
+        </w:rPr>
+        <w:t>":false}}</w:t>
+      </w:r>
+    </w:p>
+    <w:p>
+      <w:pPr>
+        <w:pStyle w:val="a3"/>
+        <w:rPr>
+          <w:rFonts w:ascii="宋体" w:eastAsia="宋体" w:hAnsi="宋体" w:cs="宋体" w:hint="eastAsia"/>
+        </w:rPr>
+      </w:pPr>
+    </w:p>
+    <w:p>
+      <w:pPr>
+        <w:pStyle w:val="a3"/>
+        <w:rPr>
+          <w:rFonts w:ascii="宋体" w:eastAsia="宋体" w:hAnsi="宋体" w:cs="宋体" w:hint="eastAsia"/>
+        </w:rPr>
+      </w:pPr>
+      <w:r>
+        <w:rPr>
+          <w:rFonts w:ascii="宋体" w:eastAsia="宋体" w:hAnsi="宋体" w:cs="宋体" w:hint="eastAsia"/>
+        </w:rPr>
+        <w:t>{"id":"casual_cooking_001","version":"1.0","scenario":"daily","difficulty":"easy","tags":["casual","cooking","positive"],"messages":[{"role":"user","content":"今天学了一道新菜，居然成功了！很有成就感。"}],"gold":{"emotion":"positive","energy":"high","need":"celebration","adviceWanted":"unknown","engagement":"open","riskLevel":"none","confidence":0.92,"reason":"用户分享烹饪成功的喜悦和成就感","evidence":["学了一道新菜","很有成就感"],"</w:t>
+      </w:r>
+      <w:proofErr w:type="spellStart"/>
+      <w:r>
+        <w:rPr>
+          <w:rFonts w:ascii="宋体" w:eastAsia="宋体" w:hAnsi="宋体" w:cs="宋体" w:hint="eastAsia"/>
+        </w:rPr>
+        <w:t>shouldPersist</w:t>
+      </w:r>
+      <w:proofErr w:type="spellEnd"/>
+      <w:r>
+        <w:rPr>
+          <w:rFonts w:ascii="宋体" w:eastAsia="宋体" w:hAnsi="宋体" w:cs="宋体" w:hint="eastAsia"/>
+        </w:rPr>
+        <w:t>":false}}</w:t>
+      </w:r>
+    </w:p>
+    <w:p>
+      <w:pPr>
+        <w:pStyle w:val="a3"/>
+        <w:rPr>
+          <w:rFonts w:ascii="宋体" w:eastAsia="宋体" w:hAnsi="宋体" w:cs="宋体" w:hint="eastAsia"/>
+        </w:rPr>
+      </w:pPr>
+    </w:p>
+    <w:p>
+      <w:pPr>
+        <w:pStyle w:val="a3"/>
+        <w:rPr>
+          <w:rFonts w:ascii="宋体" w:eastAsia="宋体" w:hAnsi="宋体" w:cs="宋体" w:hint="eastAsia"/>
+        </w:rPr>
+      </w:pPr>
+      <w:r>
+        <w:rPr>
+          <w:rFonts w:ascii="宋体" w:eastAsia="宋体" w:hAnsi="宋体" w:cs="宋体" w:hint="eastAsia"/>
+        </w:rPr>
+        <w:t>{"id":"casual_dream_001","version":"1.0","scenario":"daily","difficulty":"easy","tags":["casual","dream"],"messages":[{"role":"user","content":"昨晚做了个特别奇怪的梦，梦到自己会飞了。"}],"gold":{"emotion":"positive","energy":"normal","need":"companionship","adviceWanted":"unknown","engagement":"open","riskLevel":"none","confidence":0.88,"reason":"用户分享有趣的梦境，情绪轻松愉快","evidence":["特别奇怪的梦","会飞了"],"</w:t>
+      </w:r>
+      <w:proofErr w:type="spellStart"/>
+      <w:r>
+        <w:rPr>
+          <w:rFonts w:ascii="宋体" w:eastAsia="宋体" w:hAnsi="宋体" w:cs="宋体" w:hint="eastAsia"/>
+        </w:rPr>
+        <w:t>shouldPersist</w:t>
+      </w:r>
+      <w:proofErr w:type="spellEnd"/>
+      <w:r>
+        <w:rPr>
+          <w:rFonts w:ascii="宋体" w:eastAsia="宋体" w:hAnsi="宋体" w:cs="宋体" w:hint="eastAsia"/>
+        </w:rPr>
+        <w:t>":false}}</w:t>
+      </w:r>
+    </w:p>
+    <w:p>
+      <w:pPr>
+        <w:pStyle w:val="a3"/>
+        <w:rPr>
+          <w:rFonts w:ascii="宋体" w:eastAsia="宋体" w:hAnsi="宋体" w:cs="宋体" w:hint="eastAsia"/>
+        </w:rPr>
+      </w:pPr>
+    </w:p>
+    <w:p>
+      <w:pPr>
+        <w:pStyle w:val="a3"/>
+        <w:rPr>
+          <w:rFonts w:ascii="宋体" w:eastAsia="宋体" w:hAnsi="宋体" w:cs="宋体" w:hint="eastAsia"/>
+        </w:rPr>
+      </w:pPr>
+      <w:r>
+        <w:rPr>
+          <w:rFonts w:ascii="宋体" w:eastAsia="宋体" w:hAnsi="宋体" w:cs="宋体" w:hint="eastAsia"/>
+        </w:rPr>
+        <w:t>{"id":"casual_tired_but_happy_001","version":"1.0","scenario":"daily","difficulty":"medium","tags":["casual","mixed_emotion"],"messages":[{"role":"user","content":"今天忙了一天好累，但是很开心，因为做了自己喜欢的事。"}],"gold":{"emotion":"mixed","energy":"low","need":"be_heard","adviceWanted":"unknown","engagement":"open","riskLevel":"none","confidence":0.85,"reason":"用户同时表达疲惫和满足，情绪复杂但积极","evidence":["好累","但是很开心","做了自己喜欢的事"],"</w:t>
+      </w:r>
+      <w:proofErr w:type="spellStart"/>
+      <w:r>
+        <w:rPr>
+          <w:rFonts w:ascii="宋体" w:eastAsia="宋体" w:hAnsi="宋体" w:cs="宋体" w:hint="eastAsia"/>
+        </w:rPr>
+        <w:t>shouldPersist</w:t>
+      </w:r>
+      <w:proofErr w:type="spellEnd"/>
+      <w:r>
+        <w:rPr>
+          <w:rFonts w:ascii="宋体" w:eastAsia="宋体" w:hAnsi="宋体" w:cs="宋体" w:hint="eastAsia"/>
+        </w:rPr>
+        <w:t>":false}}</w:t>
+      </w:r>
+    </w:p>
+    <w:p>
+      <w:pPr>
+        <w:pStyle w:val="a3"/>
+        <w:rPr>
+          <w:rFonts w:ascii="宋体" w:eastAsia="宋体" w:hAnsi="宋体" w:cs="宋体" w:hint="eastAsia"/>
+        </w:rPr>
+      </w:pPr>
+    </w:p>
+    <w:p>
+      <w:pPr>
+        <w:pStyle w:val="a3"/>
+        <w:rPr>
+          <w:rFonts w:ascii="宋体" w:eastAsia="宋体" w:hAnsi="宋体" w:cs="宋体"/>
+        </w:rPr>
+      </w:pPr>
+      <w:r>
+        <w:rPr>
+          <w:rFonts w:ascii="宋体" w:eastAsia="宋体" w:hAnsi="宋体" w:cs="宋体" w:hint="eastAsia"/>
+        </w:rPr>
+        <w:t>{"id":"casual_morning_001","version":"1.0","scenario":"daily","difficulty":"easy","tags":["casual","morning"],"messages":[{"role":"user","content":"早安！今天的阳光照在脸上好温暖。"}],"gold":{"emotion":"positive","energy":"normal","need":"companionsh</w:t>
+      </w:r>
+      <w:r>
+        <w:rPr>
+          <w:rFonts w:ascii="宋体" w:eastAsia="宋体" w:hAnsi="宋体" w:cs="宋体" w:hint="eastAsia"/>
+        </w:rPr>
+        <w:lastRenderedPageBreak/>
+        <w:t>ip","adviceWanted":"unknown","engagement":"open","riskLevel":"none","confidence":0.92,"reason":"用户以积极情绪开启一天，适合温暖陪伴","evidence":["早安","阳光照在脸上好温暖"],"</w:t>
+      </w:r>
+      <w:proofErr w:type="spellStart"/>
+      <w:r>
+        <w:rPr>
+          <w:rFonts w:ascii="宋体" w:eastAsia="宋体" w:hAnsi="宋体" w:cs="宋体" w:hint="eastAsia"/>
+        </w:rPr>
+        <w:t>shouldPersist</w:t>
+      </w:r>
+      <w:proofErr w:type="spellEnd"/>
+      <w:r>
+        <w:rPr>
+          <w:rFonts w:ascii="宋体" w:eastAsia="宋体" w:hAnsi="宋体" w:cs="宋体" w:hint="eastAsia"/>
+        </w:rPr>
+        <w:t>":false}}</w:t>
+      </w:r>
+    </w:p>
+    <w:p>
+      <w:pPr>
+        <w:pStyle w:val="a3"/>
+        <w:rPr>
+          <w:rFonts w:ascii="宋体" w:eastAsia="宋体" w:hAnsi="宋体" w:cs="宋体"/>
+        </w:rPr>
+      </w:pPr>
+    </w:p>
+    <w:p>
+      <w:pPr>
+        <w:pStyle w:val="a3"/>
+        <w:rPr>
+          <w:rFonts w:ascii="宋体" w:eastAsia="宋体" w:hAnsi="宋体" w:cs="宋体" w:hint="eastAsia"/>
+        </w:rPr>
+      </w:pPr>
+      <w:r>
+        <w:rPr>
+          <w:rFonts w:ascii="宋体" w:eastAsia="宋体" w:hAnsi="宋体" w:cs="宋体" w:hint="eastAsia"/>
+        </w:rPr>
+        <w:t>{"id":"pressure_deadline_001","version":"1.0","scenario":"work","difficulty":"medium","tags":["pressure","deadline","anxiety"],"messages":[{"role":"user","content":"这周五就要</w:t>
+      </w:r>
+      <w:proofErr w:type="gramStart"/>
+      <w:r>
+        <w:rPr>
+          <w:rFonts w:ascii="宋体" w:eastAsia="宋体" w:hAnsi="宋体" w:cs="宋体" w:hint="eastAsia"/>
+        </w:rPr>
+        <w:t>交方案</w:t>
+      </w:r>
+      <w:proofErr w:type="gramEnd"/>
+      <w:r>
+        <w:rPr>
+          <w:rFonts w:ascii="宋体" w:eastAsia="宋体" w:hAnsi="宋体" w:cs="宋体" w:hint="eastAsia"/>
+        </w:rPr>
+        <w:t>了，我才写了一半。"},{"</w:t>
+      </w:r>
+      <w:proofErr w:type="spellStart"/>
+      <w:r>
+        <w:rPr>
+          <w:rFonts w:ascii="宋体" w:eastAsia="宋体" w:hAnsi="宋体" w:cs="宋体" w:hint="eastAsia"/>
+        </w:rPr>
+        <w:t>role":"assistant","content</w:t>
+      </w:r>
+      <w:proofErr w:type="spellEnd"/>
+      <w:r>
+        <w:rPr>
+          <w:rFonts w:ascii="宋体" w:eastAsia="宋体" w:hAnsi="宋体" w:cs="宋体" w:hint="eastAsia"/>
+        </w:rPr>
+        <w:t>":"听起来时间确实挺紧张的，你现在感觉怎么样？"},{"</w:t>
+      </w:r>
+      <w:proofErr w:type="spellStart"/>
+      <w:r>
+        <w:rPr>
+          <w:rFonts w:ascii="宋体" w:eastAsia="宋体" w:hAnsi="宋体" w:cs="宋体" w:hint="eastAsia"/>
+        </w:rPr>
+        <w:t>role":"user","content</w:t>
+      </w:r>
+      <w:proofErr w:type="spellEnd"/>
+      <w:r>
+        <w:rPr>
+          <w:rFonts w:ascii="宋体" w:eastAsia="宋体" w:hAnsi="宋体" w:cs="宋体" w:hint="eastAsia"/>
+        </w:rPr>
+        <w:t>":"压力特别大，感觉怎么都写不完。"}],"gold":{"emotion":"anxious","energy":"low","need":"reassurance","adviceWanted":"unknown","engagement":"open","riskLevel":"none","confidence":0.88,"reason":"用户因截止日期临近而焦虑，需要安抚","evidence":["周五就要交","才写了一半","压力特别大"],"</w:t>
+      </w:r>
+      <w:proofErr w:type="spellStart"/>
+      <w:r>
+        <w:rPr>
+          <w:rFonts w:ascii="宋体" w:eastAsia="宋体" w:hAnsi="宋体" w:cs="宋体" w:hint="eastAsia"/>
+        </w:rPr>
+        <w:t>shouldPersist</w:t>
+      </w:r>
+      <w:proofErr w:type="spellEnd"/>
+      <w:r>
+        <w:rPr>
+          <w:rFonts w:ascii="宋体" w:eastAsia="宋体" w:hAnsi="宋体" w:cs="宋体" w:hint="eastAsia"/>
+        </w:rPr>
+        <w:t>":false}}</w:t>
+      </w:r>
+    </w:p>
+    <w:p>
+      <w:pPr>
+        <w:pStyle w:val="a3"/>
+        <w:rPr>
+          <w:rFonts w:ascii="宋体" w:eastAsia="宋体" w:hAnsi="宋体" w:cs="宋体" w:hint="eastAsia"/>
+        </w:rPr>
+      </w:pPr>
+    </w:p>
+    <w:p>
+      <w:pPr>
+        <w:pStyle w:val="a3"/>
+        <w:rPr>
+          <w:rFonts w:ascii="宋体" w:eastAsia="宋体" w:hAnsi="宋体" w:cs="宋体" w:hint="eastAsia"/>
+        </w:rPr>
+      </w:pPr>
+      <w:r>
+        <w:rPr>
+          <w:rFonts w:ascii="宋体" w:eastAsia="宋体" w:hAnsi="宋体" w:cs="宋体" w:hint="eastAsia"/>
+        </w:rPr>
+        <w:t>{"id":"pressure_finance_001","version":"1.0","scenario":"life","difficulty":"medium","tags":["pressure","finance","anxiety"],"messages":[{"role":"user","content":"这个月开销好大，信用卡账单快还不上了。"},{"</w:t>
+      </w:r>
+      <w:proofErr w:type="spellStart"/>
+      <w:r>
+        <w:rPr>
+          <w:rFonts w:ascii="宋体" w:eastAsia="宋体" w:hAnsi="宋体" w:cs="宋体" w:hint="eastAsia"/>
+        </w:rPr>
+        <w:t>role":"assistant","content</w:t>
+      </w:r>
+      <w:proofErr w:type="spellEnd"/>
+      <w:r>
+        <w:rPr>
+          <w:rFonts w:ascii="宋体" w:eastAsia="宋体" w:hAnsi="宋体" w:cs="宋体" w:hint="eastAsia"/>
+        </w:rPr>
+        <w:t>":"经济压力确实让人很焦虑，你需要我陪你聊聊还是给一些建议？"},{"</w:t>
+      </w:r>
+      <w:proofErr w:type="spellStart"/>
+      <w:r>
+        <w:rPr>
+          <w:rFonts w:ascii="宋体" w:eastAsia="宋体" w:hAnsi="宋体" w:cs="宋体" w:hint="eastAsia"/>
+        </w:rPr>
+        <w:t>role":"user","content</w:t>
+      </w:r>
+      <w:proofErr w:type="spellEnd"/>
+      <w:r>
+        <w:rPr>
+          <w:rFonts w:ascii="宋体" w:eastAsia="宋体" w:hAnsi="宋体" w:cs="宋体" w:hint="eastAsia"/>
+        </w:rPr>
+        <w:t>":"我也不知道该怎么办，就是很慌。"}],"gold":{"emotion":"anxious","energy":"low","need":"be_heard","adviceWanted":"yes","engagement":"open","riskLevel":"watch","confidence":0.86,"reason":"用户因经济压力焦虑，需要倾诉和建议","evidence":["开销好大","信用卡账单快还不上了","很慌"],"</w:t>
+      </w:r>
+      <w:proofErr w:type="spellStart"/>
+      <w:r>
+        <w:rPr>
+          <w:rFonts w:ascii="宋体" w:eastAsia="宋体" w:hAnsi="宋体" w:cs="宋体" w:hint="eastAsia"/>
+        </w:rPr>
+        <w:t>shouldPersist</w:t>
+      </w:r>
+      <w:proofErr w:type="spellEnd"/>
+      <w:r>
+        <w:rPr>
+          <w:rFonts w:ascii="宋体" w:eastAsia="宋体" w:hAnsi="宋体" w:cs="宋体" w:hint="eastAsia"/>
+        </w:rPr>
+        <w:t>":false}}</w:t>
+      </w:r>
+    </w:p>
+    <w:p>
+      <w:pPr>
+        <w:pStyle w:val="a3"/>
+        <w:rPr>
+          <w:rFonts w:ascii="宋体" w:eastAsia="宋体" w:hAnsi="宋体" w:cs="宋体" w:hint="eastAsia"/>
+        </w:rPr>
+      </w:pPr>
+    </w:p>
+    <w:p>
+      <w:pPr>
+        <w:pStyle w:val="a3"/>
+        <w:rPr>
+          <w:rFonts w:ascii="宋体" w:eastAsia="宋体" w:hAnsi="宋体" w:cs="宋体" w:hint="eastAsia"/>
+        </w:rPr>
+      </w:pPr>
+      <w:r>
+        <w:rPr>
+          <w:rFonts w:ascii="宋体" w:eastAsia="宋体" w:hAnsi="宋体" w:cs="宋体" w:hint="eastAsia"/>
+        </w:rPr>
+        <w:t>{"id":"pressure_family_001","version":"1.0","scenario":"relationship","difficulty":"medium","tags":["pressure","family","conflict"],"messages":[{"role":"user","content":"我爸妈又催我结婚了，真的快被烦死了。"},{"</w:t>
+      </w:r>
+      <w:proofErr w:type="spellStart"/>
+      <w:r>
+        <w:rPr>
+          <w:rFonts w:ascii="宋体" w:eastAsia="宋体" w:hAnsi="宋体" w:cs="宋体" w:hint="eastAsia"/>
+        </w:rPr>
+        <w:t>role":"assistant","content</w:t>
+      </w:r>
+      <w:proofErr w:type="spellEnd"/>
+      <w:r>
+        <w:rPr>
+          <w:rFonts w:ascii="宋体" w:eastAsia="宋体" w:hAnsi="宋体" w:cs="宋体" w:hint="eastAsia"/>
+        </w:rPr>
+        <w:t>":"被家人催促确实很不舒服，你跟他们沟通过你的想法吗？"},{"</w:t>
+      </w:r>
+      <w:proofErr w:type="spellStart"/>
+      <w:r>
+        <w:rPr>
+          <w:rFonts w:ascii="宋体" w:eastAsia="宋体" w:hAnsi="宋体" w:cs="宋体" w:hint="eastAsia"/>
+        </w:rPr>
+        <w:t>role":"user","content</w:t>
+      </w:r>
+      <w:proofErr w:type="spellEnd"/>
+      <w:r>
+        <w:rPr>
+          <w:rFonts w:ascii="宋体" w:eastAsia="宋体" w:hAnsi="宋体" w:cs="宋体" w:hint="eastAsia"/>
+        </w:rPr>
+        <w:t>":"说过好多次了，他们根本听不进去。"}],"gold":{"emotion":"angry","energy":"high","need":"be_heard","adviceWanted":"no","engagement":"open","riskLevel":"none","confidence":0.87,"reason":"用户因家庭压力感到愤怒和无奈，需要倾听","evidence":["催我结婚","被烦死了","听不进去"],"</w:t>
+      </w:r>
+      <w:proofErr w:type="spellStart"/>
+      <w:r>
+        <w:rPr>
+          <w:rFonts w:ascii="宋体" w:eastAsia="宋体" w:hAnsi="宋体" w:cs="宋体" w:hint="eastAsia"/>
+        </w:rPr>
+        <w:t>shouldPersist</w:t>
+      </w:r>
+      <w:proofErr w:type="spellEnd"/>
+      <w:r>
+        <w:rPr>
+          <w:rFonts w:ascii="宋体" w:eastAsia="宋体" w:hAnsi="宋体" w:cs="宋体" w:hint="eastAsia"/>
+        </w:rPr>
+        <w:t>":false}}</w:t>
+      </w:r>
+    </w:p>
+    <w:p>
+      <w:pPr>
+        <w:pStyle w:val="a3"/>
+        <w:rPr>
+          <w:rFonts w:ascii="宋体" w:eastAsia="宋体" w:hAnsi="宋体" w:cs="宋体" w:hint="eastAsia"/>
+        </w:rPr>
+      </w:pPr>
+    </w:p>
+    <w:p>
+      <w:pPr>
+        <w:pStyle w:val="a3"/>
+        <w:rPr>
+          <w:rFonts w:ascii="宋体" w:eastAsia="宋体" w:hAnsi="宋体" w:cs="宋体" w:hint="eastAsia"/>
+        </w:rPr>
+      </w:pPr>
+      <w:r>
+        <w:rPr>
+          <w:rFonts w:ascii="宋体" w:eastAsia="宋体" w:hAnsi="宋体" w:cs="宋体" w:hint="eastAsia"/>
+        </w:rPr>
+        <w:t>{"id":"pressure_exam_003","version":"1.0","scenario":"academic","difficulty":"medium","tags":["pressure","exam","frustrated"],"messages":[{"role":"user","content":"模拟考成绩出来了，比上次还低。"},{"</w:t>
+      </w:r>
+      <w:proofErr w:type="spellStart"/>
+      <w:r>
+        <w:rPr>
+          <w:rFonts w:ascii="宋体" w:eastAsia="宋体" w:hAnsi="宋体" w:cs="宋体" w:hint="eastAsia"/>
+        </w:rPr>
+        <w:t>role":"assistant","content</w:t>
+      </w:r>
+      <w:proofErr w:type="spellEnd"/>
+      <w:r>
+        <w:rPr>
+          <w:rFonts w:ascii="宋体" w:eastAsia="宋体" w:hAnsi="宋体" w:cs="宋体" w:hint="eastAsia"/>
+        </w:rPr>
+        <w:t>":"成绩不理想确实很受打击，你觉得自己还有哪些地方可以提升？"},{"</w:t>
+      </w:r>
+      <w:proofErr w:type="spellStart"/>
+      <w:r>
+        <w:rPr>
+          <w:rFonts w:ascii="宋体" w:eastAsia="宋体" w:hAnsi="宋体" w:cs="宋体" w:hint="eastAsia"/>
+        </w:rPr>
+        <w:t>role":"user","content</w:t>
+      </w:r>
+      <w:proofErr w:type="spellEnd"/>
+      <w:r>
+        <w:rPr>
+          <w:rFonts w:ascii="宋体" w:eastAsia="宋体" w:hAnsi="宋体" w:cs="宋体" w:hint="eastAsia"/>
+        </w:rPr>
+        <w:t>":"我已经很努力了，感觉怎么都提不上去。"}],"gold":{"emotion":"frustrated","energy":"low","need":"reassurance","adviceWanted":"unknown","engagement":"open","riskLevel":"none","conf</w:t>
+      </w:r>
+      <w:r>
+        <w:rPr>
+          <w:rFonts w:ascii="宋体" w:eastAsia="宋体" w:hAnsi="宋体" w:cs="宋体" w:hint="eastAsia"/>
+        </w:rPr>
+        <w:lastRenderedPageBreak/>
+        <w:t>idence":0.89,"reason":"用户因考试失利感到受挫，需要鼓励","evidence":["模拟考成绩","比上次还低","怎么都提不上去"],"</w:t>
+      </w:r>
+      <w:proofErr w:type="spellStart"/>
+      <w:r>
+        <w:rPr>
+          <w:rFonts w:ascii="宋体" w:eastAsia="宋体" w:hAnsi="宋体" w:cs="宋体" w:hint="eastAsia"/>
+        </w:rPr>
+        <w:t>shouldPersist</w:t>
+      </w:r>
+      <w:proofErr w:type="spellEnd"/>
+      <w:r>
+        <w:rPr>
+          <w:rFonts w:ascii="宋体" w:eastAsia="宋体" w:hAnsi="宋体" w:cs="宋体" w:hint="eastAsia"/>
+        </w:rPr>
+        <w:t>":false}}</w:t>
+      </w:r>
+    </w:p>
+    <w:p>
+      <w:pPr>
+        <w:pStyle w:val="a3"/>
+        <w:rPr>
+          <w:rFonts w:ascii="宋体" w:eastAsia="宋体" w:hAnsi="宋体" w:cs="宋体" w:hint="eastAsia"/>
+        </w:rPr>
+      </w:pPr>
+    </w:p>
+    <w:p>
+      <w:pPr>
+        <w:pStyle w:val="a3"/>
+        <w:rPr>
+          <w:rFonts w:ascii="宋体" w:eastAsia="宋体" w:hAnsi="宋体" w:cs="宋体" w:hint="eastAsia"/>
+        </w:rPr>
+      </w:pPr>
+      <w:r>
+        <w:rPr>
+          <w:rFonts w:ascii="宋体" w:eastAsia="宋体" w:hAnsi="宋体" w:cs="宋体" w:hint="eastAsia"/>
+        </w:rPr>
+        <w:t>{"id":"relationship_breakup_001","version":"1.0","scenario":"relationship","difficulty":"medium","tags":["relationship","breakup","sad"],"messages":[{"role":"user","content":"我和谈了三年多的女朋友分手了。"},{"</w:t>
+      </w:r>
+      <w:proofErr w:type="spellStart"/>
+      <w:r>
+        <w:rPr>
+          <w:rFonts w:ascii="宋体" w:eastAsia="宋体" w:hAnsi="宋体" w:cs="宋体" w:hint="eastAsia"/>
+        </w:rPr>
+        <w:t>role":"assistant","content</w:t>
+      </w:r>
+      <w:proofErr w:type="spellEnd"/>
+      <w:r>
+        <w:rPr>
+          <w:rFonts w:ascii="宋体" w:eastAsia="宋体" w:hAnsi="宋体" w:cs="宋体" w:hint="eastAsia"/>
+        </w:rPr>
+        <w:t>":"听起来这是一段很长的感情，你现在一定很难过。"},{"</w:t>
+      </w:r>
+      <w:proofErr w:type="spellStart"/>
+      <w:r>
+        <w:rPr>
+          <w:rFonts w:ascii="宋体" w:eastAsia="宋体" w:hAnsi="宋体" w:cs="宋体" w:hint="eastAsia"/>
+        </w:rPr>
+        <w:t>role":"user","content</w:t>
+      </w:r>
+      <w:proofErr w:type="spellEnd"/>
+      <w:r>
+        <w:rPr>
+          <w:rFonts w:ascii="宋体" w:eastAsia="宋体" w:hAnsi="宋体" w:cs="宋体" w:hint="eastAsia"/>
+        </w:rPr>
+        <w:t>":"嗯，感觉整个人都被掏空了。"}],"gold":{"emotion":"sad","energy":"low","need":"be_heard","adviceWanted":"no","engagement":"limited","riskLevel":"watch","confidence":0.92,"reason":"用户经历失恋，表达深刻的悲伤和空虚感","evidence":["谈了三年多","分手了","被掏空了"],"</w:t>
+      </w:r>
+      <w:proofErr w:type="spellStart"/>
+      <w:r>
+        <w:rPr>
+          <w:rFonts w:ascii="宋体" w:eastAsia="宋体" w:hAnsi="宋体" w:cs="宋体" w:hint="eastAsia"/>
+        </w:rPr>
+        <w:t>shouldPersist</w:t>
+      </w:r>
+      <w:proofErr w:type="spellEnd"/>
+      <w:r>
+        <w:rPr>
+          <w:rFonts w:ascii="宋体" w:eastAsia="宋体" w:hAnsi="宋体" w:cs="宋体" w:hint="eastAsia"/>
+        </w:rPr>
+        <w:t>":false}}</w:t>
+      </w:r>
+    </w:p>
+    <w:p>
+      <w:pPr>
+        <w:pStyle w:val="a3"/>
+        <w:rPr>
+          <w:rFonts w:ascii="宋体" w:eastAsia="宋体" w:hAnsi="宋体" w:cs="宋体" w:hint="eastAsia"/>
+        </w:rPr>
+      </w:pPr>
+    </w:p>
+    <w:p>
+      <w:pPr>
+        <w:pStyle w:val="a3"/>
+        <w:rPr>
+          <w:rFonts w:ascii="宋体" w:eastAsia="宋体" w:hAnsi="宋体" w:cs="宋体" w:hint="eastAsia"/>
+        </w:rPr>
+      </w:pPr>
+      <w:r>
+        <w:rPr>
+          <w:rFonts w:ascii="宋体" w:eastAsia="宋体" w:hAnsi="宋体" w:cs="宋体" w:hint="eastAsia"/>
+        </w:rPr>
+        <w:t>{"id":"relationship_colleague_001","version":"1.0","scenario":"work","difficulty":"medium","tags":["relationship","conflict","anger"],"messages":[{"role":"user","content":"我同事今天又在会议上抢我的功劳。"},{"</w:t>
+      </w:r>
+      <w:proofErr w:type="spellStart"/>
+      <w:r>
+        <w:rPr>
+          <w:rFonts w:ascii="宋体" w:eastAsia="宋体" w:hAnsi="宋体" w:cs="宋体" w:hint="eastAsia"/>
+        </w:rPr>
+        <w:t>role":"assistant","content</w:t>
+      </w:r>
+      <w:proofErr w:type="spellEnd"/>
+      <w:r>
+        <w:rPr>
+          <w:rFonts w:ascii="宋体" w:eastAsia="宋体" w:hAnsi="宋体" w:cs="宋体" w:hint="eastAsia"/>
+        </w:rPr>
+        <w:t>":"在公开场合被抢功劳确实很不公平，你后来有说什么吗？"},{"</w:t>
+      </w:r>
+      <w:proofErr w:type="spellStart"/>
+      <w:r>
+        <w:rPr>
+          <w:rFonts w:ascii="宋体" w:eastAsia="宋体" w:hAnsi="宋体" w:cs="宋体" w:hint="eastAsia"/>
+        </w:rPr>
+        <w:t>role":"user","content</w:t>
+      </w:r>
+      <w:proofErr w:type="spellEnd"/>
+      <w:r>
+        <w:rPr>
+          <w:rFonts w:ascii="宋体" w:eastAsia="宋体" w:hAnsi="宋体" w:cs="宋体" w:hint="eastAsia"/>
+        </w:rPr>
+        <w:t>":"我没有当场说，但心里特别气。"}],"gold":{"emotion":"angry","energy":"high","need":"be_heard","adviceWanted":"unknown","engagement":"open","riskLevel":"none","confidence":0.86,"reason":"用户</w:t>
+      </w:r>
+      <w:proofErr w:type="gramStart"/>
+      <w:r>
+        <w:rPr>
+          <w:rFonts w:ascii="宋体" w:eastAsia="宋体" w:hAnsi="宋体" w:cs="宋体" w:hint="eastAsia"/>
+        </w:rPr>
+        <w:t>表达职场委屈</w:t>
+      </w:r>
+      <w:proofErr w:type="gramEnd"/>
+      <w:r>
+        <w:rPr>
+          <w:rFonts w:ascii="宋体" w:eastAsia="宋体" w:hAnsi="宋体" w:cs="宋体" w:hint="eastAsia"/>
+        </w:rPr>
+        <w:t>和愤怒，需要倾听","evidence":["抢我的功劳","心里特别气"],"</w:t>
+      </w:r>
+      <w:proofErr w:type="spellStart"/>
+      <w:r>
+        <w:rPr>
+          <w:rFonts w:ascii="宋体" w:eastAsia="宋体" w:hAnsi="宋体" w:cs="宋体" w:hint="eastAsia"/>
+        </w:rPr>
+        <w:t>shouldPersist</w:t>
+      </w:r>
+      <w:proofErr w:type="spellEnd"/>
+      <w:r>
+        <w:rPr>
+          <w:rFonts w:ascii="宋体" w:eastAsia="宋体" w:hAnsi="宋体" w:cs="宋体" w:hint="eastAsia"/>
+        </w:rPr>
+        <w:t>":false}}</w:t>
+      </w:r>
+    </w:p>
+    <w:p>
+      <w:pPr>
+        <w:pStyle w:val="a3"/>
+        <w:rPr>
+          <w:rFonts w:ascii="宋体" w:eastAsia="宋体" w:hAnsi="宋体" w:cs="宋体" w:hint="eastAsia"/>
+        </w:rPr>
+      </w:pPr>
+    </w:p>
+    <w:p>
+      <w:pPr>
+        <w:pStyle w:val="a3"/>
+        <w:rPr>
+          <w:rFonts w:ascii="宋体" w:eastAsia="宋体" w:hAnsi="宋体" w:cs="宋体" w:hint="eastAsia"/>
+        </w:rPr>
+      </w:pPr>
+      <w:r>
+        <w:rPr>
+          <w:rFonts w:ascii="宋体" w:eastAsia="宋体" w:hAnsi="宋体" w:cs="宋体" w:hint="eastAsia"/>
+        </w:rPr>
+        <w:t>{"id":"relationship_friend_betray_001","version":"1.0","scenario":"relationship","difficulty":"hard","tags":["relationship","betrayal","sad"],"messages":[{"role":"user","content":"我发现我最好的朋友在背后说我坏话。"},{"</w:t>
+      </w:r>
+      <w:proofErr w:type="spellStart"/>
+      <w:r>
+        <w:rPr>
+          <w:rFonts w:ascii="宋体" w:eastAsia="宋体" w:hAnsi="宋体" w:cs="宋体" w:hint="eastAsia"/>
+        </w:rPr>
+        <w:t>role":"assistant","content</w:t>
+      </w:r>
+      <w:proofErr w:type="spellEnd"/>
+      <w:r>
+        <w:rPr>
+          <w:rFonts w:ascii="宋体" w:eastAsia="宋体" w:hAnsi="宋体" w:cs="宋体" w:hint="eastAsia"/>
+        </w:rPr>
+        <w:t>":"被信任的人背叛是最痛的，你还好吗？"},{"</w:t>
+      </w:r>
+      <w:proofErr w:type="spellStart"/>
+      <w:r>
+        <w:rPr>
+          <w:rFonts w:ascii="宋体" w:eastAsia="宋体" w:hAnsi="宋体" w:cs="宋体" w:hint="eastAsia"/>
+        </w:rPr>
+        <w:t>role":"user","content</w:t>
+      </w:r>
+      <w:proofErr w:type="spellEnd"/>
+      <w:r>
+        <w:rPr>
+          <w:rFonts w:ascii="宋体" w:eastAsia="宋体" w:hAnsi="宋体" w:cs="宋体" w:hint="eastAsia"/>
+        </w:rPr>
+        <w:t>":"我感觉自己看错人了，不知道该怎么办。"}],"gold":{"emotion":"sad","energy":"low","need":"be_heard","adviceWanted":"yes","engagement":"open","riskLevel":"none","confidence":0.9,"reason":"用户因朋友背叛而感到伤心和迷茫","evidence":["最好的朋友","在背后说我坏话","看错人了"],"</w:t>
+      </w:r>
+      <w:proofErr w:type="spellStart"/>
+      <w:r>
+        <w:rPr>
+          <w:rFonts w:ascii="宋体" w:eastAsia="宋体" w:hAnsi="宋体" w:cs="宋体" w:hint="eastAsia"/>
+        </w:rPr>
+        <w:t>shouldPersist</w:t>
+      </w:r>
+      <w:proofErr w:type="spellEnd"/>
+      <w:r>
+        <w:rPr>
+          <w:rFonts w:ascii="宋体" w:eastAsia="宋体" w:hAnsi="宋体" w:cs="宋体" w:hint="eastAsia"/>
+        </w:rPr>
+        <w:t>":false}}</w:t>
+      </w:r>
+    </w:p>
+    <w:p>
+      <w:pPr>
+        <w:pStyle w:val="a3"/>
+        <w:rPr>
+          <w:rFonts w:ascii="宋体" w:eastAsia="宋体" w:hAnsi="宋体" w:cs="宋体" w:hint="eastAsia"/>
+        </w:rPr>
+      </w:pPr>
+    </w:p>
+    <w:p>
+      <w:pPr>
+        <w:pStyle w:val="a3"/>
+        <w:rPr>
+          <w:rFonts w:ascii="宋体" w:eastAsia="宋体" w:hAnsi="宋体" w:cs="宋体" w:hint="eastAsia"/>
+        </w:rPr>
+      </w:pPr>
+      <w:r>
+        <w:rPr>
+          <w:rFonts w:ascii="宋体" w:eastAsia="宋体" w:hAnsi="宋体" w:cs="宋体" w:hint="eastAsia"/>
+        </w:rPr>
+        <w:t>{"id":"pressure_body_image_001","version":"1.0","scenario":"life","difficulty":"medium","tags":["pressure","body_image","sad"],"messages":[{"role":"user","content":"最近胖了好多，照镜子都不想看自己。"},{"</w:t>
+      </w:r>
+      <w:proofErr w:type="spellStart"/>
+      <w:r>
+        <w:rPr>
+          <w:rFonts w:ascii="宋体" w:eastAsia="宋体" w:hAnsi="宋体" w:cs="宋体" w:hint="eastAsia"/>
+        </w:rPr>
+        <w:t>role":"assistant","content</w:t>
+      </w:r>
+      <w:proofErr w:type="spellEnd"/>
+      <w:r>
+        <w:rPr>
+          <w:rFonts w:ascii="宋体" w:eastAsia="宋体" w:hAnsi="宋体" w:cs="宋体" w:hint="eastAsia"/>
+        </w:rPr>
+        <w:t>":"身材焦虑很多人都会有，你觉得是什么原因导致最近体重变化？"},{"</w:t>
+      </w:r>
+      <w:proofErr w:type="spellStart"/>
+      <w:r>
+        <w:rPr>
+          <w:rFonts w:ascii="宋体" w:eastAsia="宋体" w:hAnsi="宋体" w:cs="宋体" w:hint="eastAsia"/>
+        </w:rPr>
+        <w:t>role":"user","content</w:t>
+      </w:r>
+      <w:proofErr w:type="spellEnd"/>
+      <w:r>
+        <w:rPr>
+          <w:rFonts w:ascii="宋体" w:eastAsia="宋体" w:hAnsi="宋体" w:cs="宋体" w:hint="eastAsia"/>
+        </w:rPr>
+        <w:t>":"可能是压力太大了，老是吃甜食。"}],"gold":{"emotion":"sad","energy":"low","need":"be_heard","adviceWanted":"unknown","engagement":"open","riskLevel":"watch","confidence":0.84,"reason":"用户表达身体形象焦虑，</w:t>
+      </w:r>
+      <w:proofErr w:type="gramStart"/>
+      <w:r>
+        <w:rPr>
+          <w:rFonts w:ascii="宋体" w:eastAsia="宋体" w:hAnsi="宋体" w:cs="宋体" w:hint="eastAsia"/>
+        </w:rPr>
+        <w:t>需要共</w:t>
+      </w:r>
+      <w:proofErr w:type="gramEnd"/>
+      <w:r>
+        <w:rPr>
+          <w:rFonts w:ascii="宋体" w:eastAsia="宋体" w:hAnsi="宋体" w:cs="宋体" w:hint="eastAsia"/>
+        </w:rPr>
+        <w:t>情和理解","evidence":["胖了好多","不想看自己","吃甜食"],"</w:t>
+      </w:r>
+      <w:proofErr w:type="spellStart"/>
+      <w:r>
+        <w:rPr>
+          <w:rFonts w:ascii="宋体" w:eastAsia="宋体" w:hAnsi="宋体" w:cs="宋体" w:hint="eastAsia"/>
+        </w:rPr>
+        <w:t>shouldPersist</w:t>
+      </w:r>
+      <w:proofErr w:type="spellEnd"/>
+      <w:r>
+        <w:rPr>
+          <w:rFonts w:ascii="宋体" w:eastAsia="宋体" w:hAnsi="宋体" w:cs="宋体" w:hint="eastAsia"/>
+        </w:rPr>
+        <w:t>":false}}</w:t>
+      </w:r>
+    </w:p>
+    <w:p>
+      <w:pPr>
+        <w:pStyle w:val="a3"/>
+        <w:rPr>
+          <w:rFonts w:ascii="宋体" w:eastAsia="宋体" w:hAnsi="宋体" w:cs="宋体" w:hint="eastAsia"/>
+        </w:rPr>
+      </w:pPr>
+    </w:p>
+    <w:p>
+      <w:pPr>
+        <w:pStyle w:val="a3"/>
+        <w:rPr>
+          <w:rFonts w:ascii="宋体" w:eastAsia="宋体" w:hAnsi="宋体" w:cs="宋体" w:hint="eastAsia"/>
+        </w:rPr>
+      </w:pPr>
+      <w:r>
+        <w:rPr>
+          <w:rFonts w:ascii="宋体" w:eastAsia="宋体" w:hAnsi="宋体" w:cs="宋体" w:hint="eastAsia"/>
+        </w:rPr>
+        <w:lastRenderedPageBreak/>
+        <w:t>{"id":"relationship_gossip_001","version":"1.0","scenario":"relationship","difficulty":"medium","tags":["relationship","frustration"],"messages":[{"role":"user","content":"我们公司的人都好八卦，天天传一些莫名其妙的事情。"},{"</w:t>
+      </w:r>
+      <w:proofErr w:type="spellStart"/>
+      <w:r>
+        <w:rPr>
+          <w:rFonts w:ascii="宋体" w:eastAsia="宋体" w:hAnsi="宋体" w:cs="宋体" w:hint="eastAsia"/>
+        </w:rPr>
+        <w:t>role":"assistant","content</w:t>
+      </w:r>
+      <w:proofErr w:type="spellEnd"/>
+      <w:r>
+        <w:rPr>
+          <w:rFonts w:ascii="宋体" w:eastAsia="宋体" w:hAnsi="宋体" w:cs="宋体" w:hint="eastAsia"/>
+        </w:rPr>
+        <w:t>":"办公室八卦确实很烦人，你也被传了吗？"},{"</w:t>
+      </w:r>
+      <w:proofErr w:type="spellStart"/>
+      <w:r>
+        <w:rPr>
+          <w:rFonts w:ascii="宋体" w:eastAsia="宋体" w:hAnsi="宋体" w:cs="宋体" w:hint="eastAsia"/>
+        </w:rPr>
+        <w:t>role":"user","content</w:t>
+      </w:r>
+      <w:proofErr w:type="spellEnd"/>
+      <w:r>
+        <w:rPr>
+          <w:rFonts w:ascii="宋体" w:eastAsia="宋体" w:hAnsi="宋体" w:cs="宋体" w:hint="eastAsia"/>
+        </w:rPr>
+        <w:t>":"是啊，我都不知道该怎么应对了。"}],"gold":{"emotion":"frustrated","energy":"normal","need":"be_heard","adviceWanted":"yes","engagement":"open","riskLevel":"none","confidence":0.85,"reason":"用户</w:t>
+      </w:r>
+      <w:proofErr w:type="gramStart"/>
+      <w:r>
+        <w:rPr>
+          <w:rFonts w:ascii="宋体" w:eastAsia="宋体" w:hAnsi="宋体" w:cs="宋体" w:hint="eastAsia"/>
+        </w:rPr>
+        <w:t>因职场八卦</w:t>
+      </w:r>
+      <w:proofErr w:type="gramEnd"/>
+      <w:r>
+        <w:rPr>
+          <w:rFonts w:ascii="宋体" w:eastAsia="宋体" w:hAnsi="宋体" w:cs="宋体" w:hint="eastAsia"/>
+        </w:rPr>
+        <w:t>感到烦恼，寻求应对方式","evidence":["好八卦","莫名其妙的","不知道该怎么应对"],"</w:t>
+      </w:r>
+      <w:proofErr w:type="spellStart"/>
+      <w:r>
+        <w:rPr>
+          <w:rFonts w:ascii="宋体" w:eastAsia="宋体" w:hAnsi="宋体" w:cs="宋体" w:hint="eastAsia"/>
+        </w:rPr>
+        <w:t>shouldPersist</w:t>
+      </w:r>
+      <w:proofErr w:type="spellEnd"/>
+      <w:r>
+        <w:rPr>
+          <w:rFonts w:ascii="宋体" w:eastAsia="宋体" w:hAnsi="宋体" w:cs="宋体" w:hint="eastAsia"/>
+        </w:rPr>
+        <w:t>":false}}</w:t>
+      </w:r>
+    </w:p>
+    <w:p>
+      <w:pPr>
+        <w:pStyle w:val="a3"/>
+        <w:rPr>
+          <w:rFonts w:ascii="宋体" w:eastAsia="宋体" w:hAnsi="宋体" w:cs="宋体" w:hint="eastAsia"/>
+        </w:rPr>
+      </w:pPr>
+    </w:p>
+    <w:p>
+      <w:pPr>
+        <w:pStyle w:val="a3"/>
+        <w:rPr>
+          <w:rFonts w:ascii="宋体" w:eastAsia="宋体" w:hAnsi="宋体" w:cs="宋体" w:hint="eastAsia"/>
+        </w:rPr>
+      </w:pPr>
+      <w:r>
+        <w:rPr>
+          <w:rFonts w:ascii="宋体" w:eastAsia="宋体" w:hAnsi="宋体" w:cs="宋体" w:hint="eastAsia"/>
+        </w:rPr>
+        <w:t>{"id":"pressure_unknown_future_001","version":"1.0","scenario":"life","difficulty":"medium","tags":["pressure","uncertainty","anxiety"],"messages":[{"role":"user","content":"马上毕业了，完全不知道以后要做什么。"},{"</w:t>
+      </w:r>
+      <w:proofErr w:type="spellStart"/>
+      <w:r>
+        <w:rPr>
+          <w:rFonts w:ascii="宋体" w:eastAsia="宋体" w:hAnsi="宋体" w:cs="宋体" w:hint="eastAsia"/>
+        </w:rPr>
+        <w:t>role":"assistant","content</w:t>
+      </w:r>
+      <w:proofErr w:type="spellEnd"/>
+      <w:r>
+        <w:rPr>
+          <w:rFonts w:ascii="宋体" w:eastAsia="宋体" w:hAnsi="宋体" w:cs="宋体" w:hint="eastAsia"/>
+        </w:rPr>
+        <w:t>":"面对人生的岔路口感到迷茫是很正常的，你有想过自己感兴趣的方向吗？"},{"</w:t>
+      </w:r>
+      <w:proofErr w:type="spellStart"/>
+      <w:r>
+        <w:rPr>
+          <w:rFonts w:ascii="宋体" w:eastAsia="宋体" w:hAnsi="宋体" w:cs="宋体" w:hint="eastAsia"/>
+        </w:rPr>
+        <w:t>role":"user","content</w:t>
+      </w:r>
+      <w:proofErr w:type="spellEnd"/>
+      <w:r>
+        <w:rPr>
+          <w:rFonts w:ascii="宋体" w:eastAsia="宋体" w:hAnsi="宋体" w:cs="宋体" w:hint="eastAsia"/>
+        </w:rPr>
+        <w:t>":"好像什么都想做，但又什么都做不好。"}],"gold":{"emotion":"anxious","energy":"low","need":"reassurance","adviceWanted":"yes","engagement":"open","riskLevel":"none","confidence":0.88,"reason":"用户对未来感到迷茫和焦虑，需要引导","evidence":["马上毕业了","不知道以后要做什么","什么都做不好"],"</w:t>
+      </w:r>
+      <w:proofErr w:type="spellStart"/>
+      <w:r>
+        <w:rPr>
+          <w:rFonts w:ascii="宋体" w:eastAsia="宋体" w:hAnsi="宋体" w:cs="宋体" w:hint="eastAsia"/>
+        </w:rPr>
+        <w:t>shouldPersist</w:t>
+      </w:r>
+      <w:proofErr w:type="spellEnd"/>
+      <w:r>
+        <w:rPr>
+          <w:rFonts w:ascii="宋体" w:eastAsia="宋体" w:hAnsi="宋体" w:cs="宋体" w:hint="eastAsia"/>
+        </w:rPr>
+        <w:t>":false}}</w:t>
+      </w:r>
+    </w:p>
+    <w:p>
+      <w:pPr>
+        <w:pStyle w:val="a3"/>
+        <w:rPr>
+          <w:rFonts w:ascii="宋体" w:eastAsia="宋体" w:hAnsi="宋体" w:cs="宋体" w:hint="eastAsia"/>
+        </w:rPr>
+      </w:pPr>
+    </w:p>
+    <w:p>
+      <w:pPr>
+        <w:pStyle w:val="a3"/>
+        <w:rPr>
+          <w:rFonts w:ascii="宋体" w:eastAsia="宋体" w:hAnsi="宋体" w:cs="宋体" w:hint="eastAsia"/>
+        </w:rPr>
+      </w:pPr>
+      <w:r>
+        <w:rPr>
+          <w:rFonts w:ascii="宋体" w:eastAsia="宋体" w:hAnsi="宋体" w:cs="宋体" w:hint="eastAsia"/>
+        </w:rPr>
+        <w:t>{"id":"relationship_parents_divorce_001","version":"1.0","scenario":"relationship","difficulty":"hard","tags":["relationship","family","sad"],"messages":[{"role":"user","content":"我爸妈今天跟我说他们要离婚了。"},{"</w:t>
+      </w:r>
+      <w:proofErr w:type="spellStart"/>
+      <w:r>
+        <w:rPr>
+          <w:rFonts w:ascii="宋体" w:eastAsia="宋体" w:hAnsi="宋体" w:cs="宋体" w:hint="eastAsia"/>
+        </w:rPr>
+        <w:t>role":"assistant","content</w:t>
+      </w:r>
+      <w:proofErr w:type="spellEnd"/>
+      <w:r>
+        <w:rPr>
+          <w:rFonts w:ascii="宋体" w:eastAsia="宋体" w:hAnsi="宋体" w:cs="宋体" w:hint="eastAsia"/>
+        </w:rPr>
+        <w:t>":"这一定是个非常沉重的消息，你现在的感受是怎样的？"},{"</w:t>
+      </w:r>
+      <w:proofErr w:type="spellStart"/>
+      <w:r>
+        <w:rPr>
+          <w:rFonts w:ascii="宋体" w:eastAsia="宋体" w:hAnsi="宋体" w:cs="宋体" w:hint="eastAsia"/>
+        </w:rPr>
+        <w:t>role":"user","content</w:t>
+      </w:r>
+      <w:proofErr w:type="spellEnd"/>
+      <w:r>
+        <w:rPr>
+          <w:rFonts w:ascii="宋体" w:eastAsia="宋体" w:hAnsi="宋体" w:cs="宋体" w:hint="eastAsia"/>
+        </w:rPr>
+        <w:t>":"虽然我早就感觉到了，但听到的那一刻还是好难受。"}],"gold":{"emotion":"sad","energy":"low","need":"be_heard","adviceWanted":"no","engagement":"limited","riskLevel":"watch","confidence":0.93,"reason":"用户经历家庭变故，表达深深的悲伤","evidence":["要离婚了","还是好难受"],"</w:t>
+      </w:r>
+      <w:proofErr w:type="spellStart"/>
+      <w:r>
+        <w:rPr>
+          <w:rFonts w:ascii="宋体" w:eastAsia="宋体" w:hAnsi="宋体" w:cs="宋体" w:hint="eastAsia"/>
+        </w:rPr>
+        <w:t>shouldPersist</w:t>
+      </w:r>
+      <w:proofErr w:type="spellEnd"/>
+      <w:r>
+        <w:rPr>
+          <w:rFonts w:ascii="宋体" w:eastAsia="宋体" w:hAnsi="宋体" w:cs="宋体" w:hint="eastAsia"/>
+        </w:rPr>
+        <w:t>":false}}</w:t>
+      </w:r>
+    </w:p>
+    <w:p>
+      <w:pPr>
+        <w:pStyle w:val="a3"/>
+        <w:rPr>
+          <w:rFonts w:ascii="宋体" w:eastAsia="宋体" w:hAnsi="宋体" w:cs="宋体" w:hint="eastAsia"/>
+        </w:rPr>
+      </w:pPr>
+    </w:p>
+    <w:p>
+      <w:pPr>
+        <w:pStyle w:val="a3"/>
+        <w:rPr>
+          <w:rFonts w:ascii="宋体" w:eastAsia="宋体" w:hAnsi="宋体" w:cs="宋体" w:hint="eastAsia"/>
+        </w:rPr>
+      </w:pPr>
+      <w:r>
+        <w:rPr>
+          <w:rFonts w:ascii="宋体" w:eastAsia="宋体" w:hAnsi="宋体" w:cs="宋体" w:hint="eastAsia"/>
+        </w:rPr>
+        <w:t>{"id":"pressure_workload_001","version":"1.0","scenario":"work","difficulty":"medium","tags":["pressure","workload","frustrated"],"messages":[{"role":"user","content":"领导又给我加了新项目，本来手头就已经三个了。"},{"</w:t>
+      </w:r>
+      <w:proofErr w:type="spellStart"/>
+      <w:r>
+        <w:rPr>
+          <w:rFonts w:ascii="宋体" w:eastAsia="宋体" w:hAnsi="宋体" w:cs="宋体" w:hint="eastAsia"/>
+        </w:rPr>
+        <w:t>role":"assistant","content</w:t>
+      </w:r>
+      <w:proofErr w:type="spellEnd"/>
+      <w:r>
+        <w:rPr>
+          <w:rFonts w:ascii="宋体" w:eastAsia="宋体" w:hAnsi="宋体" w:cs="宋体" w:hint="eastAsia"/>
+        </w:rPr>
+        <w:t>":"工作量过载确实让人喘不过气来，你有跟领导反映过吗？"},{"</w:t>
+      </w:r>
+      <w:proofErr w:type="spellStart"/>
+      <w:r>
+        <w:rPr>
+          <w:rFonts w:ascii="宋体" w:eastAsia="宋体" w:hAnsi="宋体" w:cs="宋体" w:hint="eastAsia"/>
+        </w:rPr>
+        <w:t>role":"user","content</w:t>
+      </w:r>
+      <w:proofErr w:type="spellEnd"/>
+      <w:r>
+        <w:rPr>
+          <w:rFonts w:ascii="宋体" w:eastAsia="宋体" w:hAnsi="宋体" w:cs="宋体" w:hint="eastAsia"/>
+        </w:rPr>
+        <w:t>":"反映了，但他觉得我能力很强，能搞定。"}],"gold":{"emotion":"frustrated","energy":"low","need":"be_heard","adviceWanted":"unknown","engagement":"open","riskLevel":"none","confidence":0.87,"reason":"用户表达工作超负荷的无奈和受挫","evidence":["加了新项目","手头三个","能搞定"],"</w:t>
+      </w:r>
+      <w:proofErr w:type="spellStart"/>
+      <w:r>
+        <w:rPr>
+          <w:rFonts w:ascii="宋体" w:eastAsia="宋体" w:hAnsi="宋体" w:cs="宋体" w:hint="eastAsia"/>
+        </w:rPr>
+        <w:t>shouldPersist</w:t>
+      </w:r>
+      <w:proofErr w:type="spellEnd"/>
+      <w:r>
+        <w:rPr>
+          <w:rFonts w:ascii="宋体" w:eastAsia="宋体" w:hAnsi="宋体" w:cs="宋体" w:hint="eastAsia"/>
+        </w:rPr>
+        <w:t>":false}}</w:t>
+      </w:r>
+    </w:p>
+    <w:p>
+      <w:pPr>
+        <w:pStyle w:val="a3"/>
+        <w:rPr>
+          <w:rFonts w:ascii="宋体" w:eastAsia="宋体" w:hAnsi="宋体" w:cs="宋体" w:hint="eastAsia"/>
+        </w:rPr>
+      </w:pPr>
+    </w:p>
+    <w:p>
+      <w:pPr>
+        <w:pStyle w:val="a3"/>
+        <w:rPr>
+          <w:rFonts w:ascii="宋体" w:eastAsia="宋体" w:hAnsi="宋体" w:cs="宋体" w:hint="eastAsia"/>
+        </w:rPr>
+      </w:pPr>
+      <w:r>
+        <w:rPr>
+          <w:rFonts w:ascii="宋体" w:eastAsia="宋体" w:hAnsi="宋体" w:cs="宋体" w:hint="eastAsia"/>
+        </w:rPr>
+        <w:t>{"id":"relationship_roommate_001","version":"1.0","scenario":"relation</w:t>
+      </w:r>
+      <w:r>
+        <w:rPr>
+          <w:rFonts w:ascii="宋体" w:eastAsia="宋体" w:hAnsi="宋体" w:cs="宋体" w:hint="eastAsia"/>
+        </w:rPr>
+        <w:lastRenderedPageBreak/>
+        <w:t>ship","difficulty":"medium","tags":["relationship","conflict","anger"],"messages":[{"role":"user","content":"我室友天天半夜打游戏，吵得我根本睡不着。"},{"</w:t>
+      </w:r>
+      <w:proofErr w:type="spellStart"/>
+      <w:r>
+        <w:rPr>
+          <w:rFonts w:ascii="宋体" w:eastAsia="宋体" w:hAnsi="宋体" w:cs="宋体" w:hint="eastAsia"/>
+        </w:rPr>
+        <w:t>role":"assistant","content</w:t>
+      </w:r>
+      <w:proofErr w:type="spellEnd"/>
+      <w:r>
+        <w:rPr>
+          <w:rFonts w:ascii="宋体" w:eastAsia="宋体" w:hAnsi="宋体" w:cs="宋体" w:hint="eastAsia"/>
+        </w:rPr>
+        <w:t>":"作息冲突确实很难熬，你们之前沟通过这个事情吗？"},{"</w:t>
+      </w:r>
+      <w:proofErr w:type="spellStart"/>
+      <w:r>
+        <w:rPr>
+          <w:rFonts w:ascii="宋体" w:eastAsia="宋体" w:hAnsi="宋体" w:cs="宋体" w:hint="eastAsia"/>
+        </w:rPr>
+        <w:t>role":"user","content</w:t>
+      </w:r>
+      <w:proofErr w:type="spellEnd"/>
+      <w:r>
+        <w:rPr>
+          <w:rFonts w:ascii="宋体" w:eastAsia="宋体" w:hAnsi="宋体" w:cs="宋体" w:hint="eastAsia"/>
+        </w:rPr>
+        <w:t>":"说过好几次了，他还是那样。"}],"gold":{"emotion":"angry","energy":"low","need":"advice","adviceWanted":"yes","engagement":"open","riskLevel":"none","confidence":0.86,"reason":"用户因室友干扰睡眠而愤怒，需要解决建议","evidence":["半夜打游戏","根本睡不着","还是那样"],"</w:t>
+      </w:r>
+      <w:proofErr w:type="spellStart"/>
+      <w:r>
+        <w:rPr>
+          <w:rFonts w:ascii="宋体" w:eastAsia="宋体" w:hAnsi="宋体" w:cs="宋体" w:hint="eastAsia"/>
+        </w:rPr>
+        <w:t>shouldPersist</w:t>
+      </w:r>
+      <w:proofErr w:type="spellEnd"/>
+      <w:r>
+        <w:rPr>
+          <w:rFonts w:ascii="宋体" w:eastAsia="宋体" w:hAnsi="宋体" w:cs="宋体" w:hint="eastAsia"/>
+        </w:rPr>
+        <w:t>":false}}</w:t>
+      </w:r>
+    </w:p>
+    <w:p>
+      <w:pPr>
+        <w:pStyle w:val="a3"/>
+        <w:rPr>
+          <w:rFonts w:ascii="宋体" w:eastAsia="宋体" w:hAnsi="宋体" w:cs="宋体" w:hint="eastAsia"/>
+        </w:rPr>
+      </w:pPr>
+    </w:p>
+    <w:p>
+      <w:pPr>
+        <w:pStyle w:val="a3"/>
+        <w:rPr>
+          <w:rFonts w:ascii="宋体" w:eastAsia="宋体" w:hAnsi="宋体" w:cs="宋体" w:hint="eastAsia"/>
+        </w:rPr>
+      </w:pPr>
+      <w:r>
+        <w:rPr>
+          <w:rFonts w:ascii="宋体" w:eastAsia="宋体" w:hAnsi="宋体" w:cs="宋体" w:hint="eastAsia"/>
+        </w:rPr>
+        <w:t>{"id":"pressure_age_001","version":"1.0","scenario":"life","difficulty":"medium","tags":["pressure","age","anxiety"],"messages":[{"role":"user","content":"我马上三十岁了，感觉一事无成。"},{"</w:t>
+      </w:r>
+      <w:proofErr w:type="spellStart"/>
+      <w:r>
+        <w:rPr>
+          <w:rFonts w:ascii="宋体" w:eastAsia="宋体" w:hAnsi="宋体" w:cs="宋体" w:hint="eastAsia"/>
+        </w:rPr>
+        <w:t>role":"assistant","content</w:t>
+      </w:r>
+      <w:proofErr w:type="spellEnd"/>
+      <w:r>
+        <w:rPr>
+          <w:rFonts w:ascii="宋体" w:eastAsia="宋体" w:hAnsi="宋体" w:cs="宋体" w:hint="eastAsia"/>
+        </w:rPr>
+        <w:t>":"三十岁的焦虑很常见，但每个人的节奏都不一样，你觉得哪些方面让你最焦虑？"},{"</w:t>
+      </w:r>
+      <w:proofErr w:type="spellStart"/>
+      <w:r>
+        <w:rPr>
+          <w:rFonts w:ascii="宋体" w:eastAsia="宋体" w:hAnsi="宋体" w:cs="宋体" w:hint="eastAsia"/>
+        </w:rPr>
+        <w:t>role":"user","content</w:t>
+      </w:r>
+      <w:proofErr w:type="spellEnd"/>
+      <w:r>
+        <w:rPr>
+          <w:rFonts w:ascii="宋体" w:eastAsia="宋体" w:hAnsi="宋体" w:cs="宋体" w:hint="eastAsia"/>
+        </w:rPr>
+        <w:t>":"事业、感情、存款，什么都在焦虑。"}],"gold":{"emotion":"anxious","energy":"low","need":"reassurance","adviceWanted":"unknown","engagement":"open","riskLevel":"none","confidence":0.88,"reason":"用户对年龄和人生成就感到焦虑","evidence":["三十岁了","一事无成","什么都在焦虑"],"</w:t>
+      </w:r>
+      <w:proofErr w:type="spellStart"/>
+      <w:r>
+        <w:rPr>
+          <w:rFonts w:ascii="宋体" w:eastAsia="宋体" w:hAnsi="宋体" w:cs="宋体" w:hint="eastAsia"/>
+        </w:rPr>
+        <w:t>shouldPersist</w:t>
+      </w:r>
+      <w:proofErr w:type="spellEnd"/>
+      <w:r>
+        <w:rPr>
+          <w:rFonts w:ascii="宋体" w:eastAsia="宋体" w:hAnsi="宋体" w:cs="宋体" w:hint="eastAsia"/>
+        </w:rPr>
+        <w:t>":false}}</w:t>
+      </w:r>
+    </w:p>
+    <w:p>
+      <w:pPr>
+        <w:pStyle w:val="a3"/>
+        <w:rPr>
+          <w:rFonts w:ascii="宋体" w:eastAsia="宋体" w:hAnsi="宋体" w:cs="宋体" w:hint="eastAsia"/>
+        </w:rPr>
+      </w:pPr>
+    </w:p>
+    <w:p>
+      <w:pPr>
+        <w:pStyle w:val="a3"/>
+        <w:rPr>
+          <w:rFonts w:ascii="宋体" w:eastAsia="宋体" w:hAnsi="宋体" w:cs="宋体"/>
+        </w:rPr>
+      </w:pPr>
+      <w:r>
+        <w:rPr>
+          <w:rFonts w:ascii="宋体" w:eastAsia="宋体" w:hAnsi="宋体" w:cs="宋体" w:hint="eastAsia"/>
+        </w:rPr>
+        <w:t>{"id":"relationship_social_anxiety_001","version":"1.0","scenario":"relationship","difficulty":"medium","tags":["relationship","social_anxiety","anxiety"],"messages":[{"role":"user","content":"周末要去参加一个聚会，好多不认识的人，我好紧张。"},{"</w:t>
+      </w:r>
+      <w:proofErr w:type="spellStart"/>
+      <w:r>
+        <w:rPr>
+          <w:rFonts w:ascii="宋体" w:eastAsia="宋体" w:hAnsi="宋体" w:cs="宋体" w:hint="eastAsia"/>
+        </w:rPr>
+        <w:t>role":"assistant","content</w:t>
+      </w:r>
+      <w:proofErr w:type="spellEnd"/>
+      <w:r>
+        <w:rPr>
+          <w:rFonts w:ascii="宋体" w:eastAsia="宋体" w:hAnsi="宋体" w:cs="宋体" w:hint="eastAsia"/>
+        </w:rPr>
+        <w:t>":"社交场合感到紧张是很正常的，你希望我能给你一些放松的小技巧吗？"},{"</w:t>
+      </w:r>
+      <w:proofErr w:type="spellStart"/>
+      <w:r>
+        <w:rPr>
+          <w:rFonts w:ascii="宋体" w:eastAsia="宋体" w:hAnsi="宋体" w:cs="宋体" w:hint="eastAsia"/>
+        </w:rPr>
+        <w:t>role":"user","content</w:t>
+      </w:r>
+      <w:proofErr w:type="spellEnd"/>
+      <w:r>
+        <w:rPr>
+          <w:rFonts w:ascii="宋体" w:eastAsia="宋体" w:hAnsi="宋体" w:cs="宋体" w:hint="eastAsia"/>
+        </w:rPr>
+        <w:t>":"不用了，就是想说一下，感觉说出来好一点了。"}],"gold":{"emotion":"anxious","energy":"normal","need":"be_heard","adviceWanted":"no","engagement":"limited","riskLevel":"none","confidence":0.87,"reason":"用户表达社交焦虑，只需要倾诉而</w:t>
+      </w:r>
+      <w:proofErr w:type="gramStart"/>
+      <w:r>
+        <w:rPr>
+          <w:rFonts w:ascii="宋体" w:eastAsia="宋体" w:hAnsi="宋体" w:cs="宋体" w:hint="eastAsia"/>
+        </w:rPr>
+        <w:t>非建议</w:t>
+      </w:r>
+      <w:proofErr w:type="gramEnd"/>
+      <w:r>
+        <w:rPr>
+          <w:rFonts w:ascii="宋体" w:eastAsia="宋体" w:hAnsi="宋体" w:cs="宋体" w:hint="eastAsia"/>
+        </w:rPr>
+        <w:t>","evidence":["不认识的人","好紧张","说出来好一点了"],"</w:t>
+      </w:r>
+      <w:proofErr w:type="spellStart"/>
+      <w:r>
+        <w:rPr>
+          <w:rFonts w:ascii="宋体" w:eastAsia="宋体" w:hAnsi="宋体" w:cs="宋体" w:hint="eastAsia"/>
+        </w:rPr>
+        <w:t>shouldPersist</w:t>
+      </w:r>
+      <w:proofErr w:type="spellEnd"/>
+      <w:r>
+        <w:rPr>
+          <w:rFonts w:ascii="宋体" w:eastAsia="宋体" w:hAnsi="宋体" w:cs="宋体" w:hint="eastAsia"/>
+        </w:rPr>
+        <w:t>":false}}</w:t>
+      </w:r>
+    </w:p>
+    <w:p>
+      <w:pPr>
+        <w:pStyle w:val="a3"/>
+        <w:rPr>
+          <w:rFonts w:ascii="宋体" w:eastAsia="宋体" w:hAnsi="宋体" w:cs="宋体"/>
+        </w:rPr>
+      </w:pPr>
+    </w:p>
+    <w:p>
+      <w:pPr>
+        <w:pStyle w:val="a3"/>
+        <w:rPr>
+          <w:rFonts w:ascii="宋体" w:eastAsia="宋体" w:hAnsi="宋体" w:cs="宋体" w:hint="eastAsia"/>
+        </w:rPr>
+      </w:pPr>
+      <w:r>
+        <w:rPr>
+          <w:rFonts w:ascii="宋体" w:eastAsia="宋体" w:hAnsi="宋体" w:cs="宋体" w:hint="eastAsia"/>
+        </w:rPr>
+        <w:t>{"id":"asr_work_001","version":"1.0","scenario":"asr_error","difficulty":"hard","tags":["asr","work","frustrated"],"messages":[{"role":"user","content":"今天班加的太晚了，</w:t>
+      </w:r>
+      <w:proofErr w:type="gramStart"/>
+      <w:r>
+        <w:rPr>
+          <w:rFonts w:ascii="宋体" w:eastAsia="宋体" w:hAnsi="宋体" w:cs="宋体" w:hint="eastAsia"/>
+        </w:rPr>
+        <w:t>我类死了</w:t>
+      </w:r>
+      <w:proofErr w:type="gramEnd"/>
+      <w:r>
+        <w:rPr>
+          <w:rFonts w:ascii="宋体" w:eastAsia="宋体" w:hAnsi="宋体" w:cs="宋体" w:hint="eastAsia"/>
+        </w:rPr>
+        <w:t>。"}],"gold":{"emotion":"frustrated","energy":"low","need":"be_heard","adviceWanted":"no","engagement":"limited","riskLevel":"none","confidence":0.82,"reason":"ASR错误：'班加'应为'加班'，'</w:t>
+      </w:r>
+      <w:proofErr w:type="gramStart"/>
+      <w:r>
+        <w:rPr>
+          <w:rFonts w:ascii="宋体" w:eastAsia="宋体" w:hAnsi="宋体" w:cs="宋体" w:hint="eastAsia"/>
+        </w:rPr>
+        <w:t>类死</w:t>
+      </w:r>
+      <w:proofErr w:type="gramEnd"/>
+      <w:r>
+        <w:rPr>
+          <w:rFonts w:ascii="宋体" w:eastAsia="宋体" w:hAnsi="宋体" w:cs="宋体" w:hint="eastAsia"/>
+        </w:rPr>
+        <w:t>'应为'累死'，实际表达加班疲惫","evidence":["班加的太晚了","</w:t>
+      </w:r>
+      <w:proofErr w:type="gramStart"/>
+      <w:r>
+        <w:rPr>
+          <w:rFonts w:ascii="宋体" w:eastAsia="宋体" w:hAnsi="宋体" w:cs="宋体" w:hint="eastAsia"/>
+        </w:rPr>
+        <w:t>类死了</w:t>
+      </w:r>
+      <w:proofErr w:type="gramEnd"/>
+      <w:r>
+        <w:rPr>
+          <w:rFonts w:ascii="宋体" w:eastAsia="宋体" w:hAnsi="宋体" w:cs="宋体" w:hint="eastAsia"/>
+        </w:rPr>
+        <w:t>"],"</w:t>
+      </w:r>
+      <w:proofErr w:type="spellStart"/>
+      <w:r>
+        <w:rPr>
+          <w:rFonts w:ascii="宋体" w:eastAsia="宋体" w:hAnsi="宋体" w:cs="宋体" w:hint="eastAsia"/>
+        </w:rPr>
+        <w:t>shouldPersist</w:t>
+      </w:r>
+      <w:proofErr w:type="spellEnd"/>
+      <w:r>
+        <w:rPr>
+          <w:rFonts w:ascii="宋体" w:eastAsia="宋体" w:hAnsi="宋体" w:cs="宋体" w:hint="eastAsia"/>
+        </w:rPr>
+        <w:t>":false}}</w:t>
+      </w:r>
+    </w:p>
+    <w:p>
+      <w:pPr>
+        <w:pStyle w:val="a3"/>
+        <w:rPr>
+          <w:rFonts w:ascii="宋体" w:eastAsia="宋体" w:hAnsi="宋体" w:cs="宋体" w:hint="eastAsia"/>
+        </w:rPr>
+      </w:pPr>
+    </w:p>
+    <w:p>
+      <w:pPr>
+        <w:pStyle w:val="a3"/>
+        <w:rPr>
+          <w:rFonts w:ascii="宋体" w:eastAsia="宋体" w:hAnsi="宋体" w:cs="宋体" w:hint="eastAsia"/>
+        </w:rPr>
+      </w:pPr>
+      <w:r>
+        <w:rPr>
+          <w:rFonts w:ascii="宋体" w:eastAsia="宋体" w:hAnsi="宋体" w:cs="宋体" w:hint="eastAsia"/>
+        </w:rPr>
+        <w:t>{"id":"asr_health_001","version":"1.0","scenario":"asr_error","difficulty":"hard","tags":["asr","health","anxiety"],"messages":[{"role":"user","content":"我头好同啊，不知道是不是感冒了。"}],"gold":{"emotion":"calm","energy":"low","need":"reassurance","adviceWanted":"unknown","engagement":"open","riskLevel":"none","confidence</w:t>
+      </w:r>
+      <w:r>
+        <w:rPr>
+          <w:rFonts w:ascii="宋体" w:eastAsia="宋体" w:hAnsi="宋体" w:cs="宋体" w:hint="eastAsia"/>
+        </w:rPr>
+        <w:lastRenderedPageBreak/>
+        <w:t>":0.8,"reason":"ASR错误：'头好同'应为'头好痛'，实际表达身体不适","evidence":["头好同","感冒了"],"</w:t>
+      </w:r>
+      <w:proofErr w:type="spellStart"/>
+      <w:r>
+        <w:rPr>
+          <w:rFonts w:ascii="宋体" w:eastAsia="宋体" w:hAnsi="宋体" w:cs="宋体" w:hint="eastAsia"/>
+        </w:rPr>
+        <w:t>shouldPersist</w:t>
+      </w:r>
+      <w:proofErr w:type="spellEnd"/>
+      <w:r>
+        <w:rPr>
+          <w:rFonts w:ascii="宋体" w:eastAsia="宋体" w:hAnsi="宋体" w:cs="宋体" w:hint="eastAsia"/>
+        </w:rPr>
+        <w:t>":false}}</w:t>
+      </w:r>
+    </w:p>
+    <w:p>
+      <w:pPr>
+        <w:pStyle w:val="a3"/>
+        <w:rPr>
+          <w:rFonts w:ascii="宋体" w:eastAsia="宋体" w:hAnsi="宋体" w:cs="宋体" w:hint="eastAsia"/>
+        </w:rPr>
+      </w:pPr>
+    </w:p>
+    <w:p>
+      <w:pPr>
+        <w:pStyle w:val="a3"/>
+        <w:rPr>
+          <w:rFonts w:ascii="宋体" w:eastAsia="宋体" w:hAnsi="宋体" w:cs="宋体" w:hint="eastAsia"/>
+        </w:rPr>
+      </w:pPr>
+      <w:r>
+        <w:rPr>
+          <w:rFonts w:ascii="宋体" w:eastAsia="宋体" w:hAnsi="宋体" w:cs="宋体" w:hint="eastAsia"/>
+        </w:rPr>
+        <w:t>{"id":"asr_relationship_001","version":"1.0","scenario":"asr_error","difficulty":"hard","tags":["asr","relationship","angry"],"messages":[{"role":"user","content":"他根本</w:t>
+      </w:r>
+      <w:proofErr w:type="gramStart"/>
+      <w:r>
+        <w:rPr>
+          <w:rFonts w:ascii="宋体" w:eastAsia="宋体" w:hAnsi="宋体" w:cs="宋体" w:hint="eastAsia"/>
+        </w:rPr>
+        <w:t>不鸟解</w:t>
+      </w:r>
+      <w:proofErr w:type="gramEnd"/>
+      <w:r>
+        <w:rPr>
+          <w:rFonts w:ascii="宋体" w:eastAsia="宋体" w:hAnsi="宋体" w:cs="宋体" w:hint="eastAsia"/>
+        </w:rPr>
+        <w:t>我，说什么都没用。"}],"gold":{"emotion":"frustrated","energy":"normal","need":"be_heard","adviceWanted":"no","engagement":"limited","riskLevel":"none","confidence":0.83,"reason":"ASR错误：'</w:t>
+      </w:r>
+      <w:proofErr w:type="gramStart"/>
+      <w:r>
+        <w:rPr>
+          <w:rFonts w:ascii="宋体" w:eastAsia="宋体" w:hAnsi="宋体" w:cs="宋体" w:hint="eastAsia"/>
+        </w:rPr>
+        <w:t>鸟解</w:t>
+      </w:r>
+      <w:proofErr w:type="gramEnd"/>
+      <w:r>
+        <w:rPr>
+          <w:rFonts w:ascii="宋体" w:eastAsia="宋体" w:hAnsi="宋体" w:cs="宋体" w:hint="eastAsia"/>
+        </w:rPr>
+        <w:t>'应为'了解'，实际表达人际沟通受挫","evidence":["</w:t>
+      </w:r>
+      <w:proofErr w:type="gramStart"/>
+      <w:r>
+        <w:rPr>
+          <w:rFonts w:ascii="宋体" w:eastAsia="宋体" w:hAnsi="宋体" w:cs="宋体" w:hint="eastAsia"/>
+        </w:rPr>
+        <w:t>鸟解我</w:t>
+      </w:r>
+      <w:proofErr w:type="gramEnd"/>
+      <w:r>
+        <w:rPr>
+          <w:rFonts w:ascii="宋体" w:eastAsia="宋体" w:hAnsi="宋体" w:cs="宋体" w:hint="eastAsia"/>
+        </w:rPr>
+        <w:t>","说什么都没用"],"</w:t>
+      </w:r>
+      <w:proofErr w:type="spellStart"/>
+      <w:r>
+        <w:rPr>
+          <w:rFonts w:ascii="宋体" w:eastAsia="宋体" w:hAnsi="宋体" w:cs="宋体" w:hint="eastAsia"/>
+        </w:rPr>
+        <w:t>shouldPersist</w:t>
+      </w:r>
+      <w:proofErr w:type="spellEnd"/>
+      <w:r>
+        <w:rPr>
+          <w:rFonts w:ascii="宋体" w:eastAsia="宋体" w:hAnsi="宋体" w:cs="宋体" w:hint="eastAsia"/>
+        </w:rPr>
+        <w:t>":false}}</w:t>
+      </w:r>
+    </w:p>
+    <w:p>
+      <w:pPr>
+        <w:pStyle w:val="a3"/>
+        <w:rPr>
+          <w:rFonts w:ascii="宋体" w:eastAsia="宋体" w:hAnsi="宋体" w:cs="宋体" w:hint="eastAsia"/>
+        </w:rPr>
+      </w:pPr>
+    </w:p>
+    <w:p>
+      <w:pPr>
+        <w:pStyle w:val="a3"/>
+        <w:rPr>
+          <w:rFonts w:ascii="宋体" w:eastAsia="宋体" w:hAnsi="宋体" w:cs="宋体" w:hint="eastAsia"/>
+        </w:rPr>
+      </w:pPr>
+      <w:r>
+        <w:rPr>
+          <w:rFonts w:ascii="宋体" w:eastAsia="宋体" w:hAnsi="宋体" w:cs="宋体" w:hint="eastAsia"/>
+        </w:rPr>
+        <w:t>{"id":"asr_food_001","version":"1.0","scenario":"asr_error","difficulty":"hard","tags":["asr","food","positive"],"messages":[{"role":"user","content":"今天迟到的火锅</w:t>
+      </w:r>
+      <w:proofErr w:type="gramStart"/>
+      <w:r>
+        <w:rPr>
+          <w:rFonts w:ascii="宋体" w:eastAsia="宋体" w:hAnsi="宋体" w:cs="宋体" w:hint="eastAsia"/>
+        </w:rPr>
+        <w:t>豪</w:t>
+      </w:r>
+      <w:proofErr w:type="gramEnd"/>
+      <w:r>
+        <w:rPr>
+          <w:rFonts w:ascii="宋体" w:eastAsia="宋体" w:hAnsi="宋体" w:cs="宋体" w:hint="eastAsia"/>
+        </w:rPr>
+        <w:t>好吃啊！"}],"gold":{"emotion":"positive","energy":"high","need":"celebration","adviceWanted":"unknown","engagement":"open","riskLevel":"none","confidence":0.85,"reason":"ASR错误：'迟到'应为'吃到'，'豪好吃'应为'</w:t>
+      </w:r>
+      <w:proofErr w:type="gramStart"/>
+      <w:r>
+        <w:rPr>
+          <w:rFonts w:ascii="宋体" w:eastAsia="宋体" w:hAnsi="宋体" w:cs="宋体" w:hint="eastAsia"/>
+        </w:rPr>
+        <w:t>好</w:t>
+      </w:r>
+      <w:proofErr w:type="gramEnd"/>
+      <w:r>
+        <w:rPr>
+          <w:rFonts w:ascii="宋体" w:eastAsia="宋体" w:hAnsi="宋体" w:cs="宋体" w:hint="eastAsia"/>
+        </w:rPr>
+        <w:t>好吃'，实际表达美食喜悦","evidence":["火锅</w:t>
+      </w:r>
+      <w:proofErr w:type="gramStart"/>
+      <w:r>
+        <w:rPr>
+          <w:rFonts w:ascii="宋体" w:eastAsia="宋体" w:hAnsi="宋体" w:cs="宋体" w:hint="eastAsia"/>
+        </w:rPr>
+        <w:t>豪</w:t>
+      </w:r>
+      <w:proofErr w:type="gramEnd"/>
+      <w:r>
+        <w:rPr>
+          <w:rFonts w:ascii="宋体" w:eastAsia="宋体" w:hAnsi="宋体" w:cs="宋体" w:hint="eastAsia"/>
+        </w:rPr>
+        <w:t>好吃"],"</w:t>
+      </w:r>
+      <w:proofErr w:type="spellStart"/>
+      <w:r>
+        <w:rPr>
+          <w:rFonts w:ascii="宋体" w:eastAsia="宋体" w:hAnsi="宋体" w:cs="宋体" w:hint="eastAsia"/>
+        </w:rPr>
+        <w:t>shouldPersist</w:t>
+      </w:r>
+      <w:proofErr w:type="spellEnd"/>
+      <w:r>
+        <w:rPr>
+          <w:rFonts w:ascii="宋体" w:eastAsia="宋体" w:hAnsi="宋体" w:cs="宋体" w:hint="eastAsia"/>
+        </w:rPr>
+        <w:t>":false}}</w:t>
+      </w:r>
+    </w:p>
+    <w:p>
+      <w:pPr>
+        <w:pStyle w:val="a3"/>
+        <w:rPr>
+          <w:rFonts w:ascii="宋体" w:eastAsia="宋体" w:hAnsi="宋体" w:cs="宋体" w:hint="eastAsia"/>
+        </w:rPr>
+      </w:pPr>
+    </w:p>
+    <w:p>
+      <w:pPr>
+        <w:pStyle w:val="a3"/>
+        <w:rPr>
+          <w:rFonts w:ascii="宋体" w:eastAsia="宋体" w:hAnsi="宋体" w:cs="宋体" w:hint="eastAsia"/>
+        </w:rPr>
+      </w:pPr>
+      <w:r>
+        <w:rPr>
+          <w:rFonts w:ascii="宋体" w:eastAsia="宋体" w:hAnsi="宋体" w:cs="宋体" w:hint="eastAsia"/>
+        </w:rPr>
+        <w:t>{"id":"asr_anxiety_001","version":"1.0","scenario":"asr_error","difficulty":"hard","tags":["asr","anxiety","exam"],"messages":[{"role":"user","content":"明天就考室了，我还没负习完。"}],"gold":{"emotion":"anxious","energy":"low","need":"reassurance","adviceWanted":"unknown","engagement":"open","riskLevel":"none","confidence":0.84,"reason":"ASR错误：'考室'应为'考试'，'</w:t>
+      </w:r>
+      <w:proofErr w:type="gramStart"/>
+      <w:r>
+        <w:rPr>
+          <w:rFonts w:ascii="宋体" w:eastAsia="宋体" w:hAnsi="宋体" w:cs="宋体" w:hint="eastAsia"/>
+        </w:rPr>
+        <w:t>负习'</w:t>
+      </w:r>
+      <w:proofErr w:type="gramEnd"/>
+      <w:r>
+        <w:rPr>
+          <w:rFonts w:ascii="宋体" w:eastAsia="宋体" w:hAnsi="宋体" w:cs="宋体" w:hint="eastAsia"/>
+        </w:rPr>
+        <w:t>应为'复习'，实际表达考前焦虑","evidence":["考室了","</w:t>
+      </w:r>
+      <w:proofErr w:type="gramStart"/>
+      <w:r>
+        <w:rPr>
+          <w:rFonts w:ascii="宋体" w:eastAsia="宋体" w:hAnsi="宋体" w:cs="宋体" w:hint="eastAsia"/>
+        </w:rPr>
+        <w:t>没负习完</w:t>
+      </w:r>
+      <w:proofErr w:type="gramEnd"/>
+      <w:r>
+        <w:rPr>
+          <w:rFonts w:ascii="宋体" w:eastAsia="宋体" w:hAnsi="宋体" w:cs="宋体" w:hint="eastAsia"/>
+        </w:rPr>
+        <w:t>"],"</w:t>
+      </w:r>
+      <w:proofErr w:type="spellStart"/>
+      <w:r>
+        <w:rPr>
+          <w:rFonts w:ascii="宋体" w:eastAsia="宋体" w:hAnsi="宋体" w:cs="宋体" w:hint="eastAsia"/>
+        </w:rPr>
+        <w:t>shouldPersist</w:t>
+      </w:r>
+      <w:proofErr w:type="spellEnd"/>
+      <w:r>
+        <w:rPr>
+          <w:rFonts w:ascii="宋体" w:eastAsia="宋体" w:hAnsi="宋体" w:cs="宋体" w:hint="eastAsia"/>
+        </w:rPr>
+        <w:t>":false}}</w:t>
+      </w:r>
+    </w:p>
+    <w:p>
+      <w:pPr>
+        <w:pStyle w:val="a3"/>
+        <w:rPr>
+          <w:rFonts w:ascii="宋体" w:eastAsia="宋体" w:hAnsi="宋体" w:cs="宋体" w:hint="eastAsia"/>
+        </w:rPr>
+      </w:pPr>
+    </w:p>
+    <w:p>
+      <w:pPr>
+        <w:pStyle w:val="a3"/>
+        <w:rPr>
+          <w:rFonts w:ascii="宋体" w:eastAsia="宋体" w:hAnsi="宋体" w:cs="宋体" w:hint="eastAsia"/>
+        </w:rPr>
+      </w:pPr>
+      <w:r>
+        <w:rPr>
+          <w:rFonts w:ascii="宋体" w:eastAsia="宋体" w:hAnsi="宋体" w:cs="宋体" w:hint="eastAsia"/>
+        </w:rPr>
+        <w:t>{"id":"asr_conflict_001","version":"1.0","scenario":"asr_error","difficulty":"hard","tags":["asr","relationship","angry"],"messages":[{"role":"user","content":"我跟我妈超了一架，现在很不爽。"}],"gold":{"emotion":"angry","energy":"high","need":"be_heard","adviceWanted":"no","engagement":"limited","riskLevel":"none","confidence":0.86,"reason":"ASR错误：'超了一架'应为'吵了一架'，实际表达家庭冲突","evidence":["超了一架","很不爽"],"</w:t>
+      </w:r>
+      <w:proofErr w:type="spellStart"/>
+      <w:r>
+        <w:rPr>
+          <w:rFonts w:ascii="宋体" w:eastAsia="宋体" w:hAnsi="宋体" w:cs="宋体" w:hint="eastAsia"/>
+        </w:rPr>
+        <w:t>shouldPersist</w:t>
+      </w:r>
+      <w:proofErr w:type="spellEnd"/>
+      <w:r>
+        <w:rPr>
+          <w:rFonts w:ascii="宋体" w:eastAsia="宋体" w:hAnsi="宋体" w:cs="宋体" w:hint="eastAsia"/>
+        </w:rPr>
+        <w:t>":false}}</w:t>
+      </w:r>
+    </w:p>
+    <w:p>
+      <w:pPr>
+        <w:pStyle w:val="a3"/>
+        <w:rPr>
+          <w:rFonts w:ascii="宋体" w:eastAsia="宋体" w:hAnsi="宋体" w:cs="宋体" w:hint="eastAsia"/>
+        </w:rPr>
+      </w:pPr>
+    </w:p>
+    <w:p>
+      <w:pPr>
+        <w:pStyle w:val="a3"/>
+        <w:rPr>
+          <w:rFonts w:ascii="宋体" w:eastAsia="宋体" w:hAnsi="宋体" w:cs="宋体" w:hint="eastAsia"/>
+        </w:rPr>
+      </w:pPr>
+      <w:r>
+        <w:rPr>
+          <w:rFonts w:ascii="宋体" w:eastAsia="宋体" w:hAnsi="宋体" w:cs="宋体" w:hint="eastAsia"/>
+        </w:rPr>
+        <w:t>{"id":"asr_tired_001","version":"1.0","scenario":"asr_error","difficulty":"hard","tags":["asr","tired","low_energy"],"messages":[{"role":"user","content":"今天真</w:t>
+      </w:r>
+      <w:proofErr w:type="gramStart"/>
+      <w:r>
+        <w:rPr>
+          <w:rFonts w:ascii="宋体" w:eastAsia="宋体" w:hAnsi="宋体" w:cs="宋体" w:hint="eastAsia"/>
+        </w:rPr>
+        <w:t>得号累啊</w:t>
+      </w:r>
+      <w:proofErr w:type="gramEnd"/>
+      <w:r>
+        <w:rPr>
+          <w:rFonts w:ascii="宋体" w:eastAsia="宋体" w:hAnsi="宋体" w:cs="宋体" w:hint="eastAsia"/>
+        </w:rPr>
+        <w:t>，想躺瓶。"}],"gold":{"emotion":"calm","energy":"low","need":"space","adviceWanted":"no","engagement":"withdrawn","riskLevel":"none","confidence":0.81,"reason":"ASR错误：'真得'应为'真的'，'</w:t>
+      </w:r>
+      <w:proofErr w:type="gramStart"/>
+      <w:r>
+        <w:rPr>
+          <w:rFonts w:ascii="宋体" w:eastAsia="宋体" w:hAnsi="宋体" w:cs="宋体" w:hint="eastAsia"/>
+        </w:rPr>
+        <w:t>号累</w:t>
+      </w:r>
+      <w:proofErr w:type="gramEnd"/>
+      <w:r>
+        <w:rPr>
+          <w:rFonts w:ascii="宋体" w:eastAsia="宋体" w:hAnsi="宋体" w:cs="宋体" w:hint="eastAsia"/>
+        </w:rPr>
+        <w:t>'应为'好累'，'</w:t>
+      </w:r>
+      <w:proofErr w:type="gramStart"/>
+      <w:r>
+        <w:rPr>
+          <w:rFonts w:ascii="宋体" w:eastAsia="宋体" w:hAnsi="宋体" w:cs="宋体" w:hint="eastAsia"/>
+        </w:rPr>
+        <w:t>躺瓶</w:t>
+      </w:r>
+      <w:proofErr w:type="gramEnd"/>
+      <w:r>
+        <w:rPr>
+          <w:rFonts w:ascii="宋体" w:eastAsia="宋体" w:hAnsi="宋体" w:cs="宋体" w:hint="eastAsia"/>
+        </w:rPr>
+        <w:t>'应为'躺平'，实际表达疲惫","evidence":["</w:t>
+      </w:r>
+      <w:proofErr w:type="gramStart"/>
+      <w:r>
+        <w:rPr>
+          <w:rFonts w:ascii="宋体" w:eastAsia="宋体" w:hAnsi="宋体" w:cs="宋体" w:hint="eastAsia"/>
+        </w:rPr>
+        <w:t>号累</w:t>
+      </w:r>
+      <w:proofErr w:type="gramEnd"/>
+      <w:r>
+        <w:rPr>
+          <w:rFonts w:ascii="宋体" w:eastAsia="宋体" w:hAnsi="宋体" w:cs="宋体" w:hint="eastAsia"/>
+        </w:rPr>
+        <w:t>","</w:t>
+      </w:r>
+      <w:proofErr w:type="gramStart"/>
+      <w:r>
+        <w:rPr>
+          <w:rFonts w:ascii="宋体" w:eastAsia="宋体" w:hAnsi="宋体" w:cs="宋体" w:hint="eastAsia"/>
+        </w:rPr>
+        <w:t>想躺瓶</w:t>
+      </w:r>
+      <w:proofErr w:type="gramEnd"/>
+      <w:r>
+        <w:rPr>
+          <w:rFonts w:ascii="宋体" w:eastAsia="宋体" w:hAnsi="宋体" w:cs="宋体" w:hint="eastAsia"/>
+        </w:rPr>
+        <w:t>"],"</w:t>
+      </w:r>
+      <w:proofErr w:type="spellStart"/>
+      <w:r>
+        <w:rPr>
+          <w:rFonts w:ascii="宋体" w:eastAsia="宋体" w:hAnsi="宋体" w:cs="宋体" w:hint="eastAsia"/>
+        </w:rPr>
+        <w:t>shouldPersist</w:t>
+      </w:r>
+      <w:proofErr w:type="spellEnd"/>
+      <w:r>
+        <w:rPr>
+          <w:rFonts w:ascii="宋体" w:eastAsia="宋体" w:hAnsi="宋体" w:cs="宋体" w:hint="eastAsia"/>
+        </w:rPr>
+        <w:t>":false}}</w:t>
+      </w:r>
+    </w:p>
+    <w:p>
+      <w:pPr>
+        <w:pStyle w:val="a3"/>
+        <w:rPr>
+          <w:rFonts w:ascii="宋体" w:eastAsia="宋体" w:hAnsi="宋体" w:cs="宋体" w:hint="eastAsia"/>
+        </w:rPr>
+      </w:pPr>
+    </w:p>
+    <w:p>
+      <w:pPr>
+        <w:pStyle w:val="a3"/>
+        <w:rPr>
+          <w:rFonts w:ascii="宋体" w:eastAsia="宋体" w:hAnsi="宋体" w:cs="宋体" w:hint="eastAsia"/>
+        </w:rPr>
+      </w:pPr>
+      <w:r>
+        <w:rPr>
+          <w:rFonts w:ascii="宋体" w:eastAsia="宋体" w:hAnsi="宋体" w:cs="宋体" w:hint="eastAsia"/>
+        </w:rPr>
+        <w:t>{"id":"asr_sad_001","version":"1.0","scenario":"asr_error","difficulty</w:t>
+      </w:r>
+      <w:r>
+        <w:rPr>
+          <w:rFonts w:ascii="宋体" w:eastAsia="宋体" w:hAnsi="宋体" w:cs="宋体" w:hint="eastAsia"/>
+        </w:rPr>
+        <w:lastRenderedPageBreak/>
+        <w:t>":"hard","tags":["asr","sad","loss"],"messages":[{"role":"user","content":"我感觉</w:t>
+      </w:r>
+      <w:proofErr w:type="gramStart"/>
+      <w:r>
+        <w:rPr>
+          <w:rFonts w:ascii="宋体" w:eastAsia="宋体" w:hAnsi="宋体" w:cs="宋体" w:hint="eastAsia"/>
+        </w:rPr>
+        <w:t>好咕独啊</w:t>
+      </w:r>
+      <w:proofErr w:type="gramEnd"/>
+      <w:r>
+        <w:rPr>
+          <w:rFonts w:ascii="宋体" w:eastAsia="宋体" w:hAnsi="宋体" w:cs="宋体" w:hint="eastAsia"/>
+        </w:rPr>
+        <w:t>，没人</w:t>
+      </w:r>
+      <w:proofErr w:type="gramStart"/>
+      <w:r>
+        <w:rPr>
+          <w:rFonts w:ascii="宋体" w:eastAsia="宋体" w:hAnsi="宋体" w:cs="宋体" w:hint="eastAsia"/>
+        </w:rPr>
+        <w:t>人</w:t>
+      </w:r>
+      <w:proofErr w:type="gramEnd"/>
+      <w:r>
+        <w:rPr>
+          <w:rFonts w:ascii="宋体" w:eastAsia="宋体" w:hAnsi="宋体" w:cs="宋体" w:hint="eastAsia"/>
+        </w:rPr>
+        <w:t>陪卧。"}],"gold":{"emotion":"sad","energy":"low","need":"be_heard","adviceWanted":"unknown","engagement":"open","riskLevel":"watch","confidence":0.82,"reason":"ASR错误：'</w:t>
+      </w:r>
+      <w:proofErr w:type="gramStart"/>
+      <w:r>
+        <w:rPr>
+          <w:rFonts w:ascii="宋体" w:eastAsia="宋体" w:hAnsi="宋体" w:cs="宋体" w:hint="eastAsia"/>
+        </w:rPr>
+        <w:t>咕独'</w:t>
+      </w:r>
+      <w:proofErr w:type="gramEnd"/>
+      <w:r>
+        <w:rPr>
+          <w:rFonts w:ascii="宋体" w:eastAsia="宋体" w:hAnsi="宋体" w:cs="宋体" w:hint="eastAsia"/>
+        </w:rPr>
+        <w:t>应为'孤独'，'没人'应为'没有人'，'</w:t>
+      </w:r>
+      <w:proofErr w:type="gramStart"/>
+      <w:r>
+        <w:rPr>
+          <w:rFonts w:ascii="宋体" w:eastAsia="宋体" w:hAnsi="宋体" w:cs="宋体" w:hint="eastAsia"/>
+        </w:rPr>
+        <w:t>陪卧</w:t>
+      </w:r>
+      <w:proofErr w:type="gramEnd"/>
+      <w:r>
+        <w:rPr>
+          <w:rFonts w:ascii="宋体" w:eastAsia="宋体" w:hAnsi="宋体" w:cs="宋体" w:hint="eastAsia"/>
+        </w:rPr>
+        <w:t>'应为'陪我'，实际表达孤独感","evidence":["</w:t>
+      </w:r>
+      <w:proofErr w:type="gramStart"/>
+      <w:r>
+        <w:rPr>
+          <w:rFonts w:ascii="宋体" w:eastAsia="宋体" w:hAnsi="宋体" w:cs="宋体" w:hint="eastAsia"/>
+        </w:rPr>
+        <w:t>好咕独","</w:t>
+      </w:r>
+      <w:proofErr w:type="gramEnd"/>
+      <w:r>
+        <w:rPr>
+          <w:rFonts w:ascii="宋体" w:eastAsia="宋体" w:hAnsi="宋体" w:cs="宋体" w:hint="eastAsia"/>
+        </w:rPr>
+        <w:t>没人</w:t>
+      </w:r>
+      <w:proofErr w:type="gramStart"/>
+      <w:r>
+        <w:rPr>
+          <w:rFonts w:ascii="宋体" w:eastAsia="宋体" w:hAnsi="宋体" w:cs="宋体" w:hint="eastAsia"/>
+        </w:rPr>
+        <w:t>人陪卧</w:t>
+      </w:r>
+      <w:proofErr w:type="gramEnd"/>
+      <w:r>
+        <w:rPr>
+          <w:rFonts w:ascii="宋体" w:eastAsia="宋体" w:hAnsi="宋体" w:cs="宋体" w:hint="eastAsia"/>
+        </w:rPr>
+        <w:t>"],"</w:t>
+      </w:r>
+      <w:proofErr w:type="spellStart"/>
+      <w:r>
+        <w:rPr>
+          <w:rFonts w:ascii="宋体" w:eastAsia="宋体" w:hAnsi="宋体" w:cs="宋体" w:hint="eastAsia"/>
+        </w:rPr>
+        <w:t>shouldPersist</w:t>
+      </w:r>
+      <w:proofErr w:type="spellEnd"/>
+      <w:r>
+        <w:rPr>
+          <w:rFonts w:ascii="宋体" w:eastAsia="宋体" w:hAnsi="宋体" w:cs="宋体" w:hint="eastAsia"/>
+        </w:rPr>
+        <w:t>":false}}</w:t>
+      </w:r>
+    </w:p>
+    <w:p>
+      <w:pPr>
+        <w:pStyle w:val="a3"/>
+        <w:rPr>
+          <w:rFonts w:ascii="宋体" w:eastAsia="宋体" w:hAnsi="宋体" w:cs="宋体" w:hint="eastAsia"/>
+        </w:rPr>
+      </w:pPr>
+    </w:p>
+    <w:p>
+      <w:pPr>
+        <w:pStyle w:val="a3"/>
+        <w:rPr>
+          <w:rFonts w:ascii="宋体" w:eastAsia="宋体" w:hAnsi="宋体" w:cs="宋体" w:hint="eastAsia"/>
+        </w:rPr>
+      </w:pPr>
+      <w:r>
+        <w:rPr>
+          <w:rFonts w:ascii="宋体" w:eastAsia="宋体" w:hAnsi="宋体" w:cs="宋体" w:hint="eastAsia"/>
+        </w:rPr>
+        <w:t>{"id":"asr_work_pressure_001","version":"1.0","scenario":"asr_error","difficulty":"hard","tags":["asr","pressure","anxiety"],"messages":[{"role":"user","content":"领导又给我压</w:t>
+      </w:r>
+      <w:proofErr w:type="gramStart"/>
+      <w:r>
+        <w:rPr>
+          <w:rFonts w:ascii="宋体" w:eastAsia="宋体" w:hAnsi="宋体" w:cs="宋体" w:hint="eastAsia"/>
+        </w:rPr>
+        <w:t>务</w:t>
+      </w:r>
+      <w:proofErr w:type="gramEnd"/>
+      <w:r>
+        <w:rPr>
+          <w:rFonts w:ascii="宋体" w:eastAsia="宋体" w:hAnsi="宋体" w:cs="宋体" w:hint="eastAsia"/>
+        </w:rPr>
+        <w:t>了，我真的快崩</w:t>
+      </w:r>
+      <w:proofErr w:type="gramStart"/>
+      <w:r>
+        <w:rPr>
+          <w:rFonts w:ascii="宋体" w:eastAsia="宋体" w:hAnsi="宋体" w:cs="宋体" w:hint="eastAsia"/>
+        </w:rPr>
+        <w:t>馈</w:t>
+      </w:r>
+      <w:proofErr w:type="gramEnd"/>
+      <w:r>
+        <w:rPr>
+          <w:rFonts w:ascii="宋体" w:eastAsia="宋体" w:hAnsi="宋体" w:cs="宋体" w:hint="eastAsia"/>
+        </w:rPr>
+        <w:t>了。"}],"gold":{"emotion":"anxious","energy":"low","need":"be_heard","adviceWanted":"no","engagement":"limited","riskLevel":"none","confidence":0.84,"reason":"ASR错误：'压</w:t>
+      </w:r>
+      <w:proofErr w:type="gramStart"/>
+      <w:r>
+        <w:rPr>
+          <w:rFonts w:ascii="宋体" w:eastAsia="宋体" w:hAnsi="宋体" w:cs="宋体" w:hint="eastAsia"/>
+        </w:rPr>
+        <w:t>务</w:t>
+      </w:r>
+      <w:proofErr w:type="gramEnd"/>
+      <w:r>
+        <w:rPr>
+          <w:rFonts w:ascii="宋体" w:eastAsia="宋体" w:hAnsi="宋体" w:cs="宋体" w:hint="eastAsia"/>
+        </w:rPr>
+        <w:t>'应为'任务'，'崩</w:t>
+      </w:r>
+      <w:proofErr w:type="gramStart"/>
+      <w:r>
+        <w:rPr>
+          <w:rFonts w:ascii="宋体" w:eastAsia="宋体" w:hAnsi="宋体" w:cs="宋体" w:hint="eastAsia"/>
+        </w:rPr>
+        <w:t>馈</w:t>
+      </w:r>
+      <w:proofErr w:type="gramEnd"/>
+      <w:r>
+        <w:rPr>
+          <w:rFonts w:ascii="宋体" w:eastAsia="宋体" w:hAnsi="宋体" w:cs="宋体" w:hint="eastAsia"/>
+        </w:rPr>
+        <w:t>'应为'崩溃'，实际表达工作压力","evidence":["压</w:t>
+      </w:r>
+      <w:proofErr w:type="gramStart"/>
+      <w:r>
+        <w:rPr>
+          <w:rFonts w:ascii="宋体" w:eastAsia="宋体" w:hAnsi="宋体" w:cs="宋体" w:hint="eastAsia"/>
+        </w:rPr>
+        <w:t>务</w:t>
+      </w:r>
+      <w:proofErr w:type="gramEnd"/>
+      <w:r>
+        <w:rPr>
+          <w:rFonts w:ascii="宋体" w:eastAsia="宋体" w:hAnsi="宋体" w:cs="宋体" w:hint="eastAsia"/>
+        </w:rPr>
+        <w:t>","崩</w:t>
+      </w:r>
+      <w:proofErr w:type="gramStart"/>
+      <w:r>
+        <w:rPr>
+          <w:rFonts w:ascii="宋体" w:eastAsia="宋体" w:hAnsi="宋体" w:cs="宋体" w:hint="eastAsia"/>
+        </w:rPr>
+        <w:t>馈</w:t>
+      </w:r>
+      <w:proofErr w:type="gramEnd"/>
+      <w:r>
+        <w:rPr>
+          <w:rFonts w:ascii="宋体" w:eastAsia="宋体" w:hAnsi="宋体" w:cs="宋体" w:hint="eastAsia"/>
+        </w:rPr>
+        <w:t>了"],"</w:t>
+      </w:r>
+      <w:proofErr w:type="spellStart"/>
+      <w:r>
+        <w:rPr>
+          <w:rFonts w:ascii="宋体" w:eastAsia="宋体" w:hAnsi="宋体" w:cs="宋体" w:hint="eastAsia"/>
+        </w:rPr>
+        <w:t>shouldPersist</w:t>
+      </w:r>
+      <w:proofErr w:type="spellEnd"/>
+      <w:r>
+        <w:rPr>
+          <w:rFonts w:ascii="宋体" w:eastAsia="宋体" w:hAnsi="宋体" w:cs="宋体" w:hint="eastAsia"/>
+        </w:rPr>
+        <w:t>":false}}</w:t>
+      </w:r>
+    </w:p>
+    <w:p>
+      <w:pPr>
+        <w:pStyle w:val="a3"/>
+        <w:rPr>
+          <w:rFonts w:ascii="宋体" w:eastAsia="宋体" w:hAnsi="宋体" w:cs="宋体" w:hint="eastAsia"/>
+        </w:rPr>
+      </w:pPr>
+    </w:p>
+    <w:p>
+      <w:pPr>
+        <w:pStyle w:val="a3"/>
+        <w:rPr>
+          <w:rFonts w:ascii="宋体" w:eastAsia="宋体" w:hAnsi="宋体" w:cs="宋体" w:hint="eastAsia"/>
+        </w:rPr>
+      </w:pPr>
+      <w:r>
+        <w:rPr>
+          <w:rFonts w:ascii="宋体" w:eastAsia="宋体" w:hAnsi="宋体" w:cs="宋体" w:hint="eastAsia"/>
+        </w:rPr>
+        <w:t>{"id":"asr_weather_001","version":"1.0","scenario":"asr_error","difficulty":"hard","tags":["asr","weather","positive"],"messages":[{"role":"user","content":"今天</w:t>
+      </w:r>
+      <w:proofErr w:type="gramStart"/>
+      <w:r>
+        <w:rPr>
+          <w:rFonts w:ascii="宋体" w:eastAsia="宋体" w:hAnsi="宋体" w:cs="宋体" w:hint="eastAsia"/>
+        </w:rPr>
+        <w:t>天</w:t>
+      </w:r>
+      <w:proofErr w:type="gramEnd"/>
+      <w:r>
+        <w:rPr>
+          <w:rFonts w:ascii="宋体" w:eastAsia="宋体" w:hAnsi="宋体" w:cs="宋体" w:hint="eastAsia"/>
+        </w:rPr>
+        <w:t>弃真好啊，想出去走走。"}],"gold":{"emotion":"positive","energy":"normal","need":"companionship","adviceWanted":"unknown","engagement":"open","riskLevel":"none","confidence":0.88,"reason":"ASR错误：'</w:t>
+      </w:r>
+      <w:proofErr w:type="gramStart"/>
+      <w:r>
+        <w:rPr>
+          <w:rFonts w:ascii="宋体" w:eastAsia="宋体" w:hAnsi="宋体" w:cs="宋体" w:hint="eastAsia"/>
+        </w:rPr>
+        <w:t>天弃'</w:t>
+      </w:r>
+      <w:proofErr w:type="gramEnd"/>
+      <w:r>
+        <w:rPr>
+          <w:rFonts w:ascii="宋体" w:eastAsia="宋体" w:hAnsi="宋体" w:cs="宋体" w:hint="eastAsia"/>
+        </w:rPr>
+        <w:t>应为'天气'，实际表达对天气的喜爱","evidence":["</w:t>
+      </w:r>
+      <w:proofErr w:type="gramStart"/>
+      <w:r>
+        <w:rPr>
+          <w:rFonts w:ascii="宋体" w:eastAsia="宋体" w:hAnsi="宋体" w:cs="宋体" w:hint="eastAsia"/>
+        </w:rPr>
+        <w:t>天弃真好</w:t>
+      </w:r>
+      <w:proofErr w:type="gramEnd"/>
+      <w:r>
+        <w:rPr>
+          <w:rFonts w:ascii="宋体" w:eastAsia="宋体" w:hAnsi="宋体" w:cs="宋体" w:hint="eastAsia"/>
+        </w:rPr>
+        <w:t>","出去走走"],"</w:t>
+      </w:r>
+      <w:proofErr w:type="spellStart"/>
+      <w:r>
+        <w:rPr>
+          <w:rFonts w:ascii="宋体" w:eastAsia="宋体" w:hAnsi="宋体" w:cs="宋体" w:hint="eastAsia"/>
+        </w:rPr>
+        <w:t>shouldPersist</w:t>
+      </w:r>
+      <w:proofErr w:type="spellEnd"/>
+      <w:r>
+        <w:rPr>
+          <w:rFonts w:ascii="宋体" w:eastAsia="宋体" w:hAnsi="宋体" w:cs="宋体" w:hint="eastAsia"/>
+        </w:rPr>
+        <w:t>":false}}</w:t>
+      </w:r>
+    </w:p>
+    <w:p>
+      <w:pPr>
+        <w:pStyle w:val="a3"/>
+        <w:rPr>
+          <w:rFonts w:ascii="宋体" w:eastAsia="宋体" w:hAnsi="宋体" w:cs="宋体" w:hint="eastAsia"/>
+        </w:rPr>
+      </w:pPr>
+    </w:p>
+    <w:p>
+      <w:pPr>
+        <w:pStyle w:val="a3"/>
+        <w:rPr>
+          <w:rFonts w:ascii="宋体" w:eastAsia="宋体" w:hAnsi="宋体" w:cs="宋体" w:hint="eastAsia"/>
+        </w:rPr>
+      </w:pPr>
+      <w:r>
+        <w:rPr>
+          <w:rFonts w:ascii="宋体" w:eastAsia="宋体" w:hAnsi="宋体" w:cs="宋体" w:hint="eastAsia"/>
+        </w:rPr>
+        <w:t>{"id":"asr_money_001","version":"1.0","scenario":"asr_error","difficulty":"hard","tags":["asr","finance","frustrated"],"messages":[{"role":"user","content":"这个月花钱太多鸟，得省省了。"}],"gold":{"emotion":"calm","energy":"normal","need":"action","adviceWanted":"unknown","engagement":"open","riskLevel":"none","confidence":0.86,"reason":"ASR错误：'太多鸟'应为'太多了'，实际表达对消费的反思","evidence":["花钱太多鸟","省省了"],"</w:t>
+      </w:r>
+      <w:proofErr w:type="spellStart"/>
+      <w:r>
+        <w:rPr>
+          <w:rFonts w:ascii="宋体" w:eastAsia="宋体" w:hAnsi="宋体" w:cs="宋体" w:hint="eastAsia"/>
+        </w:rPr>
+        <w:t>shouldPersist</w:t>
+      </w:r>
+      <w:proofErr w:type="spellEnd"/>
+      <w:r>
+        <w:rPr>
+          <w:rFonts w:ascii="宋体" w:eastAsia="宋体" w:hAnsi="宋体" w:cs="宋体" w:hint="eastAsia"/>
+        </w:rPr>
+        <w:t>":false}}</w:t>
+      </w:r>
+    </w:p>
+    <w:p>
+      <w:pPr>
+        <w:pStyle w:val="a3"/>
+        <w:rPr>
+          <w:rFonts w:ascii="宋体" w:eastAsia="宋体" w:hAnsi="宋体" w:cs="宋体" w:hint="eastAsia"/>
+        </w:rPr>
+      </w:pPr>
+    </w:p>
+    <w:p>
+      <w:pPr>
+        <w:pStyle w:val="a3"/>
+        <w:rPr>
+          <w:rFonts w:ascii="宋体" w:eastAsia="宋体" w:hAnsi="宋体" w:cs="宋体" w:hint="eastAsia"/>
+        </w:rPr>
+      </w:pPr>
+      <w:r>
+        <w:rPr>
+          <w:rFonts w:ascii="宋体" w:eastAsia="宋体" w:hAnsi="宋体" w:cs="宋体" w:hint="eastAsia"/>
+        </w:rPr>
+        <w:t>{"id":"asr_friend_001","version":"1.0","scenario":"asr_error","difficulty":"hard","tags":["asr","relationship","sad"],"messages":[{"role":"user","content":"我</w:t>
+      </w:r>
+      <w:proofErr w:type="gramStart"/>
+      <w:r>
+        <w:rPr>
+          <w:rFonts w:ascii="宋体" w:eastAsia="宋体" w:hAnsi="宋体" w:cs="宋体" w:hint="eastAsia"/>
+        </w:rPr>
+        <w:t>碰友今天</w:t>
+      </w:r>
+      <w:proofErr w:type="gramEnd"/>
+      <w:r>
+        <w:rPr>
+          <w:rFonts w:ascii="宋体" w:eastAsia="宋体" w:hAnsi="宋体" w:cs="宋体" w:hint="eastAsia"/>
+        </w:rPr>
+        <w:t>跟我</w:t>
+      </w:r>
+      <w:proofErr w:type="gramStart"/>
+      <w:r>
+        <w:rPr>
+          <w:rFonts w:ascii="宋体" w:eastAsia="宋体" w:hAnsi="宋体" w:cs="宋体" w:hint="eastAsia"/>
+        </w:rPr>
+        <w:t>说要般走</w:t>
+      </w:r>
+      <w:proofErr w:type="gramEnd"/>
+      <w:r>
+        <w:rPr>
+          <w:rFonts w:ascii="宋体" w:eastAsia="宋体" w:hAnsi="宋体" w:cs="宋体" w:hint="eastAsia"/>
+        </w:rPr>
+        <w:t>了。"}],"gold":{"emotion":"sad","energy":"low","need":"be_heard","adviceWanted":"unknown","engagement":"open","riskLevel":"none","confidence":0.83,"reason":"ASR错误：'</w:t>
+      </w:r>
+      <w:proofErr w:type="gramStart"/>
+      <w:r>
+        <w:rPr>
+          <w:rFonts w:ascii="宋体" w:eastAsia="宋体" w:hAnsi="宋体" w:cs="宋体" w:hint="eastAsia"/>
+        </w:rPr>
+        <w:t>碰友</w:t>
+      </w:r>
+      <w:proofErr w:type="gramEnd"/>
+      <w:r>
+        <w:rPr>
+          <w:rFonts w:ascii="宋体" w:eastAsia="宋体" w:hAnsi="宋体" w:cs="宋体" w:hint="eastAsia"/>
+        </w:rPr>
+        <w:t>'应为'朋友'，'般走'应为'搬走'，实际表达朋友离别的伤感","evidence":["</w:t>
+      </w:r>
+      <w:proofErr w:type="gramStart"/>
+      <w:r>
+        <w:rPr>
+          <w:rFonts w:ascii="宋体" w:eastAsia="宋体" w:hAnsi="宋体" w:cs="宋体" w:hint="eastAsia"/>
+        </w:rPr>
+        <w:t>碰友</w:t>
+      </w:r>
+      <w:proofErr w:type="gramEnd"/>
+      <w:r>
+        <w:rPr>
+          <w:rFonts w:ascii="宋体" w:eastAsia="宋体" w:hAnsi="宋体" w:cs="宋体" w:hint="eastAsia"/>
+        </w:rPr>
+        <w:t>","般走了"],"</w:t>
+      </w:r>
+      <w:proofErr w:type="spellStart"/>
+      <w:r>
+        <w:rPr>
+          <w:rFonts w:ascii="宋体" w:eastAsia="宋体" w:hAnsi="宋体" w:cs="宋体" w:hint="eastAsia"/>
+        </w:rPr>
+        <w:t>shouldPersist</w:t>
+      </w:r>
+      <w:proofErr w:type="spellEnd"/>
+      <w:r>
+        <w:rPr>
+          <w:rFonts w:ascii="宋体" w:eastAsia="宋体" w:hAnsi="宋体" w:cs="宋体" w:hint="eastAsia"/>
+        </w:rPr>
+        <w:t>":false}}</w:t>
+      </w:r>
+    </w:p>
+    <w:p>
+      <w:pPr>
+        <w:pStyle w:val="a3"/>
+        <w:rPr>
+          <w:rFonts w:ascii="宋体" w:eastAsia="宋体" w:hAnsi="宋体" w:cs="宋体" w:hint="eastAsia"/>
+        </w:rPr>
+      </w:pPr>
+    </w:p>
+    <w:p>
+      <w:pPr>
+        <w:pStyle w:val="a3"/>
+        <w:rPr>
+          <w:rFonts w:ascii="宋体" w:eastAsia="宋体" w:hAnsi="宋体" w:cs="宋体" w:hint="eastAsia"/>
+        </w:rPr>
+      </w:pPr>
+      <w:r>
+        <w:rPr>
+          <w:rFonts w:ascii="宋体" w:eastAsia="宋体" w:hAnsi="宋体" w:cs="宋体" w:hint="eastAsia"/>
+        </w:rPr>
+        <w:t>{"id":"asr_sleep_001","version":"1.0","scenario":"asr_error","difficulty":"hard","tags":["asr","sleep","positive"],"messages":[{"role":"user","content":"昨晚水得特别好，今天精神倍增！"}],"gold":{"emotion":"positive","energy":"high","need":"celebration",</w:t>
+      </w:r>
+      <w:r>
+        <w:rPr>
+          <w:rFonts w:ascii="宋体" w:eastAsia="宋体" w:hAnsi="宋体" w:cs="宋体" w:hint="eastAsia"/>
+        </w:rPr>
+        <w:lastRenderedPageBreak/>
+        <w:t>"adviceWanted":"unknown","engagement":"open","riskLevel":"none","confidence":0.87,"reason":"ASR错误：'水得'应为'睡得'，'精神倍增'应为'精神百倍'，实际表达休息好后的精力充沛","evidence":["水得特别好","精神倍增"],"</w:t>
+      </w:r>
+      <w:proofErr w:type="spellStart"/>
+      <w:r>
+        <w:rPr>
+          <w:rFonts w:ascii="宋体" w:eastAsia="宋体" w:hAnsi="宋体" w:cs="宋体" w:hint="eastAsia"/>
+        </w:rPr>
+        <w:t>shouldPersist</w:t>
+      </w:r>
+      <w:proofErr w:type="spellEnd"/>
+      <w:r>
+        <w:rPr>
+          <w:rFonts w:ascii="宋体" w:eastAsia="宋体" w:hAnsi="宋体" w:cs="宋体" w:hint="eastAsia"/>
+        </w:rPr>
+        <w:t>":false}}</w:t>
+      </w:r>
+    </w:p>
+    <w:p>
+      <w:pPr>
+        <w:pStyle w:val="a3"/>
+        <w:rPr>
+          <w:rFonts w:ascii="宋体" w:eastAsia="宋体" w:hAnsi="宋体" w:cs="宋体" w:hint="eastAsia"/>
+        </w:rPr>
+      </w:pPr>
+    </w:p>
+    <w:p>
+      <w:pPr>
+        <w:pStyle w:val="a3"/>
+        <w:rPr>
+          <w:rFonts w:ascii="宋体" w:eastAsia="宋体" w:hAnsi="宋体" w:cs="宋体" w:hint="eastAsia"/>
+        </w:rPr>
+      </w:pPr>
+      <w:r>
+        <w:rPr>
+          <w:rFonts w:ascii="宋体" w:eastAsia="宋体" w:hAnsi="宋体" w:cs="宋体" w:hint="eastAsia"/>
+        </w:rPr>
+        <w:t>{"id":"asr_confused_001","version":"1.0","scenario":"asr_error","difficulty":"hard","tags":["asr","ambiguous","unclear"],"messages":[{"role":"user","content":"</w:t>
+      </w:r>
+      <w:proofErr w:type="gramStart"/>
+      <w:r>
+        <w:rPr>
+          <w:rFonts w:ascii="宋体" w:eastAsia="宋体" w:hAnsi="宋体" w:cs="宋体" w:hint="eastAsia"/>
+        </w:rPr>
+        <w:t>诶</w:t>
+      </w:r>
+      <w:proofErr w:type="gramEnd"/>
+      <w:r>
+        <w:rPr>
+          <w:rFonts w:ascii="宋体" w:eastAsia="宋体" w:hAnsi="宋体" w:cs="宋体" w:hint="eastAsia"/>
+        </w:rPr>
+        <w:t>？我刚</w:t>
+      </w:r>
+      <w:proofErr w:type="gramStart"/>
+      <w:r>
+        <w:rPr>
+          <w:rFonts w:ascii="宋体" w:eastAsia="宋体" w:hAnsi="宋体" w:cs="宋体" w:hint="eastAsia"/>
+        </w:rPr>
+        <w:t>想硕什么</w:t>
+      </w:r>
+      <w:proofErr w:type="gramEnd"/>
+      <w:r>
+        <w:rPr>
+          <w:rFonts w:ascii="宋体" w:eastAsia="宋体" w:hAnsi="宋体" w:cs="宋体" w:hint="eastAsia"/>
+        </w:rPr>
+        <w:t>来着？"}],"gold":{"emotion":"unclear","energy":"normal","need":"unclear","adviceWanted":"unknown","engagement":"open","riskLevel":"none","confidence":0.75,"reason":"ASR错误：'硕'应为'说'，用户因突然忘词表达困惑","evidence":["</w:t>
+      </w:r>
+      <w:proofErr w:type="gramStart"/>
+      <w:r>
+        <w:rPr>
+          <w:rFonts w:ascii="宋体" w:eastAsia="宋体" w:hAnsi="宋体" w:cs="宋体" w:hint="eastAsia"/>
+        </w:rPr>
+        <w:t>想硕什么</w:t>
+      </w:r>
+      <w:proofErr w:type="gramEnd"/>
+      <w:r>
+        <w:rPr>
+          <w:rFonts w:ascii="宋体" w:eastAsia="宋体" w:hAnsi="宋体" w:cs="宋体" w:hint="eastAsia"/>
+        </w:rPr>
+        <w:t>"],"</w:t>
+      </w:r>
+      <w:proofErr w:type="spellStart"/>
+      <w:r>
+        <w:rPr>
+          <w:rFonts w:ascii="宋体" w:eastAsia="宋体" w:hAnsi="宋体" w:cs="宋体" w:hint="eastAsia"/>
+        </w:rPr>
+        <w:t>shouldPersist</w:t>
+      </w:r>
+      <w:proofErr w:type="spellEnd"/>
+      <w:r>
+        <w:rPr>
+          <w:rFonts w:ascii="宋体" w:eastAsia="宋体" w:hAnsi="宋体" w:cs="宋体" w:hint="eastAsia"/>
+        </w:rPr>
+        <w:t>":false}}</w:t>
+      </w:r>
+    </w:p>
+    <w:p>
+      <w:pPr>
+        <w:pStyle w:val="a3"/>
+        <w:rPr>
+          <w:rFonts w:ascii="宋体" w:eastAsia="宋体" w:hAnsi="宋体" w:cs="宋体" w:hint="eastAsia"/>
+        </w:rPr>
+      </w:pPr>
+    </w:p>
+    <w:p>
+      <w:pPr>
+        <w:pStyle w:val="a3"/>
+        <w:rPr>
+          <w:rFonts w:ascii="宋体" w:eastAsia="宋体" w:hAnsi="宋体" w:cs="宋体" w:hint="eastAsia"/>
+        </w:rPr>
+      </w:pPr>
+      <w:r>
+        <w:rPr>
+          <w:rFonts w:ascii="宋体" w:eastAsia="宋体" w:hAnsi="宋体" w:cs="宋体" w:hint="eastAsia"/>
+        </w:rPr>
+        <w:t>{"id":"asr_morning_001","version":"1.0","scenario":"asr_error","difficulty":"hard","tags":["asr","morning","positive"],"messages":[{"role":"user","content":"枣上好！今天也要加油哦！"}],"gold":{"emotion":"positive","energy":"high","need":"companionship","adviceWanted":"unknown","engagement":"open","riskLevel":"none","confidence":0.9,"reason":"ASR错误：'枣上'应为'早上'，实际表达早晨积极问候","evidence":["枣上好","加油"],"</w:t>
+      </w:r>
+      <w:proofErr w:type="spellStart"/>
+      <w:r>
+        <w:rPr>
+          <w:rFonts w:ascii="宋体" w:eastAsia="宋体" w:hAnsi="宋体" w:cs="宋体" w:hint="eastAsia"/>
+        </w:rPr>
+        <w:t>shouldPersist</w:t>
+      </w:r>
+      <w:proofErr w:type="spellEnd"/>
+      <w:r>
+        <w:rPr>
+          <w:rFonts w:ascii="宋体" w:eastAsia="宋体" w:hAnsi="宋体" w:cs="宋体" w:hint="eastAsia"/>
+        </w:rPr>
+        <w:t>":false}}</w:t>
+      </w:r>
+    </w:p>
+    <w:p>
+      <w:pPr>
+        <w:pStyle w:val="a3"/>
+        <w:rPr>
+          <w:rFonts w:ascii="宋体" w:eastAsia="宋体" w:hAnsi="宋体" w:cs="宋体" w:hint="eastAsia"/>
+        </w:rPr>
+      </w:pPr>
+    </w:p>
+    <w:p>
+      <w:pPr>
+        <w:pStyle w:val="a3"/>
+        <w:rPr>
+          <w:rFonts w:ascii="宋体" w:eastAsia="宋体" w:hAnsi="宋体" w:cs="宋体" w:hint="eastAsia"/>
+        </w:rPr>
+      </w:pPr>
+      <w:r>
+        <w:rPr>
+          <w:rFonts w:ascii="宋体" w:eastAsia="宋体" w:hAnsi="宋体" w:cs="宋体" w:hint="eastAsia"/>
+        </w:rPr>
+        <w:t>{"id":"asr_apology_001","version":"1.0","scenario":"asr_error","difficulty":"hard","tags":["asr","relationship","calm"],"messages":[{"role":"user","content":"对不气啊，昨天我态度</w:t>
+      </w:r>
+      <w:proofErr w:type="gramStart"/>
+      <w:r>
+        <w:rPr>
+          <w:rFonts w:ascii="宋体" w:eastAsia="宋体" w:hAnsi="宋体" w:cs="宋体" w:hint="eastAsia"/>
+        </w:rPr>
+        <w:t>不</w:t>
+      </w:r>
+      <w:proofErr w:type="gramEnd"/>
+      <w:r>
+        <w:rPr>
+          <w:rFonts w:ascii="宋体" w:eastAsia="宋体" w:hAnsi="宋体" w:cs="宋体" w:hint="eastAsia"/>
+        </w:rPr>
+        <w:t>号。"}],"gold":{"emotion":"calm","energy":"normal","need":"reassurance","adviceWanted":"unknown","engagement":"open","riskLevel":"none","confidence":0.86,"reason":"ASR错误：'对不气'应为'对不起'，'</w:t>
+      </w:r>
+      <w:proofErr w:type="gramStart"/>
+      <w:r>
+        <w:rPr>
+          <w:rFonts w:ascii="宋体" w:eastAsia="宋体" w:hAnsi="宋体" w:cs="宋体" w:hint="eastAsia"/>
+        </w:rPr>
+        <w:t>不</w:t>
+      </w:r>
+      <w:proofErr w:type="gramEnd"/>
+      <w:r>
+        <w:rPr>
+          <w:rFonts w:ascii="宋体" w:eastAsia="宋体" w:hAnsi="宋体" w:cs="宋体" w:hint="eastAsia"/>
+        </w:rPr>
+        <w:t>号'应为'不好'，实际表达歉意","evidence":["对不气","态度</w:t>
+      </w:r>
+      <w:proofErr w:type="gramStart"/>
+      <w:r>
+        <w:rPr>
+          <w:rFonts w:ascii="宋体" w:eastAsia="宋体" w:hAnsi="宋体" w:cs="宋体" w:hint="eastAsia"/>
+        </w:rPr>
+        <w:t>不</w:t>
+      </w:r>
+      <w:proofErr w:type="gramEnd"/>
+      <w:r>
+        <w:rPr>
+          <w:rFonts w:ascii="宋体" w:eastAsia="宋体" w:hAnsi="宋体" w:cs="宋体" w:hint="eastAsia"/>
+        </w:rPr>
+        <w:t>号"],"</w:t>
+      </w:r>
+      <w:proofErr w:type="spellStart"/>
+      <w:r>
+        <w:rPr>
+          <w:rFonts w:ascii="宋体" w:eastAsia="宋体" w:hAnsi="宋体" w:cs="宋体" w:hint="eastAsia"/>
+        </w:rPr>
+        <w:t>shouldPersist</w:t>
+      </w:r>
+      <w:proofErr w:type="spellEnd"/>
+      <w:r>
+        <w:rPr>
+          <w:rFonts w:ascii="宋体" w:eastAsia="宋体" w:hAnsi="宋体" w:cs="宋体" w:hint="eastAsia"/>
+        </w:rPr>
+        <w:t>":false}}</w:t>
+      </w:r>
+    </w:p>
+    <w:p>
+      <w:pPr>
+        <w:pStyle w:val="a3"/>
+        <w:rPr>
+          <w:rFonts w:ascii="宋体" w:eastAsia="宋体" w:hAnsi="宋体" w:cs="宋体" w:hint="eastAsia"/>
+        </w:rPr>
+      </w:pPr>
+    </w:p>
+    <w:p>
+      <w:pPr>
+        <w:pStyle w:val="a3"/>
+        <w:rPr>
+          <w:rFonts w:ascii="宋体" w:eastAsia="宋体" w:hAnsi="宋体" w:cs="宋体" w:hint="eastAsia"/>
+        </w:rPr>
+      </w:pPr>
+      <w:r>
+        <w:rPr>
+          <w:rFonts w:ascii="宋体" w:eastAsia="宋体" w:hAnsi="宋体" w:cs="宋体" w:hint="eastAsia"/>
+        </w:rPr>
+        <w:t>{"id":"asr_surprise_001","version":"1.0","scenario":"asr_error","difficulty":"hard","tags":["asr","positive","surprise"],"messages":[{"role":"user","content":"挖！竟然真的重了奖！"}],"gold":{"emotion":"positive","energy":"high","need":"celebration","adviceWanted":"unknown","engagement":"open","riskLevel":"none","confidence":0.88,"reason":"ASR错误：'挖'应为'哇'，'重了奖'应为'中了奖'，实际表达惊喜和喜悦","evidence":["挖","重了奖"],"</w:t>
+      </w:r>
+      <w:proofErr w:type="spellStart"/>
+      <w:r>
+        <w:rPr>
+          <w:rFonts w:ascii="宋体" w:eastAsia="宋体" w:hAnsi="宋体" w:cs="宋体" w:hint="eastAsia"/>
+        </w:rPr>
+        <w:t>shouldPersist</w:t>
+      </w:r>
+      <w:proofErr w:type="spellEnd"/>
+      <w:r>
+        <w:rPr>
+          <w:rFonts w:ascii="宋体" w:eastAsia="宋体" w:hAnsi="宋体" w:cs="宋体" w:hint="eastAsia"/>
+        </w:rPr>
+        <w:t>":false}}</w:t>
+      </w:r>
+    </w:p>
+    <w:p>
+      <w:pPr>
+        <w:pStyle w:val="a3"/>
+        <w:rPr>
+          <w:rFonts w:ascii="宋体" w:eastAsia="宋体" w:hAnsi="宋体" w:cs="宋体" w:hint="eastAsia"/>
+        </w:rPr>
+      </w:pPr>
+    </w:p>
+    <w:p>
+      <w:pPr>
+        <w:pStyle w:val="a3"/>
+        <w:rPr>
+          <w:rFonts w:ascii="宋体" w:eastAsia="宋体" w:hAnsi="宋体" w:cs="宋体" w:hint="eastAsia"/>
+        </w:rPr>
+      </w:pPr>
+      <w:r>
+        <w:rPr>
+          <w:rFonts w:ascii="宋体" w:eastAsia="宋体" w:hAnsi="宋体" w:cs="宋体" w:hint="eastAsia"/>
+        </w:rPr>
+        <w:t>{"id":"asr_advice_001","version":"1.0","scenario":"asr_error","difficulty":"hard","tags":["asr","advice","work"],"messages":[{"role":"user","content":"你觉得我该不该</w:t>
+      </w:r>
+      <w:proofErr w:type="gramStart"/>
+      <w:r>
+        <w:rPr>
+          <w:rFonts w:ascii="宋体" w:eastAsia="宋体" w:hAnsi="宋体" w:cs="宋体" w:hint="eastAsia"/>
+        </w:rPr>
+        <w:t>接售这个</w:t>
+      </w:r>
+      <w:proofErr w:type="gramEnd"/>
+      <w:r>
+        <w:rPr>
+          <w:rFonts w:ascii="宋体" w:eastAsia="宋体" w:hAnsi="宋体" w:cs="宋体" w:hint="eastAsia"/>
+        </w:rPr>
+        <w:t>项目？"}],"gold":{"emotion":"calm","energy":"normal","need":"advice","adviceWanted":"yes","engagement":"open","riskLevel":"none","confidence":0.88,"reason":"ASR错误：'</w:t>
+      </w:r>
+      <w:proofErr w:type="gramStart"/>
+      <w:r>
+        <w:rPr>
+          <w:rFonts w:ascii="宋体" w:eastAsia="宋体" w:hAnsi="宋体" w:cs="宋体" w:hint="eastAsia"/>
+        </w:rPr>
+        <w:t>接售</w:t>
+      </w:r>
+      <w:proofErr w:type="gramEnd"/>
+      <w:r>
+        <w:rPr>
+          <w:rFonts w:ascii="宋体" w:eastAsia="宋体" w:hAnsi="宋体" w:cs="宋体" w:hint="eastAsia"/>
+        </w:rPr>
+        <w:t>'应为'接手'，实际表达对职业决策的咨询","evidence":["</w:t>
+      </w:r>
+      <w:proofErr w:type="gramStart"/>
+      <w:r>
+        <w:rPr>
+          <w:rFonts w:ascii="宋体" w:eastAsia="宋体" w:hAnsi="宋体" w:cs="宋体" w:hint="eastAsia"/>
+        </w:rPr>
+        <w:t>接售这个</w:t>
+      </w:r>
+      <w:proofErr w:type="gramEnd"/>
+      <w:r>
+        <w:rPr>
+          <w:rFonts w:ascii="宋体" w:eastAsia="宋体" w:hAnsi="宋体" w:cs="宋体" w:hint="eastAsia"/>
+        </w:rPr>
+        <w:t>项目"],"</w:t>
+      </w:r>
+      <w:proofErr w:type="spellStart"/>
+      <w:r>
+        <w:rPr>
+          <w:rFonts w:ascii="宋体" w:eastAsia="宋体" w:hAnsi="宋体" w:cs="宋体" w:hint="eastAsia"/>
+        </w:rPr>
+        <w:t>shouldPersist</w:t>
+      </w:r>
+      <w:proofErr w:type="spellEnd"/>
+      <w:r>
+        <w:rPr>
+          <w:rFonts w:ascii="宋体" w:eastAsia="宋体" w:hAnsi="宋体" w:cs="宋体" w:hint="eastAsia"/>
         </w:rPr>
         <w:t>":false}}</w:t>
       </w:r>

--- a/dev.docx
+++ b/dev.docx
@@ -13,21 +13,51 @@
         <w:rPr>
           <w:rFonts w:ascii="宋体" w:eastAsia="宋体" w:hAnsi="宋体" w:cs="宋体"/>
         </w:rPr>
-        <w:t>{"id":"job_anxiety_001","version":"1.0","scenario":"job_search","difficulty":"medium","tags":["multi_turn","negative_emotion","advice_boundary"],"messages":[{"role":"user","content":"我最近投了好多简历。"},{"role":"assistant","content":"一直等回复确实挺磨人的。"},{"role":"user","content":"一个回复都没有。"},{"role":"assistant","content":"你现在更想聊聊，还是一起看看下一步？"},{"role":"user","content":"先别给建议，我就是有点烦。"}],"gold":{"emotion":"frustrated","energy":"unclear","need":"be_heard","adviceWanted":"no","engagement":"limited","riskLevel":"none","confidence":0.9,"reason":"用户明确拒绝建议，情绪烦躁","evidence":["一个回复都没有","先别给建议","有点</w:t>
-      </w:r>
-      <w:proofErr w:type="gramStart"/>
+        <w:t>{"id":"job_anxiety_001","version":"1.0","scenario":"job_search","difficulty":"medium","tags":["multi_turn","negative_emotion","advice_boundary"],"messages":[{"role":"user","content":"我最近投了好多简历。"},{"role":"assistant","content":"一直等回复确实挺磨人的。"},{"role":"user","content":"一个回复都没有。"},{"role":"assistant","content":"你现在更想聊聊，还是一起看看下一步？"},{"role":"user","content":"先别给建议，我就是有点烦。"}],"gold":{"emotion":"frustrated","energy":"unclear","need":"be_heard","adviceWanted":"no","engagement":"limited","riskLevel":"none","confidence":0.9,"reason":"用户明确拒绝建议，情绪烦躁","evidence":["一个回复都没有","先别给建议","有点烦"],"shouldPersist":false}}</w:t>
+      </w:r>
+    </w:p>
+    <w:p>
+      <w:pPr>
+        <w:pStyle w:val="a3"/>
+        <w:rPr>
+          <w:rFonts w:ascii="宋体" w:eastAsia="宋体" w:hAnsi="宋体" w:cs="宋体" w:hint="eastAsia"/>
+        </w:rPr>
+      </w:pPr>
+    </w:p>
+    <w:p>
+      <w:pPr>
+        <w:pStyle w:val="a3"/>
+        <w:rPr>
+          <w:rFonts w:ascii="宋体" w:eastAsia="宋体" w:hAnsi="宋体" w:cs="宋体" w:hint="eastAsia"/>
+        </w:rPr>
+      </w:pPr>
       <w:r>
         <w:rPr>
           <w:rFonts w:ascii="宋体" w:eastAsia="宋体" w:hAnsi="宋体" w:cs="宋体"/>
         </w:rPr>
-        <w:t>烦</w:t>
-      </w:r>
-      <w:proofErr w:type="gramEnd"/>
+        <w:t>{"id":"happy_share_001","version":"1.0","scenario":"daily","difficulty":"easy","tags":["positive"],"messages":[{"role":"user","content":"我今天拿到 offer 啦！"}],"gold":{"emotion":"positive","energy":"high","need":"celebration","adviceWanted":"unknown","engagement":"open","riskLevel":"none","confidence":0.95,"reason":"用户分享好消息，情绪积极","evidence":["拿到 offer 啦"],"shouldPersist":false}}</w:t>
+      </w:r>
+    </w:p>
+    <w:p>
+      <w:pPr>
+        <w:pStyle w:val="a3"/>
+        <w:rPr>
+          <w:rFonts w:ascii="宋体" w:eastAsia="宋体" w:hAnsi="宋体" w:cs="宋体" w:hint="eastAsia"/>
+        </w:rPr>
+      </w:pPr>
+    </w:p>
+    <w:p>
+      <w:pPr>
+        <w:pStyle w:val="a3"/>
+        <w:rPr>
+          <w:rFonts w:ascii="宋体" w:eastAsia="宋体" w:hAnsi="宋体" w:cs="宋体" w:hint="eastAsia"/>
+        </w:rPr>
+      </w:pPr>
       <w:r>
         <w:rPr>
           <w:rFonts w:ascii="宋体" w:eastAsia="宋体" w:hAnsi="宋体" w:cs="宋体"/>
         </w:rPr>
-        <w:t>"],"shouldPersist":false}}</w:t>
+        <w:t>{"id":"refuse_advice_001","version":"1.0","scenario":"daily","difficulty":"easy","tags":["advice_boundary"],"messages":[{"role":"user","content":"别给我讲大道理，我就想吐槽一下今天的事。"}],"gold":{"emotion":"frustrated","energy":"normal","need":"be_heard","adviceWanted":"no","engagement":"limited","riskLevel":"none","confidence":0.85,"reason":"用户明确拒绝建议，只想倾诉","evidence":["别给我讲大道理","就想吐槽一下"],"shouldPersist":false}}</w:t>
       </w:r>
     </w:p>
     <w:p>
@@ -49,7 +79,7 @@
         <w:rPr>
           <w:rFonts w:ascii="宋体" w:eastAsia="宋体" w:hAnsi="宋体" w:cs="宋体"/>
         </w:rPr>
-        <w:t>{"id":"happy_share_001","version":"1.0","scenario":"daily","difficulty":"easy","tags":["positive"],"messages":[{"role":"user","content":"我今天拿到 offer 啦！"}],"gold":{"emotion":"positive","energy":"high","need":"celebration","adviceWanted":"unknown","engagement":"open","riskLevel":"none","confidence":0.95,"reason":"用户分享好消息，情绪积极","evidence":["拿到 offer 啦"],"shouldPersist":false}}</w:t>
+        <w:t>{"id":"exam_anxiety_001","version":"1.0","scenario":"academic","difficulty":"medium","tags":["anxiety","advice_boundary"],"messages":[{"role":"user","content":"明天就要考试了，我还没复习完。"},{"role":"assistant","content":"听起来你现在很焦虑，需要我陪你聊聊吗？"},{"role":"user","content":"聊也没用，我就是想发泄一下。"}],"gold":{"emotion":"anxious","energy":"low","need":"be_heard","adviceWanted":"no","engagement":"limited","riskLevel":"none","confidence":0.9,"reason":"用户明显焦虑，拒绝建议，只求倾听","evidence":["还没复习完","想发泄一下"],"shouldPersist":false}}</w:t>
       </w:r>
     </w:p>
     <w:p>
@@ -71,93 +101,7 @@
         <w:rPr>
           <w:rFonts w:ascii="宋体" w:eastAsia="宋体" w:hAnsi="宋体" w:cs="宋体"/>
         </w:rPr>
-        <w:t>{"id":"refuse_advice_001","version":"1.0","scenario":"daily","difficulty":"easy","tags":["advice_boundary"],"messages":[{"role":"user","content":"别给我讲大道理，我就想吐</w:t>
-      </w:r>
-      <w:proofErr w:type="gramStart"/>
-      <w:r>
-        <w:rPr>
-          <w:rFonts w:ascii="宋体" w:eastAsia="宋体" w:hAnsi="宋体" w:cs="宋体"/>
-        </w:rPr>
-        <w:t>槽一下</w:t>
-      </w:r>
-      <w:proofErr w:type="gramEnd"/>
-      <w:r>
-        <w:rPr>
-          <w:rFonts w:ascii="宋体" w:eastAsia="宋体" w:hAnsi="宋体" w:cs="宋体"/>
-        </w:rPr>
-        <w:t>今天的事。"}],"gold":{"emotion":"frustrated","energy":"normal","need":"be_heard","adviceWanted":"no","engagement":"limited","riskLevel":"none","confidence":0.85,"reason":"用户明确拒绝建议，只想倾诉","evidence":["别给我讲大道理","就想吐</w:t>
-      </w:r>
-      <w:proofErr w:type="gramStart"/>
-      <w:r>
-        <w:rPr>
-          <w:rFonts w:ascii="宋体" w:eastAsia="宋体" w:hAnsi="宋体" w:cs="宋体"/>
-        </w:rPr>
-        <w:t>槽一下</w:t>
-      </w:r>
-      <w:proofErr w:type="gramEnd"/>
-      <w:r>
-        <w:rPr>
-          <w:rFonts w:ascii="宋体" w:eastAsia="宋体" w:hAnsi="宋体" w:cs="宋体"/>
-        </w:rPr>
-        <w:t>"],"shouldPersist":false}}</w:t>
-      </w:r>
-    </w:p>
-    <w:p>
-      <w:pPr>
-        <w:pStyle w:val="a3"/>
-        <w:rPr>
-          <w:rFonts w:ascii="宋体" w:eastAsia="宋体" w:hAnsi="宋体" w:cs="宋体" w:hint="eastAsia"/>
-        </w:rPr>
-      </w:pPr>
-    </w:p>
-    <w:p>
-      <w:pPr>
-        <w:pStyle w:val="a3"/>
-        <w:rPr>
-          <w:rFonts w:ascii="宋体" w:eastAsia="宋体" w:hAnsi="宋体" w:cs="宋体" w:hint="eastAsia"/>
-        </w:rPr>
-      </w:pPr>
-      <w:r>
-        <w:rPr>
-          <w:rFonts w:ascii="宋体" w:eastAsia="宋体" w:hAnsi="宋体" w:cs="宋体"/>
-        </w:rPr>
-        <w:t>{"id":"exam_anxiety_001","version":"1.0","scenario":"academic","difficulty":"medium","tags":["anxiety","advice_boundary"],"messages":[{"role":"user","content":"明天就要考试了，我还没复习完。"},{"role":"assistant","content":"听起来你现在很焦虑，需要我陪你聊聊吗？"},{"role":"user","content":"聊也没用，我就是想发泄一下。"}],"gold":{"emotion":"anxious","energy":"low","need":"be_heard","adviceWanted":"no","engagement":"limited","riskLevel":"none","confidence":0.9,"reason":"用户明显焦虑，拒绝建议，只求倾听","evidence":["还没复习完","想发泄一下"],"shouldPersist":false}}</w:t>
-      </w:r>
-    </w:p>
-    <w:p>
-      <w:pPr>
-        <w:pStyle w:val="a3"/>
-        <w:rPr>
-          <w:rFonts w:ascii="宋体" w:eastAsia="宋体" w:hAnsi="宋体" w:cs="宋体" w:hint="eastAsia"/>
-        </w:rPr>
-      </w:pPr>
-    </w:p>
-    <w:p>
-      <w:pPr>
-        <w:pStyle w:val="a3"/>
-        <w:rPr>
-          <w:rFonts w:ascii="宋体" w:eastAsia="宋体" w:hAnsi="宋体" w:cs="宋体" w:hint="eastAsia"/>
-        </w:rPr>
-      </w:pPr>
-      <w:r>
-        <w:rPr>
-          <w:rFonts w:ascii="宋体" w:eastAsia="宋体" w:hAnsi="宋体" w:cs="宋体"/>
-        </w:rPr>
-        <w:t>{"id":"friend_conflict_001","version":"1.0","scenario":"relationship","difficulty":"medium","tags":["anger","third_party"],"messages":[{"role":"user","content":"我</w:t>
-      </w:r>
-      <w:proofErr w:type="gramStart"/>
-      <w:r>
-        <w:rPr>
-          <w:rFonts w:ascii="宋体" w:eastAsia="宋体" w:hAnsi="宋体" w:cs="宋体"/>
-        </w:rPr>
-        <w:t>闺蜜今天</w:t>
-      </w:r>
-      <w:proofErr w:type="gramEnd"/>
-      <w:r>
-        <w:rPr>
-          <w:rFonts w:ascii="宋体" w:eastAsia="宋体" w:hAnsi="宋体" w:cs="宋体"/>
-        </w:rPr>
-        <w:t>跟我说的话让我很不舒服。"},{"role":"assistant","content":"发生什么事了？你想具体说说吗？"},{"role":"user","content":"她说我太敏感了，我觉得她根本不懂我。"}],"gold":{"emotion":"angry","energy":"normal","need":"be_heard","adv</w:t>
+        <w:t>{"id":"friend_conflict_001","version":"1.0","scenario":"relationship","difficulty":"medium","tags":["anger","third_party"],"messages":[{"role":"user","content":"我闺蜜今天跟我说的话让我很不舒服。"},{"role":"assistant","content":"发生什么事了？你想具体说说吗？"},{"role":"user","content":"她说我太敏感了，我觉得她根本不懂我。"}],"gold":{"emotion":"angry","energy":"normal","need":"be_heard","adv</w:t>
       </w:r>
       <w:r>
         <w:rPr>
@@ -472,28 +416,40 @@
         <w:rPr>
           <w:rFonts w:ascii="宋体" w:eastAsia="宋体" w:hAnsi="宋体" w:cs="宋体"/>
         </w:rPr>
-        <w:t>{"id":"lonely_001","version":"1.0","scenario":"daily","difficulty":"medium","tags":["lonely","sad"],"messages":[{"role":"user","content":"一个人在这个城市打拼，好孤单啊。"},{"role":"assistant","content":"一个人在外确实不容易，你平时会和家里联系吗？"},{"role":"user","content":"不想让家人担心，一般都报喜不报忧。"}],"gold":{"emotion":"sad","energy":"low","need":"be_heard","adviceWanted":"unknown","engagement":"open","riskLevel":"none","confidence":0.9,"reason":"用户表达孤独和隐忍情绪，需要被理解","evidence":["一个人在这个城市","好孤单","报喜不报忧"],"shouldPersist":false}}</w:t>
-      </w:r>
-    </w:p>
-    <w:p>
-      <w:pPr>
-        <w:pStyle w:val="a3"/>
-        <w:rPr>
-          <w:rFonts w:ascii="宋体" w:eastAsia="宋体" w:hAnsi="宋体" w:cs="宋体" w:hint="eastAsia"/>
-        </w:rPr>
-      </w:pPr>
-    </w:p>
-    <w:p>
-      <w:pPr>
-        <w:pStyle w:val="a3"/>
-        <w:rPr>
-          <w:rFonts w:ascii="宋体" w:eastAsia="宋体" w:hAnsi="宋体" w:cs="宋体" w:hint="eastAsia"/>
-        </w:rPr>
-      </w:pPr>
+        <w:t>{"id":"lonely_001","version":"1.0","scenario":"daily","difficulty":"medium","tags":["lonely","sad"],"messages":[{"role":"user","content":"一个人在这个城市打拼，好孤单啊。"},{"role":"assistant","content":"一个人在外确实不容易，你平时会和家里联系吗？"},{"role":"user","content":"不想让家人担心，一般都报喜不报忧。"}],"gold":{"emotion":"sad","energy":"low","need":"be_heard","adviceWanted":"unknown","engagement":"open","riskLevel":"none","confidence":0.9,"reason":"用户表达孤独和隐忍情绪，需要被理解","evidence":["一个人在这个城市","好孤单","报喜不报忧"],"shouldPersist":</w:t>
+      </w:r>
+      <w:r>
+        <w:rPr>
+          <w:rFonts w:ascii="宋体" w:eastAsia="宋体" w:hAnsi="宋体" w:cs="宋体" w:hint="eastAsia"/>
+        </w:rPr>
+        <w:t>true</w:t>
+      </w:r>
       <w:r>
         <w:rPr>
           <w:rFonts w:ascii="宋体" w:eastAsia="宋体" w:hAnsi="宋体" w:cs="宋体"/>
         </w:rPr>
+        <w:t>}}</w:t>
+      </w:r>
+    </w:p>
+    <w:p>
+      <w:pPr>
+        <w:pStyle w:val="a3"/>
+        <w:rPr>
+          <w:rFonts w:ascii="宋体" w:eastAsia="宋体" w:hAnsi="宋体" w:cs="宋体" w:hint="eastAsia"/>
+        </w:rPr>
+      </w:pPr>
+    </w:p>
+    <w:p>
+      <w:pPr>
+        <w:pStyle w:val="a3"/>
+        <w:rPr>
+          <w:rFonts w:ascii="宋体" w:eastAsia="宋体" w:hAnsi="宋体" w:cs="宋体" w:hint="eastAsia"/>
+        </w:rPr>
+      </w:pPr>
+      <w:r>
+        <w:rPr>
+          <w:rFonts w:ascii="宋体" w:eastAsia="宋体" w:hAnsi="宋体" w:cs="宋体"/>
+        </w:rPr>
         <w:t>{"id":"angry_internet_003","version":"1.0","scenario":"daily","difficulty":"easy","tags":["anger","frustration"],"messages":[{"role":"user","content":"网上的喷子太多了，看得我火大！"}],"gold":{"emotion":"angry","energy":"high","need":"be_heard","adviceWanted":"no","engagement":"limited","riskLevel":"none","confidence":0.85,"reason":"用户表达对网络言论的愤怒","evidence":["喷子太多了","火大"],"shouldPersist":false}}</w:t>
       </w:r>
     </w:p>
@@ -516,21 +472,19 @@
         <w:rPr>
           <w:rFonts w:ascii="宋体" w:eastAsia="宋体" w:hAnsi="宋体" w:cs="宋体"/>
         </w:rPr>
-        <w:t>{"id":"anxious_health_003","version":"1.0","scenario":"health","difficulty":"medium","tags":["anxiety","health"],"messages":[{"role":"user","content":"我体检报告出来了，有些指标不太正常。"},{"role":"assistant","content":"听起来你很担心，医生怎么说？"},{"role":"user","content":"还没看医生，我现在特别慌。"}],"gold":{"emotion":"anxious","energy":"low","need":"reassurance","adviceWanted":"yes","engagement":"open","riskLevel":"watch","confidence":0.88,"reason":"用户因健康问题焦虑，需要安抚和明确建议","evidence":["指标不太正常","特别</w:t>
-      </w:r>
-      <w:proofErr w:type="gramStart"/>
+        <w:t>{"id":"anxious_health_003","version":"1.0","scenario":"health","difficulty":"medium","tags":["anxiety","health"],"messages":[{"role":"user","content":"我体检报告出来了，有些指标不太正常。"},{"role":"assistant","content":"听起来你很担心，医生怎么说？"},{"role":"user","content":"还没看医生，我现在特别慌。"}],"gold":{"emotion":"anxious","energy":"low","need":"reassurance","adviceWanted":"yes","engagement":"open","riskLevel":"watch","confidence":0.88,"reason":"用户因健康问题焦虑，需要安抚和明确建议","evidence":["指标不太正常","特别慌"],"shouldPersist":</w:t>
+      </w:r>
+      <w:r>
+        <w:rPr>
+          <w:rFonts w:ascii="宋体" w:eastAsia="宋体" w:hAnsi="宋体" w:cs="宋体" w:hint="eastAsia"/>
+        </w:rPr>
+        <w:t>true</w:t>
+      </w:r>
       <w:r>
         <w:rPr>
           <w:rFonts w:ascii="宋体" w:eastAsia="宋体" w:hAnsi="宋体" w:cs="宋体"/>
         </w:rPr>
-        <w:t>慌</w:t>
-      </w:r>
-      <w:proofErr w:type="gramEnd"/>
-      <w:r>
-        <w:rPr>
-          <w:rFonts w:ascii="宋体" w:eastAsia="宋体" w:hAnsi="宋体" w:cs="宋体"/>
-        </w:rPr>
-        <w:t>"],"shouldPersist":false}}</w:t>
+        <w:t>}}</w:t>
       </w:r>
     </w:p>
     <w:p>
@@ -713,35 +667,7 @@
         <w:rPr>
           <w:rFonts w:ascii="宋体" w:eastAsia="宋体" w:hAnsi="宋体" w:cs="宋体" w:hint="eastAsia"/>
         </w:rPr>
-        <w:t>{"id":"casual_food_001","version":"1.0","scenario":"daily","difficulty":"easy","tags":["casual","food"],"messages":[{"role":"user","content":"今天中午吃了</w:t>
-      </w:r>
-      <w:proofErr w:type="gramStart"/>
-      <w:r>
-        <w:rPr>
-          <w:rFonts w:ascii="宋体" w:eastAsia="宋体" w:hAnsi="宋体" w:cs="宋体" w:hint="eastAsia"/>
-        </w:rPr>
-        <w:t>顿特别</w:t>
-      </w:r>
-      <w:proofErr w:type="gramEnd"/>
-      <w:r>
-        <w:rPr>
-          <w:rFonts w:ascii="宋体" w:eastAsia="宋体" w:hAnsi="宋体" w:cs="宋体" w:hint="eastAsia"/>
-        </w:rPr>
-        <w:t>好吃的饭，好满足。"}],"gold":{"emotion":"positive","energy":"normal","need":"celebration","adviceWanted":"unknown","engagement":"open","riskLevel":"none","confidence":0.88,"reason":"用户分享日常</w:t>
-      </w:r>
-      <w:proofErr w:type="gramStart"/>
-      <w:r>
-        <w:rPr>
-          <w:rFonts w:ascii="宋体" w:eastAsia="宋体" w:hAnsi="宋体" w:cs="宋体" w:hint="eastAsia"/>
-        </w:rPr>
-        <w:t>小确幸</w:t>
-      </w:r>
-      <w:proofErr w:type="gramEnd"/>
-      <w:r>
-        <w:rPr>
-          <w:rFonts w:ascii="宋体" w:eastAsia="宋体" w:hAnsi="宋体" w:cs="宋体" w:hint="eastAsia"/>
-        </w:rPr>
-        <w:t>，情绪积极","evidence":["特别好吃","好满足"],"shouldPersist":false}}</w:t>
+        <w:t>{"id":"casual_food_001","version":"1.0","scenario":"daily","difficulty":"easy","tags":["casual","food"],"messages":[{"role":"user","content":"今天中午吃了顿特别好吃的饭，好满足。"}],"gold":{"emotion":"positive","energy":"normal","need":"celebration","adviceWanted":"unknown","engagement":"open","riskLevel":"none","confidence":0.88,"reason":"用户分享日常小确幸，情绪积极","evidence":["特别好吃","好满足"],"shouldPersist":false}}</w:t>
       </w:r>
     </w:p>
     <w:p>
@@ -880,21 +806,7 @@
         <w:rPr>
           <w:rFonts w:ascii="宋体" w:eastAsia="宋体" w:hAnsi="宋体" w:cs="宋体" w:hint="eastAsia"/>
         </w:rPr>
-        <w:t>{"id":"casual_traffic_001","version":"1.0","scenario":"daily","difficulty":"easy","tags":["casual","frustration"],"messages":[{"role":"user","content":"今天堵车堵了一个小时，好烦。"}],"gold":{"emotion":"frustrated","energy":"low","need":"be_heard","adviceWanted":"no","engagement":"limited","riskLevel":"none","confidence":0.85,"reason":"用户表达日常烦躁，需要倾听而</w:t>
-      </w:r>
-      <w:proofErr w:type="gramStart"/>
-      <w:r>
-        <w:rPr>
-          <w:rFonts w:ascii="宋体" w:eastAsia="宋体" w:hAnsi="宋体" w:cs="宋体" w:hint="eastAsia"/>
-        </w:rPr>
-        <w:t>非建议</w:t>
-      </w:r>
-      <w:proofErr w:type="gramEnd"/>
-      <w:r>
-        <w:rPr>
-          <w:rFonts w:ascii="宋体" w:eastAsia="宋体" w:hAnsi="宋体" w:cs="宋体" w:hint="eastAsia"/>
-        </w:rPr>
-        <w:t>","evidence":["堵车堵了一个小时","好烦"],"shouldPersist":false}}</w:t>
+        <w:t>{"id":"casual_traffic_001","version":"1.0","scenario":"daily","difficulty":"easy","tags":["casual","frustration"],"messages":[{"role":"user","content":"今天堵车堵了一个小时，好烦。"}],"gold":{"emotion":"frustrated","energy":"low","need":"be_heard","adviceWanted":"no","engagement":"limited","riskLevel":"none","confidence":0.85,"reason":"用户表达日常烦躁，需要倾听而非建议","evidence":["堵车堵了一个小时","好烦"],"shouldPersist":false}}</w:t>
       </w:r>
     </w:p>
     <w:p>
@@ -1084,43 +996,41 @@
         <w:rPr>
           <w:rFonts w:ascii="宋体" w:eastAsia="宋体" w:hAnsi="宋体" w:cs="宋体" w:hint="eastAsia"/>
         </w:rPr>
-        <w:t>{"id":"pressure_deadline_001","version":"1.0","scenario":"work","difficulty":"medium","tags":["pressure","deadline","anxiety"],"messages":[{"role":"user","content":"这周五就要</w:t>
-      </w:r>
-      <w:proofErr w:type="gramStart"/>
-      <w:r>
-        <w:rPr>
-          <w:rFonts w:ascii="宋体" w:eastAsia="宋体" w:hAnsi="宋体" w:cs="宋体" w:hint="eastAsia"/>
-        </w:rPr>
-        <w:t>交方案</w:t>
-      </w:r>
-      <w:proofErr w:type="gramEnd"/>
-      <w:r>
-        <w:rPr>
-          <w:rFonts w:ascii="宋体" w:eastAsia="宋体" w:hAnsi="宋体" w:cs="宋体" w:hint="eastAsia"/>
-        </w:rPr>
-        <w:t>了，我才写了一半。"},{"role":"assistant","content":"听起来时间确实挺紧张的，你现在感觉怎么样？"},{"role":"user","content":"压力特别大，感觉怎么都写不完。"}],"gold":{"emotion":"anxious","energy":"low","need":"reassurance","adviceWanted":"unknown","engagement":"open","riskLevel":"none","confidence":0.88,"reason":"用户因截止日期临近而焦虑，需要安抚","evidence":["周五就要交","才写了一半","压力特别大"],"shouldPersist":false}}</w:t>
-      </w:r>
-    </w:p>
-    <w:p>
-      <w:pPr>
-        <w:pStyle w:val="a3"/>
-        <w:rPr>
-          <w:rFonts w:ascii="宋体" w:eastAsia="宋体" w:hAnsi="宋体" w:cs="宋体" w:hint="eastAsia"/>
-        </w:rPr>
-      </w:pPr>
-    </w:p>
-    <w:p>
-      <w:pPr>
-        <w:pStyle w:val="a3"/>
-        <w:rPr>
-          <w:rFonts w:ascii="宋体" w:eastAsia="宋体" w:hAnsi="宋体" w:cs="宋体" w:hint="eastAsia"/>
-        </w:rPr>
-      </w:pPr>
-      <w:r>
-        <w:rPr>
-          <w:rFonts w:ascii="宋体" w:eastAsia="宋体" w:hAnsi="宋体" w:cs="宋体" w:hint="eastAsia"/>
-        </w:rPr>
-        <w:t>{"id":"pressure_finance_001","version":"1.0","scenario":"life","difficulty":"medium","tags":["pressure","finance","anxiety"],"messages":[{"role":"user","content":"这个月开销好大，信用卡账单快还不上了。"},{"role":"assistant","content":"经济压力确实让人很焦虑，你需要我陪你聊聊还是给一些建议？"},{"role":"user","content":"我也不知道该怎么办，就是很慌。"}],"gold":{"emotion":"anxious","energy":"low","need":"be_heard","adviceWanted":"yes","engagement":"open","riskLevel":"watch","confidence":0.86,"reason":"用户因经济压力焦虑，需要倾诉和建议","evidence":["开销好大","信用卡账单快还不上了","很慌"],"shouldPersist":false}}</w:t>
+        <w:t>{"id":"pressure_deadline_001","version":"1.0","scenario":"work","difficulty":"medium","tags":["pressure","deadline","anxiety"],"messages":[{"role":"user","content":"这周五就要交方案了，我才写了一半。"},{"role":"assistant","content":"听起来时间确实挺紧张的，你现在感觉怎么样？"},{"role":"user","content":"压力特别大，感觉怎么都写不完。"}],"gold":{"emotion":"anxious","energy":"low","need":"reassurance","adviceWanted":"unknown","engagement":"open","riskLevel":"none","confidence":0.88,"reason":"用户因截止日期临近而焦虑，需要安抚","evidence":["周五就要交","才写了一半","压力特别大"],"shouldPersist":false}}</w:t>
+      </w:r>
+    </w:p>
+    <w:p>
+      <w:pPr>
+        <w:pStyle w:val="a3"/>
+        <w:rPr>
+          <w:rFonts w:ascii="宋体" w:eastAsia="宋体" w:hAnsi="宋体" w:cs="宋体" w:hint="eastAsia"/>
+        </w:rPr>
+      </w:pPr>
+    </w:p>
+    <w:p>
+      <w:pPr>
+        <w:pStyle w:val="a3"/>
+        <w:rPr>
+          <w:rFonts w:ascii="宋体" w:eastAsia="宋体" w:hAnsi="宋体" w:cs="宋体" w:hint="eastAsia"/>
+        </w:rPr>
+      </w:pPr>
+      <w:r>
+        <w:rPr>
+          <w:rFonts w:ascii="宋体" w:eastAsia="宋体" w:hAnsi="宋体" w:cs="宋体" w:hint="eastAsia"/>
+        </w:rPr>
+        <w:t>{"id":"pressure_finance_001","version":"1.0","scenario":"life","difficulty":"medium","tags":["pressure","finance","anxiety"],"messages":[{"role":"user","content":"这个月开销好大，信用卡账单快还不上了。"},{"role":"assistant","content":"经济压力确实让人很焦虑，你需要我陪你聊聊还是给一些建议？"},{"role":"user","content":"我也不知道该怎么办，就是很慌。"}],"gold":{"emotion":"anxious","energy":"low","need":"be_heard","adviceWanted":"yes","engagement":"open","riskLevel":"watch","confidence":0.86,"reason":"用户因经济压力焦虑，需要倾诉和建议","evidence":["开销好大","信用卡账单快还不上了","很慌"],"shouldPersist":</w:t>
+      </w:r>
+      <w:r>
+        <w:rPr>
+          <w:rFonts w:ascii="宋体" w:eastAsia="宋体" w:hAnsi="宋体" w:cs="宋体" w:hint="eastAsia"/>
+        </w:rPr>
+        <w:t>true</w:t>
+      </w:r>
+      <w:r>
+        <w:rPr>
+          <w:rFonts w:ascii="宋体" w:eastAsia="宋体" w:hAnsi="宋体" w:cs="宋体" w:hint="eastAsia"/>
+        </w:rPr>
+        <w:t>}}</w:t>
       </w:r>
     </w:p>
     <w:p>
@@ -1215,21 +1125,7 @@
         <w:rPr>
           <w:rFonts w:ascii="宋体" w:eastAsia="宋体" w:hAnsi="宋体" w:cs="宋体" w:hint="eastAsia"/>
         </w:rPr>
-        <w:t>{"id":"relationship_colleague_001","version":"1.0","scenario":"work","difficulty":"medium","tags":["relationship","conflict","anger"],"messages":[{"role":"user","content":"我同事今天又在会议上抢我的功劳。"},{"role":"assistant","content":"在公开场合被抢功劳确实很不公平，你后来有说什么吗？"},{"role":"user","content":"我没有当场说，但心里特别气。"}],"gold":{"emotion":"angry","energy":"high","need":"be_heard","adviceWanted":"unknown","engagement":"open","riskLevel":"none","confidence":0.86,"reason":"用户</w:t>
-      </w:r>
-      <w:proofErr w:type="gramStart"/>
-      <w:r>
-        <w:rPr>
-          <w:rFonts w:ascii="宋体" w:eastAsia="宋体" w:hAnsi="宋体" w:cs="宋体" w:hint="eastAsia"/>
-        </w:rPr>
-        <w:t>表达职场委屈</w:t>
-      </w:r>
-      <w:proofErr w:type="gramEnd"/>
-      <w:r>
-        <w:rPr>
-          <w:rFonts w:ascii="宋体" w:eastAsia="宋体" w:hAnsi="宋体" w:cs="宋体" w:hint="eastAsia"/>
-        </w:rPr>
-        <w:t>和愤怒，需要倾听","evidence":["抢我的功劳","心里特别气"],"shouldPersist":false}}</w:t>
+        <w:t>{"id":"relationship_colleague_001","version":"1.0","scenario":"work","difficulty":"medium","tags":["relationship","conflict","anger"],"messages":[{"role":"user","content":"我同事今天又在会议上抢我的功劳。"},{"role":"assistant","content":"在公开场合被抢功劳确实很不公平，你后来有说什么吗？"},{"role":"user","content":"我没有当场说，但心里特别气。"}],"gold":{"emotion":"angry","energy":"high","need":"be_heard","adviceWanted":"unknown","engagement":"open","riskLevel":"none","confidence":0.86,"reason":"用户表达职场委屈和愤怒，需要倾听","evidence":["抢我的功劳","心里特别气"],"shouldPersist":false}}</w:t>
       </w:r>
     </w:p>
     <w:p>
@@ -1273,21 +1169,19 @@
         <w:rPr>
           <w:rFonts w:ascii="宋体" w:eastAsia="宋体" w:hAnsi="宋体" w:cs="宋体" w:hint="eastAsia"/>
         </w:rPr>
-        <w:t>{"id":"pressure_body_image_001","version":"1.0","scenario":"life","difficulty":"medium","tags":["pressure","body_image","sad"],"messages":[{"role":"user","content":"最近胖了好多，照镜子都不想看自己。"},{"role":"assistant","content":"身材焦虑很多人都会有，你觉得是什么原因导致最近体重变化？"},{"role":"user","content":"可能是压力太大了，老是吃甜食。"}],"gold":{"emotion":"sad","energy":"low","need":"be_heard","adviceWanted":"unknown","engagement":"open","riskLevel":"watch","confidence":0.84,"reason":"用户表达身体形象焦虑，</w:t>
-      </w:r>
-      <w:proofErr w:type="gramStart"/>
-      <w:r>
-        <w:rPr>
-          <w:rFonts w:ascii="宋体" w:eastAsia="宋体" w:hAnsi="宋体" w:cs="宋体" w:hint="eastAsia"/>
-        </w:rPr>
-        <w:t>需要共</w:t>
-      </w:r>
-      <w:proofErr w:type="gramEnd"/>
-      <w:r>
-        <w:rPr>
-          <w:rFonts w:ascii="宋体" w:eastAsia="宋体" w:hAnsi="宋体" w:cs="宋体" w:hint="eastAsia"/>
-        </w:rPr>
-        <w:t>情和理解","evidence":["胖了好多","不想看自己","吃甜食"],"shouldPersist":false}}</w:t>
+        <w:t>{"id":"pressure_body_image_001","version":"1.0","scenario":"life","difficulty":"medium","tags":["pressure","body_image","sad"],"messages":[{"role":"user","content":"最近胖了好多，照镜子都不想看自己。"},{"role":"assistant","content":"身材焦虑很多人都会有，你觉得是什么原因导致最近体重变化？"},{"role":"user","content":"可能是压力太大了，老是吃甜食。"}],"gold":{"emotion":"sad","energy":"low","need":"be_heard","adviceWanted":"unknown","engagement":"open","riskLevel":"watch","confidence":0.84,"reason":"用户表达身体形象焦虑，需要共情和理解","evidence":["胖了好多","不想看自己","吃甜食"],"shouldPersist":</w:t>
+      </w:r>
+      <w:r>
+        <w:rPr>
+          <w:rFonts w:ascii="宋体" w:eastAsia="宋体" w:hAnsi="宋体" w:cs="宋体" w:hint="eastAsia"/>
+        </w:rPr>
+        <w:t>true</w:t>
+      </w:r>
+      <w:r>
+        <w:rPr>
+          <w:rFonts w:ascii="宋体" w:eastAsia="宋体" w:hAnsi="宋体" w:cs="宋体" w:hint="eastAsia"/>
+        </w:rPr>
+        <w:t>}}</w:t>
       </w:r>
     </w:p>
     <w:p>
@@ -1310,21 +1204,7 @@
           <w:rFonts w:ascii="宋体" w:eastAsia="宋体" w:hAnsi="宋体" w:cs="宋体" w:hint="eastAsia"/>
         </w:rPr>
         <w:lastRenderedPageBreak/>
-        <w:t>{"id":"relationship_gossip_001","version":"1.0","scenario":"relationship","difficulty":"medium","tags":["relationship","frustration"],"messages":[{"role":"user","content":"我们公司的人都好八卦，天天传一些莫名其妙的事情。"},{"role":"assistant","content":"办公室八卦确实很烦人，你也被传了吗？"},{"role":"user","content":"是啊，我都不知道该怎么应对了。"}],"gold":{"emotion":"frustrated","energy":"normal","need":"be_heard","adviceWanted":"yes","engagement":"open","riskLevel":"none","confidence":0.85,"reason":"用户</w:t>
-      </w:r>
-      <w:proofErr w:type="gramStart"/>
-      <w:r>
-        <w:rPr>
-          <w:rFonts w:ascii="宋体" w:eastAsia="宋体" w:hAnsi="宋体" w:cs="宋体" w:hint="eastAsia"/>
-        </w:rPr>
-        <w:t>因职场八卦</w:t>
-      </w:r>
-      <w:proofErr w:type="gramEnd"/>
-      <w:r>
-        <w:rPr>
-          <w:rFonts w:ascii="宋体" w:eastAsia="宋体" w:hAnsi="宋体" w:cs="宋体" w:hint="eastAsia"/>
-        </w:rPr>
-        <w:t>感到烦恼，寻求应对方式","evidence":["好八卦","莫名其妙的","不知道该怎么应对"],"shouldPersist":false}}</w:t>
+        <w:t>{"id":"relationship_gossip_001","version":"1.0","scenario":"relationship","difficulty":"medium","tags":["relationship","frustration"],"messages":[{"role":"user","content":"我们公司的人都好八卦，天天传一些莫名其妙的事情。"},{"role":"assistant","content":"办公室八卦确实很烦人，你也被传了吗？"},{"role":"user","content":"是啊，我都不知道该怎么应对了。"}],"gold":{"emotion":"frustrated","energy":"normal","need":"be_heard","adviceWanted":"yes","engagement":"open","riskLevel":"none","confidence":0.85,"reason":"用户因职场八卦感到烦恼，寻求应对方式","evidence":["好八卦","莫名其妙的","不知道该怎么应对"],"shouldPersist":false}}</w:t>
       </w:r>
     </w:p>
     <w:p>
@@ -1390,7 +1270,19 @@
         <w:rPr>
           <w:rFonts w:ascii="宋体" w:eastAsia="宋体" w:hAnsi="宋体" w:cs="宋体" w:hint="eastAsia"/>
         </w:rPr>
-        <w:t>{"id":"pressure_workload_001","version":"1.0","scenario":"work","difficulty":"medium","tags":["pressure","workload","frustrated"],"messages":[{"role":"user","content":"领导又给我加了新项目，本来手头就已经三个了。"},{"role":"assistant","content":"工作量过载确实让人喘不过气来，你有跟领导反映过吗？"},{"role":"user","content":"反映了，但他觉得我能力很强，能搞定。"}],"gold":{"emotion":"frustrated","energy":"low","need":"be_heard","adviceWanted":"unknown","engagement":"open","riskLevel":"none","confidence":0.87,"reason":"用户表达工作超负荷的无奈和受挫","evidence":["加了新项目","手头三个","能搞定"],"shouldPersist":false}}</w:t>
+        <w:t>{"id":"pressure_workload_001","version":"1.0","scenario":"work","difficulty":"medium","tags":["pressure","workload","frustrated"],"messages":[{"role":"user","content":"领导又给我加了新项目，本来手头就已经三个了。"},{"role":"assistant","content":"工作量过载确实让人喘不过气来，你有跟领导反映过吗？"},{"role":"user","content":"反映了，但他觉得我能力很强，能搞定。"}],"gold":{"emotion":"frustrated","energy":"low","need":"be_heard","adviceWanted":"unknown","engagement":"open","riskLevel":"none","confidence":0.87,"reason":"用户表达工作超负荷的无奈和受挫","evidence":["加了新项目","手头三个","能搞定"],"shouldPersist":</w:t>
+      </w:r>
+      <w:r>
+        <w:rPr>
+          <w:rFonts w:ascii="宋体" w:eastAsia="宋体" w:hAnsi="宋体" w:cs="宋体" w:hint="eastAsia"/>
+        </w:rPr>
+        <w:t>true</w:t>
+      </w:r>
+      <w:r>
+        <w:rPr>
+          <w:rFonts w:ascii="宋体" w:eastAsia="宋体" w:hAnsi="宋体" w:cs="宋体" w:hint="eastAsia"/>
+        </w:rPr>
+        <w:t>}}</w:t>
       </w:r>
     </w:p>
     <w:p>
@@ -1463,85 +1355,41 @@
         <w:rPr>
           <w:rFonts w:ascii="宋体" w:eastAsia="宋体" w:hAnsi="宋体" w:cs="宋体" w:hint="eastAsia"/>
         </w:rPr>
-        <w:t>{"id":"relationship_social_anxiety_001","version":"1.0","scenario":"relationship","difficulty":"medium","tags":["relationship","social_anxiety","anxiety"],"messages":[{"role":"user","content":"周末要去参加一个聚会，好多不认识的人，我好紧张。"},{"role":"assistant","content":"社交场合感到紧张是很正常的，你希望我能给你一些放松的小技巧吗？"},{"role":"user","content":"不用了，就是想说一下，感觉说出来好一点了。"}],"gold":{"emotion":"anxious","energy":"normal","need":"be_heard","adviceWanted":"no","engagement":"limited","riskLevel":"none","confidence":0.87,"reason":"用户表达社交焦虑，只需要倾诉而</w:t>
-      </w:r>
-      <w:proofErr w:type="gramStart"/>
-      <w:r>
-        <w:rPr>
-          <w:rFonts w:ascii="宋体" w:eastAsia="宋体" w:hAnsi="宋体" w:cs="宋体" w:hint="eastAsia"/>
-        </w:rPr>
-        <w:t>非建议</w:t>
-      </w:r>
-      <w:proofErr w:type="gramEnd"/>
-      <w:r>
-        <w:rPr>
-          <w:rFonts w:ascii="宋体" w:eastAsia="宋体" w:hAnsi="宋体" w:cs="宋体" w:hint="eastAsia"/>
-        </w:rPr>
-        <w:t>","evidence":["不认识的人","好紧张","说出来好一点了"],"shouldPersist":false}}</w:t>
-      </w:r>
-    </w:p>
-    <w:p>
-      <w:pPr>
-        <w:pStyle w:val="a3"/>
-        <w:rPr>
-          <w:rFonts w:ascii="宋体" w:eastAsia="宋体" w:hAnsi="宋体" w:cs="宋体" w:hint="eastAsia"/>
-        </w:rPr>
-      </w:pPr>
-    </w:p>
-    <w:p>
-      <w:pPr>
-        <w:pStyle w:val="a3"/>
-        <w:rPr>
-          <w:rFonts w:ascii="宋体" w:eastAsia="宋体" w:hAnsi="宋体" w:cs="宋体" w:hint="eastAsia"/>
-        </w:rPr>
-      </w:pPr>
-      <w:r>
-        <w:rPr>
-          <w:rFonts w:ascii="宋体" w:eastAsia="宋体" w:hAnsi="宋体" w:cs="宋体" w:hint="eastAsia"/>
-        </w:rPr>
-        <w:t>{"id":"asr_work_001","version":"1.0","scenario":"asr_error","difficulty":"hard","tags":["asr","work","frustrated"],"messages":[{"role":"user","content":"今天班加的太晚了，</w:t>
-      </w:r>
-      <w:proofErr w:type="gramStart"/>
-      <w:r>
-        <w:rPr>
-          <w:rFonts w:ascii="宋体" w:eastAsia="宋体" w:hAnsi="宋体" w:cs="宋体" w:hint="eastAsia"/>
-        </w:rPr>
-        <w:t>我类死了</w:t>
-      </w:r>
-      <w:proofErr w:type="gramEnd"/>
-      <w:r>
-        <w:rPr>
-          <w:rFonts w:ascii="宋体" w:eastAsia="宋体" w:hAnsi="宋体" w:cs="宋体" w:hint="eastAsia"/>
-        </w:rPr>
-        <w:t>。"}],"gold":{"emotion":"frustrated","energy":"low","need":"be_heard","adviceWanted":"no","engagement":"limited","riskLevel":"none","confidence":0.82,"reason":"ASR错误：'班加'应为'加班'，'</w:t>
-      </w:r>
-      <w:proofErr w:type="gramStart"/>
-      <w:r>
-        <w:rPr>
-          <w:rFonts w:ascii="宋体" w:eastAsia="宋体" w:hAnsi="宋体" w:cs="宋体" w:hint="eastAsia"/>
-        </w:rPr>
-        <w:t>类死</w:t>
-      </w:r>
-      <w:proofErr w:type="gramEnd"/>
-      <w:r>
-        <w:rPr>
-          <w:rFonts w:ascii="宋体" w:eastAsia="宋体" w:hAnsi="宋体" w:cs="宋体" w:hint="eastAsia"/>
-        </w:rPr>
-        <w:t>'应为'累死'，实际表达加班疲惫","evidence":["班加的太晚了","</w:t>
-      </w:r>
-      <w:proofErr w:type="gramStart"/>
-      <w:r>
-        <w:rPr>
-          <w:rFonts w:ascii="宋体" w:eastAsia="宋体" w:hAnsi="宋体" w:cs="宋体" w:hint="eastAsia"/>
-        </w:rPr>
-        <w:t>类死了</w:t>
-      </w:r>
-      <w:proofErr w:type="gramEnd"/>
-      <w:r>
-        <w:rPr>
-          <w:rFonts w:ascii="宋体" w:eastAsia="宋体" w:hAnsi="宋体" w:cs="宋体" w:hint="eastAsia"/>
-        </w:rPr>
-        <w:t>"],"shouldPersist":false}}</w:t>
+        <w:t>{"id":"relationship_social_anxiety_001","version":"1.0","scenario":"relationship","difficulty":"medium","tags":["relationship","social_anxiety","anxiety"],"messages":[{"role":"user","content":"周末要去参加一个聚会，好多不认识的人，我好紧张。"},{"role":"assistant","content":"社交场合感到紧张是很正常的，你希望我能给你一些放松的小技巧吗？"},{"role":"user","content":"不用了，就是想说一下，感觉说出来好一点了。"}],"gold":{"emotion":"anxious","energy":"normal","need":"be_heard","adviceWanted":"no","engagement":"limited","riskLevel":"none","confidence":0.87,"reason":"用户表达社交焦虑，只需要倾诉而非建议","evidence":["不认识的人","好紧张","说出来好一点了"],"shouldPersist":</w:t>
+      </w:r>
+      <w:r>
+        <w:rPr>
+          <w:rFonts w:ascii="宋体" w:eastAsia="宋体" w:hAnsi="宋体" w:cs="宋体" w:hint="eastAsia"/>
+        </w:rPr>
+        <w:t>true</w:t>
+      </w:r>
+      <w:r>
+        <w:rPr>
+          <w:rFonts w:ascii="宋体" w:eastAsia="宋体" w:hAnsi="宋体" w:cs="宋体" w:hint="eastAsia"/>
+        </w:rPr>
+        <w:t>}}</w:t>
+      </w:r>
+    </w:p>
+    <w:p>
+      <w:pPr>
+        <w:pStyle w:val="a3"/>
+        <w:rPr>
+          <w:rFonts w:ascii="宋体" w:eastAsia="宋体" w:hAnsi="宋体" w:cs="宋体" w:hint="eastAsia"/>
+        </w:rPr>
+      </w:pPr>
+    </w:p>
+    <w:p>
+      <w:pPr>
+        <w:pStyle w:val="a3"/>
+        <w:rPr>
+          <w:rFonts w:ascii="宋体" w:eastAsia="宋体" w:hAnsi="宋体" w:cs="宋体" w:hint="eastAsia"/>
+        </w:rPr>
+      </w:pPr>
+      <w:r>
+        <w:rPr>
+          <w:rFonts w:ascii="宋体" w:eastAsia="宋体" w:hAnsi="宋体" w:cs="宋体" w:hint="eastAsia"/>
+        </w:rPr>
+        <w:t>{"id":"asr_work_001","version":"1.0","scenario":"asr_error","difficulty":"hard","tags":["asr","work","frustrated"],"messages":[{"role":"user","content":"今天班加的太晚了，我类死了。"}],"gold":{"emotion":"frustrated","energy":"low","need":"be_heard","adviceWanted":"no","engagement":"limited","riskLevel":"none","confidence":0.82,"reason":"ASR错误：'班加'应为'加班'，'类死'应为'累死'，实际表达加班疲惫","evidence":["班加的太晚了","类死了"],"shouldPersist":false}}</w:t>
       </w:r>
     </w:p>
     <w:p>
@@ -1592,135 +1440,51 @@
         <w:rPr>
           <w:rFonts w:ascii="宋体" w:eastAsia="宋体" w:hAnsi="宋体" w:cs="宋体" w:hint="eastAsia"/>
         </w:rPr>
-        <w:t>{"id":"asr_relationship_001","version":"1.0","scenario":"asr_error","difficulty":"hard","tags":["asr","relationship","angry"],"messages":[{"role":"user","content":"他根本</w:t>
-      </w:r>
-      <w:proofErr w:type="gramStart"/>
-      <w:r>
-        <w:rPr>
-          <w:rFonts w:ascii="宋体" w:eastAsia="宋体" w:hAnsi="宋体" w:cs="宋体" w:hint="eastAsia"/>
-        </w:rPr>
-        <w:t>不鸟解</w:t>
-      </w:r>
-      <w:proofErr w:type="gramEnd"/>
-      <w:r>
-        <w:rPr>
-          <w:rFonts w:ascii="宋体" w:eastAsia="宋体" w:hAnsi="宋体" w:cs="宋体" w:hint="eastAsia"/>
-        </w:rPr>
-        <w:t>我，说什么都没用。"}],"gold":{"emotion":"frustrated","energy":"normal","need":"be_heard","adviceWanted":"no","engagement":"limited","riskLevel":"none","confidence":0.83,"reason":"ASR错误：'</w:t>
-      </w:r>
-      <w:proofErr w:type="gramStart"/>
-      <w:r>
-        <w:rPr>
-          <w:rFonts w:ascii="宋体" w:eastAsia="宋体" w:hAnsi="宋体" w:cs="宋体" w:hint="eastAsia"/>
-        </w:rPr>
-        <w:t>鸟解</w:t>
-      </w:r>
-      <w:proofErr w:type="gramEnd"/>
-      <w:r>
-        <w:rPr>
-          <w:rFonts w:ascii="宋体" w:eastAsia="宋体" w:hAnsi="宋体" w:cs="宋体" w:hint="eastAsia"/>
-        </w:rPr>
-        <w:t>'应为'了解'，实际表达人际沟通受挫","evidence":["</w:t>
-      </w:r>
-      <w:proofErr w:type="gramStart"/>
-      <w:r>
-        <w:rPr>
-          <w:rFonts w:ascii="宋体" w:eastAsia="宋体" w:hAnsi="宋体" w:cs="宋体" w:hint="eastAsia"/>
-        </w:rPr>
-        <w:t>鸟解我</w:t>
-      </w:r>
-      <w:proofErr w:type="gramEnd"/>
-      <w:r>
-        <w:rPr>
-          <w:rFonts w:ascii="宋体" w:eastAsia="宋体" w:hAnsi="宋体" w:cs="宋体" w:hint="eastAsia"/>
-        </w:rPr>
-        <w:t>","说什么都没用"],"shouldPersist":false}}</w:t>
-      </w:r>
-    </w:p>
-    <w:p>
-      <w:pPr>
-        <w:pStyle w:val="a3"/>
-        <w:rPr>
-          <w:rFonts w:ascii="宋体" w:eastAsia="宋体" w:hAnsi="宋体" w:cs="宋体" w:hint="eastAsia"/>
-        </w:rPr>
-      </w:pPr>
-    </w:p>
-    <w:p>
-      <w:pPr>
-        <w:pStyle w:val="a3"/>
-        <w:rPr>
-          <w:rFonts w:ascii="宋体" w:eastAsia="宋体" w:hAnsi="宋体" w:cs="宋体" w:hint="eastAsia"/>
-        </w:rPr>
-      </w:pPr>
-      <w:r>
-        <w:rPr>
-          <w:rFonts w:ascii="宋体" w:eastAsia="宋体" w:hAnsi="宋体" w:cs="宋体" w:hint="eastAsia"/>
-        </w:rPr>
-        <w:t>{"id":"asr_food_001","version":"1.0","scenario":"asr_error","difficulty":"hard","tags":["asr","food","positive"],"messages":[{"role":"user","content":"今天迟到的火锅</w:t>
-      </w:r>
-      <w:proofErr w:type="gramStart"/>
-      <w:r>
-        <w:rPr>
-          <w:rFonts w:ascii="宋体" w:eastAsia="宋体" w:hAnsi="宋体" w:cs="宋体" w:hint="eastAsia"/>
-        </w:rPr>
-        <w:t>豪</w:t>
-      </w:r>
-      <w:proofErr w:type="gramEnd"/>
-      <w:r>
-        <w:rPr>
-          <w:rFonts w:ascii="宋体" w:eastAsia="宋体" w:hAnsi="宋体" w:cs="宋体" w:hint="eastAsia"/>
-        </w:rPr>
-        <w:t>好吃啊！"}],"gold":{"emotion":"positive","energy":"high","need":"celebration","adviceWanted":"unknown","engagement":"open","riskLevel":"none","confidence":0.85,"reason":"ASR错误：'迟到'应为'吃到'，'豪好吃'应为'好好吃'，实际表达美食喜悦","evidence":["火锅豪好吃"],"shouldPersist":false}}</w:t>
-      </w:r>
-    </w:p>
-    <w:p>
-      <w:pPr>
-        <w:pStyle w:val="a3"/>
-        <w:rPr>
-          <w:rFonts w:ascii="宋体" w:eastAsia="宋体" w:hAnsi="宋体" w:cs="宋体" w:hint="eastAsia"/>
-        </w:rPr>
-      </w:pPr>
-    </w:p>
-    <w:p>
-      <w:pPr>
-        <w:pStyle w:val="a3"/>
-        <w:rPr>
-          <w:rFonts w:ascii="宋体" w:eastAsia="宋体" w:hAnsi="宋体" w:cs="宋体" w:hint="eastAsia"/>
-        </w:rPr>
-      </w:pPr>
-      <w:r>
-        <w:rPr>
-          <w:rFonts w:ascii="宋体" w:eastAsia="宋体" w:hAnsi="宋体" w:cs="宋体" w:hint="eastAsia"/>
-        </w:rPr>
-        <w:t>{"id":"asr_anxiety_001","version":"1.0","scenario":"asr_error","difficulty":"hard","tags":["asr","anxiety","exam"],"messages":[{"role":"user","content":"明天就考室了，我还没负习完。"}],"gold":{"emotion":"anxious","energy":"low","need":"reassurance","adviceWanted":"unknown","engagement":"open","riskLevel":"none","confidence":0.84,"reason":"ASR错误：'考室'应为'考试'，'</w:t>
-      </w:r>
-      <w:proofErr w:type="gramStart"/>
-      <w:r>
-        <w:rPr>
-          <w:rFonts w:ascii="宋体" w:eastAsia="宋体" w:hAnsi="宋体" w:cs="宋体" w:hint="eastAsia"/>
-        </w:rPr>
-        <w:t>负习'</w:t>
-      </w:r>
-      <w:proofErr w:type="gramEnd"/>
-      <w:r>
-        <w:rPr>
-          <w:rFonts w:ascii="宋体" w:eastAsia="宋体" w:hAnsi="宋体" w:cs="宋体" w:hint="eastAsia"/>
-        </w:rPr>
-        <w:t>应为'复习'，实际表达考前焦虑","evidence":["考室了","</w:t>
-      </w:r>
-      <w:proofErr w:type="gramStart"/>
-      <w:r>
-        <w:rPr>
-          <w:rFonts w:ascii="宋体" w:eastAsia="宋体" w:hAnsi="宋体" w:cs="宋体" w:hint="eastAsia"/>
-        </w:rPr>
-        <w:t>没负习完</w:t>
-      </w:r>
-      <w:proofErr w:type="gramEnd"/>
-      <w:r>
-        <w:rPr>
-          <w:rFonts w:ascii="宋体" w:eastAsia="宋体" w:hAnsi="宋体" w:cs="宋体" w:hint="eastAsia"/>
-        </w:rPr>
-        <w:t>"],"shouldPersist":false}}</w:t>
+        <w:t>{"id":"asr_relationship_001","version":"1.0","scenario":"asr_error","difficulty":"hard","tags":["asr","relationship","angry"],"messages":[{"role":"user","content":"他根本不鸟解我，说什么都没用。"}],"gold":{"emotion":"frustrated","energy":"normal","need":"be_heard","adviceWanted":"no","engagement":"limited","riskLevel":"none","confidence":0.83,"reason":"ASR错误：'鸟解'应为'了解'，实际表达人际沟通受挫","evidence":["鸟解我","说什么都没用"],"shouldPersist":false}}</w:t>
+      </w:r>
+    </w:p>
+    <w:p>
+      <w:pPr>
+        <w:pStyle w:val="a3"/>
+        <w:rPr>
+          <w:rFonts w:ascii="宋体" w:eastAsia="宋体" w:hAnsi="宋体" w:cs="宋体" w:hint="eastAsia"/>
+        </w:rPr>
+      </w:pPr>
+    </w:p>
+    <w:p>
+      <w:pPr>
+        <w:pStyle w:val="a3"/>
+        <w:rPr>
+          <w:rFonts w:ascii="宋体" w:eastAsia="宋体" w:hAnsi="宋体" w:cs="宋体" w:hint="eastAsia"/>
+        </w:rPr>
+      </w:pPr>
+      <w:r>
+        <w:rPr>
+          <w:rFonts w:ascii="宋体" w:eastAsia="宋体" w:hAnsi="宋体" w:cs="宋体" w:hint="eastAsia"/>
+        </w:rPr>
+        <w:t>{"id":"asr_food_001","version":"1.0","scenario":"asr_error","difficulty":"hard","tags":["asr","food","positive"],"messages":[{"role":"user","content":"今天迟到的火锅豪好吃啊！"}],"gold":{"emotion":"positive","energy":"high","need":"celebration","adviceWanted":"unknown","engagement":"open","riskLevel":"none","confidence":0.85,"reason":"ASR错误：'迟到'应为'吃到'，'豪好吃'应为'好好吃'，实际表达美食喜悦","evidence":["火锅豪好吃"],"shouldPersist":false}}</w:t>
+      </w:r>
+    </w:p>
+    <w:p>
+      <w:pPr>
+        <w:pStyle w:val="a3"/>
+        <w:rPr>
+          <w:rFonts w:ascii="宋体" w:eastAsia="宋体" w:hAnsi="宋体" w:cs="宋体" w:hint="eastAsia"/>
+        </w:rPr>
+      </w:pPr>
+    </w:p>
+    <w:p>
+      <w:pPr>
+        <w:pStyle w:val="a3"/>
+        <w:rPr>
+          <w:rFonts w:ascii="宋体" w:eastAsia="宋体" w:hAnsi="宋体" w:cs="宋体" w:hint="eastAsia"/>
+        </w:rPr>
+      </w:pPr>
+      <w:r>
+        <w:rPr>
+          <w:rFonts w:ascii="宋体" w:eastAsia="宋体" w:hAnsi="宋体" w:cs="宋体" w:hint="eastAsia"/>
+        </w:rPr>
+        <w:t>{"id":"asr_anxiety_001","version":"1.0","scenario":"asr_error","difficulty":"hard","tags":["asr","anxiety","exam"],"messages":[{"role":"user","content":"明天就考室了，我还没负习完。"}],"gold":{"emotion":"anxious","energy":"low","need":"reassurance","adviceWanted":"unknown","engagement":"open","riskLevel":"none","confidence":0.84,"reason":"ASR错误：'考室'应为'考试'，'负习'应为'复习'，实际表达考前焦虑","evidence":["考室了","没负习完"],"shouldPersist":false}}</w:t>
       </w:r>
     </w:p>
     <w:p>
@@ -1764,77 +1528,7 @@
         <w:rPr>
           <w:rFonts w:ascii="宋体" w:eastAsia="宋体" w:hAnsi="宋体" w:cs="宋体" w:hint="eastAsia"/>
         </w:rPr>
-        <w:t>{"id":"asr_tired_001","version":"1.0","scenario":"asr_error","difficulty":"hard","tags":["asr","tired","low_energy"],"messages":[{"role":"user","content":"今天真</w:t>
-      </w:r>
-      <w:proofErr w:type="gramStart"/>
-      <w:r>
-        <w:rPr>
-          <w:rFonts w:ascii="宋体" w:eastAsia="宋体" w:hAnsi="宋体" w:cs="宋体" w:hint="eastAsia"/>
-        </w:rPr>
-        <w:t>得号累啊</w:t>
-      </w:r>
-      <w:proofErr w:type="gramEnd"/>
-      <w:r>
-        <w:rPr>
-          <w:rFonts w:ascii="宋体" w:eastAsia="宋体" w:hAnsi="宋体" w:cs="宋体" w:hint="eastAsia"/>
-        </w:rPr>
-        <w:t>，想躺瓶。"}],"gold":{"emotion":"calm","energy":"low","need":"space","adviceWanted":"no","engagement":"withdrawn","riskLevel":"none","confidence":0.81,"reason":"ASR错误：'真得'应为'真的'，'</w:t>
-      </w:r>
-      <w:proofErr w:type="gramStart"/>
-      <w:r>
-        <w:rPr>
-          <w:rFonts w:ascii="宋体" w:eastAsia="宋体" w:hAnsi="宋体" w:cs="宋体" w:hint="eastAsia"/>
-        </w:rPr>
-        <w:t>号累</w:t>
-      </w:r>
-      <w:proofErr w:type="gramEnd"/>
-      <w:r>
-        <w:rPr>
-          <w:rFonts w:ascii="宋体" w:eastAsia="宋体" w:hAnsi="宋体" w:cs="宋体" w:hint="eastAsia"/>
-        </w:rPr>
-        <w:t>'应为'好累'，'</w:t>
-      </w:r>
-      <w:proofErr w:type="gramStart"/>
-      <w:r>
-        <w:rPr>
-          <w:rFonts w:ascii="宋体" w:eastAsia="宋体" w:hAnsi="宋体" w:cs="宋体" w:hint="eastAsia"/>
-        </w:rPr>
-        <w:t>躺瓶</w:t>
-      </w:r>
-      <w:proofErr w:type="gramEnd"/>
-      <w:r>
-        <w:rPr>
-          <w:rFonts w:ascii="宋体" w:eastAsia="宋体" w:hAnsi="宋体" w:cs="宋体" w:hint="eastAsia"/>
-        </w:rPr>
-        <w:t>'应为'躺平'，实际表达疲惫","evidence":["</w:t>
-      </w:r>
-      <w:proofErr w:type="gramStart"/>
-      <w:r>
-        <w:rPr>
-          <w:rFonts w:ascii="宋体" w:eastAsia="宋体" w:hAnsi="宋体" w:cs="宋体" w:hint="eastAsia"/>
-        </w:rPr>
-        <w:t>号累</w:t>
-      </w:r>
-      <w:proofErr w:type="gramEnd"/>
-      <w:r>
-        <w:rPr>
-          <w:rFonts w:ascii="宋体" w:eastAsia="宋体" w:hAnsi="宋体" w:cs="宋体" w:hint="eastAsia"/>
-        </w:rPr>
-        <w:t>","</w:t>
-      </w:r>
-      <w:proofErr w:type="gramStart"/>
-      <w:r>
-        <w:rPr>
-          <w:rFonts w:ascii="宋体" w:eastAsia="宋体" w:hAnsi="宋体" w:cs="宋体" w:hint="eastAsia"/>
-        </w:rPr>
-        <w:t>想躺瓶</w:t>
-      </w:r>
-      <w:proofErr w:type="gramEnd"/>
-      <w:r>
-        <w:rPr>
-          <w:rFonts w:ascii="宋体" w:eastAsia="宋体" w:hAnsi="宋体" w:cs="宋体" w:hint="eastAsia"/>
-        </w:rPr>
-        <w:t>"],"shouldPersist":false}}</w:t>
+        <w:t>{"id":"asr_tired_001","version":"1.0","scenario":"asr_error","difficulty":"hard","tags":["asr","tired","low_energy"],"messages":[{"role":"user","content":"今天真得号累啊，想躺瓶。"}],"gold":{"emotion":"calm","energy":"low","need":"space","adviceWanted":"no","engagement":"withdrawn","riskLevel":"none","confidence":0.81,"reason":"ASR错误：'真得'应为'真的'，'号累'应为'好累'，'躺瓶'应为'躺平'，实际表达疲惫","evidence":["号累","想躺瓶"],"shouldPersist":false}}</w:t>
       </w:r>
     </w:p>
     <w:p>
@@ -1863,177 +1557,51 @@
           <w:rFonts w:ascii="宋体" w:eastAsia="宋体" w:hAnsi="宋体" w:cs="宋体" w:hint="eastAsia"/>
         </w:rPr>
         <w:lastRenderedPageBreak/>
-        <w:t>":"hard","tags":["asr","sad","loss"],"messages":[{"role":"user","content":"我感觉</w:t>
-      </w:r>
-      <w:proofErr w:type="gramStart"/>
-      <w:r>
-        <w:rPr>
-          <w:rFonts w:ascii="宋体" w:eastAsia="宋体" w:hAnsi="宋体" w:cs="宋体" w:hint="eastAsia"/>
-        </w:rPr>
-        <w:t>好咕独啊</w:t>
-      </w:r>
-      <w:proofErr w:type="gramEnd"/>
-      <w:r>
-        <w:rPr>
-          <w:rFonts w:ascii="宋体" w:eastAsia="宋体" w:hAnsi="宋体" w:cs="宋体" w:hint="eastAsia"/>
-        </w:rPr>
-        <w:t>，没人人陪卧。"}],"gold":{"emotion":"sad","energy":"low","need":"be_heard","adviceWanted":"unknown","engagement":"open","riskLevel":"watch","confidence":0.82,"reason":"ASR错误：'</w:t>
-      </w:r>
-      <w:proofErr w:type="gramStart"/>
-      <w:r>
-        <w:rPr>
-          <w:rFonts w:ascii="宋体" w:eastAsia="宋体" w:hAnsi="宋体" w:cs="宋体" w:hint="eastAsia"/>
-        </w:rPr>
-        <w:t>咕独'</w:t>
-      </w:r>
-      <w:proofErr w:type="gramEnd"/>
-      <w:r>
-        <w:rPr>
-          <w:rFonts w:ascii="宋体" w:eastAsia="宋体" w:hAnsi="宋体" w:cs="宋体" w:hint="eastAsia"/>
-        </w:rPr>
-        <w:t>应为'孤独'，'没人'应为'没有人'，'</w:t>
-      </w:r>
-      <w:proofErr w:type="gramStart"/>
-      <w:r>
-        <w:rPr>
-          <w:rFonts w:ascii="宋体" w:eastAsia="宋体" w:hAnsi="宋体" w:cs="宋体" w:hint="eastAsia"/>
-        </w:rPr>
-        <w:t>陪卧</w:t>
-      </w:r>
-      <w:proofErr w:type="gramEnd"/>
-      <w:r>
-        <w:rPr>
-          <w:rFonts w:ascii="宋体" w:eastAsia="宋体" w:hAnsi="宋体" w:cs="宋体" w:hint="eastAsia"/>
-        </w:rPr>
-        <w:t>'应为'陪我'，实际表达孤独感","evidence":["</w:t>
-      </w:r>
-      <w:proofErr w:type="gramStart"/>
-      <w:r>
-        <w:rPr>
-          <w:rFonts w:ascii="宋体" w:eastAsia="宋体" w:hAnsi="宋体" w:cs="宋体" w:hint="eastAsia"/>
-        </w:rPr>
-        <w:t>好咕独","</w:t>
-      </w:r>
-      <w:proofErr w:type="gramEnd"/>
-      <w:r>
-        <w:rPr>
-          <w:rFonts w:ascii="宋体" w:eastAsia="宋体" w:hAnsi="宋体" w:cs="宋体" w:hint="eastAsia"/>
-        </w:rPr>
-        <w:t>没人</w:t>
-      </w:r>
-      <w:proofErr w:type="gramStart"/>
-      <w:r>
-        <w:rPr>
-          <w:rFonts w:ascii="宋体" w:eastAsia="宋体" w:hAnsi="宋体" w:cs="宋体" w:hint="eastAsia"/>
-        </w:rPr>
-        <w:t>人陪卧</w:t>
-      </w:r>
-      <w:proofErr w:type="gramEnd"/>
-      <w:r>
-        <w:rPr>
-          <w:rFonts w:ascii="宋体" w:eastAsia="宋体" w:hAnsi="宋体" w:cs="宋体" w:hint="eastAsia"/>
-        </w:rPr>
-        <w:t>"],"shouldPersist":false}}</w:t>
-      </w:r>
-    </w:p>
-    <w:p>
-      <w:pPr>
-        <w:pStyle w:val="a3"/>
-        <w:rPr>
-          <w:rFonts w:ascii="宋体" w:eastAsia="宋体" w:hAnsi="宋体" w:cs="宋体" w:hint="eastAsia"/>
-        </w:rPr>
-      </w:pPr>
-    </w:p>
-    <w:p>
-      <w:pPr>
-        <w:pStyle w:val="a3"/>
-        <w:rPr>
-          <w:rFonts w:ascii="宋体" w:eastAsia="宋体" w:hAnsi="宋体" w:cs="宋体" w:hint="eastAsia"/>
-        </w:rPr>
-      </w:pPr>
-      <w:r>
-        <w:rPr>
-          <w:rFonts w:ascii="宋体" w:eastAsia="宋体" w:hAnsi="宋体" w:cs="宋体" w:hint="eastAsia"/>
-        </w:rPr>
-        <w:t>{"id":"asr_work_pressure_001","version":"1.0","scenario":"asr_error","difficulty":"hard","tags":["asr","pressure","anxiety"],"messages":[{"role":"user","content":"领导又给我压</w:t>
-      </w:r>
-      <w:proofErr w:type="gramStart"/>
-      <w:r>
-        <w:rPr>
-          <w:rFonts w:ascii="宋体" w:eastAsia="宋体" w:hAnsi="宋体" w:cs="宋体" w:hint="eastAsia"/>
-        </w:rPr>
-        <w:t>务</w:t>
-      </w:r>
-      <w:proofErr w:type="gramEnd"/>
-      <w:r>
-        <w:rPr>
-          <w:rFonts w:ascii="宋体" w:eastAsia="宋体" w:hAnsi="宋体" w:cs="宋体" w:hint="eastAsia"/>
-        </w:rPr>
-        <w:t>了，我真的快崩馈了。"}],"gold":{"emotion":"anxious","energy":"low","need":"be_heard","adviceWanted":"no","engagement":"limited","riskLevel":"none","confidence":0.84,"reason":"ASR错误：'压务'应为'任务'，'崩馈'应为'崩溃'，实际表达工作压力","evidence":["压务","崩馈了"],"shouldPersist":false}}</w:t>
-      </w:r>
-    </w:p>
-    <w:p>
-      <w:pPr>
-        <w:pStyle w:val="a3"/>
-        <w:rPr>
-          <w:rFonts w:ascii="宋体" w:eastAsia="宋体" w:hAnsi="宋体" w:cs="宋体" w:hint="eastAsia"/>
-        </w:rPr>
-      </w:pPr>
-    </w:p>
-    <w:p>
-      <w:pPr>
-        <w:pStyle w:val="a3"/>
-        <w:rPr>
-          <w:rFonts w:ascii="宋体" w:eastAsia="宋体" w:hAnsi="宋体" w:cs="宋体" w:hint="eastAsia"/>
-        </w:rPr>
-      </w:pPr>
-      <w:r>
-        <w:rPr>
-          <w:rFonts w:ascii="宋体" w:eastAsia="宋体" w:hAnsi="宋体" w:cs="宋体" w:hint="eastAsia"/>
-        </w:rPr>
-        <w:t>{"id":"asr_weather_001","version":"1.0","scenario":"asr_error","difficulty":"hard","tags":["asr","weather","positive"],"messages":[{"role":"user","content":"今天</w:t>
-      </w:r>
-      <w:proofErr w:type="gramStart"/>
-      <w:r>
-        <w:rPr>
-          <w:rFonts w:ascii="宋体" w:eastAsia="宋体" w:hAnsi="宋体" w:cs="宋体" w:hint="eastAsia"/>
-        </w:rPr>
-        <w:t>天</w:t>
-      </w:r>
-      <w:proofErr w:type="gramEnd"/>
-      <w:r>
-        <w:rPr>
-          <w:rFonts w:ascii="宋体" w:eastAsia="宋体" w:hAnsi="宋体" w:cs="宋体" w:hint="eastAsia"/>
-        </w:rPr>
-        <w:t>弃真好啊，想出去走走。"}],"gold":{"emotion":"positive","energy":"normal","need":"companionship","adviceWanted":"unknown","engagement":"open","riskLevel":"none","confidence":0.88,"reason":"ASR错误：'</w:t>
-      </w:r>
-      <w:proofErr w:type="gramStart"/>
-      <w:r>
-        <w:rPr>
-          <w:rFonts w:ascii="宋体" w:eastAsia="宋体" w:hAnsi="宋体" w:cs="宋体" w:hint="eastAsia"/>
-        </w:rPr>
-        <w:t>天弃'</w:t>
-      </w:r>
-      <w:proofErr w:type="gramEnd"/>
-      <w:r>
-        <w:rPr>
-          <w:rFonts w:ascii="宋体" w:eastAsia="宋体" w:hAnsi="宋体" w:cs="宋体" w:hint="eastAsia"/>
-        </w:rPr>
-        <w:t>应为'天气'，实际表达对天气的喜爱","evidence":["</w:t>
-      </w:r>
-      <w:proofErr w:type="gramStart"/>
-      <w:r>
-        <w:rPr>
-          <w:rFonts w:ascii="宋体" w:eastAsia="宋体" w:hAnsi="宋体" w:cs="宋体" w:hint="eastAsia"/>
-        </w:rPr>
-        <w:t>天弃真好</w:t>
-      </w:r>
-      <w:proofErr w:type="gramEnd"/>
-      <w:r>
-        <w:rPr>
-          <w:rFonts w:ascii="宋体" w:eastAsia="宋体" w:hAnsi="宋体" w:cs="宋体" w:hint="eastAsia"/>
-        </w:rPr>
-        <w:t>","出去走走"],"shouldPersist":false}}</w:t>
+        <w:t>":"hard","tags":["asr","sad","loss"],"messages":[{"role":"user","content":"我感觉好咕独啊，没人人陪卧。"}],"gold":{"emotion":"sad","energy":"low","need":"be_heard","adviceWanted":"unknown","engagement":"open","riskLevel":"watch","confidence":0.82,"reason":"ASR错误：'咕独'应为'孤独'，'没人'应为'没有人'，'陪卧'应为'陪我'，实际表达孤独感","evidence":["好咕独","没人人陪卧"],"shouldPersist":false}}</w:t>
+      </w:r>
+    </w:p>
+    <w:p>
+      <w:pPr>
+        <w:pStyle w:val="a3"/>
+        <w:rPr>
+          <w:rFonts w:ascii="宋体" w:eastAsia="宋体" w:hAnsi="宋体" w:cs="宋体" w:hint="eastAsia"/>
+        </w:rPr>
+      </w:pPr>
+    </w:p>
+    <w:p>
+      <w:pPr>
+        <w:pStyle w:val="a3"/>
+        <w:rPr>
+          <w:rFonts w:ascii="宋体" w:eastAsia="宋体" w:hAnsi="宋体" w:cs="宋体" w:hint="eastAsia"/>
+        </w:rPr>
+      </w:pPr>
+      <w:r>
+        <w:rPr>
+          <w:rFonts w:ascii="宋体" w:eastAsia="宋体" w:hAnsi="宋体" w:cs="宋体" w:hint="eastAsia"/>
+        </w:rPr>
+        <w:t>{"id":"asr_work_pressure_001","version":"1.0","scenario":"asr_error","difficulty":"hard","tags":["asr","pressure","anxiety"],"messages":[{"role":"user","content":"领导又给我压务了，我真的快崩馈了。"}],"gold":{"emotion":"anxious","energy":"low","need":"be_heard","adviceWanted":"no","engagement":"limited","riskLevel":"none","confidence":0.84,"reason":"ASR错误：'压务'应为'任务'，'崩馈'应为'崩溃'，实际表达工作压力","evidence":["压务","崩馈了"],"shouldPersist":false}}</w:t>
+      </w:r>
+    </w:p>
+    <w:p>
+      <w:pPr>
+        <w:pStyle w:val="a3"/>
+        <w:rPr>
+          <w:rFonts w:ascii="宋体" w:eastAsia="宋体" w:hAnsi="宋体" w:cs="宋体" w:hint="eastAsia"/>
+        </w:rPr>
+      </w:pPr>
+    </w:p>
+    <w:p>
+      <w:pPr>
+        <w:pStyle w:val="a3"/>
+        <w:rPr>
+          <w:rFonts w:ascii="宋体" w:eastAsia="宋体" w:hAnsi="宋体" w:cs="宋体" w:hint="eastAsia"/>
+        </w:rPr>
+      </w:pPr>
+      <w:r>
+        <w:rPr>
+          <w:rFonts w:ascii="宋体" w:eastAsia="宋体" w:hAnsi="宋体" w:cs="宋体" w:hint="eastAsia"/>
+        </w:rPr>
+        <w:t>{"id":"asr_weather_001","version":"1.0","scenario":"asr_error","difficulty":"hard","tags":["asr","weather","positive"],"messages":[{"role":"user","content":"今天天弃真好啊，想出去走走。"}],"gold":{"emotion":"positive","energy":"normal","need":"companionship","adviceWanted":"unknown","engagement":"open","riskLevel":"none","confidence":0.88,"reason":"ASR错误：'天弃'应为'天气'，实际表达对天气的喜爱","evidence":["天弃真好","出去走走"],"shouldPersist":false}}</w:t>
       </w:r>
     </w:p>
     <w:p>
@@ -2077,63 +1645,7 @@
         <w:rPr>
           <w:rFonts w:ascii="宋体" w:eastAsia="宋体" w:hAnsi="宋体" w:cs="宋体" w:hint="eastAsia"/>
         </w:rPr>
-        <w:t>{"id":"asr_friend_001","version":"1.0","scenario":"asr_error","difficulty":"hard","tags":["asr","relationship","sad"],"messages":[{"role":"user","content":"我</w:t>
-      </w:r>
-      <w:proofErr w:type="gramStart"/>
-      <w:r>
-        <w:rPr>
-          <w:rFonts w:ascii="宋体" w:eastAsia="宋体" w:hAnsi="宋体" w:cs="宋体" w:hint="eastAsia"/>
-        </w:rPr>
-        <w:t>碰友今天</w:t>
-      </w:r>
-      <w:proofErr w:type="gramEnd"/>
-      <w:r>
-        <w:rPr>
-          <w:rFonts w:ascii="宋体" w:eastAsia="宋体" w:hAnsi="宋体" w:cs="宋体" w:hint="eastAsia"/>
-        </w:rPr>
-        <w:t>跟我</w:t>
-      </w:r>
-      <w:proofErr w:type="gramStart"/>
-      <w:r>
-        <w:rPr>
-          <w:rFonts w:ascii="宋体" w:eastAsia="宋体" w:hAnsi="宋体" w:cs="宋体" w:hint="eastAsia"/>
-        </w:rPr>
-        <w:t>说要般走</w:t>
-      </w:r>
-      <w:proofErr w:type="gramEnd"/>
-      <w:r>
-        <w:rPr>
-          <w:rFonts w:ascii="宋体" w:eastAsia="宋体" w:hAnsi="宋体" w:cs="宋体" w:hint="eastAsia"/>
-        </w:rPr>
-        <w:t>了。"}],"gold":{"emotion":"sad","energy":"low","need":"be_heard","adviceWanted":"unknown","engagement":"open","riskLevel":"none","confidence":0.83,"reason":"ASR错误：'</w:t>
-      </w:r>
-      <w:proofErr w:type="gramStart"/>
-      <w:r>
-        <w:rPr>
-          <w:rFonts w:ascii="宋体" w:eastAsia="宋体" w:hAnsi="宋体" w:cs="宋体" w:hint="eastAsia"/>
-        </w:rPr>
-        <w:t>碰友</w:t>
-      </w:r>
-      <w:proofErr w:type="gramEnd"/>
-      <w:r>
-        <w:rPr>
-          <w:rFonts w:ascii="宋体" w:eastAsia="宋体" w:hAnsi="宋体" w:cs="宋体" w:hint="eastAsia"/>
-        </w:rPr>
-        <w:t>'应为'朋友'，'般走'应为'搬走'，实际表达朋友离别的伤感","evidence":["</w:t>
-      </w:r>
-      <w:proofErr w:type="gramStart"/>
-      <w:r>
-        <w:rPr>
-          <w:rFonts w:ascii="宋体" w:eastAsia="宋体" w:hAnsi="宋体" w:cs="宋体" w:hint="eastAsia"/>
-        </w:rPr>
-        <w:t>碰友</w:t>
-      </w:r>
-      <w:proofErr w:type="gramEnd"/>
-      <w:r>
-        <w:rPr>
-          <w:rFonts w:ascii="宋体" w:eastAsia="宋体" w:hAnsi="宋体" w:cs="宋体" w:hint="eastAsia"/>
-        </w:rPr>
-        <w:t>","般走了"],"shouldPersist":false}}</w:t>
+        <w:t>{"id":"asr_friend_001","version":"1.0","scenario":"asr_error","difficulty":"hard","tags":["asr","relationship","sad"],"messages":[{"role":"user","content":"我碰友今天跟我说要般走了。"}],"gold":{"emotion":"sad","energy":"low","need":"be_heard","adviceWanted":"unknown","engagement":"open","riskLevel":"none","confidence":0.83,"reason":"ASR错误：'碰友'应为'朋友'，'般走'应为'搬走'，实际表达朋友离别的伤感","evidence":["碰友","般走了"],"shouldPersist":false}}</w:t>
       </w:r>
     </w:p>
     <w:p>
@@ -2184,49 +1696,7 @@
         <w:rPr>
           <w:rFonts w:ascii="宋体" w:eastAsia="宋体" w:hAnsi="宋体" w:cs="宋体" w:hint="eastAsia"/>
         </w:rPr>
-        <w:t>{"id":"asr_confused_001","version":"1.0","scenario":"asr_error","difficulty":"hard","tags":["asr","ambiguous","unclear"],"messages":[{"role":"user","content":"</w:t>
-      </w:r>
-      <w:proofErr w:type="gramStart"/>
-      <w:r>
-        <w:rPr>
-          <w:rFonts w:ascii="宋体" w:eastAsia="宋体" w:hAnsi="宋体" w:cs="宋体" w:hint="eastAsia"/>
-        </w:rPr>
-        <w:t>诶</w:t>
-      </w:r>
-      <w:proofErr w:type="gramEnd"/>
-      <w:r>
-        <w:rPr>
-          <w:rFonts w:ascii="宋体" w:eastAsia="宋体" w:hAnsi="宋体" w:cs="宋体" w:hint="eastAsia"/>
-        </w:rPr>
-        <w:t>？我刚</w:t>
-      </w:r>
-      <w:proofErr w:type="gramStart"/>
-      <w:r>
-        <w:rPr>
-          <w:rFonts w:ascii="宋体" w:eastAsia="宋体" w:hAnsi="宋体" w:cs="宋体" w:hint="eastAsia"/>
-        </w:rPr>
-        <w:t>想硕什么</w:t>
-      </w:r>
-      <w:proofErr w:type="gramEnd"/>
-      <w:r>
-        <w:rPr>
-          <w:rFonts w:ascii="宋体" w:eastAsia="宋体" w:hAnsi="宋体" w:cs="宋体" w:hint="eastAsia"/>
-        </w:rPr>
-        <w:t>来着？"}],"gold":{"emotion":"unclear","energy":"normal","need":"unclear","adviceWanted":"unknown","engagement":"open","riskLevel":"none","confidence":0.75,"reason":"ASR错误：'硕'应为'说'，用户因突然忘词表达困惑","evidence":["</w:t>
-      </w:r>
-      <w:proofErr w:type="gramStart"/>
-      <w:r>
-        <w:rPr>
-          <w:rFonts w:ascii="宋体" w:eastAsia="宋体" w:hAnsi="宋体" w:cs="宋体" w:hint="eastAsia"/>
-        </w:rPr>
-        <w:t>想硕什么</w:t>
-      </w:r>
-      <w:proofErr w:type="gramEnd"/>
-      <w:r>
-        <w:rPr>
-          <w:rFonts w:ascii="宋体" w:eastAsia="宋体" w:hAnsi="宋体" w:cs="宋体" w:hint="eastAsia"/>
-        </w:rPr>
-        <w:t>"],"shouldPersist":false}}</w:t>
+        <w:t>{"id":"asr_confused_001","version":"1.0","scenario":"asr_error","difficulty":"hard","tags":["asr","ambiguous","unclear"],"messages":[{"role":"user","content":"诶？我刚想硕什么来着？"}],"gold":{"emotion":"unclear","energy":"normal","need":"unclear","adviceWanted":"unknown","engagement":"open","riskLevel":"none","confidence":0.75,"reason":"ASR错误：'硕'应为'说'，用户因突然忘词表达困惑","evidence":["想硕什么"],"shouldPersist":false}}</w:t>
       </w:r>
     </w:p>
     <w:p>
@@ -2270,21 +1740,7 @@
         <w:rPr>
           <w:rFonts w:ascii="宋体" w:eastAsia="宋体" w:hAnsi="宋体" w:cs="宋体" w:hint="eastAsia"/>
         </w:rPr>
-        <w:t>{"id":"asr_apology_001","version":"1.0","scenario":"asr_error","difficulty":"hard","tags":["asr","relationship","calm"],"messages":[{"role":"user","content":"对不气啊，昨天我态度</w:t>
-      </w:r>
-      <w:proofErr w:type="gramStart"/>
-      <w:r>
-        <w:rPr>
-          <w:rFonts w:ascii="宋体" w:eastAsia="宋体" w:hAnsi="宋体" w:cs="宋体" w:hint="eastAsia"/>
-        </w:rPr>
-        <w:t>不</w:t>
-      </w:r>
-      <w:proofErr w:type="gramEnd"/>
-      <w:r>
-        <w:rPr>
-          <w:rFonts w:ascii="宋体" w:eastAsia="宋体" w:hAnsi="宋体" w:cs="宋体" w:hint="eastAsia"/>
-        </w:rPr>
-        <w:t>号。"}],"gold":{"emotion":"calm","energy":"normal","need":"reassurance","adviceWanted":"unknown","engagement":"open","riskLevel":"none","confidence":0.86,"reason":"ASR错误：'对不气'应为'对不起'，'不号'应为'不好'，实际表达歉意","evidence":["对不气","态度不号"],"shouldPersist":false}}</w:t>
+        <w:t>{"id":"asr_apology_001","version":"1.0","scenario":"asr_error","difficulty":"hard","tags":["asr","relationship","calm"],"messages":[{"role":"user","content":"对不气啊，昨天我态度不号。"}],"gold":{"emotion":"calm","energy":"normal","need":"reassurance","adviceWanted":"unknown","engagement":"open","riskLevel":"none","confidence":0.86,"reason":"ASR错误：'对不气'应为'对不起'，'不号'应为'不好'，实际表达歉意","evidence":["对不气","态度不号"],"shouldPersist":false}}</w:t>
       </w:r>
     </w:p>
     <w:p>
@@ -2321,35 +1777,21 @@
       <w:pPr>
         <w:pStyle w:val="a3"/>
         <w:rPr>
-          <w:rFonts w:ascii="宋体" w:eastAsia="宋体" w:hAnsi="宋体" w:cs="宋体"/>
-        </w:rPr>
-      </w:pPr>
-      <w:r>
-        <w:rPr>
-          <w:rFonts w:ascii="宋体" w:eastAsia="宋体" w:hAnsi="宋体" w:cs="宋体" w:hint="eastAsia"/>
-        </w:rPr>
-        <w:t>{"id":"asr_advice_001","version":"1.0","scenario":"asr_error","difficulty":"hard","tags":["asr","advice","work"],"messages":[{"role":"user","content":"你觉得我该不该</w:t>
-      </w:r>
-      <w:proofErr w:type="gramStart"/>
-      <w:r>
-        <w:rPr>
-          <w:rFonts w:ascii="宋体" w:eastAsia="宋体" w:hAnsi="宋体" w:cs="宋体" w:hint="eastAsia"/>
-        </w:rPr>
-        <w:t>接售这个</w:t>
-      </w:r>
-      <w:proofErr w:type="gramEnd"/>
-      <w:r>
-        <w:rPr>
-          <w:rFonts w:ascii="宋体" w:eastAsia="宋体" w:hAnsi="宋体" w:cs="宋体" w:hint="eastAsia"/>
-        </w:rPr>
-        <w:t>项目？"}],"gold":{"emotion":"calm","energy":"normal","need":"advice","adviceWanted":"yes","engagement":"open","riskLevel":"none","confidence":0.88,"reason":"ASR错误：'接售'应为'接手'，实际表达对职业决策的咨询","evidence":["接售这个项目"],"shouldPersist":false}}</w:t>
-      </w:r>
-    </w:p>
-    <w:p>
-      <w:pPr>
-        <w:pStyle w:val="a3"/>
-        <w:rPr>
-          <w:rFonts w:ascii="宋体" w:eastAsia="宋体" w:hAnsi="宋体" w:cs="宋体"/>
+          <w:rFonts w:ascii="宋体" w:eastAsia="宋体" w:hAnsi="宋体" w:cs="宋体" w:hint="eastAsia"/>
+        </w:rPr>
+      </w:pPr>
+      <w:r>
+        <w:rPr>
+          <w:rFonts w:ascii="宋体" w:eastAsia="宋体" w:hAnsi="宋体" w:cs="宋体" w:hint="eastAsia"/>
+        </w:rPr>
+        <w:t>{"id":"asr_advice_001","version":"1.0","scenario":"asr_error","difficulty":"hard","tags":["asr","advice","work"],"messages":[{"role":"user","content":"你觉得我该不该接售这个项目？"}],"gold":{"emotion":"calm","energy":"normal","need":"advice","adviceWanted":"yes","engagement":"open","riskLevel":"none","confidence":0.88,"reason":"ASR错误：'接售'应为'接手'，实际表达对职业决策的咨询","evidence":["接售这个项目"],"shouldPersist":false}}</w:t>
+      </w:r>
+    </w:p>
+    <w:p>
+      <w:pPr>
+        <w:pStyle w:val="a3"/>
+        <w:rPr>
+          <w:rFonts w:ascii="宋体" w:eastAsia="宋体" w:hAnsi="宋体" w:cs="宋体" w:hint="eastAsia"/>
         </w:rPr>
       </w:pPr>
     </w:p>
@@ -2503,21 +1945,7 @@
         <w:rPr>
           <w:rFonts w:ascii="宋体" w:eastAsia="宋体" w:hAnsi="宋体" w:cs="宋体" w:hint="eastAsia"/>
         </w:rPr>
-        <w:t>{"id":"sarcastic_food_002","version":"1.0","scenario":"sarcasm","difficulty":"hard","tags":["sarcasm","food","frustrated"],"messages":[{"role":"user","content":"我今天去了一家新开</w:t>
-      </w:r>
-      <w:proofErr w:type="gramStart"/>
-      <w:r>
-        <w:rPr>
-          <w:rFonts w:ascii="宋体" w:eastAsia="宋体" w:hAnsi="宋体" w:cs="宋体" w:hint="eastAsia"/>
-        </w:rPr>
-        <w:t>的网红餐厅</w:t>
-      </w:r>
-      <w:proofErr w:type="gramEnd"/>
-      <w:r>
-        <w:rPr>
-          <w:rFonts w:ascii="宋体" w:eastAsia="宋体" w:hAnsi="宋体" w:cs="宋体" w:hint="eastAsia"/>
-        </w:rPr>
-        <w:t>。"},{"role":"assistant","content":"新店开张，菜品和环境怎么样？"},{"role":"user","content":"真棒，等了一个小时才上菜，菜端上来就是凉的。"}],"gold":{"emotion":"angry","energy":"normal","need":"be_heard","adviceWanted":"no","engagement":"limited","riskLevel":"none","confidence":0.86,"reason":"反讽：'真棒'实际表达对餐厅服务差和菜品凉的不满","evidence":["真棒","等了一个小时","菜还是凉的"],"shouldPersist":false}}</w:t>
+        <w:t>{"id":"sarcastic_food_002","version":"1.0","scenario":"sarcasm","difficulty":"hard","tags":["sarcasm","food","frustrated"],"messages":[{"role":"user","content":"我今天去了一家新开的网红餐厅。"},{"role":"assistant","content":"新店开张，菜品和环境怎么样？"},{"role":"user","content":"真棒，等了一个小时才上菜，菜端上来就是凉的。"}],"gold":{"emotion":"angry","energy":"normal","need":"be_heard","adviceWanted":"no","engagement":"limited","riskLevel":"none","confidence":0.86,"reason":"反讽：'真棒'实际表达对餐厅服务差和菜品凉的不满","evidence":["真棒","等了一个小时","菜还是凉的"],"shouldPersist":false}}</w:t>
       </w:r>
     </w:p>
     <w:p>
@@ -2590,21 +2018,7 @@
         <w:rPr>
           <w:rFonts w:ascii="宋体" w:eastAsia="宋体" w:hAnsi="宋体" w:cs="宋体" w:hint="eastAsia"/>
         </w:rPr>
-        <w:t>{"id":"sarcastic_tired_002","version":"1.0","scenario":"sarcasm","difficulty":"hard","tags":["sarcasm","tired","frustrated"],"messages":[{"role":"user","content":"这个月一直在加班，周末也没休息。"},{"role":"assistant","content":"连续加班这么</w:t>
-      </w:r>
-      <w:proofErr w:type="gramStart"/>
-      <w:r>
-        <w:rPr>
-          <w:rFonts w:ascii="宋体" w:eastAsia="宋体" w:hAnsi="宋体" w:cs="宋体" w:hint="eastAsia"/>
-        </w:rPr>
-        <w:t>久身体</w:t>
-      </w:r>
-      <w:proofErr w:type="gramEnd"/>
-      <w:r>
-        <w:rPr>
-          <w:rFonts w:ascii="宋体" w:eastAsia="宋体" w:hAnsi="宋体" w:cs="宋体" w:hint="eastAsia"/>
-        </w:rPr>
-        <w:t>吃得消吗？你需要休息一下。"},{"role":"user","content":"真好，这个月加了二十天班，我好幸福啊。"}],"gold":{"emotion":"frustrated","energy":"low","need":"be_heard","adviceWanted":"no","engagement":"limited","riskLevel":"none","confidence":0.87,"reason":"反讽：'真好'和'好幸福'实际表达过度加班的疲惫和无奈","evidence":["真好","加了二十天班","好幸福"],"shouldPersist":false}}</w:t>
+        <w:t>{"id":"sarcastic_tired_002","version":"1.0","scenario":"sarcasm","difficulty":"hard","tags":["sarcasm","tired","frustrated"],"messages":[{"role":"user","content":"这个月一直在加班，周末也没休息。"},{"role":"assistant","content":"连续加班这么久身体吃得消吗？你需要休息一下。"},{"role":"user","content":"真好，这个月加了二十天班，我好幸福啊。"}],"gold":{"emotion":"frustrated","energy":"low","need":"be_heard","adviceWanted":"no","engagement":"limited","riskLevel":"none","confidence":0.87,"reason":"反讽：'真好'和'好幸福'实际表达过度加班的疲惫和无奈","evidence":["真好","加了二十天班","好幸福"],"shouldPersist":false}}</w:t>
       </w:r>
     </w:p>
     <w:p>
@@ -2699,36 +2113,22 @@
         <w:rPr>
           <w:rFonts w:ascii="宋体" w:eastAsia="宋体" w:hAnsi="宋体" w:cs="宋体" w:hint="eastAsia"/>
         </w:rPr>
-        <w:t>{"id":"sarcastic_weather_003","version":"1.0","scenario":"sarcasm","difficulty":"hard","tags":["sarcasm","weather","frustrated"],"messages":[{"role":"user","content":"天气预报说今天</w:t>
-      </w:r>
-      <w:proofErr w:type="gramStart"/>
-      <w:r>
-        <w:rPr>
-          <w:rFonts w:ascii="宋体" w:eastAsia="宋体" w:hAnsi="宋体" w:cs="宋体" w:hint="eastAsia"/>
-        </w:rPr>
-        <w:t>最</w:t>
-      </w:r>
-      <w:proofErr w:type="gramEnd"/>
-      <w:r>
-        <w:rPr>
-          <w:rFonts w:ascii="宋体" w:eastAsia="宋体" w:hAnsi="宋体" w:cs="宋体" w:hint="eastAsia"/>
-        </w:rPr>
-        <w:t>高温四十度。"},{"role":"assistant","content":"四十度也太热了，你尽量待在室内别出门。"},{"role":"user","content":"真好，我终于可以体验一下烤肉的感觉了。"}],"gold":{"emotion":"frustrated","energy":"low","need":"be_heard","adviceWanted":"no","engagement":"limited","riskLevel":"none","confidence":0.86,"reason":"反讽：'真好'和'体验烤肉'实际表达酷暑天气的烦躁和自嘲","evidence":["真好","四十度","烤肉的感觉"],"shouldPersist":false}}</w:t>
-      </w:r>
-    </w:p>
-    <w:p>
-      <w:pPr>
-        <w:pStyle w:val="a3"/>
-        <w:rPr>
-          <w:rFonts w:ascii="宋体" w:eastAsia="宋体" w:hAnsi="宋体" w:cs="宋体" w:hint="eastAsia"/>
-        </w:rPr>
-      </w:pPr>
-    </w:p>
-    <w:p>
-      <w:pPr>
-        <w:pStyle w:val="a3"/>
-        <w:rPr>
-          <w:rFonts w:ascii="宋体" w:eastAsia="宋体" w:hAnsi="宋体" w:cs="宋体"/>
+        <w:t>{"id":"sarcastic_weather_003","version":"1.0","scenario":"sarcasm","difficulty":"hard","tags":["sarcasm","weather","frustrated"],"messages":[{"role":"user","content":"天气预报说今天最高温四十度。"},{"role":"assistant","content":"四十度也太热了，你尽量待在室内别出门。"},{"role":"user","content":"真好，我终于可以体验一下烤肉的感觉了。"}],"gold":{"emotion":"frustrated","energy":"low","need":"be_heard","adviceWanted":"no","engagement":"limited","riskLevel":"none","confidence":0.86,"reason":"反讽：'真好'和'体验烤肉'实际表达酷暑天气的烦躁和自嘲","evidence":["真好","四十度","烤肉的感觉"],"shouldPersist":false}}</w:t>
+      </w:r>
+    </w:p>
+    <w:p>
+      <w:pPr>
+        <w:pStyle w:val="a3"/>
+        <w:rPr>
+          <w:rFonts w:ascii="宋体" w:eastAsia="宋体" w:hAnsi="宋体" w:cs="宋体" w:hint="eastAsia"/>
+        </w:rPr>
+      </w:pPr>
+    </w:p>
+    <w:p>
+      <w:pPr>
+        <w:pStyle w:val="a3"/>
+        <w:rPr>
+          <w:rFonts w:ascii="宋体" w:eastAsia="宋体" w:hAnsi="宋体" w:cs="宋体" w:hint="eastAsia"/>
         </w:rPr>
       </w:pPr>
       <w:r>
@@ -2742,7 +2142,7 @@
       <w:pPr>
         <w:pStyle w:val="a3"/>
         <w:rPr>
-          <w:rFonts w:ascii="宋体" w:eastAsia="宋体" w:hAnsi="宋体" w:cs="宋体"/>
+          <w:rFonts w:ascii="宋体" w:eastAsia="宋体" w:hAnsi="宋体" w:cs="宋体" w:hint="eastAsia"/>
         </w:rPr>
       </w:pPr>
     </w:p>
@@ -2808,93 +2208,51 @@
         <w:rPr>
           <w:rFonts w:ascii="宋体" w:eastAsia="宋体" w:hAnsi="宋体" w:cs="宋体" w:hint="eastAsia"/>
         </w:rPr>
-        <w:t>{"id":"hard_emotion_need_mismatch_001","version":"1.0","scenario":"academic","difficulty":"medium","tags":["emotion_need_mismatch","frustrated","advice","情绪与需求不同"],"messages":[{"role":"user","content":"我论文被导师退回来三次了，改得都快崩溃了。"},{"role":"assistant","content":"听起来很不容易，需要先聊聊你的感受吗？"},{"role":"user","content":"不用了，你直接告诉我怎么</w:t>
-      </w:r>
-      <w:proofErr w:type="gramStart"/>
-      <w:r>
-        <w:rPr>
-          <w:rFonts w:ascii="宋体" w:eastAsia="宋体" w:hAnsi="宋体" w:cs="宋体" w:hint="eastAsia"/>
-        </w:rPr>
-        <w:t>改才能</w:t>
-      </w:r>
-      <w:proofErr w:type="gramEnd"/>
-      <w:r>
-        <w:rPr>
-          <w:rFonts w:ascii="宋体" w:eastAsia="宋体" w:hAnsi="宋体" w:cs="宋体" w:hint="eastAsia"/>
-        </w:rPr>
-        <w:t>通过就行。"}],"gold":{"emotion":"frustrated","energy":"low","need":"advice","adviceWanted":"yes","engagement":"open","riskLevel":"none","confidence":0.9,"reason":"用户虽然情绪受挫，但明确需要实用建议而非情感支持","evidence":["退回来三次","快崩溃了","直接告诉我怎么改"],"shouldPersist":false}}</w:t>
-      </w:r>
-    </w:p>
-    <w:p>
-      <w:pPr>
-        <w:pStyle w:val="a3"/>
-        <w:rPr>
-          <w:rFonts w:ascii="宋体" w:eastAsia="宋体" w:hAnsi="宋体" w:cs="宋体" w:hint="eastAsia"/>
-        </w:rPr>
-      </w:pPr>
-    </w:p>
-    <w:p>
-      <w:pPr>
-        <w:pStyle w:val="a3"/>
-        <w:rPr>
-          <w:rFonts w:ascii="宋体" w:eastAsia="宋体" w:hAnsi="宋体" w:cs="宋体" w:hint="eastAsia"/>
-        </w:rPr>
-      </w:pPr>
-      <w:r>
-        <w:rPr>
-          <w:rFonts w:ascii="宋体" w:eastAsia="宋体" w:hAnsi="宋体" w:cs="宋体" w:hint="eastAsia"/>
-        </w:rPr>
-        <w:t>{"id":"hard_emotion_change_001","version":"1.0","scenario":"daily","difficulty":"hard","tags":["emotion_change","multi_turn","positive","情绪已变化"],"messages":[{"role":"user","content":"我面试</w:t>
-      </w:r>
-      <w:proofErr w:type="gramStart"/>
-      <w:r>
-        <w:rPr>
-          <w:rFonts w:ascii="宋体" w:eastAsia="宋体" w:hAnsi="宋体" w:cs="宋体" w:hint="eastAsia"/>
-        </w:rPr>
-        <w:t>完感觉</w:t>
-      </w:r>
-      <w:proofErr w:type="gramEnd"/>
-      <w:r>
-        <w:rPr>
-          <w:rFonts w:ascii="宋体" w:eastAsia="宋体" w:hAnsi="宋体" w:cs="宋体" w:hint="eastAsia"/>
-        </w:rPr>
-        <w:t>特别差，肯定没戏了。"},{"role":"assistant","content":"面试后的焦虑很常见，先别急着否定自己。"},{"role":"user","content":"刚收到通知，我过了！太开心了！"}],"gold":{"emotion":"positive","energy":"high","need":"celebration","adviceWanted":"unknown","engagement":"open","riskLevel":"none","confidence":0.92,"reason":"最新轮次用户情绪转为积极，以最新信息为准","evidence":["刚收到通知","我过了","太开心了"],"shouldPersist":false}}</w:t>
-      </w:r>
-    </w:p>
-    <w:p>
-      <w:pPr>
-        <w:pStyle w:val="a3"/>
-        <w:rPr>
-          <w:rFonts w:ascii="宋体" w:eastAsia="宋体" w:hAnsi="宋体" w:cs="宋体" w:hint="eastAsia"/>
-        </w:rPr>
-      </w:pPr>
-    </w:p>
-    <w:p>
-      <w:pPr>
-        <w:pStyle w:val="a3"/>
-        <w:rPr>
-          <w:rFonts w:ascii="宋体" w:eastAsia="宋体" w:hAnsi="宋体" w:cs="宋体" w:hint="eastAsia"/>
-        </w:rPr>
-      </w:pPr>
-      <w:r>
-        <w:rPr>
-          <w:rFonts w:ascii="宋体" w:eastAsia="宋体" w:hAnsi="宋体" w:cs="宋体" w:hint="eastAsia"/>
-        </w:rPr>
-        <w:t>{"id":"hard_reject_advice_001","version":"1.0","scenario":"daily","difficulty":"medium","tags":["reject_advice","frustrated","拒绝建议"],"messages":[{"role":"user","content":"今天跟同事闹了点不愉快，心里憋得慌。"},{"role":"assistant","content":"要不要试试换个角度想想，或者主动沟通一下？"},{"role":"user","content":"别给我讲大道理，我就想吐槽一下，说出来舒服点。"}],"gold":{"emotion":"frustrated","energy":"normal","need":"be_heard","adviceWanted":"no","engagement":"limited","riskLevel":"none","confidence":0.92,"reason":"用户明确拒绝建议，只需要倾听和情绪宣泄","evidence":["别给我讲大道理","就想吐</w:t>
-      </w:r>
-      <w:proofErr w:type="gramStart"/>
-      <w:r>
-        <w:rPr>
-          <w:rFonts w:ascii="宋体" w:eastAsia="宋体" w:hAnsi="宋体" w:cs="宋体" w:hint="eastAsia"/>
-        </w:rPr>
-        <w:t>槽一下</w:t>
-      </w:r>
-      <w:proofErr w:type="gramEnd"/>
-      <w:r>
-        <w:rPr>
-          <w:rFonts w:ascii="宋体" w:eastAsia="宋体" w:hAnsi="宋体" w:cs="宋体" w:hint="eastAsia"/>
-        </w:rPr>
-        <w:t>","说出来舒服点"],"shouldPersist":false}}</w:t>
+        <w:t>{"id":"hard_emotion_need_mismatch_001","version":"1.0","scenario":"academic","difficulty":"medium","tags":["emotion_need_mismatch","frustrated","advice","情绪与需求不同"],"messages":[{"role":"user","content":"我论文被导师退回来三次了，改得都快崩溃了。"},{"role":"assistant","content":"听起来很不容易，需要先聊聊你的感受吗？"},{"role":"user","content":"不用了，你直接告诉我怎么改才能通过就行。"}],"gold":{"emotion":"frustrated","energy":"low","need":"advice","adviceWanted":"yes","engagement":"open","riskLevel":"none","confidence":0.9,"reason":"用户虽然情绪受挫，但明确需要实用建议而非情感支持","evidence":["退回来三次","快崩溃了","直接告诉我怎么改"],"shouldPersist":false}}</w:t>
+      </w:r>
+    </w:p>
+    <w:p>
+      <w:pPr>
+        <w:pStyle w:val="a3"/>
+        <w:rPr>
+          <w:rFonts w:ascii="宋体" w:eastAsia="宋体" w:hAnsi="宋体" w:cs="宋体" w:hint="eastAsia"/>
+        </w:rPr>
+      </w:pPr>
+    </w:p>
+    <w:p>
+      <w:pPr>
+        <w:pStyle w:val="a3"/>
+        <w:rPr>
+          <w:rFonts w:ascii="宋体" w:eastAsia="宋体" w:hAnsi="宋体" w:cs="宋体" w:hint="eastAsia"/>
+        </w:rPr>
+      </w:pPr>
+      <w:r>
+        <w:rPr>
+          <w:rFonts w:ascii="宋体" w:eastAsia="宋体" w:hAnsi="宋体" w:cs="宋体" w:hint="eastAsia"/>
+        </w:rPr>
+        <w:t>{"id":"hard_emotion_change_001","version":"1.0","scenario":"daily","difficulty":"hard","tags":["emotion_change","multi_turn","positive","情绪已变化"],"messages":[{"role":"user","content":"我面试完感觉特别差，肯定没戏了。"},{"role":"assistant","content":"面试后的焦虑很常见，先别急着否定自己。"},{"role":"user","content":"刚收到通知，我过了！太开心了！"}],"gold":{"emotion":"positive","energy":"high","need":"celebration","adviceWanted":"unknown","engagement":"open","riskLevel":"none","confidence":0.92,"reason":"最新轮次用户情绪转为积极，以最新信息为准","evidence":["刚收到通知","我过了","太开心了"],"shouldPersist":false}}</w:t>
+      </w:r>
+    </w:p>
+    <w:p>
+      <w:pPr>
+        <w:pStyle w:val="a3"/>
+        <w:rPr>
+          <w:rFonts w:ascii="宋体" w:eastAsia="宋体" w:hAnsi="宋体" w:cs="宋体" w:hint="eastAsia"/>
+        </w:rPr>
+      </w:pPr>
+    </w:p>
+    <w:p>
+      <w:pPr>
+        <w:pStyle w:val="a3"/>
+        <w:rPr>
+          <w:rFonts w:ascii="宋体" w:eastAsia="宋体" w:hAnsi="宋体" w:cs="宋体" w:hint="eastAsia"/>
+        </w:rPr>
+      </w:pPr>
+      <w:r>
+        <w:rPr>
+          <w:rFonts w:ascii="宋体" w:eastAsia="宋体" w:hAnsi="宋体" w:cs="宋体" w:hint="eastAsia"/>
+        </w:rPr>
+        <w:t>{"id":"hard_reject_advice_001","version":"1.0","scenario":"daily","difficulty":"medium","tags":["reject_advice","frustrated","拒绝建议"],"messages":[{"role":"user","content":"今天跟同事闹了点不愉快，心里憋得慌。"},{"role":"assistant","content":"要不要试试换个角度想想，或者主动沟通一下？"},{"role":"user","content":"别给我讲大道理，我就想吐槽一下，说出来舒服点。"}],"gold":{"emotion":"frustrated","energy":"normal","need":"be_heard","adviceWanted":"no","engagement":"limited","riskLevel":"none","confidence":0.92,"reason":"用户明确拒绝建议，只需要倾听和情绪宣泄","evidence":["别给我讲大道理","就想吐槽一下","说出来舒服点"],"shouldPersist":false}}</w:t>
       </w:r>
     </w:p>
     <w:p>
@@ -2945,49 +2303,7 @@
         <w:rPr>
           <w:rFonts w:ascii="宋体" w:eastAsia="宋体" w:hAnsi="宋体" w:cs="宋体" w:hint="eastAsia"/>
         </w:rPr>
-        <w:t>{"id":"hard_third_party_001","version":"1.0","scenario":"relationship","difficulty":"hard","tags":["third_party","sad","empathy","第三</w:t>
-      </w:r>
-      <w:proofErr w:type="gramStart"/>
-      <w:r>
-        <w:rPr>
-          <w:rFonts w:ascii="宋体" w:eastAsia="宋体" w:hAnsi="宋体" w:cs="宋体" w:hint="eastAsia"/>
-        </w:rPr>
-        <w:t>方事件</w:t>
-      </w:r>
-      <w:proofErr w:type="gramEnd"/>
-      <w:r>
-        <w:rPr>
-          <w:rFonts w:ascii="宋体" w:eastAsia="宋体" w:hAnsi="宋体" w:cs="宋体" w:hint="eastAsia"/>
-        </w:rPr>
-        <w:t>"],"messages":[{"role":"user","content":"我</w:t>
-      </w:r>
-      <w:proofErr w:type="gramStart"/>
-      <w:r>
-        <w:rPr>
-          <w:rFonts w:ascii="宋体" w:eastAsia="宋体" w:hAnsi="宋体" w:cs="宋体" w:hint="eastAsia"/>
-        </w:rPr>
-        <w:t>闺蜜最近</w:t>
-      </w:r>
-      <w:proofErr w:type="gramEnd"/>
-      <w:r>
-        <w:rPr>
-          <w:rFonts w:ascii="宋体" w:eastAsia="宋体" w:hAnsi="宋体" w:cs="宋体" w:hint="eastAsia"/>
-        </w:rPr>
-        <w:t>失恋了，天天哭。"},{"role":"assistant","content":"失恋确实很难熬，她现在状态怎么样？"},{"role":"user","content":"她特别难过，我看着都心疼，想帮她但又不知道怎么帮。"}],"gold":{"emotion":"calm","energy":"normal","need":"advice","adviceWanted":"yes","engagement":"open","riskLevel":"none","confidence":0.88,"reason":"用户描述朋友的情绪，本人情绪平静，不能误判为用户本人悲伤","evidence":["</w:t>
-      </w:r>
-      <w:proofErr w:type="gramStart"/>
-      <w:r>
-        <w:rPr>
-          <w:rFonts w:ascii="宋体" w:eastAsia="宋体" w:hAnsi="宋体" w:cs="宋体" w:hint="eastAsia"/>
-        </w:rPr>
-        <w:t>闺蜜失恋</w:t>
-      </w:r>
-      <w:proofErr w:type="gramEnd"/>
-      <w:r>
-        <w:rPr>
-          <w:rFonts w:ascii="宋体" w:eastAsia="宋体" w:hAnsi="宋体" w:cs="宋体" w:hint="eastAsia"/>
-        </w:rPr>
-        <w:t>","她特别难过","想帮她"],"shouldPersist":false}}</w:t>
+        <w:t>{"id":"hard_third_party_001","version":"1.0","scenario":"relationship","difficulty":"hard","tags":["third_party","sad","empathy","第三方事件"],"messages":[{"role":"user","content":"我闺蜜最近失恋了，天天哭。"},{"role":"assistant","content":"失恋确实很难熬，她现在状态怎么样？"},{"role":"user","content":"她特别难过，我看着都心疼，想帮她但又不知道怎么帮。"}],"gold":{"emotion":"calm","energy":"normal","need":"advice","adviceWanted":"yes","engagement":"open","riskLevel":"none","confidence":0.88,"reason":"用户描述朋友的情绪，本人情绪平静，不能误判为用户本人悲伤","evidence":["闺蜜失恋","她特别难过","想帮她"],"shouldPersist":false}}</w:t>
       </w:r>
     </w:p>
     <w:p>
@@ -3060,121 +2376,51 @@
           <w:rFonts w:ascii="宋体" w:eastAsia="宋体" w:hAnsi="宋体" w:cs="宋体" w:hint="eastAsia"/>
         </w:rPr>
         <w:lastRenderedPageBreak/>
-        <w:t>y":"hard","tags":["asr","work","frustrated","口语ASR错误"],"messages":[{"role":"user","content":"领导今天有发邮件吗？"},{"role":"assistant","content":"我查了一下，好像没有新邮件。"},{"role":"user","content":"那太好了，我还以为今天</w:t>
-      </w:r>
-      <w:proofErr w:type="gramStart"/>
-      <w:r>
-        <w:rPr>
-          <w:rFonts w:ascii="宋体" w:eastAsia="宋体" w:hAnsi="宋体" w:cs="宋体" w:hint="eastAsia"/>
-        </w:rPr>
-        <w:t>又要佳班呢</w:t>
-      </w:r>
-      <w:proofErr w:type="gramEnd"/>
-      <w:r>
-        <w:rPr>
-          <w:rFonts w:ascii="宋体" w:eastAsia="宋体" w:hAnsi="宋体" w:cs="宋体" w:hint="eastAsia"/>
-        </w:rPr>
-        <w:t>。"}],"gold":{"emotion":"positive","energy":"normal","need":"companionship","adviceWanted":"unknown","engagement":"open","riskLevel":"none","confidence":0.8,"reason":"ASR错误：'佳班'应为'加班'，实际表达不用加班的轻松","evidence":["又要佳班"],"shouldPersist":false}}</w:t>
-      </w:r>
-    </w:p>
-    <w:p>
-      <w:pPr>
-        <w:pStyle w:val="a3"/>
-        <w:rPr>
-          <w:rFonts w:ascii="宋体" w:eastAsia="宋体" w:hAnsi="宋体" w:cs="宋体" w:hint="eastAsia"/>
-        </w:rPr>
-      </w:pPr>
-    </w:p>
-    <w:p>
-      <w:pPr>
-        <w:pStyle w:val="a3"/>
-        <w:rPr>
-          <w:rFonts w:ascii="宋体" w:eastAsia="宋体" w:hAnsi="宋体" w:cs="宋体" w:hint="eastAsia"/>
-        </w:rPr>
-      </w:pPr>
-      <w:r>
-        <w:rPr>
-          <w:rFonts w:ascii="宋体" w:eastAsia="宋体" w:hAnsi="宋体" w:cs="宋体" w:hint="eastAsia"/>
-        </w:rPr>
-        <w:t>{"id":"hard_asr_002","version":"1.0","scenario":"asr_error","difficulty":"hard","tags":["asr","health","anxiety","口语ASR错误"],"messages":[{"role":"user","content":"我最近</w:t>
-      </w:r>
-      <w:proofErr w:type="gramStart"/>
-      <w:r>
-        <w:rPr>
-          <w:rFonts w:ascii="宋体" w:eastAsia="宋体" w:hAnsi="宋体" w:cs="宋体" w:hint="eastAsia"/>
-        </w:rPr>
-        <w:t>总赶觉</w:t>
-      </w:r>
-      <w:proofErr w:type="gramEnd"/>
-      <w:r>
-        <w:rPr>
-          <w:rFonts w:ascii="宋体" w:eastAsia="宋体" w:hAnsi="宋体" w:cs="宋体" w:hint="eastAsia"/>
-        </w:rPr>
-        <w:t>胸口闷闷的。"},{"role":"assistant","content":"听起来身体不太舒服，有没有去医院检查过？"},{"role":"user","content":"还没，但心里有点害怕。"}],"gold":{"emotion":"anxious","energy":"low","need":"reassurance","adviceWanted":"yes","engagement":"open","riskLevel":"watch","confidence":0.83,"reason":"ASR错误：'</w:t>
-      </w:r>
-      <w:proofErr w:type="gramStart"/>
-      <w:r>
-        <w:rPr>
-          <w:rFonts w:ascii="宋体" w:eastAsia="宋体" w:hAnsi="宋体" w:cs="宋体" w:hint="eastAsia"/>
-        </w:rPr>
-        <w:t>赶觉</w:t>
-      </w:r>
-      <w:proofErr w:type="gramEnd"/>
-      <w:r>
-        <w:rPr>
-          <w:rFonts w:ascii="宋体" w:eastAsia="宋体" w:hAnsi="宋体" w:cs="宋体" w:hint="eastAsia"/>
-        </w:rPr>
-        <w:t>'应为'感觉'，用户表达身体不适带来的焦虑","evidence":["</w:t>
-      </w:r>
-      <w:proofErr w:type="gramStart"/>
-      <w:r>
-        <w:rPr>
-          <w:rFonts w:ascii="宋体" w:eastAsia="宋体" w:hAnsi="宋体" w:cs="宋体" w:hint="eastAsia"/>
-        </w:rPr>
-        <w:t>赶觉胸口闷</w:t>
-      </w:r>
-      <w:proofErr w:type="gramEnd"/>
-      <w:r>
-        <w:rPr>
-          <w:rFonts w:ascii="宋体" w:eastAsia="宋体" w:hAnsi="宋体" w:cs="宋体" w:hint="eastAsia"/>
-        </w:rPr>
-        <w:t>","有点害怕"],"shouldPersist":false}}</w:t>
-      </w:r>
-    </w:p>
-    <w:p>
-      <w:pPr>
-        <w:pStyle w:val="a3"/>
-        <w:rPr>
-          <w:rFonts w:ascii="宋体" w:eastAsia="宋体" w:hAnsi="宋体" w:cs="宋体" w:hint="eastAsia"/>
-        </w:rPr>
-      </w:pPr>
-    </w:p>
-    <w:p>
-      <w:pPr>
-        <w:pStyle w:val="a3"/>
-        <w:rPr>
-          <w:rFonts w:ascii="宋体" w:eastAsia="宋体" w:hAnsi="宋体" w:cs="宋体" w:hint="eastAsia"/>
-        </w:rPr>
-      </w:pPr>
-      <w:r>
-        <w:rPr>
-          <w:rFonts w:ascii="宋体" w:eastAsia="宋体" w:hAnsi="宋体" w:cs="宋体" w:hint="eastAsia"/>
-        </w:rPr>
-        <w:t>{"id":"hard_mixed_intent_001","version":"1.0","scenario":"work","difficulty":"hard","tags":["mixed_intent","positive","advice","多意图混合"],"messages":[{"role":"user","content":"我今天升职了！特别开心，但是新岗位我有点没底。"},{"role":"assistant","content":"升职是好事，对新岗位的担心也很正常，你现在最</w:t>
-      </w:r>
-      <w:proofErr w:type="gramStart"/>
-      <w:r>
-        <w:rPr>
-          <w:rFonts w:ascii="宋体" w:eastAsia="宋体" w:hAnsi="宋体" w:cs="宋体" w:hint="eastAsia"/>
-        </w:rPr>
-        <w:t>想聊哪方面</w:t>
-      </w:r>
-      <w:proofErr w:type="gramEnd"/>
-      <w:r>
-        <w:rPr>
-          <w:rFonts w:ascii="宋体" w:eastAsia="宋体" w:hAnsi="宋体" w:cs="宋体" w:hint="eastAsia"/>
-        </w:rPr>
-        <w:t>？"},{"role":"user","content":"既想分享开心，也想问问你怎么快速上手新工作。"}],"gold":{"emotion":"mixed","energy":"high","need":"celebration","adviceWanted":"yes","engagement":"open","riskLevel":"none","confidence":0.88,"reason":"用户同时表达开心和焦虑，混合情绪且寻求建议","evidence":["升职了","特别开心","有点没底","快速上手"],"shouldPersist":false}}</w:t>
+        <w:t>y":"hard","tags":["asr","work","frustrated","口语ASR错误"],"messages":[{"role":"user","content":"领导今天有发邮件吗？"},{"role":"assistant","content":"我查了一下，好像没有新邮件。"},{"role":"user","content":"那太好了，我还以为今天又要佳班呢。"}],"gold":{"emotion":"positive","energy":"normal","need":"companionship","adviceWanted":"unknown","engagement":"open","riskLevel":"none","confidence":0.8,"reason":"ASR错误：'佳班'应为'加班'，实际表达不用加班的轻松","evidence":["又要佳班"],"shouldPersist":false}}</w:t>
+      </w:r>
+    </w:p>
+    <w:p>
+      <w:pPr>
+        <w:pStyle w:val="a3"/>
+        <w:rPr>
+          <w:rFonts w:ascii="宋体" w:eastAsia="宋体" w:hAnsi="宋体" w:cs="宋体" w:hint="eastAsia"/>
+        </w:rPr>
+      </w:pPr>
+    </w:p>
+    <w:p>
+      <w:pPr>
+        <w:pStyle w:val="a3"/>
+        <w:rPr>
+          <w:rFonts w:ascii="宋体" w:eastAsia="宋体" w:hAnsi="宋体" w:cs="宋体" w:hint="eastAsia"/>
+        </w:rPr>
+      </w:pPr>
+      <w:r>
+        <w:rPr>
+          <w:rFonts w:ascii="宋体" w:eastAsia="宋体" w:hAnsi="宋体" w:cs="宋体" w:hint="eastAsia"/>
+        </w:rPr>
+        <w:t>{"id":"hard_asr_002","version":"1.0","scenario":"asr_error","difficulty":"hard","tags":["asr","health","anxiety","口语ASR错误"],"messages":[{"role":"user","content":"我最近总赶觉胸口闷闷的。"},{"role":"assistant","content":"听起来身体不太舒服，有没有去医院检查过？"},{"role":"user","content":"还没，但心里有点害怕。"}],"gold":{"emotion":"anxious","energy":"low","need":"reassurance","adviceWanted":"yes","engagement":"open","riskLevel":"watch","confidence":0.83,"reason":"ASR错误：'赶觉'应为'感觉'，用户表达身体不适带来的焦虑","evidence":["赶觉胸口闷","有点害怕"],"shouldPersist":false}}</w:t>
+      </w:r>
+    </w:p>
+    <w:p>
+      <w:pPr>
+        <w:pStyle w:val="a3"/>
+        <w:rPr>
+          <w:rFonts w:ascii="宋体" w:eastAsia="宋体" w:hAnsi="宋体" w:cs="宋体" w:hint="eastAsia"/>
+        </w:rPr>
+      </w:pPr>
+    </w:p>
+    <w:p>
+      <w:pPr>
+        <w:pStyle w:val="a3"/>
+        <w:rPr>
+          <w:rFonts w:ascii="宋体" w:eastAsia="宋体" w:hAnsi="宋体" w:cs="宋体" w:hint="eastAsia"/>
+        </w:rPr>
+      </w:pPr>
+      <w:r>
+        <w:rPr>
+          <w:rFonts w:ascii="宋体" w:eastAsia="宋体" w:hAnsi="宋体" w:cs="宋体" w:hint="eastAsia"/>
+        </w:rPr>
+        <w:t>{"id":"hard_mixed_intent_001","version":"1.0","scenario":"work","difficulty":"hard","tags":["mixed_intent","positive","advice","多意图混合"],"messages":[{"role":"user","content":"我今天升职了！特别开心，但是新岗位我有点没底。"},{"role":"assistant","content":"升职是好事，对新岗位的担心也很正常，你现在最想聊哪方面？"},{"role":"user","content":"既想分享开心，也想问问你怎么快速上手新工作。"}],"gold":{"emotion":"mixed","energy":"high","need":"celebration","adviceWanted":"yes","engagement":"open","riskLevel":"none","confidence":0.88,"reason":"用户同时表达开心和焦虑，混合情绪且寻求建议","evidence":["升职了","特别开心","有点没底","快速上手"],"shouldPersist":false}}</w:t>
       </w:r>
     </w:p>
     <w:p>
@@ -3225,21 +2471,7 @@
           <w:rFonts w:ascii="宋体" w:eastAsia="宋体" w:hAnsi="宋体" w:cs="宋体" w:hint="eastAsia"/>
         </w:rPr>
         <w:lastRenderedPageBreak/>
-        <w:t>fficulty":"hard","tags":["risk","metaphor","watch","风险隐喻"],"messages":[{"role":"user","content":"感觉生活像是站在悬崖边上，随时可能掉下去。"},{"role":"assistant","content":"这个</w:t>
-      </w:r>
-      <w:proofErr w:type="gramStart"/>
-      <w:r>
-        <w:rPr>
-          <w:rFonts w:ascii="宋体" w:eastAsia="宋体" w:hAnsi="宋体" w:cs="宋体" w:hint="eastAsia"/>
-        </w:rPr>
-        <w:t>比喻让</w:t>
-      </w:r>
-      <w:proofErr w:type="gramEnd"/>
-      <w:r>
-        <w:rPr>
-          <w:rFonts w:ascii="宋体" w:eastAsia="宋体" w:hAnsi="宋体" w:cs="宋体" w:hint="eastAsia"/>
-        </w:rPr>
-        <w:t>我有点担心，你现在的处境真的很艰难吗？"},{"role":"user","content":"就是压力太大了，说出来感觉好点，不用担心我。"}],"gold":{"emotion":"anxious","energy":"low","need":"be_heard","adviceWanted":"no","engagement":"limited","riskLevel":"watch","confidence":0.85,"reason":"风险隐喻：'站在悬崖边上'需关注，但用户表示只是压力大","evidence":["站在悬崖边上","压力太大了","不用担心我"],"shouldPersist":false}}</w:t>
+        <w:t>fficulty":"hard","tags":["risk","metaphor","watch","风险隐喻"],"messages":[{"role":"user","content":"感觉生活像是站在悬崖边上，随时可能掉下去。"},{"role":"assistant","content":"这个比喻让我有点担心，你现在的处境真的很艰难吗？"},{"role":"user","content":"就是压力太大了，说出来感觉好点，不用担心我。"}],"gold":{"emotion":"anxious","energy":"low","need":"be_heard","adviceWanted":"no","engagement":"limited","riskLevel":"watch","confidence":0.85,"reason":"风险隐喻：'站在悬崖边上'需关注，但用户表示只是压力大","evidence":["站在悬崖边上","压力太大了","不用担心我"],"shouldPersist":false}}</w:t>
       </w:r>
     </w:p>
     <w:p>
@@ -3356,36 +2588,22 @@
         <w:rPr>
           <w:rFonts w:ascii="宋体" w:eastAsia="宋体" w:hAnsi="宋体" w:cs="宋体" w:hint="eastAsia"/>
         </w:rPr>
-        <w:t>{"id":"hard_advice_explicit_001","version":"1.0","scenario":"work","difficulty":"medium","tags":["advice","career","</w:t>
-      </w:r>
-      <w:proofErr w:type="gramStart"/>
-      <w:r>
-        <w:rPr>
-          <w:rFonts w:ascii="宋体" w:eastAsia="宋体" w:hAnsi="宋体" w:cs="宋体" w:hint="eastAsia"/>
-        </w:rPr>
-        <w:t>明确求建议</w:t>
-      </w:r>
-      <w:proofErr w:type="gramEnd"/>
-      <w:r>
-        <w:rPr>
-          <w:rFonts w:ascii="宋体" w:eastAsia="宋体" w:hAnsi="宋体" w:cs="宋体" w:hint="eastAsia"/>
-        </w:rPr>
-        <w:t>"],"messages":[{"role":"user","content":"我收到了两个公司的offer，不知道选哪个。"},{"role":"assistant","content":"恭喜你拿到两个offer，两个公司各有什么优缺点呢？"},{"role":"user","content":"一个薪资高但加班多，一个氛围好但钱少，你帮我分析一下。"}],"gold":{"emotion":"calm","energy":"normal","need":"advice","adviceWanted":"yes","engagement":"open","riskLevel":"none","confidence":0.94,"reason":"用户明确寻求职业决策建议","evidence":["两个offer","不知道选哪个","帮我分析"],"shouldPersist":false}}</w:t>
-      </w:r>
-    </w:p>
-    <w:p>
-      <w:pPr>
-        <w:pStyle w:val="a3"/>
-        <w:rPr>
-          <w:rFonts w:ascii="宋体" w:eastAsia="宋体" w:hAnsi="宋体" w:cs="宋体" w:hint="eastAsia"/>
-        </w:rPr>
-      </w:pPr>
-    </w:p>
-    <w:p>
-      <w:pPr>
-        <w:pStyle w:val="a3"/>
-        <w:rPr>
-          <w:rFonts w:ascii="宋体" w:eastAsia="宋体" w:hAnsi="宋体" w:cs="宋体"/>
+        <w:t>{"id":"hard_advice_explicit_001","version":"1.0","scenario":"work","difficulty":"medium","tags":["advice","career","明确求建议"],"messages":[{"role":"user","content":"我收到了两个公司的offer，不知道选哪个。"},{"role":"assistant","content":"恭喜你拿到两个offer，两个公司各有什么优缺点呢？"},{"role":"user","content":"一个薪资高但加班多，一个氛围好但钱少，你帮我分析一下。"}],"gold":{"emotion":"calm","energy":"normal","need":"advice","adviceWanted":"yes","engagement":"open","riskLevel":"none","confidence":0.94,"reason":"用户明确寻求职业决策建议","evidence":["两个offer","不知道选哪个","帮我分析"],"shouldPersist":false}}</w:t>
+      </w:r>
+    </w:p>
+    <w:p>
+      <w:pPr>
+        <w:pStyle w:val="a3"/>
+        <w:rPr>
+          <w:rFonts w:ascii="宋体" w:eastAsia="宋体" w:hAnsi="宋体" w:cs="宋体" w:hint="eastAsia"/>
+        </w:rPr>
+      </w:pPr>
+    </w:p>
+    <w:p>
+      <w:pPr>
+        <w:pStyle w:val="a3"/>
+        <w:rPr>
+          <w:rFonts w:ascii="宋体" w:eastAsia="宋体" w:hAnsi="宋体" w:cs="宋体" w:hint="eastAsia"/>
         </w:rPr>
       </w:pPr>
       <w:r>
@@ -3399,7 +2617,7 @@
       <w:pPr>
         <w:pStyle w:val="a3"/>
         <w:rPr>
-          <w:rFonts w:ascii="宋体" w:eastAsia="宋体" w:hAnsi="宋体" w:cs="宋体"/>
+          <w:rFonts w:ascii="宋体" w:eastAsia="宋体" w:hAnsi="宋体" w:cs="宋体" w:hint="eastAsia"/>
         </w:rPr>
       </w:pPr>
     </w:p>
@@ -3509,42 +2727,14 @@
         <w:rPr>
           <w:rFonts w:ascii="宋体" w:eastAsia="宋体" w:hAnsi="宋体" w:cs="宋体" w:hint="eastAsia"/>
         </w:rPr>
-        <w:t>{"id":"academic_pressure_004","version":"1.0","scenario":"academic","difficulty":"medium","tags":["pressure","academic","焦虑","学业压力"],"messages":[{"role":"user","content":"导师说我的论文框架有问题，要重新写。"},{"role":"assistant","content":"重新写框架确实很耗时间，你现在是不是压力很大？"},{"role":"user","content":"对，时间已经很紧了，我感觉自己写</w:t>
-      </w:r>
-      <w:proofErr w:type="gramStart"/>
-      <w:r>
-        <w:rPr>
-          <w:rFonts w:ascii="宋体" w:eastAsia="宋体" w:hAnsi="宋体" w:cs="宋体" w:hint="eastAsia"/>
-        </w:rPr>
-        <w:t>不</w:t>
-      </w:r>
-      <w:proofErr w:type="gramEnd"/>
-      <w:r>
-        <w:rPr>
-          <w:rFonts w:ascii="宋体" w:eastAsia="宋体" w:hAnsi="宋体" w:cs="宋体" w:hint="eastAsia"/>
-        </w:rPr>
-        <w:t>完了。"}],"gold":{"emotion":"anxious","energy":"low","need":"reassurance","adviceWanted":"yes","engagement":"open","riskLevel":"none","confidence":0.89,"reason":"用户面对论文返工压力，表达焦虑和求助信号","evidence":["</w:t>
+        <w:t>{"id":"academic_pressure_004","version":"1.0","scenario":"academic","difficulty":"medium","tags":["pressure","academic","焦虑","学业压力"],"messages":[{"role":"user","content":"导师说我的论文框架有问题，要重新写。"},{"role":"assistant","content":"重新写框架确实很耗时间，你现在是不是压力很大？"},{"role":"user","content":"对，时间已经很紧了，我感觉自己写不完了。"}],"gold":{"emotion":"anxious","energy":"low","need":"reassurance","adviceWanted":"yes","engagement":"open","riskLevel":"none","confidence":0.89,"reason":"用户面对论文返工压力，表达焦虑和求助信号","evidence":["</w:t>
       </w:r>
       <w:r>
         <w:rPr>
           <w:rFonts w:ascii="宋体" w:eastAsia="宋体" w:hAnsi="宋体" w:cs="宋体" w:hint="eastAsia"/>
         </w:rPr>
         <w:lastRenderedPageBreak/>
-        <w:t>论文框架有问题","重新写","时间紧","写</w:t>
-      </w:r>
-      <w:proofErr w:type="gramStart"/>
-      <w:r>
-        <w:rPr>
-          <w:rFonts w:ascii="宋体" w:eastAsia="宋体" w:hAnsi="宋体" w:cs="宋体" w:hint="eastAsia"/>
-        </w:rPr>
-        <w:t>不</w:t>
-      </w:r>
-      <w:proofErr w:type="gramEnd"/>
-      <w:r>
-        <w:rPr>
-          <w:rFonts w:ascii="宋体" w:eastAsia="宋体" w:hAnsi="宋体" w:cs="宋体" w:hint="eastAsia"/>
-        </w:rPr>
-        <w:t>完了"],"shouldPersist":false}}</w:t>
+        <w:t>论文框架有问题","重新写","时间紧","写不完了"],"shouldPersist":false}}</w:t>
       </w:r>
     </w:p>
     <w:p>
@@ -3610,123 +2800,155 @@
         <w:rPr>
           <w:rFonts w:ascii="宋体" w:eastAsia="宋体" w:hAnsi="宋体" w:cs="宋体" w:hint="eastAsia"/>
         </w:rPr>
-        <w:t>{"id":"sad_grief_002","version":"1.0","scenario":"sadness","difficulty":"medium","tags":["sad","loss","grief","悲伤失落"],"messages":[{"role":"user","content":"我养了五年的狗</w:t>
-      </w:r>
-      <w:proofErr w:type="gramStart"/>
-      <w:r>
-        <w:rPr>
-          <w:rFonts w:ascii="宋体" w:eastAsia="宋体" w:hAnsi="宋体" w:cs="宋体" w:hint="eastAsia"/>
-        </w:rPr>
-        <w:t>狗</w:t>
-      </w:r>
-      <w:proofErr w:type="gramEnd"/>
-      <w:r>
-        <w:rPr>
-          <w:rFonts w:ascii="宋体" w:eastAsia="宋体" w:hAnsi="宋体" w:cs="宋体" w:hint="eastAsia"/>
-        </w:rPr>
-        <w:t>今天走了。"},{"role":"assistant","content":"失去陪伴五年的伙伴一定非常难过，你还好吗？"},{"role":"user","content":"它是我最好的朋友，我感觉心里空了一块。"}],"gold":{"emotion":"sad","energy":"low","need":"be_heard","adviceWanted":"no","engagement":"limited","riskLevel":"watch","confidence":0.93,"reason":"用户经历宠物离世，表达深刻的悲伤和失去感","evidence":["五年的狗</w:t>
-      </w:r>
-      <w:proofErr w:type="gramStart"/>
-      <w:r>
-        <w:rPr>
-          <w:rFonts w:ascii="宋体" w:eastAsia="宋体" w:hAnsi="宋体" w:cs="宋体" w:hint="eastAsia"/>
-        </w:rPr>
-        <w:t>狗</w:t>
-      </w:r>
-      <w:proofErr w:type="gramEnd"/>
-      <w:r>
-        <w:rPr>
-          <w:rFonts w:ascii="宋体" w:eastAsia="宋体" w:hAnsi="宋体" w:cs="宋体" w:hint="eastAsia"/>
-        </w:rPr>
-        <w:t>","走了","心里空了一块"],"shouldPersist":false}}</w:t>
-      </w:r>
-    </w:p>
-    <w:p>
-      <w:pPr>
-        <w:pStyle w:val="a3"/>
-        <w:rPr>
-          <w:rFonts w:ascii="宋体" w:eastAsia="宋体" w:hAnsi="宋体" w:cs="宋体" w:hint="eastAsia"/>
-        </w:rPr>
-      </w:pPr>
-    </w:p>
-    <w:p>
-      <w:pPr>
-        <w:pStyle w:val="a3"/>
-        <w:rPr>
-          <w:rFonts w:ascii="宋体" w:eastAsia="宋体" w:hAnsi="宋体" w:cs="宋体" w:hint="eastAsia"/>
-        </w:rPr>
-      </w:pPr>
-      <w:r>
-        <w:rPr>
-          <w:rFonts w:ascii="宋体" w:eastAsia="宋体" w:hAnsi="宋体" w:cs="宋体" w:hint="eastAsia"/>
-        </w:rPr>
-        <w:t>{"id":"sad_grief_003","version":"1.0","scenario":"sadness","difficulty":"medium","tags":["sad","loss","grief","悲伤失落"],"messages":[{"role":"user","content":"今天整理旧物，翻到了和前女友的合照。"},{"role":"assistant","content":"过去的回忆突然涌上来，你现在是什么感受？"},{"role":"user","content":"说不出的感觉，有点酸，但已经没有当初那么痛了。"}],"gold":{"emotion":"sad","energy":"low","need":"be_heard","adviceWanted":"unknown","engagement":"open","riskLevel":"none","confidence":0.86,"reason":"用户表达回忆带来的淡淡伤感，情绪强度较低","evidence":["翻到了合照","有点酸","没那么痛了"],"shouldPersist":false}}</w:t>
-      </w:r>
-    </w:p>
-    <w:p>
-      <w:pPr>
-        <w:pStyle w:val="a3"/>
-        <w:rPr>
-          <w:rFonts w:ascii="宋体" w:eastAsia="宋体" w:hAnsi="宋体" w:cs="宋体" w:hint="eastAsia"/>
-        </w:rPr>
-      </w:pPr>
-    </w:p>
-    <w:p>
-      <w:pPr>
-        <w:pStyle w:val="a3"/>
-        <w:rPr>
-          <w:rFonts w:ascii="宋体" w:eastAsia="宋体" w:hAnsi="宋体" w:cs="宋体" w:hint="eastAsia"/>
-        </w:rPr>
-      </w:pPr>
-      <w:r>
-        <w:rPr>
-          <w:rFonts w:ascii="宋体" w:eastAsia="宋体" w:hAnsi="宋体" w:cs="宋体" w:hint="eastAsia"/>
-        </w:rPr>
-        <w:t>{"id":"sad_social_001","version":"1.0","scenario":"relationship","difficulty":"medium","tags":["sad","lonely","悲伤失落"],"messages":[{"role":"user","content":"我发现我好像没有真正的朋友。"},{"role":"assistant","content":"这种感觉一定很孤独，是什么让你有这样的想法？"},{"role":"user","content":"难过的时候翻遍通讯录，找不到一个可以打电话的人。"}],"gold":{"emotion":"sad","energy":"low","need":"be_heard","adviceWanted":"unknown","engagement":"open","riskLevel":"watch","confidence":0.88,"reason":"用户表达深刻孤独感，需要关注","evidence":["没有真正的朋友","找不到可以打电话的人"],"shouldPersist":false}}</w:t>
-      </w:r>
-    </w:p>
-    <w:p>
-      <w:pPr>
-        <w:pStyle w:val="a3"/>
-        <w:rPr>
-          <w:rFonts w:ascii="宋体" w:eastAsia="宋体" w:hAnsi="宋体" w:cs="宋体" w:hint="eastAsia"/>
-        </w:rPr>
-      </w:pPr>
-    </w:p>
-    <w:p>
-      <w:pPr>
-        <w:pStyle w:val="a3"/>
-        <w:rPr>
-          <w:rFonts w:ascii="宋体" w:eastAsia="宋体" w:hAnsi="宋体" w:cs="宋体" w:hint="eastAsia"/>
-        </w:rPr>
-      </w:pPr>
-      <w:r>
-        <w:rPr>
-          <w:rFonts w:ascii="宋体" w:eastAsia="宋体" w:hAnsi="宋体" w:cs="宋体" w:hint="eastAsia"/>
-        </w:rPr>
-        <w:t>{"id":"risk_watch_002","version":"1.0","scenario":"safety","difficulty":"hard","tags":["risk","watch","safety","风险边界"],"messages":[{"role":"user","content":"我最近老是失眠，半夜醒来就再也睡不着了。"},{"role":"assistant","content":"长期失眠对身心影响很大，你觉得是什么原因导致的？"},{"role":"user","content":"也说不上来，就是脑子里停不下来，一直在想事情。"}],"gold":{"emotion":"anxious","energy":"low","need":"reassurance","adviceWanted":"yes","engagement":"open","riskLevel":"watch","confidence":0.84,"reason":"用户表达失眠和思绪奔涌，需关注但不属于紧急","evidence":["老是失眠","停不下来","想事情"],"shouldPersist":false}}</w:t>
-      </w:r>
-    </w:p>
-    <w:p>
-      <w:pPr>
-        <w:pStyle w:val="a3"/>
-        <w:rPr>
-          <w:rFonts w:ascii="宋体" w:eastAsia="宋体" w:hAnsi="宋体" w:cs="宋体" w:hint="eastAsia"/>
-        </w:rPr>
-      </w:pPr>
-    </w:p>
-    <w:p>
-      <w:pPr>
-        <w:pStyle w:val="a3"/>
-        <w:rPr>
-          <w:rFonts w:ascii="宋体" w:eastAsia="宋体" w:hAnsi="宋体" w:cs="宋体" w:hint="eastAsia"/>
-        </w:rPr>
-      </w:pPr>
-      <w:r>
-        <w:rPr>
-          <w:rFonts w:ascii="宋体" w:eastAsia="宋体" w:hAnsi="宋体" w:cs="宋体" w:hint="eastAsia"/>
-        </w:rPr>
-        <w:t>{"id":"risk_watch_003","version":"1.0","scenario":"safety","difficulty":"hard","tags":["risk","watch","safety","风险边界"],"messages":[{"role":"user","content":"我最近对什么都提不起兴趣，以前喜欢的事情现在都觉得没意思。"},{"role":"assistant","content":"兴趣减退是值得关注的信号，这种情况持续多久了？"},{"role":"user","content":"大概一两个月了吧，但我觉得还能撑得住。"}],"gold":{"emotion":"sad","energy":"low","need":"be_heard","adviceWanted":"unknown","engagement":"limited","riskLevel":"watch","confidence":0.87,"reason":"用户表达兴趣丧失和情绪低落，需关注但不紧急","evidence":["提不起兴趣","都没意思","还能撑得住"],"shouldPersist":false}}</w:t>
+        <w:t>{"id":"sad_grief_002","version":"1.0","scenario":"sadness","difficulty":"medium","tags":["sad","loss","grief","悲伤失落"],"messages":[{"role":"user","content":"我养了五年的狗狗今天走了。"},{"role":"assistant","content":"失去陪伴五年的伙伴一定非常难过，你还好吗？"},{"role":"user","content":"它是我最好的朋友，我感觉心里空了一块。"}],"gold":{"emotion":"sad","energy":"low","need":"be_heard","adviceWanted":"no","engagement":"limited","riskLevel":"watch","confidence":0.93,"reason":"用户经历宠物离世，表达深刻的悲伤和失去感","evidence":["五年的狗狗","走了","心里空了一块"],"shouldPersist":</w:t>
+      </w:r>
+      <w:r>
+        <w:rPr>
+          <w:rFonts w:ascii="宋体" w:eastAsia="宋体" w:hAnsi="宋体" w:cs="宋体" w:hint="eastAsia"/>
+        </w:rPr>
+        <w:t>true</w:t>
+      </w:r>
+      <w:r>
+        <w:rPr>
+          <w:rFonts w:ascii="宋体" w:eastAsia="宋体" w:hAnsi="宋体" w:cs="宋体" w:hint="eastAsia"/>
+        </w:rPr>
+        <w:t>}}</w:t>
+      </w:r>
+    </w:p>
+    <w:p>
+      <w:pPr>
+        <w:pStyle w:val="a3"/>
+        <w:rPr>
+          <w:rFonts w:ascii="宋体" w:eastAsia="宋体" w:hAnsi="宋体" w:cs="宋体" w:hint="eastAsia"/>
+        </w:rPr>
+      </w:pPr>
+    </w:p>
+    <w:p>
+      <w:pPr>
+        <w:pStyle w:val="a3"/>
+        <w:rPr>
+          <w:rFonts w:ascii="宋体" w:eastAsia="宋体" w:hAnsi="宋体" w:cs="宋体" w:hint="eastAsia"/>
+        </w:rPr>
+      </w:pPr>
+      <w:r>
+        <w:rPr>
+          <w:rFonts w:ascii="宋体" w:eastAsia="宋体" w:hAnsi="宋体" w:cs="宋体" w:hint="eastAsia"/>
+        </w:rPr>
+        <w:t>{"id":"sad_grief_003","version":"1.0","scenario":"sadness","difficulty":"medium","tags":["sad","loss","grief","悲伤失落"],"messages":[{"role":"user","content":"今天整理旧物，翻到了和前女友的合照。"},{"role":"assistant","content":"过去的回忆突然涌上来，你现在是什么感受？"},{"role":"user","content":"说不出的感觉，有点酸，但已经没有当初那么痛了。"}],"gold":{"emotion":"sad","energy":"low","need":"be_heard","adviceWanted":"unknown","engagement":"open","riskLevel":"none","confidence":0.86,"reason":"用户表达回忆带来的淡淡伤感，情绪强度较低","evidence":["翻到了合照","有点酸","没那么痛了"],"shouldPersist":</w:t>
+      </w:r>
+      <w:r>
+        <w:rPr>
+          <w:rFonts w:ascii="宋体" w:eastAsia="宋体" w:hAnsi="宋体" w:cs="宋体" w:hint="eastAsia"/>
+        </w:rPr>
+        <w:t>true</w:t>
+      </w:r>
+      <w:r>
+        <w:rPr>
+          <w:rFonts w:ascii="宋体" w:eastAsia="宋体" w:hAnsi="宋体" w:cs="宋体" w:hint="eastAsia"/>
+        </w:rPr>
+        <w:t>}}</w:t>
+      </w:r>
+    </w:p>
+    <w:p>
+      <w:pPr>
+        <w:pStyle w:val="a3"/>
+        <w:rPr>
+          <w:rFonts w:ascii="宋体" w:eastAsia="宋体" w:hAnsi="宋体" w:cs="宋体" w:hint="eastAsia"/>
+        </w:rPr>
+      </w:pPr>
+    </w:p>
+    <w:p>
+      <w:pPr>
+        <w:pStyle w:val="a3"/>
+        <w:rPr>
+          <w:rFonts w:ascii="宋体" w:eastAsia="宋体" w:hAnsi="宋体" w:cs="宋体" w:hint="eastAsia"/>
+        </w:rPr>
+      </w:pPr>
+      <w:r>
+        <w:rPr>
+          <w:rFonts w:ascii="宋体" w:eastAsia="宋体" w:hAnsi="宋体" w:cs="宋体" w:hint="eastAsia"/>
+        </w:rPr>
+        <w:t>{"id":"sad_social_001","version":"1.0","scenario":"relationship","difficulty":"medium","tags":["sad","lonely","悲伤失落"],"messages":[{"role":"user","content":"我发现我好像没有真正的朋友。"},{"role":"assistant","content":"这种感觉一定很孤独，是什么让你有这样的想法？"},{"role":"user","content":"难过的时候翻遍通讯录，找不到一个可以打电话的人。"}],"gold":{"emotion":"sad","energy":"low","need":"be_heard","adviceWanted":"unknown","engagement":"open","riskLevel":"watch","confidence":0.88,"reason":"用户表达深刻孤独感，需要关注","evidence":["没有真正的朋友","找不到可以打电话的人"],"shouldPersist":</w:t>
+      </w:r>
+      <w:r>
+        <w:rPr>
+          <w:rFonts w:ascii="宋体" w:eastAsia="宋体" w:hAnsi="宋体" w:cs="宋体" w:hint="eastAsia"/>
+        </w:rPr>
+        <w:t>true</w:t>
+      </w:r>
+      <w:r>
+        <w:rPr>
+          <w:rFonts w:ascii="宋体" w:eastAsia="宋体" w:hAnsi="宋体" w:cs="宋体" w:hint="eastAsia"/>
+        </w:rPr>
+        <w:t>}}</w:t>
+      </w:r>
+    </w:p>
+    <w:p>
+      <w:pPr>
+        <w:pStyle w:val="a3"/>
+        <w:rPr>
+          <w:rFonts w:ascii="宋体" w:eastAsia="宋体" w:hAnsi="宋体" w:cs="宋体" w:hint="eastAsia"/>
+        </w:rPr>
+      </w:pPr>
+    </w:p>
+    <w:p>
+      <w:pPr>
+        <w:pStyle w:val="a3"/>
+        <w:rPr>
+          <w:rFonts w:ascii="宋体" w:eastAsia="宋体" w:hAnsi="宋体" w:cs="宋体" w:hint="eastAsia"/>
+        </w:rPr>
+      </w:pPr>
+      <w:r>
+        <w:rPr>
+          <w:rFonts w:ascii="宋体" w:eastAsia="宋体" w:hAnsi="宋体" w:cs="宋体" w:hint="eastAsia"/>
+        </w:rPr>
+        <w:t>{"id":"risk_watch_002","version":"1.0","scenario":"safety","difficulty":"hard","tags":["risk","watch","safety","风险边界"],"messages":[{"role":"user","content":"我最近老是失眠，半夜醒来就再也睡不着了。"},{"role":"assistant","content":"长期失眠对身心影响很大，你觉得是什么原因导致的？"},{"role":"user","content":"也说不上来，就是脑子里停不下来，一直在想事情。"}],"gold":{"emotion":"anxious","energy":"low","need":"reassurance","adviceWanted":"yes","engagement":"open","riskLevel":"watch","confidence":0.84,"reason":"用户表达失眠和思绪奔涌，需关注但不属于紧急","evidence":["老是失眠","停不下来","想事情"],"shouldPersist":</w:t>
+      </w:r>
+      <w:r>
+        <w:rPr>
+          <w:rFonts w:ascii="宋体" w:eastAsia="宋体" w:hAnsi="宋体" w:cs="宋体" w:hint="eastAsia"/>
+        </w:rPr>
+        <w:t>true</w:t>
+      </w:r>
+      <w:r>
+        <w:rPr>
+          <w:rFonts w:ascii="宋体" w:eastAsia="宋体" w:hAnsi="宋体" w:cs="宋体" w:hint="eastAsia"/>
+        </w:rPr>
+        <w:t>}}</w:t>
+      </w:r>
+    </w:p>
+    <w:p>
+      <w:pPr>
+        <w:pStyle w:val="a3"/>
+        <w:rPr>
+          <w:rFonts w:ascii="宋体" w:eastAsia="宋体" w:hAnsi="宋体" w:cs="宋体" w:hint="eastAsia"/>
+        </w:rPr>
+      </w:pPr>
+    </w:p>
+    <w:p>
+      <w:pPr>
+        <w:pStyle w:val="a3"/>
+        <w:rPr>
+          <w:rFonts w:ascii="宋体" w:eastAsia="宋体" w:hAnsi="宋体" w:cs="宋体" w:hint="eastAsia"/>
+        </w:rPr>
+      </w:pPr>
+      <w:r>
+        <w:rPr>
+          <w:rFonts w:ascii="宋体" w:eastAsia="宋体" w:hAnsi="宋体" w:cs="宋体" w:hint="eastAsia"/>
+        </w:rPr>
+        <w:t>{"id":"risk_watch_003","version":"1.0","scenario":"safety","difficulty":"hard","tags":["risk","watch","safety","风险边界"],"messages":[{"role":"user","content":"我最近对什么都提不起兴趣，以前喜欢的事情现在都觉得没意思。"},{"role":"assistant","content":"兴趣减退是值得关注的信号，这种情况持续多久了？"},{"role":"user","content":"大概一两个月了吧，但我觉得还能撑得住。"}],"gold":{"emotion":"sad","energy":"low","need":"be_heard","adviceWanted":"unknown","engagement":"limited","riskLevel":"watch","confidence":0.87,"reason":"用户表达兴趣丧失和情绪低落，需关注但不紧急","evidence":["提不起兴趣","都没意思","还能撑得住"],"shouldPersist":</w:t>
+      </w:r>
+      <w:r>
+        <w:rPr>
+          <w:rFonts w:ascii="宋体" w:eastAsia="宋体" w:hAnsi="宋体" w:cs="宋体" w:hint="eastAsia"/>
+        </w:rPr>
+        <w:t>true</w:t>
+      </w:r>
+      <w:r>
+        <w:rPr>
+          <w:rFonts w:ascii="宋体" w:eastAsia="宋体" w:hAnsi="宋体" w:cs="宋体" w:hint="eastAsia"/>
+        </w:rPr>
+        <w:t>}}</w:t>
       </w:r>
     </w:p>
     <w:p>
@@ -3777,21 +2999,7 @@
         <w:rPr>
           <w:rFonts w:ascii="宋体" w:eastAsia="宋体" w:hAnsi="宋体" w:cs="宋体" w:hint="eastAsia"/>
         </w:rPr>
-        <w:t>{"id":"turn_change_001","version":"1.0","scenario":"work","difficulty":"hard","tags":["emotion_change","multi_turn","状态转折"],"messages":[{"role":"user","content":"我投了一个月的简历，一个面试通知都没有。"},{"role":"assistant","content":"求职等待</w:t>
-      </w:r>
-      <w:proofErr w:type="gramStart"/>
-      <w:r>
-        <w:rPr>
-          <w:rFonts w:ascii="宋体" w:eastAsia="宋体" w:hAnsi="宋体" w:cs="宋体" w:hint="eastAsia"/>
-        </w:rPr>
-        <w:t>期确实</w:t>
-      </w:r>
-      <w:proofErr w:type="gramEnd"/>
-      <w:r>
-        <w:rPr>
-          <w:rFonts w:ascii="宋体" w:eastAsia="宋体" w:hAnsi="宋体" w:cs="宋体" w:hint="eastAsia"/>
-        </w:rPr>
-        <w:t>很难熬，你现在的状态怎么样？"},{"role":"user","content":"特别焦虑，每天刷邮箱刷好几遍。"},{"role":"assistant","content":"要不要找人帮忙看看简历有没有可以优化的地方？"},{"role":"user","content":"不用了，我刚收到一个面试通知，后天就去！"}],"gold":{"emotion":"positive","energy":"high","need":"celebration","adviceWanted":"unknown","engagement":"open","riskLevel":"none","confidence":0.91,"reason":"用户情绪从焦虑转变为兴奋，以最新轮次为准","evidence":["焦虑","刚收到面试通知","后天就去"],"shouldPersist":false}}</w:t>
+        <w:t>{"id":"turn_change_001","version":"1.0","scenario":"work","difficulty":"hard","tags":["emotion_change","multi_turn","状态转折"],"messages":[{"role":"user","content":"我投了一个月的简历，一个面试通知都没有。"},{"role":"assistant","content":"求职等待期确实很难熬，你现在的状态怎么样？"},{"role":"user","content":"特别焦虑，每天刷邮箱刷好几遍。"},{"role":"assistant","content":"要不要找人帮忙看看简历有没有可以优化的地方？"},{"role":"user","content":"不用了，我刚收到一个面试通知，后天就去！"}],"gold":{"emotion":"positive","energy":"high","need":"celebration","adviceWanted":"unknown","engagement":"open","riskLevel":"none","confidence":0.91,"reason":"用户情绪从焦虑转变为兴奋，以最新轮次为准","evidence":["焦虑","刚收到面试通知","后天就去"],"shouldPersist":false}}</w:t>
       </w:r>
     </w:p>
     <w:p>
@@ -3835,21 +3043,7 @@
         <w:rPr>
           <w:rFonts w:ascii="宋体" w:eastAsia="宋体" w:hAnsi="宋体" w:cs="宋体" w:hint="eastAsia"/>
         </w:rPr>
-        <w:t>{"id":"turn_change_003","version":"1.0","scenario":"health","difficulty":"hard","tags":["emotion_change","multi_turn","状态转折"],"messages":[{"role":"user","content":"我胳膊上长了个肿块，好害怕。"},{"role":"assistant","content":"先别自己吓自己，有去医院检查过吗？"},{"role":"user","content":"还没有，我不敢去，怕查出什么不好的。"},{"role":"assistant","content":"我理解你害怕，但早检查早安心。"},{"role":"user","content":"你说得对，</w:t>
-      </w:r>
-      <w:proofErr w:type="gramStart"/>
-      <w:r>
-        <w:rPr>
-          <w:rFonts w:ascii="宋体" w:eastAsia="宋体" w:hAnsi="宋体" w:cs="宋体" w:hint="eastAsia"/>
-        </w:rPr>
-        <w:t>我刚约了</w:t>
-      </w:r>
-      <w:proofErr w:type="gramEnd"/>
-      <w:r>
-        <w:rPr>
-          <w:rFonts w:ascii="宋体" w:eastAsia="宋体" w:hAnsi="宋体" w:cs="宋体" w:hint="eastAsia"/>
-        </w:rPr>
-        <w:t>明天的号，去查一下放心。"}],"gold":{"emotion":"calm","energy":"normal","need":"action","adviceWanted":"yes","engagement":"open","riskLevel":"none","confidence":0.87,"reason":"用户从恐惧转变为理性决策，情绪趋向平静","evidence":["好害怕","不敢去","约了明天的号"],"shouldPersist":false}}</w:t>
+        <w:t>{"id":"turn_change_003","version":"1.0","scenario":"health","difficulty":"hard","tags":["emotion_change","multi_turn","状态转折"],"messages":[{"role":"user","content":"我胳膊上长了个肿块，好害怕。"},{"role":"assistant","content":"先别自己吓自己，有去医院检查过吗？"},{"role":"user","content":"还没有，我不敢去，怕查出什么不好的。"},{"role":"assistant","content":"我理解你害怕，但早检查早安心。"},{"role":"user","content":"你说得对，我刚约了明天的号，去查一下放心。"}],"gold":{"emotion":"calm","energy":"normal","need":"action","adviceWanted":"yes","engagement":"open","riskLevel":"none","confidence":0.87,"reason":"用户从恐惧转变为理性决策，情绪趋向平静","evidence":["好害怕","不敢去","约了明天的号"],"shouldPersist":false}}</w:t>
       </w:r>
     </w:p>
     <w:p>
@@ -3900,72 +3094,44 @@
         <w:rPr>
           <w:rFonts w:ascii="宋体" w:eastAsia="宋体" w:hAnsi="宋体" w:cs="宋体" w:hint="eastAsia"/>
         </w:rPr>
-        <w:t>{"id":"advice_explicit_002","version":"1.0","scenario":"relationship","difficulty":"medium","tags":["advice","relationship","</w:t>
-      </w:r>
-      <w:proofErr w:type="gramStart"/>
-      <w:r>
-        <w:rPr>
-          <w:rFonts w:ascii="宋体" w:eastAsia="宋体" w:hAnsi="宋体" w:cs="宋体" w:hint="eastAsia"/>
-        </w:rPr>
-        <w:t>明确求建议</w:t>
-      </w:r>
-      <w:proofErr w:type="gramEnd"/>
-      <w:r>
-        <w:rPr>
-          <w:rFonts w:ascii="宋体" w:eastAsia="宋体" w:hAnsi="宋体" w:cs="宋体" w:hint="eastAsia"/>
-        </w:rPr>
-        <w:t>"],"messages":[{"role":"user","content":"我有个朋友经常找我借钱，每次都拖很久才还。"},{"role":"assistant","content":"这种情况确实挺为难的，你是想问怎么处理吗？"},{"role":"user","content":"对，我不想伤感情，但又不想一直被拖，你有什么好建议吗？"}],"gold":{"emotion":"calm","energy":"normal","need":"advice","adviceWanted":"yes","engagement":"open","riskLevel":"none","confidence":0.92,"reason":"用户明确寻求人际边界处理建议","evidence":["不想伤感情","不想被拖","有什么好建议"],"shouldPersist":false}}</w:t>
-      </w:r>
-    </w:p>
-    <w:p>
-      <w:pPr>
-        <w:pStyle w:val="a3"/>
-        <w:rPr>
-          <w:rFonts w:ascii="宋体" w:eastAsia="宋体" w:hAnsi="宋体" w:cs="宋体" w:hint="eastAsia"/>
-        </w:rPr>
-      </w:pPr>
-    </w:p>
-    <w:p>
-      <w:pPr>
-        <w:pStyle w:val="a3"/>
-        <w:rPr>
-          <w:rFonts w:ascii="宋体" w:eastAsia="宋体" w:hAnsi="宋体" w:cs="宋体" w:hint="eastAsia"/>
-        </w:rPr>
-      </w:pPr>
-      <w:r>
-        <w:rPr>
-          <w:rFonts w:ascii="宋体" w:eastAsia="宋体" w:hAnsi="宋体" w:cs="宋体" w:hint="eastAsia"/>
-        </w:rPr>
-        <w:t>{"id":"advice_explicit_003","version":"1.0","scenario":"work","difficulty":"medium","tags":["advice","career","</w:t>
-      </w:r>
-      <w:proofErr w:type="gramStart"/>
-      <w:r>
-        <w:rPr>
-          <w:rFonts w:ascii="宋体" w:eastAsia="宋体" w:hAnsi="宋体" w:cs="宋体" w:hint="eastAsia"/>
-        </w:rPr>
-        <w:t>明确求建议</w:t>
-      </w:r>
-      <w:proofErr w:type="gramEnd"/>
-      <w:r>
-        <w:rPr>
-          <w:rFonts w:ascii="宋体" w:eastAsia="宋体" w:hAnsi="宋体" w:cs="宋体" w:hint="eastAsia"/>
-        </w:rPr>
-        <w:t>"],"messages":[{"role":"user","content":"我想转行，但是完全没有相关经验，不知道从哪开始。"},{"role":"assistant","content":"转行需要勇气，你有想好具体往哪个方向转吗？"},{"role":"user","content":"想往数据分析方向，你建议我怎么入门？"}],"gold":{"emotion":"calm","energy":"normal","need":"advice","adviceWanted":"yes","engagement":"open","riskLevel":"none","confidence":0.93,"reason":"用户明确寻求职业转型的具体建议","evidence":["想转行","没有相关经验","建议我怎么入门"],"shouldPersist":false}}</w:t>
-      </w:r>
-    </w:p>
-    <w:p>
-      <w:pPr>
-        <w:pStyle w:val="a3"/>
-        <w:rPr>
-          <w:rFonts w:ascii="宋体" w:eastAsia="宋体" w:hAnsi="宋体" w:cs="宋体" w:hint="eastAsia"/>
-        </w:rPr>
-      </w:pPr>
-    </w:p>
-    <w:p>
-      <w:pPr>
-        <w:pStyle w:val="a3"/>
-        <w:rPr>
-          <w:rFonts w:ascii="宋体" w:eastAsia="宋体" w:hAnsi="宋体" w:cs="宋体"/>
+        <w:t>{"id":"advice_explicit_002","version":"1.0","scenario":"relationship","difficulty":"medium","tags":["advice","relationship","明确求建议"],"messages":[{"role":"user","content":"我有个朋友经常找我借钱，每次都拖很久才还。"},{"role":"assistant","content":"这种情况确实挺为难的，你是想问怎么处理吗？"},{"role":"user","content":"对，我不想伤感情，但又不想一直被拖，你有什么好建议吗？"}],"gold":{"emotion":"calm","energy":"normal","need":"advice","adviceWanted":"yes","engagement":"open","riskLevel":"none","confidence":0.92,"reason":"用户明确寻求人际边界处理建议","evidence":["不想伤感情","不想被拖","有什么好建议"],"shouldPersist":false}}</w:t>
+      </w:r>
+    </w:p>
+    <w:p>
+      <w:pPr>
+        <w:pStyle w:val="a3"/>
+        <w:rPr>
+          <w:rFonts w:ascii="宋体" w:eastAsia="宋体" w:hAnsi="宋体" w:cs="宋体" w:hint="eastAsia"/>
+        </w:rPr>
+      </w:pPr>
+    </w:p>
+    <w:p>
+      <w:pPr>
+        <w:pStyle w:val="a3"/>
+        <w:rPr>
+          <w:rFonts w:ascii="宋体" w:eastAsia="宋体" w:hAnsi="宋体" w:cs="宋体" w:hint="eastAsia"/>
+        </w:rPr>
+      </w:pPr>
+      <w:r>
+        <w:rPr>
+          <w:rFonts w:ascii="宋体" w:eastAsia="宋体" w:hAnsi="宋体" w:cs="宋体" w:hint="eastAsia"/>
+        </w:rPr>
+        <w:t>{"id":"advice_explicit_003","version":"1.0","scenario":"work","difficulty":"medium","tags":["advice","career","明确求建议"],"messages":[{"role":"user","content":"我想转行，但是完全没有相关经验，不知道从哪开始。"},{"role":"assistant","content":"转行需要勇气，你有想好具体往哪个方向转吗？"},{"role":"user","content":"想往数据分析方向，你建议我怎么入门？"}],"gold":{"emotion":"calm","energy":"normal","need":"advice","adviceWanted":"yes","engagement":"open","riskLevel":"none","confidence":0.93,"reason":"用户明确寻求职业转型的具体建议","evidence":["想转行","没有相关经验","建议我怎么入门"],"shouldPersist":false}}</w:t>
+      </w:r>
+    </w:p>
+    <w:p>
+      <w:pPr>
+        <w:pStyle w:val="a3"/>
+        <w:rPr>
+          <w:rFonts w:ascii="宋体" w:eastAsia="宋体" w:hAnsi="宋体" w:cs="宋体" w:hint="eastAsia"/>
+        </w:rPr>
+      </w:pPr>
+    </w:p>
+    <w:p>
+      <w:pPr>
+        <w:pStyle w:val="a3"/>
+        <w:rPr>
+          <w:rFonts w:ascii="宋体" w:eastAsia="宋体" w:hAnsi="宋体" w:cs="宋体" w:hint="eastAsia"/>
         </w:rPr>
       </w:pPr>
       <w:r>
@@ -3979,7 +3145,7 @@
       <w:pPr>
         <w:pStyle w:val="a3"/>
         <w:rPr>
-          <w:rFonts w:ascii="宋体" w:eastAsia="宋体" w:hAnsi="宋体" w:cs="宋体"/>
+          <w:rFonts w:ascii="宋体" w:eastAsia="宋体" w:hAnsi="宋体" w:cs="宋体" w:hint="eastAsia"/>
         </w:rPr>
       </w:pPr>
     </w:p>
@@ -4023,65 +3189,75 @@
         <w:rPr>
           <w:rFonts w:ascii="宋体" w:eastAsia="宋体" w:hAnsi="宋体" w:cs="宋体" w:hint="eastAsia"/>
         </w:rPr>
-        <w:t>{"id":"hard_subtle_emotion_001","version":"1.0","scenario":"daily","difficulty":"hard","tags":["subtle","calm","ambiguous","微妙情绪"],"messages":[{"role":"user","content":"今天路过以前经常和他一起去的咖啡馆，想起了一些事情。"},{"role":"assistant","content":"回忆突然涌上来，你现在心情怎么样？"},{"role":"user","content":"没什么，就是有点恍惚，好像过去和现在重叠了一样。"}],"gold":{"emotion":"unclear","energy":"low","need":"be_heard","adviceWanted":"unknown","engagement":"limited","riskLevel":"none","confidence":0.72,"reason":"用户表达微妙恍惚感，情绪不明显且难以归类","evidence":["以前经常和他一起去","有点恍惚","重叠了"],"shouldPersist":false}}</w:t>
-      </w:r>
-    </w:p>
-    <w:p>
-      <w:pPr>
-        <w:pStyle w:val="a3"/>
-        <w:rPr>
-          <w:rFonts w:ascii="宋体" w:eastAsia="宋体" w:hAnsi="宋体" w:cs="宋体" w:hint="eastAsia"/>
-        </w:rPr>
-      </w:pPr>
-    </w:p>
-    <w:p>
-      <w:pPr>
-        <w:pStyle w:val="a3"/>
-        <w:rPr>
-          <w:rFonts w:ascii="宋体" w:eastAsia="宋体" w:hAnsi="宋体" w:cs="宋体" w:hint="eastAsia"/>
-        </w:rPr>
-      </w:pPr>
-      <w:r>
-        <w:rPr>
-          <w:rFonts w:ascii="宋体" w:eastAsia="宋体" w:hAnsi="宋体" w:cs="宋体" w:hint="eastAsia"/>
-        </w:rPr>
-        <w:t>{"id":"hard_contradiction_001","version":"1.0","scenario":"work","difficulty":"hard","tags":["contradiction","mixed","矛盾心理"],"messages":[{"role":"user","content":"我既想辞职又舍不得现在的团队，已经纠结两个月了。"},{"role":"assistant","content":"两个月的纠结说明</w:t>
-      </w:r>
-      <w:proofErr w:type="gramStart"/>
-      <w:r>
-        <w:rPr>
-          <w:rFonts w:ascii="宋体" w:eastAsia="宋体" w:hAnsi="宋体" w:cs="宋体" w:hint="eastAsia"/>
-        </w:rPr>
-        <w:t>两边对</w:t>
-      </w:r>
-      <w:proofErr w:type="gramEnd"/>
-      <w:r>
-        <w:rPr>
-          <w:rFonts w:ascii="宋体" w:eastAsia="宋体" w:hAnsi="宋体" w:cs="宋体" w:hint="eastAsia"/>
-        </w:rPr>
-        <w:t>你都很重要，你最看重什么呢？"},{"role":"user","content":"看重成长，但又害怕离开舒适区后适应不了。"}],"gold":{"emotion":"mixed","energy":"low","need":"advice","adviceWanted":"yes","engagement":"open","riskLevel":"none","confidence":0.85,"reason":"用户表达职业选择的矛盾心理，需要帮助梳理","evidence":["既想辞职又舍不得","纠结两个月","害怕适应不了"],"shouldPersist":false}}</w:t>
-      </w:r>
-    </w:p>
-    <w:p>
-      <w:pPr>
-        <w:pStyle w:val="a3"/>
-        <w:rPr>
-          <w:rFonts w:ascii="宋体" w:eastAsia="宋体" w:hAnsi="宋体" w:cs="宋体" w:hint="eastAsia"/>
-        </w:rPr>
-      </w:pPr>
-    </w:p>
-    <w:p>
-      <w:pPr>
-        <w:pStyle w:val="a3"/>
-        <w:rPr>
-          <w:rFonts w:ascii="宋体" w:eastAsia="宋体" w:hAnsi="宋体" w:cs="宋体" w:hint="eastAsia"/>
-        </w:rPr>
-      </w:pPr>
-      <w:r>
-        <w:rPr>
-          <w:rFonts w:ascii="宋体" w:eastAsia="宋体" w:hAnsi="宋体" w:cs="宋体" w:hint="eastAsia"/>
-        </w:rPr>
-        <w:t>{"id":"hard_social_mask_001","version":"1.0","scenario":"relationship","difficulty":"hard","tags":["social_mask","hidden_emotion","社交面具"],"messages":[{"role":"user","content":"今天同学聚会，全程都在笑，但心里其实特别累。"},{"role":"assistant","content":"社交后感到疲惫很真实，你在聚会上有遇到什么困扰吗？"},{"role":"user","content":"大家都觉得我过得很好，但其实我最近刚失业，完全不想让人知道。"}],"gold":{"emotion":"sad","energy":"low","need":"be_heard","adviceWanted":"unknown","engagement":"open","riskLevel":"watch","confidence":0.88,"reason":"用户表达社交面具下的真实疲惫和隐藏的失业痛苦","evidence":["全程都在笑","心里特别累","刚失业","不想让人知道"],"shouldPersist":false}}</w:t>
+        <w:t>{"id":"hard_subtle_emotion_001","version":"1.0","scenario":"daily","difficulty":"hard","tags":["subtle","calm","ambiguous","微妙情绪"],"messages":[{"role":"user","content":"今天路过以前经常和他一起去的咖啡馆，想起了一些事情。"},{"role":"assistant","content":"回忆突然涌上来，你现在心情怎么样？"},{"role":"user","content":"没什么，就是有点恍惚，好像过去和现在重叠了一样。"}],"gold":{"emotion":"unclear","energy":"low","need":"be_heard","adviceWanted":"unknown","engagement":"limited","riskLevel":"none","confidence":0.72,"reason":"用户表达微妙恍惚感，情绪不明显且难以归类","evidence":["以前经常和他一起去","有点恍惚","重叠了"],"shouldPersist":</w:t>
+      </w:r>
+      <w:r>
+        <w:rPr>
+          <w:rFonts w:ascii="宋体" w:eastAsia="宋体" w:hAnsi="宋体" w:cs="宋体" w:hint="eastAsia"/>
+        </w:rPr>
+        <w:t>true</w:t>
+      </w:r>
+      <w:r>
+        <w:rPr>
+          <w:rFonts w:ascii="宋体" w:eastAsia="宋体" w:hAnsi="宋体" w:cs="宋体" w:hint="eastAsia"/>
+        </w:rPr>
+        <w:t>}}</w:t>
+      </w:r>
+    </w:p>
+    <w:p>
+      <w:pPr>
+        <w:pStyle w:val="a3"/>
+        <w:rPr>
+          <w:rFonts w:ascii="宋体" w:eastAsia="宋体" w:hAnsi="宋体" w:cs="宋体" w:hint="eastAsia"/>
+        </w:rPr>
+      </w:pPr>
+    </w:p>
+    <w:p>
+      <w:pPr>
+        <w:pStyle w:val="a3"/>
+        <w:rPr>
+          <w:rFonts w:ascii="宋体" w:eastAsia="宋体" w:hAnsi="宋体" w:cs="宋体" w:hint="eastAsia"/>
+        </w:rPr>
+      </w:pPr>
+      <w:r>
+        <w:rPr>
+          <w:rFonts w:ascii="宋体" w:eastAsia="宋体" w:hAnsi="宋体" w:cs="宋体" w:hint="eastAsia"/>
+        </w:rPr>
+        <w:t>{"id":"hard_contradiction_001","version":"1.0","scenario":"work","difficulty":"hard","tags":["contradiction","mixed","矛盾心理"],"messages":[{"role":"user","content":"我既想辞职又舍不得现在的团队，已经纠结两个月了。"},{"role":"assistant","content":"两个月的纠结说明两边对你都很重要，你最看重什么呢？"},{"role":"user","content":"看重成长，但又害怕离开舒适区后适应不了。"}],"gold":{"emotion":"mixed","energy":"low","need":"advice","adviceWanted":"yes","engagement":"open","riskLevel":"none","confidence":0.85,"reason":"用户表达职业选择的矛盾心理，需要帮助梳理","evidence":["既想辞职又舍不得","纠结两个月","害怕适应不了"],"shouldPersist":false}}</w:t>
+      </w:r>
+    </w:p>
+    <w:p>
+      <w:pPr>
+        <w:pStyle w:val="a3"/>
+        <w:rPr>
+          <w:rFonts w:ascii="宋体" w:eastAsia="宋体" w:hAnsi="宋体" w:cs="宋体" w:hint="eastAsia"/>
+        </w:rPr>
+      </w:pPr>
+    </w:p>
+    <w:p>
+      <w:pPr>
+        <w:pStyle w:val="a3"/>
+        <w:rPr>
+          <w:rFonts w:ascii="宋体" w:eastAsia="宋体" w:hAnsi="宋体" w:cs="宋体" w:hint="eastAsia"/>
+        </w:rPr>
+      </w:pPr>
+      <w:r>
+        <w:rPr>
+          <w:rFonts w:ascii="宋体" w:eastAsia="宋体" w:hAnsi="宋体" w:cs="宋体" w:hint="eastAsia"/>
+        </w:rPr>
+        <w:t>{"id":"hard_social_mask_001","version":"1.0","scenario":"relationship","difficulty":"hard","tags":["social_mask","hidden_emotion","社交面具"],"messages":[{"role":"user","content":"今天同学聚会，全程都在笑，但心里其实特别累。"},{"role":"assistant","content":"社交后感到疲惫很真实，你在聚会上有遇到什么困扰吗？"},{"role":"user","content":"大家都觉得我过得很好，但其实我最近刚失业，完全不想让人知道。"}],"gold":{"emotion":"sad","energy":"low","need":"be_heard","adviceWanted":"unknown","engagement":"open","riskLevel":"watch","confidence":0.88,"reason":"用户表达社交面具下的真实疲惫和隐藏的失业痛苦","evidence":["全程都在笑","心里特别累","刚失业","不想让人知道"],"shouldPersist":</w:t>
+      </w:r>
+      <w:r>
+        <w:rPr>
+          <w:rFonts w:ascii="宋体" w:eastAsia="宋体" w:hAnsi="宋体" w:cs="宋体" w:hint="eastAsia"/>
+        </w:rPr>
+        <w:t>true</w:t>
+      </w:r>
+      <w:r>
+        <w:rPr>
+          <w:rFonts w:ascii="宋体" w:eastAsia="宋体" w:hAnsi="宋体" w:cs="宋体" w:hint="eastAsia"/>
+        </w:rPr>
+        <w:t>}}</w:t>
       </w:r>
     </w:p>
     <w:p>
@@ -4110,115 +3286,109 @@
           <w:rFonts w:ascii="宋体" w:eastAsia="宋体" w:hAnsi="宋体" w:cs="宋体" w:hint="eastAsia"/>
         </w:rPr>
         <w:lastRenderedPageBreak/>
-        <w:t>tionship","difficulty":"hard","tags":["family","pressure","expectation","家庭压力"],"messages":[{"role":"user","content":"我爸妈希望我回老家考公务员，但我喜欢现在的工作。"},{"role":"assistant","content":"父母希望稳定，但你自己想要做喜欢的事，两种选择让你很拉扯吧？"},{"role":"user","content":"对，每次打电话都要吵，我不知道该怎么让他们理解我。"}],"gold":{"emotion":"frustrated","energy":"low","need":"advice","adviceWanted":"yes","engagement":"open","riskLevel":"none","confidence":0.87,"reason":"用户表达与父母期望冲突的挣扎，需要沟通建议","evidence":["希望我回老家考公务员","喜欢现在的工作","不知道该怎么让他们理解"],"shouldPersist":false}}</w:t>
-      </w:r>
-    </w:p>
-    <w:p>
-      <w:pPr>
-        <w:pStyle w:val="a3"/>
-        <w:rPr>
-          <w:rFonts w:ascii="宋体" w:eastAsia="宋体" w:hAnsi="宋体" w:cs="宋体" w:hint="eastAsia"/>
-        </w:rPr>
-      </w:pPr>
-    </w:p>
-    <w:p>
-      <w:pPr>
-        <w:pStyle w:val="a3"/>
-        <w:rPr>
-          <w:rFonts w:ascii="宋体" w:eastAsia="宋体" w:hAnsi="宋体" w:cs="宋体" w:hint="eastAsia"/>
-        </w:rPr>
-      </w:pPr>
-      <w:r>
-        <w:rPr>
-          <w:rFonts w:ascii="宋体" w:eastAsia="宋体" w:hAnsi="宋体" w:cs="宋体" w:hint="eastAsia"/>
-        </w:rPr>
-        <w:t>{"id":"hard_fading_friendship_001","version":"1.0","scenario":"relationship","difficulty":"hard","tags":["friendship","loss","sad","友谊消退"],"messages":[{"role":"user","content":"我跟我最好的朋友好像越来越远了，几个月都不怎么联系了。"},{"role":"assistant","content":"好朋友渐行渐远是件很遗憾的事，你主动联系过她吗？"},{"role":"user","content":"试过，但感觉话题越来越少了，可能有些关系就是</w:t>
-      </w:r>
-      <w:proofErr w:type="gramStart"/>
-      <w:r>
-        <w:rPr>
-          <w:rFonts w:ascii="宋体" w:eastAsia="宋体" w:hAnsi="宋体" w:cs="宋体" w:hint="eastAsia"/>
-        </w:rPr>
-        <w:t>会淡吧</w:t>
-      </w:r>
-      <w:proofErr w:type="gramEnd"/>
-      <w:r>
-        <w:rPr>
-          <w:rFonts w:ascii="宋体" w:eastAsia="宋体" w:hAnsi="宋体" w:cs="宋体" w:hint="eastAsia"/>
-        </w:rPr>
-        <w:t>。"}],"gold":{"emotion":"sad","energy":"low","need":"be_heard","adviceWanted":"unknown","engagement":"open","riskLevel":"none","confidence":0.87,"reason":"用户表达友谊消退的无奈和伤感，情绪平静低落","evidence":["越来越远了","不怎么联系","话题少了","</w:t>
-      </w:r>
-      <w:proofErr w:type="gramStart"/>
-      <w:r>
-        <w:rPr>
-          <w:rFonts w:ascii="宋体" w:eastAsia="宋体" w:hAnsi="宋体" w:cs="宋体" w:hint="eastAsia"/>
-        </w:rPr>
-        <w:t>会淡吧</w:t>
-      </w:r>
-      <w:proofErr w:type="gramEnd"/>
-      <w:r>
-        <w:rPr>
-          <w:rFonts w:ascii="宋体" w:eastAsia="宋体" w:hAnsi="宋体" w:cs="宋体" w:hint="eastAsia"/>
-        </w:rPr>
-        <w:t>"],"shouldPersist":false}}</w:t>
-      </w:r>
-    </w:p>
-    <w:p>
-      <w:pPr>
-        <w:pStyle w:val="a3"/>
-        <w:rPr>
-          <w:rFonts w:ascii="宋体" w:eastAsia="宋体" w:hAnsi="宋体" w:cs="宋体" w:hint="eastAsia"/>
-        </w:rPr>
-      </w:pPr>
-    </w:p>
-    <w:p>
-      <w:pPr>
-        <w:pStyle w:val="a3"/>
-        <w:rPr>
-          <w:rFonts w:ascii="宋体" w:eastAsia="宋体" w:hAnsi="宋体" w:cs="宋体" w:hint="eastAsia"/>
-        </w:rPr>
-      </w:pPr>
-      <w:r>
-        <w:rPr>
-          <w:rFonts w:ascii="宋体" w:eastAsia="宋体" w:hAnsi="宋体" w:cs="宋体" w:hint="eastAsia"/>
-        </w:rPr>
-        <w:t>{"id":"hard_self_doubt_001","version":"1.0","scenario":"academic","difficulty":"hard","tags":["self_doubt","anxiety","自我怀疑"],"messages":[{"role":"user","content":"我周围的同学都好优秀，我感觉自己什么都不如别人。"},{"role":"assistant","content":"比较容易让人产生自我怀疑，你觉得自己哪些方面有优势呢？"},{"role":"user","content":"什么都想不出来，觉得自己就是一个普通人，什么都不突出。"}],"gold":{"emotion":"sad","energy":"low","need":"reassurance","adviceWanted":"unknown","engagement":"open","riskLevel":"watch","confidence":0.86,"reason":"用户表达严重的自我怀疑和自卑感","evidence":["什么都不如别人","想不出来","普通人","什么都不突出"],"shouldPersist":false}}</w:t>
-      </w:r>
-    </w:p>
-    <w:p>
-      <w:pPr>
-        <w:pStyle w:val="a3"/>
-        <w:rPr>
-          <w:rFonts w:ascii="宋体" w:eastAsia="宋体" w:hAnsi="宋体" w:cs="宋体" w:hint="eastAsia"/>
-        </w:rPr>
-      </w:pPr>
-    </w:p>
-    <w:p>
-      <w:pPr>
-        <w:pStyle w:val="a3"/>
-        <w:rPr>
-          <w:rFonts w:ascii="宋体" w:eastAsia="宋体" w:hAnsi="宋体" w:cs="宋体" w:hint="eastAsia"/>
-        </w:rPr>
-      </w:pPr>
-      <w:r>
-        <w:rPr>
-          <w:rFonts w:ascii="宋体" w:eastAsia="宋体" w:hAnsi="宋体" w:cs="宋体" w:hint="eastAsia"/>
-        </w:rPr>
-        <w:t>{"id":"hard_intergenerational_gap_001","version":"1.0","scenario":"relationship","difficulty":"hard","tags":["family","conflict","generation_gap","代</w:t>
-      </w:r>
-      <w:proofErr w:type="gramStart"/>
-      <w:r>
-        <w:rPr>
-          <w:rFonts w:ascii="宋体" w:eastAsia="宋体" w:hAnsi="宋体" w:cs="宋体" w:hint="eastAsia"/>
-        </w:rPr>
-        <w:t>际冲突</w:t>
-      </w:r>
-      <w:proofErr w:type="gramEnd"/>
-      <w:r>
-        <w:rPr>
-          <w:rFonts w:ascii="宋体" w:eastAsia="宋体" w:hAnsi="宋体" w:cs="宋体" w:hint="eastAsia"/>
-        </w:rPr>
-        <w:t>"],"messages":[{"role":"user","content":"我跟我爸一说话就吵架，他觉得我不懂事，我觉得他太固执。"},{"role":"assistant","content":"代际之间的沟通确实需要耐心，你们一般是因为什么吵？"},{"role":"user","content":"什么都能吵，从工作到生活习惯，我不想跟他说话了。"}],"gold":{"emotion":"angry","energy":"high","need":"be_heard","adviceWanted":"no","engagement":"limited","riskLevel":"none","confidence":0.86,"reason":"用户表达与父亲的持续冲突和愤怒","evidence":["一说话就吵</w:t>
+        <w:t>tionship","difficulty":"hard","tags":["family","pressure","expectation","家庭压力"],"messages":[{"role":"user","content":"我爸妈希望我回老家考公务员，但我喜欢现在的工作。"},{"role":"assistant","content":"父母希望稳定，但你自己想要做喜欢的事，两种选择让你很拉扯吧？"},{"role":"user","content":"对，每次打电话都要吵，我不知道该怎么让他们理解我。"}],"gold":{"emotion":"frustrated","energy":"low","need":"advice","adviceWanted":"yes","engagement":"open","riskLevel":"none","confidence":0.87,"reason":"用户表达与父母期望冲突的挣扎，需要沟通建议","evidence":["希望我回老家考公务员","喜欢现在的工作","不知道该怎么让他们理解"],"shouldPersist":</w:t>
+      </w:r>
+      <w:r>
+        <w:rPr>
+          <w:rFonts w:ascii="宋体" w:eastAsia="宋体" w:hAnsi="宋体" w:cs="宋体" w:hint="eastAsia"/>
+        </w:rPr>
+        <w:t>true</w:t>
+      </w:r>
+      <w:r>
+        <w:rPr>
+          <w:rFonts w:ascii="宋体" w:eastAsia="宋体" w:hAnsi="宋体" w:cs="宋体" w:hint="eastAsia"/>
+        </w:rPr>
+        <w:t>}}</w:t>
+      </w:r>
+    </w:p>
+    <w:p>
+      <w:pPr>
+        <w:pStyle w:val="a3"/>
+        <w:rPr>
+          <w:rFonts w:ascii="宋体" w:eastAsia="宋体" w:hAnsi="宋体" w:cs="宋体" w:hint="eastAsia"/>
+        </w:rPr>
+      </w:pPr>
+    </w:p>
+    <w:p>
+      <w:pPr>
+        <w:pStyle w:val="a3"/>
+        <w:rPr>
+          <w:rFonts w:ascii="宋体" w:eastAsia="宋体" w:hAnsi="宋体" w:cs="宋体" w:hint="eastAsia"/>
+        </w:rPr>
+      </w:pPr>
+      <w:r>
+        <w:rPr>
+          <w:rFonts w:ascii="宋体" w:eastAsia="宋体" w:hAnsi="宋体" w:cs="宋体" w:hint="eastAsia"/>
+        </w:rPr>
+        <w:t>{"id":"hard_fading_friendship_001","version":"1.0","scenario":"relationship","difficulty":"hard","tags":["friendship","loss","sad","友谊消退"],"messages":[{"role":"user","content":"我跟我最好的朋友好像越来越远了，几个月都不怎么联系了。"},{"role":"assistant","content":"好朋友渐行渐远是件很遗憾的事，你主动联系过她吗？"},{"role":"user","content":"试过，但感觉话题越来越少了，可能有些关系就是会淡吧。"}],"gold":{"emotion":"sad","energy":"low","need":"be_heard","adviceWanted":"unknown","engagement":"open","riskLevel":"none","confidence":0.87,"reason":"用户表达友谊消退的无奈和伤感，情绪平静低落","evidence":["越来越远了","不怎么联系","话题少了","会淡吧"],"shouldPersist":</w:t>
+      </w:r>
+      <w:r>
+        <w:rPr>
+          <w:rFonts w:ascii="宋体" w:eastAsia="宋体" w:hAnsi="宋体" w:cs="宋体" w:hint="eastAsia"/>
+        </w:rPr>
+        <w:t>true</w:t>
+      </w:r>
+      <w:r>
+        <w:rPr>
+          <w:rFonts w:ascii="宋体" w:eastAsia="宋体" w:hAnsi="宋体" w:cs="宋体" w:hint="eastAsia"/>
+        </w:rPr>
+        <w:t>}}</w:t>
+      </w:r>
+    </w:p>
+    <w:p>
+      <w:pPr>
+        <w:pStyle w:val="a3"/>
+        <w:rPr>
+          <w:rFonts w:ascii="宋体" w:eastAsia="宋体" w:hAnsi="宋体" w:cs="宋体" w:hint="eastAsia"/>
+        </w:rPr>
+      </w:pPr>
+    </w:p>
+    <w:p>
+      <w:pPr>
+        <w:pStyle w:val="a3"/>
+        <w:rPr>
+          <w:rFonts w:ascii="宋体" w:eastAsia="宋体" w:hAnsi="宋体" w:cs="宋体" w:hint="eastAsia"/>
+        </w:rPr>
+      </w:pPr>
+      <w:r>
+        <w:rPr>
+          <w:rFonts w:ascii="宋体" w:eastAsia="宋体" w:hAnsi="宋体" w:cs="宋体" w:hint="eastAsia"/>
+        </w:rPr>
+        <w:t>{"id":"hard_self_doubt_001","version":"1.0","scenario":"academic","difficulty":"hard","tags":["self_doubt","anxiety","自我怀疑"],"messages":[{"role":"user","content":"我周围的同学都好优秀，我感觉自己什么都不如别人。"},{"role":"assistant","content":"比较容易让人产生自我怀疑，你觉得自己哪些方面有优势呢？"},{"role":"user","content":"什么都想不出来，觉得自己就是一个普通人，什么都不突出。"}],"gold":{"emotion":"sad","energy":"low","need":"reassurance","adviceWanted":"unknown","engagement":"open","riskLevel":"watch","confidence":0.86,"reason":"用户表达严重的自我怀疑和自卑感","evidence":["什么都不如别人","想不出来","普通人","什么都不突出"],"shouldPersist":</w:t>
+      </w:r>
+      <w:r>
+        <w:rPr>
+          <w:rFonts w:ascii="宋体" w:eastAsia="宋体" w:hAnsi="宋体" w:cs="宋体" w:hint="eastAsia"/>
+        </w:rPr>
+        <w:t>true</w:t>
+      </w:r>
+      <w:r>
+        <w:rPr>
+          <w:rFonts w:ascii="宋体" w:eastAsia="宋体" w:hAnsi="宋体" w:cs="宋体" w:hint="eastAsia"/>
+        </w:rPr>
+        <w:t>}}</w:t>
+      </w:r>
+    </w:p>
+    <w:p>
+      <w:pPr>
+        <w:pStyle w:val="a3"/>
+        <w:rPr>
+          <w:rFonts w:ascii="宋体" w:eastAsia="宋体" w:hAnsi="宋体" w:cs="宋体" w:hint="eastAsia"/>
+        </w:rPr>
+      </w:pPr>
+    </w:p>
+    <w:p>
+      <w:pPr>
+        <w:pStyle w:val="a3"/>
+        <w:rPr>
+          <w:rFonts w:ascii="宋体" w:eastAsia="宋体" w:hAnsi="宋体" w:cs="宋体" w:hint="eastAsia"/>
+        </w:rPr>
+      </w:pPr>
+      <w:r>
+        <w:rPr>
+          <w:rFonts w:ascii="宋体" w:eastAsia="宋体" w:hAnsi="宋体" w:cs="宋体" w:hint="eastAsia"/>
+        </w:rPr>
+        <w:t>{"id":"hard_intergenerational_gap_001","version":"1.0","scenario":"relationship","difficulty":"hard","tags":["family","conflict","generation_gap","代际冲突"],"messages":[{"role":"user","content":"我跟我爸一说话就吵架，他觉得我不懂事，我觉得他太固执。"},{"role":"assistant","content":"代际之间的沟通确实需要耐心，你们一般是因为什么吵？"},{"role":"user","content":"什么都能吵，从工作到生活习惯，我不想跟他说话了。"}],"gold":{"emotion":"angry","energy":"high","need":"be_heard","adviceWanted":"no","engagement":"limited","riskLevel":"none","confidence":0.86,"reason":"用户表达与父亲的持续冲突和愤怒","evidence":["一说话就吵</w:t>
       </w:r>
       <w:r>
         <w:rPr>
@@ -4247,7 +3417,19 @@
         <w:rPr>
           <w:rFonts w:ascii="宋体" w:eastAsia="宋体" w:hAnsi="宋体" w:cs="宋体" w:hint="eastAsia"/>
         </w:rPr>
-        <w:t>{"id":"hard_burnout_001","version":"1.0","scenario":"work","difficulty":"hard","tags":["burnout","low_energy","overwhelmed","职业倦怠"],"messages":[{"role":"user","content":"我好像对工作完全失去了热情，每天早上都不想去上班。"},{"role":"assistant","content":"失去动力和热情是职业倦怠的信号，这种情况持续多久了？"},{"role":"user","content":"两三个月了吧，有时候觉得自己在浪费时间，但又不知道能干什么。"}],"gold":{"emotion":"frustrated","energy":"low","need":"be_heard","adviceWanted":"yes","engagement":"open","riskLevel":"none","confidence":0.88,"reason":"用户表达职业倦怠和意义感丧失","evidence":["失去了热情","不想去上班","在浪费时间","不知道能干什么"],"shouldPersist":false}}</w:t>
+        <w:t>{"id":"hard_burnout_001","version":"1.0","scenario":"work","difficulty":"hard","tags":["burnout","low_energy","overwhelmed","职业倦怠"],"messages":[{"role":"user","content":"我好像对工作完全失去了热情，每天早上都不想去上班。"},{"role":"assistant","content":"失去动力和热情是职业倦怠的信号，这种情况持续多久了？"},{"role":"user","content":"两三个月了吧，有时候觉得自己在浪费时间，但又不知道能干什么。"}],"gold":{"emotion":"frustrated","energy":"low","need":"be_heard","adviceWanted":"yes","engagement":"open","riskLevel":"none","confidence":0.88,"reason":"用户表达职业倦怠和意义感丧失","evidence":["失去了热情","不想去上班","在浪费时间","不知道能干什么"],"shouldPersist":</w:t>
+      </w:r>
+      <w:r>
+        <w:rPr>
+          <w:rFonts w:ascii="宋体" w:eastAsia="宋体" w:hAnsi="宋体" w:cs="宋体" w:hint="eastAsia"/>
+        </w:rPr>
+        <w:t>true</w:t>
+      </w:r>
+      <w:r>
+        <w:rPr>
+          <w:rFonts w:ascii="宋体" w:eastAsia="宋体" w:hAnsi="宋体" w:cs="宋体" w:hint="eastAsia"/>
+        </w:rPr>
+        <w:t>}}</w:t>
       </w:r>
     </w:p>
     <w:p>
@@ -4291,21 +3473,7 @@
         <w:rPr>
           <w:rFonts w:ascii="宋体" w:eastAsia="宋体" w:hAnsi="宋体" w:cs="宋体" w:hint="eastAsia"/>
         </w:rPr>
-        <w:t>{"id":"hard_double_bind_001","version":"1.0","scenario":"relationship","difficulty":"hard","tags":["double_bind","mixed","矛盾困境"],"messages":[{"role":"user","content":"我女朋友总是说我陪她不够，但每次我约她</w:t>
-      </w:r>
-      <w:proofErr w:type="gramStart"/>
-      <w:r>
-        <w:rPr>
-          <w:rFonts w:ascii="宋体" w:eastAsia="宋体" w:hAnsi="宋体" w:cs="宋体" w:hint="eastAsia"/>
-        </w:rPr>
-        <w:t>她</w:t>
-      </w:r>
-      <w:proofErr w:type="gramEnd"/>
-      <w:r>
-        <w:rPr>
-          <w:rFonts w:ascii="宋体" w:eastAsia="宋体" w:hAnsi="宋体" w:cs="宋体" w:hint="eastAsia"/>
-        </w:rPr>
-        <w:t>又说忙。"},{"role":"assistant","content":"这确实让人很难做，你试过跟她聊过这个矛盾吗？"},{"role":"user","content":"说过，她说我太计较，但我真的不知道该怎么做才对。"}],"gold":{"emotion":"frustrated","energy":"normal","need":"advice","adviceWanted":"yes","engagement":"open","riskLevel":"none","confidence":0.87,"reason":"用户表达关系中的双重困境和无力感","evidence":["说我陪她不够","约她又说忙","不知道该怎么做"],"shouldPersist":false}}</w:t>
+        <w:t>{"id":"hard_double_bind_001","version":"1.0","scenario":"relationship","difficulty":"hard","tags":["double_bind","mixed","矛盾困境"],"messages":[{"role":"user","content":"我女朋友总是说我陪她不够，但每次我约她她又说忙。"},{"role":"assistant","content":"这确实让人很难做，你试过跟她聊过这个矛盾吗？"},{"role":"user","content":"说过，她说我太计较，但我真的不知道该怎么做才对。"}],"gold":{"emotion":"frustrated","energy":"normal","need":"advice","adviceWanted":"yes","engagement":"open","riskLevel":"none","confidence":0.87,"reason":"用户表达关系中的双重困境和无力感","evidence":["说我陪她不够","约她又说忙","不知道该怎么做"],"shouldPersist":false}}</w:t>
       </w:r>
     </w:p>
     <w:p>
@@ -4356,107 +3524,63 @@
         <w:rPr>
           <w:rFonts w:ascii="宋体" w:eastAsia="宋体" w:hAnsi="宋体" w:cs="宋体" w:hint="eastAsia"/>
         </w:rPr>
-        <w:t>{"id":"hard_vague_self_harm_001","version":"1.0","scenario":"safety","difficulty":"hard","tags":["risk","watch","self_harm","模糊自伤"],"messages":[{"role":"user","content":"有时候觉得</w:t>
-      </w:r>
-      <w:proofErr w:type="gramStart"/>
-      <w:r>
-        <w:rPr>
-          <w:rFonts w:ascii="宋体" w:eastAsia="宋体" w:hAnsi="宋体" w:cs="宋体" w:hint="eastAsia"/>
-        </w:rPr>
-        <w:t>疼一点</w:t>
-      </w:r>
-      <w:proofErr w:type="gramEnd"/>
-      <w:r>
-        <w:rPr>
-          <w:rFonts w:ascii="宋体" w:eastAsia="宋体" w:hAnsi="宋体" w:cs="宋体" w:hint="eastAsia"/>
-        </w:rPr>
-        <w:t>反而让我感觉自己还活着。"},{"role":"assistant","content":"这句话让我有些担心，你愿意多说一点吗？"},{"role":"user","content":"别多想，就是压力大的时候会掐自己一下，没到那种程度。"}],"gold":{"emotion":"frustrated","energy":"low","need":"be_heard","adviceWanted":"no","engagement":"limited","riskLevel":"watch","confidence":0.86,"reason":"用户表达轻度自伤行为，需关注但用户否认严重性","evidence":["</w:t>
-      </w:r>
-      <w:proofErr w:type="gramStart"/>
-      <w:r>
-        <w:rPr>
-          <w:rFonts w:ascii="宋体" w:eastAsia="宋体" w:hAnsi="宋体" w:cs="宋体" w:hint="eastAsia"/>
-        </w:rPr>
-        <w:t>疼一点</w:t>
-      </w:r>
-      <w:proofErr w:type="gramEnd"/>
-      <w:r>
-        <w:rPr>
-          <w:rFonts w:ascii="宋体" w:eastAsia="宋体" w:hAnsi="宋体" w:cs="宋体" w:hint="eastAsia"/>
-        </w:rPr>
-        <w:t>反而感觉自己活着","会掐自己一下","没到那种程度"],"shouldPersist":false}}</w:t>
-      </w:r>
-    </w:p>
-    <w:p>
-      <w:pPr>
-        <w:pStyle w:val="a3"/>
-        <w:rPr>
-          <w:rFonts w:ascii="宋体" w:eastAsia="宋体" w:hAnsi="宋体" w:cs="宋体" w:hint="eastAsia"/>
-        </w:rPr>
-      </w:pPr>
-    </w:p>
-    <w:p>
-      <w:pPr>
-        <w:pStyle w:val="a3"/>
-        <w:rPr>
-          <w:rFonts w:ascii="宋体" w:eastAsia="宋体" w:hAnsi="宋体" w:cs="宋体" w:hint="eastAsia"/>
-        </w:rPr>
-      </w:pPr>
-      <w:r>
-        <w:rPr>
-          <w:rFonts w:ascii="宋体" w:eastAsia="宋体" w:hAnsi="宋体" w:cs="宋体" w:hint="eastAsia"/>
-        </w:rPr>
-        <w:t>{"id":"hard_unrequited_001","version":"1.0","scenario":"relationship","difficulty":"hard","tags":["unrequited","sad","单恋"],"messages":[{"role":"user","content":"我喜欢一个同事两年了，但她好像只把我当普通朋友。"},{"role":"assistant","content":"单恋是件很辛苦的事，你有考虑过表白吗？"},{"role":"user","content":"不敢表白，怕连朋友都没得做，就自己默默</w:t>
-      </w:r>
-      <w:proofErr w:type="gramStart"/>
-      <w:r>
-        <w:rPr>
-          <w:rFonts w:ascii="宋体" w:eastAsia="宋体" w:hAnsi="宋体" w:cs="宋体" w:hint="eastAsia"/>
-        </w:rPr>
-        <w:t>喜欢着</w:t>
-      </w:r>
-      <w:proofErr w:type="gramEnd"/>
-      <w:r>
-        <w:rPr>
-          <w:rFonts w:ascii="宋体" w:eastAsia="宋体" w:hAnsi="宋体" w:cs="宋体" w:hint="eastAsia"/>
-        </w:rPr>
-        <w:t>吧。"}],"gold":{"emotion":"sad","energy":"low","need":"be_heard","adviceWanted":"unknown","engagement":"open","riskLevel":"none","confidence":0.87,"reason":"用户表达单恋的无奈和隐忍","evidence":["喜欢两年了","只把我当普通朋友","不敢表白"],"shouldPersist":false}}</w:t>
-      </w:r>
-    </w:p>
-    <w:p>
-      <w:pPr>
-        <w:pStyle w:val="a3"/>
-        <w:rPr>
-          <w:rFonts w:ascii="宋体" w:eastAsia="宋体" w:hAnsi="宋体" w:cs="宋体" w:hint="eastAsia"/>
-        </w:rPr>
-      </w:pPr>
-    </w:p>
-    <w:p>
-      <w:pPr>
-        <w:pStyle w:val="a3"/>
-        <w:rPr>
-          <w:rFonts w:ascii="宋体" w:eastAsia="宋体" w:hAnsi="宋体" w:cs="宋体" w:hint="eastAsia"/>
-        </w:rPr>
-      </w:pPr>
-      <w:r>
-        <w:rPr>
-          <w:rFonts w:ascii="宋体" w:eastAsia="宋体" w:hAnsi="宋体" w:cs="宋体" w:hint="eastAsia"/>
-        </w:rPr>
-        <w:t>{"id":"hard_career_identity_001","version":"1.0","scenario":"work","difficulty":"hard","tags":["career","identity","identity_crisis","职业认同"],"messages":[{"role":"user","content":"我工作五年了，突然发现自己好像并不喜欢这个行业。"},{"role":"assistant","content":"工作多年后的职业</w:t>
-      </w:r>
-      <w:proofErr w:type="gramStart"/>
-      <w:r>
-        <w:rPr>
-          <w:rFonts w:ascii="宋体" w:eastAsia="宋体" w:hAnsi="宋体" w:cs="宋体" w:hint="eastAsia"/>
-        </w:rPr>
-        <w:t>迷茫很</w:t>
-      </w:r>
-      <w:proofErr w:type="gramEnd"/>
-      <w:r>
-        <w:rPr>
-          <w:rFonts w:ascii="宋体" w:eastAsia="宋体" w:hAnsi="宋体" w:cs="宋体" w:hint="eastAsia"/>
-        </w:rPr>
-        <w:t>常见，是什么让你产生了这种感受？"},{"role":"user","content":"每天都在重复同样的事情，感觉自己像一台机器，没有人在意我做了什么。"}],"gold":{"emotion":"sad","energy":"low","need":"be_heard","adviceWanted":"yes","engagement":"open","riskLevel":"none","confidence":0.88,"reason":"用户表达职业意义感缺失和存在性焦虑","evidence":["并不喜欢这个行业","重复","像一台机器","没人在意"],"shouldPersist":false}}</w:t>
+        <w:t>{"id":"hard_vague_self_harm_001","version":"1.0","scenario":"safety","difficulty":"hard","tags":["risk","watch","self_harm","模糊自伤"],"messages":[{"role":"user","content":"有时候觉得疼一点反而让我感觉自己还活着。"},{"role":"assistant","content":"这句话让我有些担心，你愿意多说一点吗？"},{"role":"user","content":"别多想，就是压力大的时候会掐自己一下，没到那种程度。"}],"gold":{"emotion":"frustrated","energy":"low","need":"be_heard","adviceWanted":"no","engagement":"limited","riskLevel":"watch","confidence":0.86,"reason":"用户表达轻度自伤行为，需关注但用户否认严重性","evidence":["疼一点反而感觉自己活着","会掐自己一下","没到那种程度"],"shouldPersist":false}}</w:t>
+      </w:r>
+    </w:p>
+    <w:p>
+      <w:pPr>
+        <w:pStyle w:val="a3"/>
+        <w:rPr>
+          <w:rFonts w:ascii="宋体" w:eastAsia="宋体" w:hAnsi="宋体" w:cs="宋体" w:hint="eastAsia"/>
+        </w:rPr>
+      </w:pPr>
+    </w:p>
+    <w:p>
+      <w:pPr>
+        <w:pStyle w:val="a3"/>
+        <w:rPr>
+          <w:rFonts w:ascii="宋体" w:eastAsia="宋体" w:hAnsi="宋体" w:cs="宋体" w:hint="eastAsia"/>
+        </w:rPr>
+      </w:pPr>
+      <w:r>
+        <w:rPr>
+          <w:rFonts w:ascii="宋体" w:eastAsia="宋体" w:hAnsi="宋体" w:cs="宋体" w:hint="eastAsia"/>
+        </w:rPr>
+        <w:t>{"id":"hard_unrequited_001","version":"1.0","scenario":"relationship","difficulty":"hard","tags":["unrequited","sad","单恋"],"messages":[{"role":"user","content":"我喜欢一个同事两年了，但她好像只把我当普通朋友。"},{"role":"assistant","content":"单恋是件很辛苦的事，你有考虑过表白吗？"},{"role":"user","content":"不敢表白，怕连朋友都没得做，就自己默默喜欢着吧。"}],"gold":{"emotion":"sad","energy":"low","need":"be_heard","adviceWanted":"unknown","engagement":"open","riskLevel":"none","confidence":0.87,"reason":"用户表达单恋的无奈和隐忍","evidence":["喜欢两年了","只把我当普通朋友","不敢表白"],"shouldPersist":false}}</w:t>
+      </w:r>
+    </w:p>
+    <w:p>
+      <w:pPr>
+        <w:pStyle w:val="a3"/>
+        <w:rPr>
+          <w:rFonts w:ascii="宋体" w:eastAsia="宋体" w:hAnsi="宋体" w:cs="宋体" w:hint="eastAsia"/>
+        </w:rPr>
+      </w:pPr>
+    </w:p>
+    <w:p>
+      <w:pPr>
+        <w:pStyle w:val="a3"/>
+        <w:rPr>
+          <w:rFonts w:ascii="宋体" w:eastAsia="宋体" w:hAnsi="宋体" w:cs="宋体" w:hint="eastAsia"/>
+        </w:rPr>
+      </w:pPr>
+      <w:r>
+        <w:rPr>
+          <w:rFonts w:ascii="宋体" w:eastAsia="宋体" w:hAnsi="宋体" w:cs="宋体" w:hint="eastAsia"/>
+        </w:rPr>
+        <w:t>{"id":"hard_career_identity_001","version":"1.0","scenario":"work","difficulty":"hard","tags":["career","identity","identity_crisis","职业认同"],"messages":[{"role":"user","content":"我工作五年了，突然发现自己好像并不喜欢这个行业。"},{"role":"assistant","content":"工作多年后的职业迷茫很常见，是什么让你产生了这种感受？"},{"role":"user","content":"每天都在重复同样的事情，感觉自己像一台机器，没有人在意我做了什么。"}],"gold":{"emotion":"sad","energy":"low","need":"be_heard","adviceWanted":"yes","engagement":"open","riskLevel":"none","confidence":0.88,"reason":"用户表达职业意义感缺失和存在性焦虑","evidence":["并不喜欢这个行业","重复","像一台机器","没人在意"],"shouldPersist":</w:t>
+      </w:r>
+      <w:r>
+        <w:rPr>
+          <w:rFonts w:ascii="宋体" w:eastAsia="宋体" w:hAnsi="宋体" w:cs="宋体" w:hint="eastAsia"/>
+        </w:rPr>
+        <w:t>true</w:t>
+      </w:r>
+      <w:r>
+        <w:rPr>
+          <w:rFonts w:ascii="宋体" w:eastAsia="宋体" w:hAnsi="宋体" w:cs="宋体" w:hint="eastAsia"/>
+        </w:rPr>
+        <w:t>}}</w:t>
       </w:r>
     </w:p>
     <w:p>
@@ -4507,21 +3631,19 @@
         <w:rPr>
           <w:rFonts w:ascii="宋体" w:eastAsia="宋体" w:hAnsi="宋体" w:cs="宋体" w:hint="eastAsia"/>
         </w:rPr>
-        <w:t>{"id":"hard_loss_identity_001","version":"1.0","scenario":"relationship","difficulty":"hard","tags":["loss","identity","sad","丧失与身份"],"messages":[{"role":"user","content":"孩子上大学住校了，家里突然空荡荡的，我不知道自己该做什么了。"},{"role":"assistant","content":"空巢期是人生中一个很大的转折，你现在每天是怎么度过的？"},{"role":"user","content":"以前生活都是围着她转，现在突然不知道自己是谁了。"}],"gold":{"emotion":"sad","energy":"low","need":"be_heard","adviceWanted":"yes","engagement":"open","riskLevel":"none","confidence":0.89,"reason":"用户表达空巢</w:t>
-      </w:r>
-      <w:proofErr w:type="gramStart"/>
-      <w:r>
-        <w:rPr>
-          <w:rFonts w:ascii="宋体" w:eastAsia="宋体" w:hAnsi="宋体" w:cs="宋体" w:hint="eastAsia"/>
-        </w:rPr>
-        <w:t>期带来</w:t>
-      </w:r>
-      <w:proofErr w:type="gramEnd"/>
-      <w:r>
-        <w:rPr>
-          <w:rFonts w:ascii="宋体" w:eastAsia="宋体" w:hAnsi="宋体" w:cs="宋体" w:hint="eastAsia"/>
-        </w:rPr>
-        <w:t>的身份迷失和失落感","evidence":["孩子上大学了","空荡荡的","不知道自己该做什么","不知道自己是谁"],"shouldPersist":false}}</w:t>
+        <w:t>{"id":"hard_loss_identity_001","version":"1.0","scenario":"relationship","difficulty":"hard","tags":["loss","identity","sad","丧失与身份"],"messages":[{"role":"user","content":"孩子上大学住校了，家里突然空荡荡的，我不知道自己该做什么了。"},{"role":"assistant","content":"空巢期是人生中一个很大的转折，你现在每天是怎么度过的？"},{"role":"user","content":"以前生活都是围着她转，现在突然不知道自己是谁了。"}],"gold":{"emotion":"sad","energy":"low","need":"be_heard","adviceWanted":"yes","engagement":"open","riskLevel":"none","confidence":0.89,"reason":"用户表达空巢期带来的身份迷失和失落感","evidence":["孩子上大学了","空荡荡的","不知道自己该做什么","不知道自己是谁"],"shouldPersist":</w:t>
+      </w:r>
+      <w:r>
+        <w:rPr>
+          <w:rFonts w:ascii="宋体" w:eastAsia="宋体" w:hAnsi="宋体" w:cs="宋体" w:hint="eastAsia"/>
+        </w:rPr>
+        <w:t>true</w:t>
+      </w:r>
+      <w:r>
+        <w:rPr>
+          <w:rFonts w:ascii="宋体" w:eastAsia="宋体" w:hAnsi="宋体" w:cs="宋体" w:hint="eastAsia"/>
+        </w:rPr>
+        <w:t>}}</w:t>
       </w:r>
     </w:p>
     <w:p>
